--- a/DSA using C practical files.docx
+++ b/DSA using C practical files.docx
@@ -2127,7 +2127,7 @@
     </w:p>
     <w:p>
       <w:r>
-        <w:t>5)</w:t>
+        <w:t>3)</w:t>
       </w:r>
     </w:p>
     <w:p>
@@ -2143,11 +2143,6 @@
         <w:t>&gt;</w:t>
       </w:r>
     </w:p>
-    <w:p>
-      <w:r>
-        <w:t>#define MAX 5</w:t>
-      </w:r>
-    </w:p>
     <w:p/>
     <w:p>
       <w:proofErr w:type="spellStart"/>
@@ -2156,18 +2151,648 @@
       </w:r>
       <w:proofErr w:type="spellEnd"/>
       <w:r>
-        <w:t xml:space="preserve"> stack[MAX];</w:t>
-      </w:r>
-    </w:p>
-    <w:p>
-      <w:proofErr w:type="spellStart"/>
+        <w:t xml:space="preserve"> </w:t>
+      </w:r>
+      <w:proofErr w:type="gramStart"/>
+      <w:r>
+        <w:t>a[</w:t>
+      </w:r>
+      <w:proofErr w:type="gramEnd"/>
+      <w:r>
+        <w:t>50], n;</w:t>
+      </w:r>
+    </w:p>
+    <w:p/>
+    <w:p/>
+    <w:p>
+      <w:r>
+        <w:t xml:space="preserve">void </w:t>
+      </w:r>
+      <w:proofErr w:type="gramStart"/>
+      <w:r>
+        <w:t>display(</w:t>
+      </w:r>
+      <w:proofErr w:type="gramEnd"/>
+      <w:r>
+        <w:t>) {</w:t>
+      </w:r>
+    </w:p>
+    <w:p>
+      <w:r>
+        <w:t xml:space="preserve">    </w:t>
+      </w:r>
+      <w:proofErr w:type="spellStart"/>
+      <w:r>
+        <w:t>int</w:t>
+      </w:r>
+      <w:proofErr w:type="spellEnd"/>
+      <w:r>
+        <w:t xml:space="preserve"> </w:t>
+      </w:r>
+      <w:proofErr w:type="spellStart"/>
+      <w:r>
+        <w:t>i</w:t>
+      </w:r>
+      <w:proofErr w:type="spellEnd"/>
+      <w:r>
+        <w:t>;</w:t>
+      </w:r>
+    </w:p>
+    <w:p>
+      <w:r>
+        <w:t xml:space="preserve">    </w:t>
+      </w:r>
+      <w:proofErr w:type="spellStart"/>
+      <w:proofErr w:type="gramStart"/>
+      <w:r>
+        <w:t>printf</w:t>
+      </w:r>
+      <w:proofErr w:type="spellEnd"/>
+      <w:r>
+        <w:t>(</w:t>
+      </w:r>
+      <w:proofErr w:type="gramEnd"/>
+      <w:r>
+        <w:t>"Sorted Array: ");</w:t>
+      </w:r>
+    </w:p>
+    <w:p>
+      <w:r>
+        <w:t xml:space="preserve">    for(</w:t>
+      </w:r>
+      <w:proofErr w:type="spellStart"/>
+      <w:r>
+        <w:t>i</w:t>
+      </w:r>
+      <w:proofErr w:type="spellEnd"/>
+      <w:r>
+        <w:t>=</w:t>
+      </w:r>
+      <w:proofErr w:type="gramStart"/>
+      <w:r>
+        <w:t>0;i</w:t>
+      </w:r>
+      <w:proofErr w:type="gramEnd"/>
+      <w:r>
+        <w:t>&lt;</w:t>
+      </w:r>
+      <w:proofErr w:type="spellStart"/>
+      <w:r>
+        <w:t>n;i</w:t>
+      </w:r>
+      <w:proofErr w:type="spellEnd"/>
+      <w:r>
+        <w:t>++)</w:t>
+      </w:r>
+    </w:p>
+    <w:p>
+      <w:r>
+        <w:t xml:space="preserve">        </w:t>
+      </w:r>
+      <w:proofErr w:type="spellStart"/>
+      <w:proofErr w:type="gramStart"/>
+      <w:r>
+        <w:t>printf</w:t>
+      </w:r>
+      <w:proofErr w:type="spellEnd"/>
+      <w:r>
+        <w:t>(</w:t>
+      </w:r>
+      <w:proofErr w:type="gramEnd"/>
+      <w:r>
+        <w:t>"%d ",a[</w:t>
+      </w:r>
+      <w:proofErr w:type="spellStart"/>
+      <w:r>
+        <w:t>i</w:t>
+      </w:r>
+      <w:proofErr w:type="spellEnd"/>
+      <w:r>
+        <w:t>]);</w:t>
+      </w:r>
+    </w:p>
+    <w:p>
+      <w:r>
+        <w:t xml:space="preserve">    </w:t>
+      </w:r>
+      <w:proofErr w:type="spellStart"/>
+      <w:r>
+        <w:t>printf</w:t>
+      </w:r>
+      <w:proofErr w:type="spellEnd"/>
+      <w:r>
+        <w:t>("\n");</w:t>
+      </w:r>
+    </w:p>
+    <w:p>
+      <w:r>
+        <w:t>}</w:t>
+      </w:r>
+    </w:p>
+    <w:p/>
+    <w:p/>
+    <w:p>
+      <w:r>
+        <w:t xml:space="preserve">void </w:t>
+      </w:r>
+      <w:proofErr w:type="gramStart"/>
+      <w:r>
+        <w:t>bubble(</w:t>
+      </w:r>
+      <w:proofErr w:type="gramEnd"/>
+      <w:r>
+        <w:t>) {</w:t>
+      </w:r>
+    </w:p>
+    <w:p>
+      <w:r>
+        <w:t xml:space="preserve">    </w:t>
+      </w:r>
+      <w:proofErr w:type="spellStart"/>
+      <w:r>
+        <w:t>int</w:t>
+      </w:r>
+      <w:proofErr w:type="spellEnd"/>
+      <w:r>
+        <w:t xml:space="preserve"> </w:t>
+      </w:r>
+      <w:proofErr w:type="spellStart"/>
+      <w:proofErr w:type="gramStart"/>
+      <w:r>
+        <w:t>i,j</w:t>
+      </w:r>
+      <w:proofErr w:type="gramEnd"/>
+      <w:r>
+        <w:t>,temp</w:t>
+      </w:r>
+      <w:proofErr w:type="spellEnd"/>
+      <w:r>
+        <w:t>;</w:t>
+      </w:r>
+    </w:p>
+    <w:p>
+      <w:r>
+        <w:t xml:space="preserve">    for(</w:t>
+      </w:r>
+      <w:proofErr w:type="spellStart"/>
+      <w:r>
+        <w:t>i</w:t>
+      </w:r>
+      <w:proofErr w:type="spellEnd"/>
+      <w:r>
+        <w:t>=</w:t>
+      </w:r>
+      <w:proofErr w:type="gramStart"/>
+      <w:r>
+        <w:t>0;i</w:t>
+      </w:r>
+      <w:proofErr w:type="gramEnd"/>
+      <w:r>
+        <w:t>&lt;n-1;i++) {</w:t>
+      </w:r>
+    </w:p>
+    <w:p>
+      <w:r>
+        <w:t xml:space="preserve">        for(j=</w:t>
+      </w:r>
+      <w:proofErr w:type="gramStart"/>
+      <w:r>
+        <w:t>0;j</w:t>
+      </w:r>
+      <w:proofErr w:type="gramEnd"/>
+      <w:r>
+        <w:t>&lt;n-i-1;j++) {</w:t>
+      </w:r>
+    </w:p>
+    <w:p>
+      <w:r>
+        <w:t xml:space="preserve">            if(a[j] &gt; a[j+1]) {</w:t>
+      </w:r>
+    </w:p>
+    <w:p>
+      <w:r>
+        <w:t xml:space="preserve">                temp=a[j];</w:t>
+      </w:r>
+    </w:p>
+    <w:p>
+      <w:r>
+        <w:t xml:space="preserve">                a[j]=a[j+1];</w:t>
+      </w:r>
+    </w:p>
+    <w:p>
+      <w:r>
+        <w:t xml:space="preserve">                a[j+</w:t>
+      </w:r>
+      <w:proofErr w:type="gramStart"/>
+      <w:r>
+        <w:t>1]=</w:t>
+      </w:r>
+      <w:proofErr w:type="gramEnd"/>
+      <w:r>
+        <w:t>temp;</w:t>
+      </w:r>
+    </w:p>
+    <w:p>
+      <w:r>
+        <w:t xml:space="preserve">            }</w:t>
+      </w:r>
+    </w:p>
+    <w:p>
+      <w:r>
+        <w:t xml:space="preserve">        }</w:t>
+      </w:r>
+    </w:p>
+    <w:p>
+      <w:r>
+        <w:t xml:space="preserve">    }</w:t>
+      </w:r>
+    </w:p>
+    <w:p>
+      <w:r>
+        <w:t>}</w:t>
+      </w:r>
+    </w:p>
+    <w:p/>
+    <w:p/>
+    <w:p>
+      <w:r>
+        <w:t xml:space="preserve">void </w:t>
+      </w:r>
+      <w:proofErr w:type="gramStart"/>
+      <w:r>
+        <w:t>insertion(</w:t>
+      </w:r>
+      <w:proofErr w:type="gramEnd"/>
+      <w:r>
+        <w:t>) {</w:t>
+      </w:r>
+    </w:p>
+    <w:p>
+      <w:r>
+        <w:t xml:space="preserve">    </w:t>
+      </w:r>
+      <w:proofErr w:type="spellStart"/>
+      <w:r>
+        <w:t>int</w:t>
+      </w:r>
+      <w:proofErr w:type="spellEnd"/>
+      <w:r>
+        <w:t xml:space="preserve"> </w:t>
+      </w:r>
+      <w:proofErr w:type="spellStart"/>
+      <w:proofErr w:type="gramStart"/>
+      <w:r>
+        <w:t>i,j</w:t>
+      </w:r>
+      <w:proofErr w:type="gramEnd"/>
+      <w:r>
+        <w:t>,key</w:t>
+      </w:r>
+      <w:proofErr w:type="spellEnd"/>
+      <w:r>
+        <w:t>;</w:t>
+      </w:r>
+    </w:p>
+    <w:p>
+      <w:r>
+        <w:t xml:space="preserve">    for(</w:t>
+      </w:r>
+      <w:proofErr w:type="spellStart"/>
+      <w:r>
+        <w:t>i</w:t>
+      </w:r>
+      <w:proofErr w:type="spellEnd"/>
+      <w:r>
+        <w:t>=</w:t>
+      </w:r>
+      <w:proofErr w:type="gramStart"/>
+      <w:r>
+        <w:t>1;i</w:t>
+      </w:r>
+      <w:proofErr w:type="gramEnd"/>
+      <w:r>
+        <w:t>&lt;</w:t>
+      </w:r>
+      <w:proofErr w:type="spellStart"/>
+      <w:r>
+        <w:t>n;i</w:t>
+      </w:r>
+      <w:proofErr w:type="spellEnd"/>
+      <w:r>
+        <w:t>++) {</w:t>
+      </w:r>
+    </w:p>
+    <w:p>
+      <w:r>
+        <w:t xml:space="preserve">        key=a[</w:t>
+      </w:r>
+      <w:proofErr w:type="spellStart"/>
+      <w:r>
+        <w:t>i</w:t>
+      </w:r>
+      <w:proofErr w:type="spellEnd"/>
+      <w:r>
+        <w:t>];</w:t>
+      </w:r>
+    </w:p>
+    <w:p>
+      <w:r>
+        <w:t xml:space="preserve">        j=i-1;</w:t>
+      </w:r>
+    </w:p>
+    <w:p>
+      <w:r>
+        <w:t xml:space="preserve">        while(j&gt;=0 &amp;&amp; a[j]&gt;key) {</w:t>
+      </w:r>
+    </w:p>
+    <w:p>
+      <w:r>
+        <w:t xml:space="preserve">            a[j+</w:t>
+      </w:r>
+      <w:proofErr w:type="gramStart"/>
+      <w:r>
+        <w:t>1]=</w:t>
+      </w:r>
+      <w:proofErr w:type="gramEnd"/>
+      <w:r>
+        <w:t>a[j];</w:t>
+      </w:r>
+    </w:p>
+    <w:p>
       <w:r>
         <w:lastRenderedPageBreak/>
+        <w:t xml:space="preserve">            j--;</w:t>
+      </w:r>
+    </w:p>
+    <w:p>
+      <w:r>
+        <w:t xml:space="preserve">        }</w:t>
+      </w:r>
+    </w:p>
+    <w:p>
+      <w:r>
+        <w:t xml:space="preserve">        a[j+</w:t>
+      </w:r>
+      <w:proofErr w:type="gramStart"/>
+      <w:r>
+        <w:t>1]=</w:t>
+      </w:r>
+      <w:proofErr w:type="gramEnd"/>
+      <w:r>
+        <w:t>key;</w:t>
+      </w:r>
+    </w:p>
+    <w:p>
+      <w:r>
+        <w:t xml:space="preserve">    }</w:t>
+      </w:r>
+    </w:p>
+    <w:p>
+      <w:r>
+        <w:t>}</w:t>
+      </w:r>
+    </w:p>
+    <w:p/>
+    <w:p/>
+    <w:p>
+      <w:r>
+        <w:t xml:space="preserve">void </w:t>
+      </w:r>
+      <w:proofErr w:type="gramStart"/>
+      <w:r>
+        <w:t>quick(</w:t>
+      </w:r>
+      <w:proofErr w:type="spellStart"/>
+      <w:proofErr w:type="gramEnd"/>
+      <w:r>
         <w:t>int</w:t>
       </w:r>
       <w:proofErr w:type="spellEnd"/>
       <w:r>
-        <w:t xml:space="preserve"> top = -1;</w:t>
+        <w:t xml:space="preserve"> </w:t>
+      </w:r>
+      <w:proofErr w:type="spellStart"/>
+      <w:r>
+        <w:t>low,int</w:t>
+      </w:r>
+      <w:proofErr w:type="spellEnd"/>
+      <w:r>
+        <w:t xml:space="preserve"> high) {</w:t>
+      </w:r>
+    </w:p>
+    <w:p>
+      <w:r>
+        <w:t xml:space="preserve">    </w:t>
+      </w:r>
+      <w:proofErr w:type="spellStart"/>
+      <w:r>
+        <w:t>int</w:t>
+      </w:r>
+      <w:proofErr w:type="spellEnd"/>
+      <w:r>
+        <w:t xml:space="preserve"> </w:t>
+      </w:r>
+      <w:proofErr w:type="spellStart"/>
+      <w:r>
+        <w:t>i</w:t>
+      </w:r>
+      <w:proofErr w:type="spellEnd"/>
+      <w:r>
+        <w:t>=</w:t>
+      </w:r>
+      <w:proofErr w:type="spellStart"/>
+      <w:proofErr w:type="gramStart"/>
+      <w:r>
+        <w:t>low,j</w:t>
+      </w:r>
+      <w:proofErr w:type="spellEnd"/>
+      <w:proofErr w:type="gramEnd"/>
+      <w:r>
+        <w:t>=</w:t>
+      </w:r>
+      <w:proofErr w:type="spellStart"/>
+      <w:r>
+        <w:t>high,pivot,temp</w:t>
+      </w:r>
+      <w:proofErr w:type="spellEnd"/>
+      <w:r>
+        <w:t>;</w:t>
+      </w:r>
+    </w:p>
+    <w:p>
+      <w:r>
+        <w:t xml:space="preserve">    pivot=a[low];</w:t>
+      </w:r>
+    </w:p>
+    <w:p/>
+    <w:p>
+      <w:r>
+        <w:t xml:space="preserve">    while(</w:t>
+      </w:r>
+      <w:proofErr w:type="spellStart"/>
+      <w:r>
+        <w:t>i</w:t>
+      </w:r>
+      <w:proofErr w:type="spellEnd"/>
+      <w:r>
+        <w:t>&lt;j) {</w:t>
+      </w:r>
+    </w:p>
+    <w:p>
+      <w:r>
+        <w:t xml:space="preserve">        while(a[</w:t>
+      </w:r>
+      <w:proofErr w:type="spellStart"/>
+      <w:r>
+        <w:t>i</w:t>
+      </w:r>
+      <w:proofErr w:type="spellEnd"/>
+      <w:r>
+        <w:t xml:space="preserve">]&lt;=pivot &amp;&amp; </w:t>
+      </w:r>
+      <w:proofErr w:type="spellStart"/>
+      <w:r>
+        <w:t>i</w:t>
+      </w:r>
+      <w:proofErr w:type="spellEnd"/>
+      <w:r>
+        <w:t>&lt;high)</w:t>
+      </w:r>
+    </w:p>
+    <w:p>
+      <w:r>
+        <w:t xml:space="preserve">            </w:t>
+      </w:r>
+      <w:proofErr w:type="spellStart"/>
+      <w:r>
+        <w:t>i</w:t>
+      </w:r>
+      <w:proofErr w:type="spellEnd"/>
+      <w:r>
+        <w:t>++;</w:t>
+      </w:r>
+    </w:p>
+    <w:p>
+      <w:r>
+        <w:t xml:space="preserve">        while(a[j]&gt;pivot)</w:t>
+      </w:r>
+    </w:p>
+    <w:p>
+      <w:r>
+        <w:t xml:space="preserve">            j--;</w:t>
+      </w:r>
+    </w:p>
+    <w:p>
+      <w:r>
+        <w:t xml:space="preserve">        if(</w:t>
+      </w:r>
+      <w:proofErr w:type="spellStart"/>
+      <w:r>
+        <w:t>i</w:t>
+      </w:r>
+      <w:proofErr w:type="spellEnd"/>
+      <w:r>
+        <w:t>&lt;j) {</w:t>
+      </w:r>
+    </w:p>
+    <w:p>
+      <w:r>
+        <w:t xml:space="preserve">            temp=a[</w:t>
+      </w:r>
+      <w:proofErr w:type="spellStart"/>
+      <w:r>
+        <w:t>i</w:t>
+      </w:r>
+      <w:proofErr w:type="spellEnd"/>
+      <w:r>
+        <w:t>];</w:t>
+      </w:r>
+    </w:p>
+    <w:p>
+      <w:r>
+        <w:t xml:space="preserve">            a[</w:t>
+      </w:r>
+      <w:proofErr w:type="spellStart"/>
+      <w:r>
+        <w:t>i</w:t>
+      </w:r>
+      <w:proofErr w:type="spellEnd"/>
+      <w:r>
+        <w:t>]=a[j];</w:t>
+      </w:r>
+    </w:p>
+    <w:p>
+      <w:r>
+        <w:t xml:space="preserve">            a[j]=temp;</w:t>
+      </w:r>
+    </w:p>
+    <w:p>
+      <w:r>
+        <w:t xml:space="preserve">        }</w:t>
+      </w:r>
+    </w:p>
+    <w:p>
+      <w:r>
+        <w:t xml:space="preserve">    }</w:t>
+      </w:r>
+    </w:p>
+    <w:p/>
+    <w:p>
+      <w:r>
+        <w:t xml:space="preserve">    temp=a[low];</w:t>
+      </w:r>
+    </w:p>
+    <w:p>
+      <w:r>
+        <w:t xml:space="preserve">    a[low]=a[j];</w:t>
+      </w:r>
+    </w:p>
+    <w:p>
+      <w:r>
+        <w:t xml:space="preserve">    a[j]=temp;</w:t>
+      </w:r>
+    </w:p>
+    <w:p/>
+    <w:p>
+      <w:r>
+        <w:t xml:space="preserve">    if(low&lt;j-1)</w:t>
+      </w:r>
+    </w:p>
+    <w:p>
+      <w:r>
+        <w:t xml:space="preserve">        quick(</w:t>
+      </w:r>
+      <w:proofErr w:type="gramStart"/>
+      <w:r>
+        <w:t>low,j</w:t>
+      </w:r>
+      <w:proofErr w:type="gramEnd"/>
+      <w:r>
+        <w:t>-1);</w:t>
+      </w:r>
+    </w:p>
+    <w:p>
+      <w:r>
+        <w:t xml:space="preserve">    if(j+1&lt;high)</w:t>
+      </w:r>
+    </w:p>
+    <w:p>
+      <w:r>
+        <w:t xml:space="preserve">        quick(j+</w:t>
+      </w:r>
+      <w:proofErr w:type="gramStart"/>
+      <w:r>
+        <w:t>1,high</w:t>
+      </w:r>
+      <w:proofErr w:type="gramEnd"/>
+      <w:r>
+        <w:t>);</w:t>
+      </w:r>
+    </w:p>
+    <w:p>
+      <w:r>
+        <w:lastRenderedPageBreak/>
+        <w:t>}</w:t>
       </w:r>
     </w:p>
     <w:p/>
@@ -2178,9 +2803,450 @@
       </w:r>
       <w:proofErr w:type="gramStart"/>
       <w:r>
-        <w:t>push(</w:t>
-      </w:r>
-      <w:proofErr w:type="gramEnd"/>
+        <w:t>merge(</w:t>
+      </w:r>
+      <w:proofErr w:type="spellStart"/>
+      <w:proofErr w:type="gramEnd"/>
+      <w:r>
+        <w:t>int</w:t>
+      </w:r>
+      <w:proofErr w:type="spellEnd"/>
+      <w:r>
+        <w:t xml:space="preserve"> </w:t>
+      </w:r>
+      <w:proofErr w:type="spellStart"/>
+      <w:r>
+        <w:t>l,int</w:t>
+      </w:r>
+      <w:proofErr w:type="spellEnd"/>
+      <w:r>
+        <w:t xml:space="preserve"> </w:t>
+      </w:r>
+      <w:proofErr w:type="spellStart"/>
+      <w:r>
+        <w:t>m,int</w:t>
+      </w:r>
+      <w:proofErr w:type="spellEnd"/>
+      <w:r>
+        <w:t xml:space="preserve"> r) {</w:t>
+      </w:r>
+    </w:p>
+    <w:p>
+      <w:r>
+        <w:t xml:space="preserve">    </w:t>
+      </w:r>
+      <w:proofErr w:type="spellStart"/>
+      <w:r>
+        <w:t>int</w:t>
+      </w:r>
+      <w:proofErr w:type="spellEnd"/>
+      <w:r>
+        <w:t xml:space="preserve"> </w:t>
+      </w:r>
+      <w:proofErr w:type="spellStart"/>
+      <w:r>
+        <w:t>i</w:t>
+      </w:r>
+      <w:proofErr w:type="spellEnd"/>
+      <w:r>
+        <w:t>=</w:t>
+      </w:r>
+      <w:proofErr w:type="spellStart"/>
+      <w:proofErr w:type="gramStart"/>
+      <w:r>
+        <w:t>l,j</w:t>
+      </w:r>
+      <w:proofErr w:type="spellEnd"/>
+      <w:proofErr w:type="gramEnd"/>
+      <w:r>
+        <w:t>=m+1,k=</w:t>
+      </w:r>
+      <w:proofErr w:type="spellStart"/>
+      <w:r>
+        <w:t>l,temp</w:t>
+      </w:r>
+      <w:proofErr w:type="spellEnd"/>
+      <w:r>
+        <w:t>[50];</w:t>
+      </w:r>
+    </w:p>
+    <w:p/>
+    <w:p>
+      <w:r>
+        <w:t xml:space="preserve">    </w:t>
+      </w:r>
+      <w:proofErr w:type="gramStart"/>
+      <w:r>
+        <w:t>while(</w:t>
+      </w:r>
+      <w:proofErr w:type="spellStart"/>
+      <w:proofErr w:type="gramEnd"/>
+      <w:r>
+        <w:t>i</w:t>
+      </w:r>
+      <w:proofErr w:type="spellEnd"/>
+      <w:r>
+        <w:t>&lt;=m &amp;&amp; j&lt;=r) {</w:t>
+      </w:r>
+    </w:p>
+    <w:p>
+      <w:r>
+        <w:t xml:space="preserve">        if(a[</w:t>
+      </w:r>
+      <w:proofErr w:type="spellStart"/>
+      <w:r>
+        <w:t>i</w:t>
+      </w:r>
+      <w:proofErr w:type="spellEnd"/>
+      <w:r>
+        <w:t>]&lt;a[j])</w:t>
+      </w:r>
+    </w:p>
+    <w:p>
+      <w:r>
+        <w:t xml:space="preserve">            temp[k+</w:t>
+      </w:r>
+      <w:proofErr w:type="gramStart"/>
+      <w:r>
+        <w:t>+]=</w:t>
+      </w:r>
+      <w:proofErr w:type="gramEnd"/>
+      <w:r>
+        <w:t>a[</w:t>
+      </w:r>
+      <w:proofErr w:type="spellStart"/>
+      <w:r>
+        <w:t>i</w:t>
+      </w:r>
+      <w:proofErr w:type="spellEnd"/>
+      <w:r>
+        <w:t>++];</w:t>
+      </w:r>
+    </w:p>
+    <w:p>
+      <w:r>
+        <w:t xml:space="preserve">        else</w:t>
+      </w:r>
+    </w:p>
+    <w:p>
+      <w:r>
+        <w:t xml:space="preserve">            temp[k+</w:t>
+      </w:r>
+      <w:proofErr w:type="gramStart"/>
+      <w:r>
+        <w:t>+]=</w:t>
+      </w:r>
+      <w:proofErr w:type="gramEnd"/>
+      <w:r>
+        <w:t>a[</w:t>
+      </w:r>
+      <w:proofErr w:type="spellStart"/>
+      <w:r>
+        <w:t>j++</w:t>
+      </w:r>
+      <w:proofErr w:type="spellEnd"/>
+      <w:r>
+        <w:t>];</w:t>
+      </w:r>
+    </w:p>
+    <w:p>
+      <w:r>
+        <w:t xml:space="preserve">    }</w:t>
+      </w:r>
+    </w:p>
+    <w:p/>
+    <w:p>
+      <w:r>
+        <w:t xml:space="preserve">    while(</w:t>
+      </w:r>
+      <w:proofErr w:type="spellStart"/>
+      <w:r>
+        <w:t>i</w:t>
+      </w:r>
+      <w:proofErr w:type="spellEnd"/>
+      <w:r>
+        <w:t>&lt;=m)</w:t>
+      </w:r>
+    </w:p>
+    <w:p>
+      <w:r>
+        <w:t xml:space="preserve">        temp[k+</w:t>
+      </w:r>
+      <w:proofErr w:type="gramStart"/>
+      <w:r>
+        <w:t>+]=</w:t>
+      </w:r>
+      <w:proofErr w:type="gramEnd"/>
+      <w:r>
+        <w:t>a[</w:t>
+      </w:r>
+      <w:proofErr w:type="spellStart"/>
+      <w:r>
+        <w:t>i</w:t>
+      </w:r>
+      <w:proofErr w:type="spellEnd"/>
+      <w:r>
+        <w:t>++];</w:t>
+      </w:r>
+    </w:p>
+    <w:p/>
+    <w:p>
+      <w:r>
+        <w:t xml:space="preserve">    while(j&lt;=r)</w:t>
+      </w:r>
+    </w:p>
+    <w:p>
+      <w:r>
+        <w:t xml:space="preserve">        temp[k+</w:t>
+      </w:r>
+      <w:proofErr w:type="gramStart"/>
+      <w:r>
+        <w:t>+]=</w:t>
+      </w:r>
+      <w:proofErr w:type="gramEnd"/>
+      <w:r>
+        <w:t>a[</w:t>
+      </w:r>
+      <w:proofErr w:type="spellStart"/>
+      <w:r>
+        <w:t>j++</w:t>
+      </w:r>
+      <w:proofErr w:type="spellEnd"/>
+      <w:r>
+        <w:t>];</w:t>
+      </w:r>
+    </w:p>
+    <w:p/>
+    <w:p>
+      <w:r>
+        <w:t xml:space="preserve">    for(</w:t>
+      </w:r>
+      <w:proofErr w:type="spellStart"/>
+      <w:r>
+        <w:t>i</w:t>
+      </w:r>
+      <w:proofErr w:type="spellEnd"/>
+      <w:r>
+        <w:t>=</w:t>
+      </w:r>
+      <w:proofErr w:type="spellStart"/>
+      <w:proofErr w:type="gramStart"/>
+      <w:r>
+        <w:t>l;i</w:t>
+      </w:r>
+      <w:proofErr w:type="spellEnd"/>
+      <w:proofErr w:type="gramEnd"/>
+      <w:r>
+        <w:t>&lt;=</w:t>
+      </w:r>
+      <w:proofErr w:type="spellStart"/>
+      <w:r>
+        <w:t>r;i</w:t>
+      </w:r>
+      <w:proofErr w:type="spellEnd"/>
+      <w:r>
+        <w:t>++)</w:t>
+      </w:r>
+    </w:p>
+    <w:p>
+      <w:r>
+        <w:t xml:space="preserve">        a[</w:t>
+      </w:r>
+      <w:proofErr w:type="spellStart"/>
+      <w:r>
+        <w:t>i</w:t>
+      </w:r>
+      <w:proofErr w:type="spellEnd"/>
+      <w:r>
+        <w:t>]=temp[</w:t>
+      </w:r>
+      <w:proofErr w:type="spellStart"/>
+      <w:r>
+        <w:t>i</w:t>
+      </w:r>
+      <w:proofErr w:type="spellEnd"/>
+      <w:r>
+        <w:t>];</w:t>
+      </w:r>
+    </w:p>
+    <w:p>
+      <w:r>
+        <w:t>}</w:t>
+      </w:r>
+    </w:p>
+    <w:p/>
+    <w:p>
+      <w:r>
+        <w:t xml:space="preserve">void </w:t>
+      </w:r>
+      <w:proofErr w:type="spellStart"/>
+      <w:proofErr w:type="gramStart"/>
+      <w:r>
+        <w:t>mergesort</w:t>
+      </w:r>
+      <w:proofErr w:type="spellEnd"/>
+      <w:r>
+        <w:t>(</w:t>
+      </w:r>
+      <w:proofErr w:type="spellStart"/>
+      <w:proofErr w:type="gramEnd"/>
+      <w:r>
+        <w:t>int</w:t>
+      </w:r>
+      <w:proofErr w:type="spellEnd"/>
+      <w:r>
+        <w:t xml:space="preserve"> </w:t>
+      </w:r>
+      <w:proofErr w:type="spellStart"/>
+      <w:r>
+        <w:t>l,int</w:t>
+      </w:r>
+      <w:proofErr w:type="spellEnd"/>
+      <w:r>
+        <w:t xml:space="preserve"> r) {</w:t>
+      </w:r>
+    </w:p>
+    <w:p>
+      <w:r>
+        <w:t xml:space="preserve">    </w:t>
+      </w:r>
+      <w:proofErr w:type="spellStart"/>
+      <w:r>
+        <w:t>int</w:t>
+      </w:r>
+      <w:proofErr w:type="spellEnd"/>
+      <w:r>
+        <w:t xml:space="preserve"> m;</w:t>
+      </w:r>
+    </w:p>
+    <w:p>
+      <w:r>
+        <w:t xml:space="preserve">    if(l&lt;r) {</w:t>
+      </w:r>
+    </w:p>
+    <w:p>
+      <w:r>
+        <w:t xml:space="preserve">        m=(</w:t>
+      </w:r>
+      <w:proofErr w:type="spellStart"/>
+      <w:r>
+        <w:t>l+r</w:t>
+      </w:r>
+      <w:proofErr w:type="spellEnd"/>
+      <w:r>
+        <w:t>)/2;</w:t>
+      </w:r>
+    </w:p>
+    <w:p>
+      <w:r>
+        <w:t xml:space="preserve">        </w:t>
+      </w:r>
+      <w:proofErr w:type="spellStart"/>
+      <w:r>
+        <w:t>mergesort</w:t>
+      </w:r>
+      <w:proofErr w:type="spellEnd"/>
+      <w:r>
+        <w:t>(</w:t>
+      </w:r>
+      <w:proofErr w:type="spellStart"/>
+      <w:proofErr w:type="gramStart"/>
+      <w:r>
+        <w:t>l,m</w:t>
+      </w:r>
+      <w:proofErr w:type="spellEnd"/>
+      <w:proofErr w:type="gramEnd"/>
+      <w:r>
+        <w:t>);</w:t>
+      </w:r>
+    </w:p>
+    <w:p>
+      <w:r>
+        <w:t xml:space="preserve">        </w:t>
+      </w:r>
+      <w:proofErr w:type="spellStart"/>
+      <w:r>
+        <w:t>mergesort</w:t>
+      </w:r>
+      <w:proofErr w:type="spellEnd"/>
+      <w:r>
+        <w:t>(m+</w:t>
+      </w:r>
+      <w:proofErr w:type="gramStart"/>
+      <w:r>
+        <w:t>1,r</w:t>
+      </w:r>
+      <w:proofErr w:type="gramEnd"/>
+      <w:r>
+        <w:t>);</w:t>
+      </w:r>
+    </w:p>
+    <w:p>
+      <w:r>
+        <w:t xml:space="preserve">        merge(</w:t>
+      </w:r>
+      <w:proofErr w:type="spellStart"/>
+      <w:proofErr w:type="gramStart"/>
+      <w:r>
+        <w:t>l,m</w:t>
+      </w:r>
+      <w:proofErr w:type="gramEnd"/>
+      <w:r>
+        <w:t>,r</w:t>
+      </w:r>
+      <w:proofErr w:type="spellEnd"/>
+      <w:r>
+        <w:t>);</w:t>
+      </w:r>
+    </w:p>
+    <w:p>
+      <w:r>
+        <w:t xml:space="preserve">    }</w:t>
+      </w:r>
+    </w:p>
+    <w:p>
+      <w:r>
+        <w:lastRenderedPageBreak/>
+        <w:t>}</w:t>
+      </w:r>
+    </w:p>
+    <w:p/>
+    <w:p/>
+    <w:p>
+      <w:r>
+        <w:t xml:space="preserve">void </w:t>
+      </w:r>
+      <w:proofErr w:type="spellStart"/>
+      <w:proofErr w:type="gramStart"/>
+      <w:r>
+        <w:t>heapify</w:t>
+      </w:r>
+      <w:proofErr w:type="spellEnd"/>
+      <w:r>
+        <w:t>(</w:t>
+      </w:r>
+      <w:proofErr w:type="spellStart"/>
+      <w:proofErr w:type="gramEnd"/>
+      <w:r>
+        <w:t>int</w:t>
+      </w:r>
+      <w:proofErr w:type="spellEnd"/>
+      <w:r>
+        <w:t xml:space="preserve"> </w:t>
+      </w:r>
+      <w:proofErr w:type="spellStart"/>
+      <w:r>
+        <w:t>n,int</w:t>
+      </w:r>
+      <w:proofErr w:type="spellEnd"/>
+      <w:r>
+        <w:t xml:space="preserve"> </w:t>
+      </w:r>
+      <w:proofErr w:type="spellStart"/>
+      <w:r>
+        <w:t>i</w:t>
+      </w:r>
+      <w:proofErr w:type="spellEnd"/>
       <w:r>
         <w:t>) {</w:t>
       </w:r>
@@ -2195,12 +3261,105 @@
       </w:r>
       <w:proofErr w:type="spellEnd"/>
       <w:r>
-        <w:t xml:space="preserve"> value;</w:t>
-      </w:r>
-    </w:p>
-    <w:p>
-      <w:r>
-        <w:t xml:space="preserve">    if (top==MAX-1) {</w:t>
+        <w:t xml:space="preserve"> largest=</w:t>
+      </w:r>
+      <w:proofErr w:type="spellStart"/>
+      <w:proofErr w:type="gramStart"/>
+      <w:r>
+        <w:t>i,left</w:t>
+      </w:r>
+      <w:proofErr w:type="spellEnd"/>
+      <w:proofErr w:type="gramEnd"/>
+      <w:r>
+        <w:t>=2*i+1,right=2*i+2,temp;</w:t>
+      </w:r>
+    </w:p>
+    <w:p/>
+    <w:p>
+      <w:r>
+        <w:t xml:space="preserve">    </w:t>
+      </w:r>
+      <w:proofErr w:type="gramStart"/>
+      <w:r>
+        <w:t>if(</w:t>
+      </w:r>
+      <w:proofErr w:type="gramEnd"/>
+      <w:r>
+        <w:t>left&lt;n &amp;&amp; a[left]&gt;a[largest])</w:t>
+      </w:r>
+    </w:p>
+    <w:p>
+      <w:r>
+        <w:t xml:space="preserve">        largest=left;</w:t>
+      </w:r>
+    </w:p>
+    <w:p/>
+    <w:p>
+      <w:r>
+        <w:t xml:space="preserve">    </w:t>
+      </w:r>
+      <w:proofErr w:type="gramStart"/>
+      <w:r>
+        <w:t>if(</w:t>
+      </w:r>
+      <w:proofErr w:type="gramEnd"/>
+      <w:r>
+        <w:t>right&lt;n &amp;&amp; a[right]&gt;a[largest])</w:t>
+      </w:r>
+    </w:p>
+    <w:p>
+      <w:r>
+        <w:t xml:space="preserve">        largest=right;</w:t>
+      </w:r>
+    </w:p>
+    <w:p/>
+    <w:p>
+      <w:r>
+        <w:t xml:space="preserve">    if(</w:t>
+      </w:r>
+      <w:proofErr w:type="gramStart"/>
+      <w:r>
+        <w:t>largest!=</w:t>
+      </w:r>
+      <w:proofErr w:type="spellStart"/>
+      <w:proofErr w:type="gramEnd"/>
+      <w:r>
+        <w:t>i</w:t>
+      </w:r>
+      <w:proofErr w:type="spellEnd"/>
+      <w:r>
+        <w:t>) {</w:t>
+      </w:r>
+    </w:p>
+    <w:p>
+      <w:r>
+        <w:t xml:space="preserve">        temp=a[</w:t>
+      </w:r>
+      <w:proofErr w:type="spellStart"/>
+      <w:r>
+        <w:t>i</w:t>
+      </w:r>
+      <w:proofErr w:type="spellEnd"/>
+      <w:r>
+        <w:t>];</w:t>
+      </w:r>
+    </w:p>
+    <w:p>
+      <w:r>
+        <w:t xml:space="preserve">        a[</w:t>
+      </w:r>
+      <w:proofErr w:type="spellStart"/>
+      <w:r>
+        <w:t>i</w:t>
+      </w:r>
+      <w:proofErr w:type="spellEnd"/>
+      <w:r>
+        <w:t>]=a[largest];</w:t>
+      </w:r>
+    </w:p>
+    <w:p>
+      <w:r>
+        <w:t xml:space="preserve">        a[largest]=temp;</w:t>
       </w:r>
     </w:p>
     <w:p>
@@ -2208,22 +3367,91 @@
         <w:t xml:space="preserve">        </w:t>
       </w:r>
       <w:proofErr w:type="spellStart"/>
-      <w:proofErr w:type="gramStart"/>
-      <w:r>
-        <w:t>printf</w:t>
-      </w:r>
-      <w:proofErr w:type="spellEnd"/>
-      <w:r>
-        <w:t>(</w:t>
-      </w:r>
-      <w:proofErr w:type="gramEnd"/>
-      <w:r>
-        <w:t>"Stack Overflow! Cannot push.\n");</w:t>
-      </w:r>
-    </w:p>
-    <w:p>
-      <w:r>
-        <w:t xml:space="preserve">    } else {</w:t>
+      <w:r>
+        <w:t>heapify</w:t>
+      </w:r>
+      <w:proofErr w:type="spellEnd"/>
+      <w:r>
+        <w:t>(</w:t>
+      </w:r>
+      <w:proofErr w:type="spellStart"/>
+      <w:proofErr w:type="gramStart"/>
+      <w:r>
+        <w:t>n,largest</w:t>
+      </w:r>
+      <w:proofErr w:type="spellEnd"/>
+      <w:proofErr w:type="gramEnd"/>
+      <w:r>
+        <w:t>);</w:t>
+      </w:r>
+    </w:p>
+    <w:p>
+      <w:r>
+        <w:t xml:space="preserve">    }</w:t>
+      </w:r>
+    </w:p>
+    <w:p>
+      <w:r>
+        <w:t>}</w:t>
+      </w:r>
+    </w:p>
+    <w:p/>
+    <w:p>
+      <w:r>
+        <w:t xml:space="preserve">void </w:t>
+      </w:r>
+      <w:proofErr w:type="gramStart"/>
+      <w:r>
+        <w:t>heap(</w:t>
+      </w:r>
+      <w:proofErr w:type="gramEnd"/>
+      <w:r>
+        <w:t>) {</w:t>
+      </w:r>
+    </w:p>
+    <w:p>
+      <w:r>
+        <w:t xml:space="preserve">    </w:t>
+      </w:r>
+      <w:proofErr w:type="spellStart"/>
+      <w:r>
+        <w:t>int</w:t>
+      </w:r>
+      <w:proofErr w:type="spellEnd"/>
+      <w:r>
+        <w:t xml:space="preserve"> </w:t>
+      </w:r>
+      <w:proofErr w:type="spellStart"/>
+      <w:proofErr w:type="gramStart"/>
+      <w:r>
+        <w:t>i,temp</w:t>
+      </w:r>
+      <w:proofErr w:type="spellEnd"/>
+      <w:proofErr w:type="gramEnd"/>
+      <w:r>
+        <w:t>;</w:t>
+      </w:r>
+    </w:p>
+    <w:p/>
+    <w:p>
+      <w:r>
+        <w:t xml:space="preserve">    for(</w:t>
+      </w:r>
+      <w:proofErr w:type="spellStart"/>
+      <w:r>
+        <w:t>i</w:t>
+      </w:r>
+      <w:proofErr w:type="spellEnd"/>
+      <w:r>
+        <w:t>=n/2-</w:t>
+      </w:r>
+      <w:proofErr w:type="gramStart"/>
+      <w:r>
+        <w:t>1;i</w:t>
+      </w:r>
+      <w:proofErr w:type="gramEnd"/>
+      <w:r>
+        <w:t>&gt;=0;i--)</w:t>
       </w:r>
     </w:p>
     <w:p>
@@ -2231,17 +3459,91 @@
         <w:t xml:space="preserve">        </w:t>
       </w:r>
       <w:proofErr w:type="spellStart"/>
-      <w:proofErr w:type="gramStart"/>
-      <w:r>
-        <w:t>printf</w:t>
-      </w:r>
-      <w:proofErr w:type="spellEnd"/>
-      <w:r>
-        <w:t>(</w:t>
-      </w:r>
-      <w:proofErr w:type="gramEnd"/>
-      <w:r>
-        <w:t>"Enter value to push: ");</w:t>
+      <w:r>
+        <w:t>heapify</w:t>
+      </w:r>
+      <w:proofErr w:type="spellEnd"/>
+      <w:r>
+        <w:t>(</w:t>
+      </w:r>
+      <w:proofErr w:type="spellStart"/>
+      <w:proofErr w:type="gramStart"/>
+      <w:r>
+        <w:t>n,i</w:t>
+      </w:r>
+      <w:proofErr w:type="spellEnd"/>
+      <w:proofErr w:type="gramEnd"/>
+      <w:r>
+        <w:t>);</w:t>
+      </w:r>
+    </w:p>
+    <w:p/>
+    <w:p>
+      <w:r>
+        <w:t xml:space="preserve">    for(</w:t>
+      </w:r>
+      <w:proofErr w:type="spellStart"/>
+      <w:r>
+        <w:t>i</w:t>
+      </w:r>
+      <w:proofErr w:type="spellEnd"/>
+      <w:r>
+        <w:t>=n-</w:t>
+      </w:r>
+      <w:proofErr w:type="gramStart"/>
+      <w:r>
+        <w:t>1;i</w:t>
+      </w:r>
+      <w:proofErr w:type="gramEnd"/>
+      <w:r>
+        <w:t>&gt;=0;i--) {</w:t>
+      </w:r>
+    </w:p>
+    <w:p>
+      <w:r>
+        <w:t xml:space="preserve">        temp=</w:t>
+      </w:r>
+      <w:proofErr w:type="gramStart"/>
+      <w:r>
+        <w:t>a[</w:t>
+      </w:r>
+      <w:proofErr w:type="gramEnd"/>
+      <w:r>
+        <w:t>0];</w:t>
+      </w:r>
+    </w:p>
+    <w:p>
+      <w:r>
+        <w:t xml:space="preserve">        a[</w:t>
+      </w:r>
+      <w:proofErr w:type="gramStart"/>
+      <w:r>
+        <w:t>0]=</w:t>
+      </w:r>
+      <w:proofErr w:type="gramEnd"/>
+      <w:r>
+        <w:t>a[</w:t>
+      </w:r>
+      <w:proofErr w:type="spellStart"/>
+      <w:r>
+        <w:t>i</w:t>
+      </w:r>
+      <w:proofErr w:type="spellEnd"/>
+      <w:r>
+        <w:t>];</w:t>
+      </w:r>
+    </w:p>
+    <w:p>
+      <w:r>
+        <w:t xml:space="preserve">        a[</w:t>
+      </w:r>
+      <w:proofErr w:type="spellStart"/>
+      <w:r>
+        <w:t>i</w:t>
+      </w:r>
+      <w:proofErr w:type="spellEnd"/>
+      <w:r>
+        <w:t>]=temp;</w:t>
       </w:r>
     </w:p>
     <w:p>
@@ -2249,27 +3551,162 @@
         <w:t xml:space="preserve">        </w:t>
       </w:r>
       <w:proofErr w:type="spellStart"/>
-      <w:proofErr w:type="gramStart"/>
+      <w:r>
+        <w:t>heapify</w:t>
+      </w:r>
+      <w:proofErr w:type="spellEnd"/>
+      <w:r>
+        <w:t>(i,0);</w:t>
+      </w:r>
+    </w:p>
+    <w:p>
+      <w:r>
+        <w:lastRenderedPageBreak/>
+        <w:t xml:space="preserve">    }</w:t>
+      </w:r>
+    </w:p>
+    <w:p>
+      <w:r>
+        <w:t>}</w:t>
+      </w:r>
+    </w:p>
+    <w:p/>
+    <w:p/>
+    <w:p>
+      <w:proofErr w:type="spellStart"/>
+      <w:r>
+        <w:t>int</w:t>
+      </w:r>
+      <w:proofErr w:type="spellEnd"/>
+      <w:r>
+        <w:t xml:space="preserve"> </w:t>
+      </w:r>
+      <w:proofErr w:type="gramStart"/>
+      <w:r>
+        <w:t>main(</w:t>
+      </w:r>
+      <w:proofErr w:type="gramEnd"/>
+      <w:r>
+        <w:t>) {</w:t>
+      </w:r>
+    </w:p>
+    <w:p>
+      <w:r>
+        <w:t xml:space="preserve">    </w:t>
+      </w:r>
+      <w:proofErr w:type="spellStart"/>
+      <w:r>
+        <w:t>int</w:t>
+      </w:r>
+      <w:proofErr w:type="spellEnd"/>
+      <w:r>
+        <w:t xml:space="preserve"> </w:t>
+      </w:r>
+      <w:proofErr w:type="spellStart"/>
+      <w:proofErr w:type="gramStart"/>
+      <w:r>
+        <w:t>choice,i</w:t>
+      </w:r>
+      <w:proofErr w:type="spellEnd"/>
+      <w:proofErr w:type="gramEnd"/>
+      <w:r>
+        <w:t>;</w:t>
+      </w:r>
+    </w:p>
+    <w:p/>
+    <w:p>
+      <w:r>
+        <w:t xml:space="preserve">    </w:t>
+      </w:r>
+      <w:proofErr w:type="spellStart"/>
+      <w:proofErr w:type="gramStart"/>
+      <w:r>
+        <w:t>printf</w:t>
+      </w:r>
+      <w:proofErr w:type="spellEnd"/>
+      <w:r>
+        <w:t>(</w:t>
+      </w:r>
+      <w:proofErr w:type="gramEnd"/>
+      <w:r>
+        <w:t>"Enter number of elements: ");</w:t>
+      </w:r>
+    </w:p>
+    <w:p>
+      <w:r>
+        <w:t xml:space="preserve">    </w:t>
+      </w:r>
+      <w:proofErr w:type="spellStart"/>
       <w:r>
         <w:t>scanf</w:t>
       </w:r>
       <w:proofErr w:type="spellEnd"/>
       <w:r>
-        <w:t>(</w:t>
-      </w:r>
-      <w:proofErr w:type="gramEnd"/>
-      <w:r>
-        <w:t>"%d", &amp;value);</w:t>
-      </w:r>
-    </w:p>
-    <w:p>
-      <w:r>
-        <w:t xml:space="preserve">        top++;</w:t>
-      </w:r>
-    </w:p>
-    <w:p>
-      <w:r>
-        <w:t xml:space="preserve">        stack[top]=value;</w:t>
+        <w:t>("%</w:t>
+      </w:r>
+      <w:proofErr w:type="spellStart"/>
+      <w:r>
+        <w:t>d</w:t>
+      </w:r>
+      <w:proofErr w:type="gramStart"/>
+      <w:r>
+        <w:t>",&amp;</w:t>
+      </w:r>
+      <w:proofErr w:type="gramEnd"/>
+      <w:r>
+        <w:t>n</w:t>
+      </w:r>
+      <w:proofErr w:type="spellEnd"/>
+      <w:r>
+        <w:t>);</w:t>
+      </w:r>
+    </w:p>
+    <w:p/>
+    <w:p>
+      <w:r>
+        <w:t xml:space="preserve">    </w:t>
+      </w:r>
+      <w:proofErr w:type="spellStart"/>
+      <w:proofErr w:type="gramStart"/>
+      <w:r>
+        <w:t>printf</w:t>
+      </w:r>
+      <w:proofErr w:type="spellEnd"/>
+      <w:r>
+        <w:t>(</w:t>
+      </w:r>
+      <w:proofErr w:type="gramEnd"/>
+      <w:r>
+        <w:t>"Enter elements:\n");</w:t>
+      </w:r>
+    </w:p>
+    <w:p>
+      <w:r>
+        <w:t xml:space="preserve">    for(</w:t>
+      </w:r>
+      <w:proofErr w:type="spellStart"/>
+      <w:r>
+        <w:t>i</w:t>
+      </w:r>
+      <w:proofErr w:type="spellEnd"/>
+      <w:r>
+        <w:t>=</w:t>
+      </w:r>
+      <w:proofErr w:type="gramStart"/>
+      <w:r>
+        <w:t>0;i</w:t>
+      </w:r>
+      <w:proofErr w:type="gramEnd"/>
+      <w:r>
+        <w:t>&lt;</w:t>
+      </w:r>
+      <w:proofErr w:type="spellStart"/>
+      <w:r>
+        <w:t>n;i</w:t>
+      </w:r>
+      <w:proofErr w:type="spellEnd"/>
+      <w:r>
+        <w:t>++)</w:t>
       </w:r>
     </w:p>
     <w:p>
@@ -2277,721 +3714,239 @@
         <w:t xml:space="preserve">        </w:t>
       </w:r>
       <w:proofErr w:type="spellStart"/>
-      <w:proofErr w:type="gramStart"/>
-      <w:r>
-        <w:t>printf</w:t>
-      </w:r>
-      <w:proofErr w:type="spellEnd"/>
-      <w:r>
-        <w:t>(</w:t>
-      </w:r>
-      <w:proofErr w:type="gramEnd"/>
-      <w:r>
-        <w:t>"%d pushed into stack.\</w:t>
-      </w:r>
-      <w:proofErr w:type="spellStart"/>
-      <w:r>
-        <w:t>n",value</w:t>
+      <w:r>
+        <w:t>scanf</w:t>
+      </w:r>
+      <w:proofErr w:type="spellEnd"/>
+      <w:r>
+        <w:t>("%</w:t>
+      </w:r>
+      <w:proofErr w:type="spellStart"/>
+      <w:r>
+        <w:t>d</w:t>
+      </w:r>
+      <w:proofErr w:type="gramStart"/>
+      <w:r>
+        <w:t>",&amp;</w:t>
+      </w:r>
+      <w:proofErr w:type="gramEnd"/>
+      <w:r>
+        <w:t>a</w:t>
+      </w:r>
+      <w:proofErr w:type="spellEnd"/>
+      <w:r>
+        <w:t>[</w:t>
+      </w:r>
+      <w:proofErr w:type="spellStart"/>
+      <w:r>
+        <w:t>i</w:t>
+      </w:r>
+      <w:proofErr w:type="spellEnd"/>
+      <w:r>
+        <w:t>]);</w:t>
+      </w:r>
+    </w:p>
+    <w:p/>
+    <w:p>
+      <w:r>
+        <w:t xml:space="preserve">    </w:t>
+      </w:r>
+      <w:proofErr w:type="spellStart"/>
+      <w:proofErr w:type="gramStart"/>
+      <w:r>
+        <w:t>printf</w:t>
+      </w:r>
+      <w:proofErr w:type="spellEnd"/>
+      <w:r>
+        <w:t>(</w:t>
+      </w:r>
+      <w:proofErr w:type="gramEnd"/>
+      <w:r>
+        <w:t>"\n1.Bubble Sort\n2.Quick Sort\n3.Insertion Sort\n4.Merge Sort\n5.Heap Sort\n");</w:t>
+      </w:r>
+    </w:p>
+    <w:p/>
+    <w:p>
+      <w:r>
+        <w:t xml:space="preserve">    </w:t>
+      </w:r>
+      <w:proofErr w:type="spellStart"/>
+      <w:proofErr w:type="gramStart"/>
+      <w:r>
+        <w:t>printf</w:t>
+      </w:r>
+      <w:proofErr w:type="spellEnd"/>
+      <w:r>
+        <w:t>(</w:t>
+      </w:r>
+      <w:proofErr w:type="gramEnd"/>
+      <w:r>
+        <w:t>"Enter choice: ");</w:t>
+      </w:r>
+    </w:p>
+    <w:p>
+      <w:r>
+        <w:t xml:space="preserve">    </w:t>
+      </w:r>
+      <w:proofErr w:type="spellStart"/>
+      <w:r>
+        <w:t>scanf</w:t>
+      </w:r>
+      <w:proofErr w:type="spellEnd"/>
+      <w:r>
+        <w:t>("%</w:t>
+      </w:r>
+      <w:proofErr w:type="spellStart"/>
+      <w:r>
+        <w:t>d</w:t>
+      </w:r>
+      <w:proofErr w:type="gramStart"/>
+      <w:r>
+        <w:t>",&amp;</w:t>
+      </w:r>
+      <w:proofErr w:type="gramEnd"/>
+      <w:r>
+        <w:t>choice</w:t>
       </w:r>
       <w:proofErr w:type="spellEnd"/>
       <w:r>
         <w:t>);</w:t>
       </w:r>
     </w:p>
+    <w:p/>
+    <w:p>
+      <w:r>
+        <w:t xml:space="preserve">    switch(choice) {</w:t>
+      </w:r>
+    </w:p>
+    <w:p>
+      <w:r>
+        <w:t xml:space="preserve">        case 1: </w:t>
+      </w:r>
+      <w:proofErr w:type="gramStart"/>
+      <w:r>
+        <w:t>bubble(</w:t>
+      </w:r>
+      <w:proofErr w:type="gramEnd"/>
+      <w:r>
+        <w:t>); break;</w:t>
+      </w:r>
+    </w:p>
+    <w:p>
+      <w:r>
+        <w:t xml:space="preserve">        case 2: quick(</w:t>
+      </w:r>
+      <w:proofErr w:type="gramStart"/>
+      <w:r>
+        <w:t>0,n</w:t>
+      </w:r>
+      <w:proofErr w:type="gramEnd"/>
+      <w:r>
+        <w:t>-1); break;</w:t>
+      </w:r>
+    </w:p>
+    <w:p>
+      <w:r>
+        <w:t xml:space="preserve">        case 3: </w:t>
+      </w:r>
+      <w:proofErr w:type="gramStart"/>
+      <w:r>
+        <w:t>insertion(</w:t>
+      </w:r>
+      <w:proofErr w:type="gramEnd"/>
+      <w:r>
+        <w:t>); break;</w:t>
+      </w:r>
+    </w:p>
+    <w:p>
+      <w:r>
+        <w:t xml:space="preserve">        case 4: </w:t>
+      </w:r>
+      <w:proofErr w:type="spellStart"/>
+      <w:r>
+        <w:t>mergesort</w:t>
+      </w:r>
+      <w:proofErr w:type="spellEnd"/>
+      <w:r>
+        <w:t>(</w:t>
+      </w:r>
+      <w:proofErr w:type="gramStart"/>
+      <w:r>
+        <w:t>0,n</w:t>
+      </w:r>
+      <w:proofErr w:type="gramEnd"/>
+      <w:r>
+        <w:t>-1); break;</w:t>
+      </w:r>
+    </w:p>
+    <w:p>
+      <w:r>
+        <w:t xml:space="preserve">        case 5: </w:t>
+      </w:r>
+      <w:proofErr w:type="gramStart"/>
+      <w:r>
+        <w:t>heap(</w:t>
+      </w:r>
+      <w:proofErr w:type="gramEnd"/>
+      <w:r>
+        <w:t>); break;</w:t>
+      </w:r>
+    </w:p>
+    <w:p>
+      <w:r>
+        <w:t xml:space="preserve">        default: </w:t>
+      </w:r>
+      <w:proofErr w:type="spellStart"/>
+      <w:proofErr w:type="gramStart"/>
+      <w:r>
+        <w:t>printf</w:t>
+      </w:r>
+      <w:proofErr w:type="spellEnd"/>
+      <w:r>
+        <w:t>(</w:t>
+      </w:r>
+      <w:proofErr w:type="gramEnd"/>
+      <w:r>
+        <w:t>"Invalid choice");</w:t>
+      </w:r>
+    </w:p>
     <w:p>
       <w:r>
         <w:t xml:space="preserve">    }</w:t>
       </w:r>
     </w:p>
+    <w:p/>
+    <w:p>
+      <w:r>
+        <w:t xml:space="preserve">    </w:t>
+      </w:r>
+      <w:proofErr w:type="gramStart"/>
+      <w:r>
+        <w:t>display(</w:t>
+      </w:r>
+      <w:proofErr w:type="gramEnd"/>
+      <w:r>
+        <w:t>);</w:t>
+      </w:r>
+    </w:p>
+    <w:p>
+      <w:r>
+        <w:t xml:space="preserve">    return 0;</w:t>
+      </w:r>
+    </w:p>
     <w:p>
       <w:r>
         <w:t>}</w:t>
       </w:r>
     </w:p>
-    <w:p/>
-    <w:p/>
-    <w:p>
-      <w:r>
-        <w:t xml:space="preserve">void </w:t>
-      </w:r>
-      <w:proofErr w:type="gramStart"/>
-      <w:r>
-        <w:t>pop(</w:t>
-      </w:r>
-      <w:proofErr w:type="gramEnd"/>
-      <w:r>
-        <w:t>) {</w:t>
-      </w:r>
-    </w:p>
-    <w:p>
-      <w:r>
-        <w:t xml:space="preserve">    if (top==-1) {</w:t>
-      </w:r>
-    </w:p>
-    <w:p>
-      <w:r>
-        <w:t xml:space="preserve">        </w:t>
-      </w:r>
-      <w:proofErr w:type="spellStart"/>
-      <w:proofErr w:type="gramStart"/>
-      <w:r>
-        <w:t>printf</w:t>
-      </w:r>
-      <w:proofErr w:type="spellEnd"/>
-      <w:r>
-        <w:t>(</w:t>
-      </w:r>
-      <w:proofErr w:type="gramEnd"/>
-      <w:r>
-        <w:t>"Stack Underflow! Cannot pop.\n");</w:t>
-      </w:r>
-    </w:p>
-    <w:p>
-      <w:r>
-        <w:t xml:space="preserve">    } else {</w:t>
-      </w:r>
-    </w:p>
-    <w:p>
-      <w:r>
-        <w:t xml:space="preserve">        </w:t>
-      </w:r>
-      <w:proofErr w:type="spellStart"/>
-      <w:proofErr w:type="gramStart"/>
-      <w:r>
-        <w:t>printf</w:t>
-      </w:r>
-      <w:proofErr w:type="spellEnd"/>
-      <w:r>
-        <w:t>(</w:t>
-      </w:r>
-      <w:proofErr w:type="gramEnd"/>
-      <w:r>
-        <w:t>"Popped element: %d\</w:t>
-      </w:r>
-      <w:proofErr w:type="spellStart"/>
-      <w:r>
-        <w:t>n",stack</w:t>
-      </w:r>
-      <w:proofErr w:type="spellEnd"/>
-      <w:r>
-        <w:t>[top]);</w:t>
-      </w:r>
-    </w:p>
-    <w:p>
-      <w:r>
-        <w:t xml:space="preserve">        top--;</w:t>
-      </w:r>
-    </w:p>
-    <w:p>
-      <w:r>
-        <w:t xml:space="preserve">    }</w:t>
-      </w:r>
-    </w:p>
-    <w:p>
-      <w:r>
-        <w:t>}</w:t>
-      </w:r>
-    </w:p>
-    <w:p/>
-    <w:p/>
-    <w:p>
-      <w:r>
-        <w:t xml:space="preserve">void </w:t>
-      </w:r>
-      <w:proofErr w:type="gramStart"/>
-      <w:r>
-        <w:t>peek(</w:t>
-      </w:r>
-      <w:proofErr w:type="gramEnd"/>
-      <w:r>
-        <w:t>) {</w:t>
-      </w:r>
-    </w:p>
-    <w:p>
-      <w:r>
-        <w:t xml:space="preserve">    if (top==-1) {</w:t>
-      </w:r>
-    </w:p>
-    <w:p>
-      <w:r>
-        <w:t xml:space="preserve">        </w:t>
-      </w:r>
-      <w:proofErr w:type="spellStart"/>
-      <w:proofErr w:type="gramStart"/>
-      <w:r>
-        <w:t>printf</w:t>
-      </w:r>
-      <w:proofErr w:type="spellEnd"/>
-      <w:r>
-        <w:t>(</w:t>
-      </w:r>
-      <w:proofErr w:type="gramEnd"/>
-      <w:r>
-        <w:t>"Stack is empty.\n");</w:t>
-      </w:r>
-    </w:p>
-    <w:p>
-      <w:r>
-        <w:t xml:space="preserve">    } else {</w:t>
-      </w:r>
-    </w:p>
-    <w:p>
-      <w:r>
-        <w:lastRenderedPageBreak/>
-        <w:t xml:space="preserve">        </w:t>
-      </w:r>
-      <w:proofErr w:type="spellStart"/>
-      <w:proofErr w:type="gramStart"/>
-      <w:r>
-        <w:t>printf</w:t>
-      </w:r>
-      <w:proofErr w:type="spellEnd"/>
-      <w:r>
-        <w:t>(</w:t>
-      </w:r>
-      <w:proofErr w:type="gramEnd"/>
-      <w:r>
-        <w:t>"Top element is: %d\</w:t>
-      </w:r>
-      <w:proofErr w:type="spellStart"/>
-      <w:r>
-        <w:t>n",stack</w:t>
-      </w:r>
-      <w:proofErr w:type="spellEnd"/>
-      <w:r>
-        <w:t>[top]);</w:t>
-      </w:r>
-    </w:p>
-    <w:p>
-      <w:r>
-        <w:t xml:space="preserve">    }</w:t>
-      </w:r>
-    </w:p>
-    <w:p>
-      <w:r>
-        <w:t>}</w:t>
-      </w:r>
-    </w:p>
-    <w:p/>
-    <w:p/>
-    <w:p>
-      <w:r>
-        <w:t xml:space="preserve">void </w:t>
-      </w:r>
-      <w:proofErr w:type="gramStart"/>
-      <w:r>
-        <w:t>display(</w:t>
-      </w:r>
-      <w:proofErr w:type="gramEnd"/>
-      <w:r>
-        <w:t>) {</w:t>
-      </w:r>
-    </w:p>
-    <w:p>
-      <w:r>
-        <w:t xml:space="preserve">    if (top==-1) {</w:t>
-      </w:r>
-    </w:p>
-    <w:p>
-      <w:r>
-        <w:t xml:space="preserve">        </w:t>
-      </w:r>
-      <w:proofErr w:type="spellStart"/>
-      <w:proofErr w:type="gramStart"/>
-      <w:r>
-        <w:t>printf</w:t>
-      </w:r>
-      <w:proofErr w:type="spellEnd"/>
-      <w:r>
-        <w:t>(</w:t>
-      </w:r>
-      <w:proofErr w:type="gramEnd"/>
-      <w:r>
-        <w:t>"Stack is empty.\n");</w:t>
-      </w:r>
-    </w:p>
-    <w:p>
-      <w:r>
-        <w:t xml:space="preserve">    } else {</w:t>
-      </w:r>
-    </w:p>
-    <w:p>
-      <w:r>
-        <w:t xml:space="preserve">        </w:t>
-      </w:r>
-      <w:proofErr w:type="spellStart"/>
-      <w:proofErr w:type="gramStart"/>
-      <w:r>
-        <w:t>printf</w:t>
-      </w:r>
-      <w:proofErr w:type="spellEnd"/>
-      <w:r>
-        <w:t>(</w:t>
-      </w:r>
-      <w:proofErr w:type="gramEnd"/>
-      <w:r>
-        <w:t>"Stack elements are:\n");</w:t>
-      </w:r>
-    </w:p>
-    <w:p>
-      <w:r>
-        <w:t xml:space="preserve">        for (</w:t>
-      </w:r>
-      <w:proofErr w:type="spellStart"/>
-      <w:r>
-        <w:t>int</w:t>
-      </w:r>
-      <w:proofErr w:type="spellEnd"/>
-      <w:r>
-        <w:t xml:space="preserve"> </w:t>
-      </w:r>
-      <w:proofErr w:type="spellStart"/>
-      <w:r>
-        <w:t>i</w:t>
-      </w:r>
-      <w:proofErr w:type="spellEnd"/>
-      <w:r>
-        <w:t xml:space="preserve"> =</w:t>
-      </w:r>
-      <w:proofErr w:type="spellStart"/>
-      <w:proofErr w:type="gramStart"/>
-      <w:r>
-        <w:t>top;i</w:t>
-      </w:r>
-      <w:proofErr w:type="spellEnd"/>
-      <w:proofErr w:type="gramEnd"/>
-      <w:r>
-        <w:t xml:space="preserve">&gt;= 0; </w:t>
-      </w:r>
-      <w:proofErr w:type="spellStart"/>
-      <w:r>
-        <w:t>i</w:t>
-      </w:r>
-      <w:proofErr w:type="spellEnd"/>
-      <w:r>
-        <w:t>--) {</w:t>
-      </w:r>
-    </w:p>
-    <w:p>
-      <w:r>
-        <w:t xml:space="preserve">            </w:t>
-      </w:r>
-      <w:proofErr w:type="spellStart"/>
-      <w:r>
-        <w:t>printf</w:t>
-      </w:r>
-      <w:proofErr w:type="spellEnd"/>
-      <w:r>
-        <w:t>("%d\</w:t>
-      </w:r>
-      <w:proofErr w:type="spellStart"/>
-      <w:r>
-        <w:t>n</w:t>
-      </w:r>
-      <w:proofErr w:type="gramStart"/>
-      <w:r>
-        <w:t>",stack</w:t>
-      </w:r>
-      <w:proofErr w:type="spellEnd"/>
-      <w:proofErr w:type="gramEnd"/>
-      <w:r>
-        <w:t>[</w:t>
-      </w:r>
-      <w:proofErr w:type="spellStart"/>
-      <w:r>
-        <w:t>i</w:t>
-      </w:r>
-      <w:proofErr w:type="spellEnd"/>
-      <w:r>
-        <w:t>]);</w:t>
-      </w:r>
-    </w:p>
-    <w:p>
-      <w:r>
-        <w:t xml:space="preserve">        }</w:t>
-      </w:r>
-    </w:p>
-    <w:p>
-      <w:r>
-        <w:t xml:space="preserve">    }</w:t>
-      </w:r>
-    </w:p>
-    <w:p>
-      <w:r>
-        <w:t>}</w:t>
-      </w:r>
-    </w:p>
-    <w:p>
-      <w:proofErr w:type="spellStart"/>
-      <w:r>
-        <w:t>int</w:t>
-      </w:r>
-      <w:proofErr w:type="spellEnd"/>
-      <w:r>
-        <w:t xml:space="preserve"> </w:t>
-      </w:r>
-      <w:proofErr w:type="gramStart"/>
-      <w:r>
-        <w:t>main(</w:t>
-      </w:r>
-      <w:proofErr w:type="gramEnd"/>
-      <w:r>
-        <w:t>) {</w:t>
-      </w:r>
-    </w:p>
-    <w:p>
-      <w:r>
-        <w:t xml:space="preserve">    </w:t>
-      </w:r>
-      <w:proofErr w:type="spellStart"/>
-      <w:r>
-        <w:t>int</w:t>
-      </w:r>
-      <w:proofErr w:type="spellEnd"/>
-      <w:r>
-        <w:t xml:space="preserve"> choice;</w:t>
-      </w:r>
-    </w:p>
-    <w:p>
-      <w:r>
-        <w:t xml:space="preserve">    do {</w:t>
-      </w:r>
-    </w:p>
-    <w:p>
-      <w:r>
-        <w:t xml:space="preserve">        </w:t>
-      </w:r>
-      <w:proofErr w:type="spellStart"/>
-      <w:proofErr w:type="gramStart"/>
-      <w:r>
-        <w:t>printf</w:t>
-      </w:r>
-      <w:proofErr w:type="spellEnd"/>
-      <w:r>
-        <w:t>(</w:t>
-      </w:r>
-      <w:proofErr w:type="gramEnd"/>
-      <w:r>
-        <w:t>"\n--- STACK MENU ---\n");</w:t>
-      </w:r>
-    </w:p>
-    <w:p>
-      <w:r>
-        <w:t xml:space="preserve">        </w:t>
-      </w:r>
-      <w:proofErr w:type="spellStart"/>
-      <w:proofErr w:type="gramStart"/>
-      <w:r>
-        <w:t>printf</w:t>
-      </w:r>
-      <w:proofErr w:type="spellEnd"/>
-      <w:r>
-        <w:t>(</w:t>
-      </w:r>
-      <w:proofErr w:type="gramEnd"/>
-      <w:r>
-        <w:t>"1. Push\n");</w:t>
-      </w:r>
-    </w:p>
-    <w:p>
-      <w:r>
-        <w:t xml:space="preserve">        </w:t>
-      </w:r>
-      <w:proofErr w:type="spellStart"/>
-      <w:proofErr w:type="gramStart"/>
-      <w:r>
-        <w:t>printf</w:t>
-      </w:r>
-      <w:proofErr w:type="spellEnd"/>
-      <w:r>
-        <w:t>(</w:t>
-      </w:r>
-      <w:proofErr w:type="gramEnd"/>
-      <w:r>
-        <w:t>"2. Pop\n");</w:t>
-      </w:r>
-    </w:p>
-    <w:p>
-      <w:r>
-        <w:t xml:space="preserve">        </w:t>
-      </w:r>
-      <w:proofErr w:type="spellStart"/>
-      <w:proofErr w:type="gramStart"/>
-      <w:r>
-        <w:t>printf</w:t>
-      </w:r>
-      <w:proofErr w:type="spellEnd"/>
-      <w:r>
-        <w:t>(</w:t>
-      </w:r>
-      <w:proofErr w:type="gramEnd"/>
-      <w:r>
-        <w:t>"3. Peek\n");</w:t>
-      </w:r>
-    </w:p>
-    <w:p>
-      <w:r>
-        <w:t xml:space="preserve">        </w:t>
-      </w:r>
-      <w:proofErr w:type="spellStart"/>
-      <w:proofErr w:type="gramStart"/>
-      <w:r>
-        <w:t>printf</w:t>
-      </w:r>
-      <w:proofErr w:type="spellEnd"/>
-      <w:r>
-        <w:t>(</w:t>
-      </w:r>
-      <w:proofErr w:type="gramEnd"/>
-      <w:r>
-        <w:t>"4. Display\n");</w:t>
-      </w:r>
-    </w:p>
-    <w:p>
-      <w:r>
-        <w:t xml:space="preserve">        </w:t>
-      </w:r>
-      <w:proofErr w:type="spellStart"/>
-      <w:proofErr w:type="gramStart"/>
-      <w:r>
-        <w:t>printf</w:t>
-      </w:r>
-      <w:proofErr w:type="spellEnd"/>
-      <w:r>
-        <w:t>(</w:t>
-      </w:r>
-      <w:proofErr w:type="gramEnd"/>
-      <w:r>
-        <w:t>"5. Exit\n");</w:t>
-      </w:r>
-    </w:p>
-    <w:p>
-      <w:r>
-        <w:t xml:space="preserve">        </w:t>
-      </w:r>
-      <w:proofErr w:type="spellStart"/>
-      <w:proofErr w:type="gramStart"/>
-      <w:r>
-        <w:t>printf</w:t>
-      </w:r>
-      <w:proofErr w:type="spellEnd"/>
-      <w:r>
-        <w:t>(</w:t>
-      </w:r>
-      <w:proofErr w:type="gramEnd"/>
-      <w:r>
-        <w:t>"Enter your choice: ");</w:t>
-      </w:r>
-    </w:p>
-    <w:p>
-      <w:r>
-        <w:t xml:space="preserve">        </w:t>
-      </w:r>
-      <w:proofErr w:type="spellStart"/>
-      <w:proofErr w:type="gramStart"/>
-      <w:r>
-        <w:t>scanf</w:t>
-      </w:r>
-      <w:proofErr w:type="spellEnd"/>
-      <w:r>
-        <w:t>(</w:t>
-      </w:r>
-      <w:proofErr w:type="gramEnd"/>
-      <w:r>
-        <w:t>"%d", &amp;choice);</w:t>
-      </w:r>
-    </w:p>
-    <w:p/>
-    <w:p>
-      <w:r>
-        <w:t xml:space="preserve">        switch (choice) {</w:t>
-      </w:r>
-    </w:p>
-    <w:p>
-      <w:r>
-        <w:t xml:space="preserve">            case 1:</w:t>
-      </w:r>
-    </w:p>
-    <w:p>
-      <w:r>
-        <w:t xml:space="preserve">                </w:t>
-      </w:r>
-      <w:proofErr w:type="gramStart"/>
-      <w:r>
-        <w:t>push(</w:t>
-      </w:r>
-      <w:proofErr w:type="gramEnd"/>
-      <w:r>
-        <w:t>);</w:t>
-      </w:r>
-    </w:p>
-    <w:p>
-      <w:r>
-        <w:t xml:space="preserve">                break;</w:t>
-      </w:r>
-    </w:p>
-    <w:p>
-      <w:r>
-        <w:lastRenderedPageBreak/>
-        <w:t xml:space="preserve">            case 2:</w:t>
-      </w:r>
-    </w:p>
-    <w:p>
-      <w:r>
-        <w:t xml:space="preserve">                </w:t>
-      </w:r>
-      <w:proofErr w:type="gramStart"/>
-      <w:r>
-        <w:t>pop(</w:t>
-      </w:r>
-      <w:proofErr w:type="gramEnd"/>
-      <w:r>
-        <w:t>);</w:t>
-      </w:r>
-    </w:p>
-    <w:p>
-      <w:r>
-        <w:t xml:space="preserve">                break;</w:t>
-      </w:r>
-    </w:p>
-    <w:p>
-      <w:r>
-        <w:t xml:space="preserve">            case 3:</w:t>
-      </w:r>
-    </w:p>
-    <w:p>
-      <w:r>
-        <w:t xml:space="preserve">                </w:t>
-      </w:r>
-      <w:proofErr w:type="gramStart"/>
-      <w:r>
-        <w:t>peek(</w:t>
-      </w:r>
-      <w:proofErr w:type="gramEnd"/>
-      <w:r>
-        <w:t>);</w:t>
-      </w:r>
-    </w:p>
-    <w:p>
-      <w:r>
-        <w:t xml:space="preserve">                break;</w:t>
-      </w:r>
-    </w:p>
-    <w:p>
-      <w:r>
-        <w:t xml:space="preserve">            case 4:</w:t>
-      </w:r>
-    </w:p>
-    <w:p>
-      <w:r>
-        <w:t xml:space="preserve">                </w:t>
-      </w:r>
-      <w:proofErr w:type="gramStart"/>
-      <w:r>
-        <w:t>display(</w:t>
-      </w:r>
-      <w:proofErr w:type="gramEnd"/>
-      <w:r>
-        <w:t>);</w:t>
-      </w:r>
-    </w:p>
-    <w:p>
-      <w:r>
-        <w:t xml:space="preserve">                break;</w:t>
-      </w:r>
-    </w:p>
-    <w:p>
-      <w:r>
-        <w:t xml:space="preserve">            case 5:</w:t>
-      </w:r>
-    </w:p>
-    <w:p>
-      <w:r>
-        <w:t xml:space="preserve">                </w:t>
-      </w:r>
-      <w:proofErr w:type="spellStart"/>
-      <w:proofErr w:type="gramStart"/>
-      <w:r>
-        <w:t>printf</w:t>
-      </w:r>
-      <w:proofErr w:type="spellEnd"/>
-      <w:r>
-        <w:t>(</w:t>
-      </w:r>
-      <w:proofErr w:type="gramEnd"/>
-      <w:r>
-        <w:t>"Exiting program...\n");</w:t>
-      </w:r>
-    </w:p>
-    <w:p>
-      <w:r>
-        <w:t xml:space="preserve">                break;</w:t>
-      </w:r>
-    </w:p>
-    <w:p>
-      <w:r>
-        <w:t xml:space="preserve">            default:</w:t>
-      </w:r>
-    </w:p>
-    <w:p>
-      <w:r>
-        <w:t xml:space="preserve">                </w:t>
-      </w:r>
-      <w:proofErr w:type="spellStart"/>
-      <w:proofErr w:type="gramStart"/>
-      <w:r>
-        <w:t>printf</w:t>
-      </w:r>
-      <w:proofErr w:type="spellEnd"/>
-      <w:r>
-        <w:t>(</w:t>
-      </w:r>
-      <w:proofErr w:type="gramEnd"/>
-      <w:r>
-        <w:t>"Invalid choice!\n");</w:t>
-      </w:r>
-    </w:p>
-    <w:p>
-      <w:r>
-        <w:t xml:space="preserve">        }</w:t>
-      </w:r>
-    </w:p>
-    <w:p/>
-    <w:p>
-      <w:r>
-        <w:t xml:space="preserve">    } while (</w:t>
-      </w:r>
-      <w:proofErr w:type="gramStart"/>
-      <w:r>
-        <w:t>choice !</w:t>
-      </w:r>
-      <w:proofErr w:type="gramEnd"/>
-      <w:r>
-        <w:t>= 5);</w:t>
-      </w:r>
-    </w:p>
-    <w:p>
-      <w:r>
-        <w:t xml:space="preserve">    return 0;</w:t>
-      </w:r>
-    </w:p>
-    <w:p>
-      <w:r>
-        <w:t>}</w:t>
-      </w:r>
-    </w:p>
-    <w:p>
-      <w:r>
-        <w:rPr>
-          <w:noProof/>
-          <w:lang w:eastAsia="en-IN"/>
-        </w:rPr>
+    <w:p>
+      <w:r>
         <w:lastRenderedPageBreak/>
         <w:drawing>
-          <wp:inline distT="0" distB="0" distL="0" distR="0" wp14:anchorId="7629339C" wp14:editId="363E73B1">
-            <wp:extent cx="2238687" cy="5325218"/>
-            <wp:effectExtent l="0" t="0" r="9525" b="8890"/>
-            <wp:docPr id="3" name="Picture 3"/>
+          <wp:inline distT="0" distB="0" distL="0" distR="0" wp14:anchorId="395E75C2" wp14:editId="5DCD12AF">
+            <wp:extent cx="2772162" cy="3429479"/>
+            <wp:effectExtent l="0" t="0" r="9525" b="0"/>
+            <wp:docPr id="10" name="Picture 10"/>
             <wp:cNvGraphicFramePr>
               <a:graphicFrameLocks xmlns:a="http://schemas.openxmlformats.org/drawingml/2006/main" noChangeAspect="1"/>
             </wp:cNvGraphicFramePr>
@@ -3011,7 +3966,7 @@
                   <pic:spPr>
                     <a:xfrm>
                       <a:off x="0" y="0"/>
-                      <a:ext cx="2238687" cy="5325218"/>
+                      <a:ext cx="2772162" cy="3429479"/>
                     </a:xfrm>
                     <a:prstGeom prst="rect">
                       <a:avLst/>
@@ -3024,7 +3979,11 @@
         </w:drawing>
       </w:r>
     </w:p>
-    <w:p/>
+    <w:p>
+      <w:r>
+        <w:t>5)</w:t>
+      </w:r>
+    </w:p>
     <w:p>
       <w:r>
         <w:t>#include &lt;</w:t>
@@ -3051,7 +4010,7 @@
       </w:r>
       <w:proofErr w:type="spellEnd"/>
       <w:r>
-        <w:t xml:space="preserve"> q[MAX];</w:t>
+        <w:t xml:space="preserve"> stack[MAX];</w:t>
       </w:r>
     </w:p>
     <w:p>
@@ -3061,15 +4020,7 @@
       </w:r>
       <w:proofErr w:type="spellEnd"/>
       <w:r>
-        <w:t xml:space="preserve"> front=-</w:t>
-      </w:r>
-      <w:proofErr w:type="gramStart"/>
-      <w:r>
-        <w:t>1,rear</w:t>
-      </w:r>
-      <w:proofErr w:type="gramEnd"/>
-      <w:r>
-        <w:t>=-1;</w:t>
+        <w:t xml:space="preserve"> top = -1;</w:t>
       </w:r>
     </w:p>
     <w:p/>
@@ -3078,14 +4029,9 @@
       <w:r>
         <w:t xml:space="preserve">void </w:t>
       </w:r>
-      <w:proofErr w:type="spellStart"/>
-      <w:proofErr w:type="gramStart"/>
-      <w:r>
-        <w:t>enqueue</w:t>
-      </w:r>
-      <w:proofErr w:type="spellEnd"/>
-      <w:r>
-        <w:t>(</w:t>
+      <w:proofErr w:type="gramStart"/>
+      <w:r>
+        <w:t>push(</w:t>
       </w:r>
       <w:proofErr w:type="gramEnd"/>
       <w:r>
@@ -3107,7 +4053,7 @@
     </w:p>
     <w:p>
       <w:r>
-        <w:t xml:space="preserve">    if (rear==MAX-1) {</w:t>
+        <w:t xml:space="preserve">    if (top==MAX-1) {</w:t>
       </w:r>
     </w:p>
     <w:p>
@@ -3125,28 +4071,392 @@
       </w:r>
       <w:proofErr w:type="gramEnd"/>
       <w:r>
-        <w:t>"Queue Overflow! Cannot insert.\n");</w:t>
+        <w:t>"Stack Overflow! Cannot push.\n");</w:t>
+      </w:r>
+    </w:p>
+    <w:p>
+      <w:r>
+        <w:t xml:space="preserve">    } else {</w:t>
+      </w:r>
+    </w:p>
+    <w:p>
+      <w:r>
+        <w:t xml:space="preserve">        </w:t>
+      </w:r>
+      <w:proofErr w:type="spellStart"/>
+      <w:proofErr w:type="gramStart"/>
+      <w:r>
+        <w:t>printf</w:t>
+      </w:r>
+      <w:proofErr w:type="spellEnd"/>
+      <w:r>
+        <w:t>(</w:t>
+      </w:r>
+      <w:proofErr w:type="gramEnd"/>
+      <w:r>
+        <w:t>"Enter value to push: ");</w:t>
+      </w:r>
+    </w:p>
+    <w:p>
+      <w:r>
+        <w:t xml:space="preserve">        </w:t>
+      </w:r>
+      <w:proofErr w:type="spellStart"/>
+      <w:proofErr w:type="gramStart"/>
+      <w:r>
+        <w:t>scanf</w:t>
+      </w:r>
+      <w:proofErr w:type="spellEnd"/>
+      <w:r>
+        <w:t>(</w:t>
+      </w:r>
+      <w:proofErr w:type="gramEnd"/>
+      <w:r>
+        <w:t>"%d", &amp;value);</w:t>
+      </w:r>
+    </w:p>
+    <w:p>
+      <w:r>
+        <w:t xml:space="preserve">        top++;</w:t>
+      </w:r>
+    </w:p>
+    <w:p>
+      <w:r>
+        <w:t xml:space="preserve">        stack[top]=value;</w:t>
+      </w:r>
+    </w:p>
+    <w:p>
+      <w:r>
+        <w:t xml:space="preserve">        </w:t>
+      </w:r>
+      <w:proofErr w:type="spellStart"/>
+      <w:proofErr w:type="gramStart"/>
+      <w:r>
+        <w:t>printf</w:t>
+      </w:r>
+      <w:proofErr w:type="spellEnd"/>
+      <w:r>
+        <w:t>(</w:t>
+      </w:r>
+      <w:proofErr w:type="gramEnd"/>
+      <w:r>
+        <w:t>"%d pushed into stack.\</w:t>
+      </w:r>
+      <w:proofErr w:type="spellStart"/>
+      <w:r>
+        <w:t>n",value</w:t>
+      </w:r>
+      <w:proofErr w:type="spellEnd"/>
+      <w:r>
+        <w:t>);</w:t>
+      </w:r>
+    </w:p>
+    <w:p>
+      <w:r>
+        <w:t xml:space="preserve">    }</w:t>
       </w:r>
     </w:p>
     <w:p>
       <w:r>
         <w:lastRenderedPageBreak/>
+        <w:t>}</w:t>
+      </w:r>
+    </w:p>
+    <w:p/>
+    <w:p/>
+    <w:p>
+      <w:r>
+        <w:t xml:space="preserve">void </w:t>
+      </w:r>
+      <w:proofErr w:type="gramStart"/>
+      <w:r>
+        <w:t>pop(</w:t>
+      </w:r>
+      <w:proofErr w:type="gramEnd"/>
+      <w:r>
+        <w:t>) {</w:t>
+      </w:r>
+    </w:p>
+    <w:p>
+      <w:r>
+        <w:t xml:space="preserve">    if (top==-1) {</w:t>
+      </w:r>
+    </w:p>
+    <w:p>
+      <w:r>
+        <w:t xml:space="preserve">        </w:t>
+      </w:r>
+      <w:proofErr w:type="spellStart"/>
+      <w:proofErr w:type="gramStart"/>
+      <w:r>
+        <w:t>printf</w:t>
+      </w:r>
+      <w:proofErr w:type="spellEnd"/>
+      <w:r>
+        <w:t>(</w:t>
+      </w:r>
+      <w:proofErr w:type="gramEnd"/>
+      <w:r>
+        <w:t>"Stack Underflow! Cannot pop.\n");</w:t>
+      </w:r>
+    </w:p>
+    <w:p>
+      <w:r>
         <w:t xml:space="preserve">    } else {</w:t>
       </w:r>
     </w:p>
     <w:p>
       <w:r>
-        <w:t xml:space="preserve">        if(front==-</w:t>
-      </w:r>
-      <w:proofErr w:type="gramStart"/>
-      <w:r>
-        <w:t>1){</w:t>
-      </w:r>
-      <w:proofErr w:type="gramEnd"/>
-    </w:p>
-    <w:p>
-      <w:r>
-        <w:t xml:space="preserve">            front=0;</w:t>
+        <w:t xml:space="preserve">        </w:t>
+      </w:r>
+      <w:proofErr w:type="spellStart"/>
+      <w:proofErr w:type="gramStart"/>
+      <w:r>
+        <w:t>printf</w:t>
+      </w:r>
+      <w:proofErr w:type="spellEnd"/>
+      <w:r>
+        <w:t>(</w:t>
+      </w:r>
+      <w:proofErr w:type="gramEnd"/>
+      <w:r>
+        <w:t>"Popped element: %d\</w:t>
+      </w:r>
+      <w:proofErr w:type="spellStart"/>
+      <w:r>
+        <w:t>n",stack</w:t>
+      </w:r>
+      <w:proofErr w:type="spellEnd"/>
+      <w:r>
+        <w:t>[top]);</w:t>
+      </w:r>
+    </w:p>
+    <w:p>
+      <w:r>
+        <w:t xml:space="preserve">        top--;</w:t>
+      </w:r>
+    </w:p>
+    <w:p>
+      <w:r>
+        <w:t xml:space="preserve">    }</w:t>
+      </w:r>
+    </w:p>
+    <w:p>
+      <w:r>
+        <w:t>}</w:t>
+      </w:r>
+    </w:p>
+    <w:p/>
+    <w:p/>
+    <w:p>
+      <w:r>
+        <w:t xml:space="preserve">void </w:t>
+      </w:r>
+      <w:proofErr w:type="gramStart"/>
+      <w:r>
+        <w:t>peek(</w:t>
+      </w:r>
+      <w:proofErr w:type="gramEnd"/>
+      <w:r>
+        <w:t>) {</w:t>
+      </w:r>
+    </w:p>
+    <w:p>
+      <w:r>
+        <w:t xml:space="preserve">    if (top==-1) {</w:t>
+      </w:r>
+    </w:p>
+    <w:p>
+      <w:r>
+        <w:t xml:space="preserve">        </w:t>
+      </w:r>
+      <w:proofErr w:type="spellStart"/>
+      <w:proofErr w:type="gramStart"/>
+      <w:r>
+        <w:t>printf</w:t>
+      </w:r>
+      <w:proofErr w:type="spellEnd"/>
+      <w:r>
+        <w:t>(</w:t>
+      </w:r>
+      <w:proofErr w:type="gramEnd"/>
+      <w:r>
+        <w:t>"Stack is empty.\n");</w:t>
+      </w:r>
+    </w:p>
+    <w:p>
+      <w:r>
+        <w:t xml:space="preserve">    } else {</w:t>
+      </w:r>
+    </w:p>
+    <w:p>
+      <w:r>
+        <w:t xml:space="preserve">        </w:t>
+      </w:r>
+      <w:proofErr w:type="spellStart"/>
+      <w:proofErr w:type="gramStart"/>
+      <w:r>
+        <w:t>printf</w:t>
+      </w:r>
+      <w:proofErr w:type="spellEnd"/>
+      <w:r>
+        <w:t>(</w:t>
+      </w:r>
+      <w:proofErr w:type="gramEnd"/>
+      <w:r>
+        <w:t>"Top element is: %d\</w:t>
+      </w:r>
+      <w:proofErr w:type="spellStart"/>
+      <w:r>
+        <w:t>n",stack</w:t>
+      </w:r>
+      <w:proofErr w:type="spellEnd"/>
+      <w:r>
+        <w:t>[top]);</w:t>
+      </w:r>
+    </w:p>
+    <w:p>
+      <w:r>
+        <w:t xml:space="preserve">    }</w:t>
+      </w:r>
+    </w:p>
+    <w:p>
+      <w:r>
+        <w:t>}</w:t>
+      </w:r>
+    </w:p>
+    <w:p/>
+    <w:p/>
+    <w:p>
+      <w:r>
+        <w:t xml:space="preserve">void </w:t>
+      </w:r>
+      <w:proofErr w:type="gramStart"/>
+      <w:r>
+        <w:t>display(</w:t>
+      </w:r>
+      <w:proofErr w:type="gramEnd"/>
+      <w:r>
+        <w:t>) {</w:t>
+      </w:r>
+    </w:p>
+    <w:p>
+      <w:r>
+        <w:t xml:space="preserve">    if (top==-1) {</w:t>
+      </w:r>
+    </w:p>
+    <w:p>
+      <w:r>
+        <w:t xml:space="preserve">        </w:t>
+      </w:r>
+      <w:proofErr w:type="spellStart"/>
+      <w:proofErr w:type="gramStart"/>
+      <w:r>
+        <w:t>printf</w:t>
+      </w:r>
+      <w:proofErr w:type="spellEnd"/>
+      <w:r>
+        <w:t>(</w:t>
+      </w:r>
+      <w:proofErr w:type="gramEnd"/>
+      <w:r>
+        <w:t>"Stack is empty.\n");</w:t>
+      </w:r>
+    </w:p>
+    <w:p>
+      <w:r>
+        <w:t xml:space="preserve">    } else {</w:t>
+      </w:r>
+    </w:p>
+    <w:p>
+      <w:r>
+        <w:t xml:space="preserve">        </w:t>
+      </w:r>
+      <w:proofErr w:type="spellStart"/>
+      <w:proofErr w:type="gramStart"/>
+      <w:r>
+        <w:t>printf</w:t>
+      </w:r>
+      <w:proofErr w:type="spellEnd"/>
+      <w:r>
+        <w:t>(</w:t>
+      </w:r>
+      <w:proofErr w:type="gramEnd"/>
+      <w:r>
+        <w:t>"Stack elements are:\n");</w:t>
+      </w:r>
+    </w:p>
+    <w:p>
+      <w:r>
+        <w:t xml:space="preserve">        for (</w:t>
+      </w:r>
+      <w:proofErr w:type="spellStart"/>
+      <w:r>
+        <w:t>int</w:t>
+      </w:r>
+      <w:proofErr w:type="spellEnd"/>
+      <w:r>
+        <w:t xml:space="preserve"> </w:t>
+      </w:r>
+      <w:proofErr w:type="spellStart"/>
+      <w:r>
+        <w:t>i</w:t>
+      </w:r>
+      <w:proofErr w:type="spellEnd"/>
+      <w:r>
+        <w:t xml:space="preserve"> =</w:t>
+      </w:r>
+      <w:proofErr w:type="spellStart"/>
+      <w:proofErr w:type="gramStart"/>
+      <w:r>
+        <w:t>top;i</w:t>
+      </w:r>
+      <w:proofErr w:type="spellEnd"/>
+      <w:proofErr w:type="gramEnd"/>
+      <w:r>
+        <w:t xml:space="preserve">&gt;= 0; </w:t>
+      </w:r>
+      <w:proofErr w:type="spellStart"/>
+      <w:r>
+        <w:t>i</w:t>
+      </w:r>
+      <w:proofErr w:type="spellEnd"/>
+      <w:r>
+        <w:t>--) {</w:t>
+      </w:r>
+    </w:p>
+    <w:p>
+      <w:r>
+        <w:t xml:space="preserve">            </w:t>
+      </w:r>
+      <w:proofErr w:type="spellStart"/>
+      <w:r>
+        <w:t>printf</w:t>
+      </w:r>
+      <w:proofErr w:type="spellEnd"/>
+      <w:r>
+        <w:t>("%d\</w:t>
+      </w:r>
+      <w:proofErr w:type="spellStart"/>
+      <w:r>
+        <w:t>n</w:t>
+      </w:r>
+      <w:proofErr w:type="gramStart"/>
+      <w:r>
+        <w:t>",stack</w:t>
+      </w:r>
+      <w:proofErr w:type="spellEnd"/>
+      <w:proofErr w:type="gramEnd"/>
+      <w:r>
+        <w:t>[</w:t>
+      </w:r>
+      <w:proofErr w:type="spellStart"/>
+      <w:r>
+        <w:t>i</w:t>
+      </w:r>
+      <w:proofErr w:type="spellEnd"/>
+      <w:r>
+        <w:t>]);</w:t>
       </w:r>
     </w:p>
     <w:p>
@@ -3156,6 +4466,53 @@
     </w:p>
     <w:p>
       <w:r>
+        <w:t xml:space="preserve">    }</w:t>
+      </w:r>
+    </w:p>
+    <w:p>
+      <w:r>
+        <w:lastRenderedPageBreak/>
+        <w:t>}</w:t>
+      </w:r>
+    </w:p>
+    <w:p>
+      <w:proofErr w:type="spellStart"/>
+      <w:r>
+        <w:t>int</w:t>
+      </w:r>
+      <w:proofErr w:type="spellEnd"/>
+      <w:r>
+        <w:t xml:space="preserve"> </w:t>
+      </w:r>
+      <w:proofErr w:type="gramStart"/>
+      <w:r>
+        <w:t>main(</w:t>
+      </w:r>
+      <w:proofErr w:type="gramEnd"/>
+      <w:r>
+        <w:t>) {</w:t>
+      </w:r>
+    </w:p>
+    <w:p>
+      <w:r>
+        <w:t xml:space="preserve">    </w:t>
+      </w:r>
+      <w:proofErr w:type="spellStart"/>
+      <w:r>
+        <w:t>int</w:t>
+      </w:r>
+      <w:proofErr w:type="spellEnd"/>
+      <w:r>
+        <w:t xml:space="preserve"> choice;</w:t>
+      </w:r>
+    </w:p>
+    <w:p>
+      <w:r>
+        <w:t xml:space="preserve">    do {</w:t>
+      </w:r>
+    </w:p>
+    <w:p>
+      <w:r>
         <w:t xml:space="preserve">        </w:t>
       </w:r>
       <w:proofErr w:type="spellStart"/>
@@ -3169,7 +4526,7 @@
       </w:r>
       <w:proofErr w:type="gramEnd"/>
       <w:r>
-        <w:t>"Enter value to insert: ");</w:t>
+        <w:t>"\n--- STACK MENU ---\n");</w:t>
       </w:r>
     </w:p>
     <w:p>
@@ -3179,6 +4536,114 @@
       <w:proofErr w:type="spellStart"/>
       <w:proofErr w:type="gramStart"/>
       <w:r>
+        <w:t>printf</w:t>
+      </w:r>
+      <w:proofErr w:type="spellEnd"/>
+      <w:r>
+        <w:t>(</w:t>
+      </w:r>
+      <w:proofErr w:type="gramEnd"/>
+      <w:r>
+        <w:t>"1. Push\n");</w:t>
+      </w:r>
+    </w:p>
+    <w:p>
+      <w:r>
+        <w:t xml:space="preserve">        </w:t>
+      </w:r>
+      <w:proofErr w:type="spellStart"/>
+      <w:proofErr w:type="gramStart"/>
+      <w:r>
+        <w:t>printf</w:t>
+      </w:r>
+      <w:proofErr w:type="spellEnd"/>
+      <w:r>
+        <w:t>(</w:t>
+      </w:r>
+      <w:proofErr w:type="gramEnd"/>
+      <w:r>
+        <w:t>"2. Pop\n");</w:t>
+      </w:r>
+    </w:p>
+    <w:p>
+      <w:r>
+        <w:t xml:space="preserve">        </w:t>
+      </w:r>
+      <w:proofErr w:type="spellStart"/>
+      <w:proofErr w:type="gramStart"/>
+      <w:r>
+        <w:t>printf</w:t>
+      </w:r>
+      <w:proofErr w:type="spellEnd"/>
+      <w:r>
+        <w:t>(</w:t>
+      </w:r>
+      <w:proofErr w:type="gramEnd"/>
+      <w:r>
+        <w:t>"3. Peek\n");</w:t>
+      </w:r>
+    </w:p>
+    <w:p>
+      <w:r>
+        <w:t xml:space="preserve">        </w:t>
+      </w:r>
+      <w:proofErr w:type="spellStart"/>
+      <w:proofErr w:type="gramStart"/>
+      <w:r>
+        <w:t>printf</w:t>
+      </w:r>
+      <w:proofErr w:type="spellEnd"/>
+      <w:r>
+        <w:t>(</w:t>
+      </w:r>
+      <w:proofErr w:type="gramEnd"/>
+      <w:r>
+        <w:t>"4. Display\n");</w:t>
+      </w:r>
+    </w:p>
+    <w:p>
+      <w:r>
+        <w:t xml:space="preserve">        </w:t>
+      </w:r>
+      <w:proofErr w:type="spellStart"/>
+      <w:proofErr w:type="gramStart"/>
+      <w:r>
+        <w:t>printf</w:t>
+      </w:r>
+      <w:proofErr w:type="spellEnd"/>
+      <w:r>
+        <w:t>(</w:t>
+      </w:r>
+      <w:proofErr w:type="gramEnd"/>
+      <w:r>
+        <w:t>"5. Exit\n");</w:t>
+      </w:r>
+    </w:p>
+    <w:p>
+      <w:r>
+        <w:t xml:space="preserve">        </w:t>
+      </w:r>
+      <w:proofErr w:type="spellStart"/>
+      <w:proofErr w:type="gramStart"/>
+      <w:r>
+        <w:t>printf</w:t>
+      </w:r>
+      <w:proofErr w:type="spellEnd"/>
+      <w:r>
+        <w:t>(</w:t>
+      </w:r>
+      <w:proofErr w:type="gramEnd"/>
+      <w:r>
+        <w:t>"Enter your choice: ");</w:t>
+      </w:r>
+    </w:p>
+    <w:p>
+      <w:r>
+        <w:t xml:space="preserve">        </w:t>
+      </w:r>
+      <w:proofErr w:type="spellStart"/>
+      <w:proofErr w:type="gramStart"/>
+      <w:r>
         <w:t>scanf</w:t>
       </w:r>
       <w:proofErr w:type="spellEnd"/>
@@ -3187,151 +4652,92 @@
       </w:r>
       <w:proofErr w:type="gramEnd"/>
       <w:r>
-        <w:t>"%d", &amp;value);</w:t>
-      </w:r>
-    </w:p>
-    <w:p>
-      <w:r>
-        <w:t xml:space="preserve">        rear++;</w:t>
-      </w:r>
-    </w:p>
-    <w:p>
-      <w:r>
-        <w:t xml:space="preserve">        q[rear]=value;</w:t>
-      </w:r>
-    </w:p>
-    <w:p>
-      <w:r>
-        <w:t xml:space="preserve">        </w:t>
-      </w:r>
-      <w:proofErr w:type="spellStart"/>
-      <w:proofErr w:type="gramStart"/>
-      <w:r>
-        <w:t>printf</w:t>
-      </w:r>
-      <w:proofErr w:type="spellEnd"/>
-      <w:r>
-        <w:t>(</w:t>
-      </w:r>
-      <w:proofErr w:type="gramEnd"/>
-      <w:r>
-        <w:t>"%d inserted into queue\</w:t>
-      </w:r>
-      <w:proofErr w:type="spellStart"/>
-      <w:r>
-        <w:t>n",value</w:t>
-      </w:r>
-      <w:proofErr w:type="spellEnd"/>
+        <w:t>"%d", &amp;choice);</w:t>
+      </w:r>
+    </w:p>
+    <w:p/>
+    <w:p>
+      <w:r>
+        <w:t xml:space="preserve">        switch (choice) {</w:t>
+      </w:r>
+    </w:p>
+    <w:p>
+      <w:r>
+        <w:t xml:space="preserve">            case 1:</w:t>
+      </w:r>
+    </w:p>
+    <w:p>
+      <w:r>
+        <w:t xml:space="preserve">                </w:t>
+      </w:r>
+      <w:proofErr w:type="gramStart"/>
+      <w:r>
+        <w:t>push(</w:t>
+      </w:r>
+      <w:proofErr w:type="gramEnd"/>
       <w:r>
         <w:t>);</w:t>
       </w:r>
     </w:p>
     <w:p>
       <w:r>
-        <w:t xml:space="preserve">    }</w:t>
-      </w:r>
-    </w:p>
-    <w:p>
-      <w:r>
-        <w:t>}</w:t>
-      </w:r>
-    </w:p>
-    <w:p/>
-    <w:p/>
-    <w:p>
-      <w:r>
-        <w:t xml:space="preserve">void </w:t>
-      </w:r>
-      <w:proofErr w:type="spellStart"/>
-      <w:proofErr w:type="gramStart"/>
-      <w:r>
-        <w:t>dequeue</w:t>
-      </w:r>
-      <w:proofErr w:type="spellEnd"/>
-      <w:r>
-        <w:t>(</w:t>
-      </w:r>
-      <w:proofErr w:type="gramEnd"/>
-      <w:r>
-        <w:t>) {</w:t>
-      </w:r>
-    </w:p>
-    <w:p>
-      <w:r>
-        <w:t xml:space="preserve">    if (front==-1||front&gt;rear) {</w:t>
-      </w:r>
-    </w:p>
-    <w:p>
-      <w:r>
-        <w:t xml:space="preserve">        </w:t>
-      </w:r>
-      <w:proofErr w:type="spellStart"/>
-      <w:proofErr w:type="gramStart"/>
-      <w:r>
-        <w:t>printf</w:t>
-      </w:r>
-      <w:proofErr w:type="spellEnd"/>
-      <w:r>
-        <w:t>(</w:t>
-      </w:r>
-      <w:proofErr w:type="gramEnd"/>
-      <w:r>
-        <w:t>"Underflow! Cannot delete.\n");</w:t>
-      </w:r>
-    </w:p>
-    <w:p>
-      <w:r>
-        <w:t xml:space="preserve">    } else {</w:t>
-      </w:r>
-    </w:p>
-    <w:p>
-      <w:r>
-        <w:t xml:space="preserve">        </w:t>
-      </w:r>
-      <w:proofErr w:type="spellStart"/>
-      <w:proofErr w:type="gramStart"/>
-      <w:r>
-        <w:t>printf</w:t>
-      </w:r>
-      <w:proofErr w:type="spellEnd"/>
-      <w:r>
-        <w:t>(</w:t>
-      </w:r>
-      <w:proofErr w:type="gramEnd"/>
-      <w:r>
-        <w:t>"Delete element: %d\</w:t>
-      </w:r>
-      <w:proofErr w:type="spellStart"/>
-      <w:r>
-        <w:t>n",q</w:t>
-      </w:r>
-      <w:proofErr w:type="spellEnd"/>
-      <w:r>
-        <w:t>[front]);</w:t>
-      </w:r>
-    </w:p>
-    <w:p>
-      <w:r>
-        <w:t xml:space="preserve">        front++;</w:t>
-      </w:r>
-    </w:p>
-    <w:p>
-      <w:r>
-        <w:t xml:space="preserve">    }</w:t>
-      </w:r>
-    </w:p>
-    <w:p>
-      <w:r>
-        <w:t>}</w:t>
-      </w:r>
-    </w:p>
-    <w:p/>
-    <w:p/>
-    <w:p/>
-    <w:p/>
-    <w:p>
-      <w:r>
-        <w:t xml:space="preserve">void </w:t>
+        <w:t xml:space="preserve">                break;</w:t>
+      </w:r>
+    </w:p>
+    <w:p>
+      <w:r>
+        <w:t xml:space="preserve">            case 2:</w:t>
+      </w:r>
+    </w:p>
+    <w:p>
+      <w:r>
+        <w:t xml:space="preserve">                </w:t>
+      </w:r>
+      <w:proofErr w:type="gramStart"/>
+      <w:r>
+        <w:t>pop(</w:t>
+      </w:r>
+      <w:proofErr w:type="gramEnd"/>
+      <w:r>
+        <w:t>);</w:t>
+      </w:r>
+    </w:p>
+    <w:p>
+      <w:r>
+        <w:t xml:space="preserve">                break;</w:t>
+      </w:r>
+    </w:p>
+    <w:p>
+      <w:r>
+        <w:t xml:space="preserve">            case 3:</w:t>
+      </w:r>
+    </w:p>
+    <w:p>
+      <w:r>
+        <w:t xml:space="preserve">                </w:t>
+      </w:r>
+      <w:proofErr w:type="gramStart"/>
+      <w:r>
+        <w:t>peek(</w:t>
+      </w:r>
+      <w:proofErr w:type="gramEnd"/>
+      <w:r>
+        <w:t>);</w:t>
+      </w:r>
+    </w:p>
+    <w:p>
+      <w:r>
+        <w:t xml:space="preserve">                break;</w:t>
+      </w:r>
+    </w:p>
+    <w:p>
+      <w:r>
+        <w:t xml:space="preserve">            case 4:</w:t>
+      </w:r>
+    </w:p>
+    <w:p>
+      <w:r>
+        <w:t xml:space="preserve">                </w:t>
       </w:r>
       <w:proofErr w:type="gramStart"/>
       <w:r>
@@ -3339,345 +4745,6 @@
       </w:r>
       <w:proofErr w:type="gramEnd"/>
       <w:r>
-        <w:t>) {</w:t>
-      </w:r>
-    </w:p>
-    <w:p>
-      <w:r>
-        <w:t xml:space="preserve">    if (rear==-1||front&gt;rear) {</w:t>
-      </w:r>
-    </w:p>
-    <w:p>
-      <w:r>
-        <w:t xml:space="preserve">        </w:t>
-      </w:r>
-      <w:proofErr w:type="spellStart"/>
-      <w:proofErr w:type="gramStart"/>
-      <w:r>
-        <w:t>printf</w:t>
-      </w:r>
-      <w:proofErr w:type="spellEnd"/>
-      <w:r>
-        <w:t>(</w:t>
-      </w:r>
-      <w:proofErr w:type="gramEnd"/>
-      <w:r>
-        <w:t>"Queue is empty.\n");</w:t>
-      </w:r>
-    </w:p>
-    <w:p>
-      <w:r>
-        <w:t xml:space="preserve">    } else {</w:t>
-      </w:r>
-    </w:p>
-    <w:p>
-      <w:r>
-        <w:t xml:space="preserve">        </w:t>
-      </w:r>
-      <w:proofErr w:type="spellStart"/>
-      <w:proofErr w:type="gramStart"/>
-      <w:r>
-        <w:t>printf</w:t>
-      </w:r>
-      <w:proofErr w:type="spellEnd"/>
-      <w:r>
-        <w:t>(</w:t>
-      </w:r>
-      <w:proofErr w:type="gramEnd"/>
-      <w:r>
-        <w:t>"Queue elements are:\n");</w:t>
-      </w:r>
-    </w:p>
-    <w:p>
-      <w:r>
-        <w:t xml:space="preserve">        for (</w:t>
-      </w:r>
-      <w:proofErr w:type="spellStart"/>
-      <w:r>
-        <w:t>int</w:t>
-      </w:r>
-      <w:proofErr w:type="spellEnd"/>
-      <w:r>
-        <w:t xml:space="preserve"> </w:t>
-      </w:r>
-      <w:proofErr w:type="spellStart"/>
-      <w:r>
-        <w:t>i</w:t>
-      </w:r>
-      <w:proofErr w:type="spellEnd"/>
-      <w:r>
-        <w:t xml:space="preserve"> =</w:t>
-      </w:r>
-      <w:proofErr w:type="spellStart"/>
-      <w:proofErr w:type="gramStart"/>
-      <w:r>
-        <w:t>front;i</w:t>
-      </w:r>
-      <w:proofErr w:type="spellEnd"/>
-      <w:proofErr w:type="gramEnd"/>
-      <w:r>
-        <w:t xml:space="preserve">&lt;= rear; </w:t>
-      </w:r>
-      <w:proofErr w:type="spellStart"/>
-      <w:r>
-        <w:t>i</w:t>
-      </w:r>
-      <w:proofErr w:type="spellEnd"/>
-      <w:r>
-        <w:t>++) {</w:t>
-      </w:r>
-    </w:p>
-    <w:p>
-      <w:r>
-        <w:lastRenderedPageBreak/>
-        <w:t xml:space="preserve">            </w:t>
-      </w:r>
-      <w:proofErr w:type="spellStart"/>
-      <w:proofErr w:type="gramStart"/>
-      <w:r>
-        <w:t>printf</w:t>
-      </w:r>
-      <w:proofErr w:type="spellEnd"/>
-      <w:r>
-        <w:t>(</w:t>
-      </w:r>
-      <w:proofErr w:type="gramEnd"/>
-      <w:r>
-        <w:t>"%d ",q[</w:t>
-      </w:r>
-      <w:proofErr w:type="spellStart"/>
-      <w:r>
-        <w:t>i</w:t>
-      </w:r>
-      <w:proofErr w:type="spellEnd"/>
-      <w:r>
-        <w:t>]);</w:t>
-      </w:r>
-    </w:p>
-    <w:p>
-      <w:r>
-        <w:t xml:space="preserve">        }</w:t>
-      </w:r>
-    </w:p>
-    <w:p>
-      <w:r>
-        <w:t xml:space="preserve">    }</w:t>
-      </w:r>
-    </w:p>
-    <w:p>
-      <w:r>
-        <w:t>}</w:t>
-      </w:r>
-    </w:p>
-    <w:p>
-      <w:proofErr w:type="spellStart"/>
-      <w:r>
-        <w:t>int</w:t>
-      </w:r>
-      <w:proofErr w:type="spellEnd"/>
-      <w:r>
-        <w:t xml:space="preserve"> </w:t>
-      </w:r>
-      <w:proofErr w:type="gramStart"/>
-      <w:r>
-        <w:t>main(</w:t>
-      </w:r>
-      <w:proofErr w:type="gramEnd"/>
-      <w:r>
-        <w:t>) {</w:t>
-      </w:r>
-    </w:p>
-    <w:p>
-      <w:r>
-        <w:t xml:space="preserve">    </w:t>
-      </w:r>
-      <w:proofErr w:type="spellStart"/>
-      <w:r>
-        <w:t>int</w:t>
-      </w:r>
-      <w:proofErr w:type="spellEnd"/>
-      <w:r>
-        <w:t xml:space="preserve"> choice;</w:t>
-      </w:r>
-    </w:p>
-    <w:p>
-      <w:r>
-        <w:t xml:space="preserve">    do {</w:t>
-      </w:r>
-    </w:p>
-    <w:p>
-      <w:r>
-        <w:t xml:space="preserve">        </w:t>
-      </w:r>
-      <w:proofErr w:type="spellStart"/>
-      <w:proofErr w:type="gramStart"/>
-      <w:r>
-        <w:t>printf</w:t>
-      </w:r>
-      <w:proofErr w:type="spellEnd"/>
-      <w:r>
-        <w:t>(</w:t>
-      </w:r>
-      <w:proofErr w:type="gramEnd"/>
-      <w:r>
-        <w:t>"\n--- Queue MENU ---\n");</w:t>
-      </w:r>
-    </w:p>
-    <w:p>
-      <w:r>
-        <w:t xml:space="preserve">        </w:t>
-      </w:r>
-      <w:proofErr w:type="spellStart"/>
-      <w:proofErr w:type="gramStart"/>
-      <w:r>
-        <w:t>printf</w:t>
-      </w:r>
-      <w:proofErr w:type="spellEnd"/>
-      <w:r>
-        <w:t>(</w:t>
-      </w:r>
-      <w:proofErr w:type="gramEnd"/>
-      <w:r>
-        <w:t xml:space="preserve">"1. </w:t>
-      </w:r>
-      <w:proofErr w:type="spellStart"/>
-      <w:r>
-        <w:t>Enqueue</w:t>
-      </w:r>
-      <w:proofErr w:type="spellEnd"/>
-      <w:r>
-        <w:t>\n");</w:t>
-      </w:r>
-    </w:p>
-    <w:p>
-      <w:r>
-        <w:t xml:space="preserve">        </w:t>
-      </w:r>
-      <w:proofErr w:type="spellStart"/>
-      <w:proofErr w:type="gramStart"/>
-      <w:r>
-        <w:t>printf</w:t>
-      </w:r>
-      <w:proofErr w:type="spellEnd"/>
-      <w:r>
-        <w:t>(</w:t>
-      </w:r>
-      <w:proofErr w:type="gramEnd"/>
-      <w:r>
-        <w:t xml:space="preserve">"2. </w:t>
-      </w:r>
-      <w:proofErr w:type="spellStart"/>
-      <w:r>
-        <w:t>Dequeue</w:t>
-      </w:r>
-      <w:proofErr w:type="spellEnd"/>
-      <w:r>
-        <w:t>\n");</w:t>
-      </w:r>
-    </w:p>
-    <w:p>
-      <w:r>
-        <w:t xml:space="preserve">        </w:t>
-      </w:r>
-      <w:proofErr w:type="spellStart"/>
-      <w:proofErr w:type="gramStart"/>
-      <w:r>
-        <w:t>printf</w:t>
-      </w:r>
-      <w:proofErr w:type="spellEnd"/>
-      <w:r>
-        <w:t>(</w:t>
-      </w:r>
-      <w:proofErr w:type="gramEnd"/>
-      <w:r>
-        <w:t>"3. Display\n");</w:t>
-      </w:r>
-    </w:p>
-    <w:p>
-      <w:r>
-        <w:t xml:space="preserve">        </w:t>
-      </w:r>
-      <w:proofErr w:type="spellStart"/>
-      <w:proofErr w:type="gramStart"/>
-      <w:r>
-        <w:t>printf</w:t>
-      </w:r>
-      <w:proofErr w:type="spellEnd"/>
-      <w:r>
-        <w:t>(</w:t>
-      </w:r>
-      <w:proofErr w:type="gramEnd"/>
-      <w:r>
-        <w:t>"4. Exit\n");</w:t>
-      </w:r>
-    </w:p>
-    <w:p>
-      <w:r>
-        <w:t xml:space="preserve">    </w:t>
-      </w:r>
-    </w:p>
-    <w:p>
-      <w:r>
-        <w:t xml:space="preserve">        </w:t>
-      </w:r>
-      <w:proofErr w:type="spellStart"/>
-      <w:proofErr w:type="gramStart"/>
-      <w:r>
-        <w:t>printf</w:t>
-      </w:r>
-      <w:proofErr w:type="spellEnd"/>
-      <w:r>
-        <w:t>(</w:t>
-      </w:r>
-      <w:proofErr w:type="gramEnd"/>
-      <w:r>
-        <w:t>"Enter your choice: ");</w:t>
-      </w:r>
-    </w:p>
-    <w:p>
-      <w:r>
-        <w:t xml:space="preserve">        </w:t>
-      </w:r>
-      <w:proofErr w:type="spellStart"/>
-      <w:proofErr w:type="gramStart"/>
-      <w:r>
-        <w:t>scanf</w:t>
-      </w:r>
-      <w:proofErr w:type="spellEnd"/>
-      <w:r>
-        <w:t>(</w:t>
-      </w:r>
-      <w:proofErr w:type="gramEnd"/>
-      <w:r>
-        <w:t>"%d", &amp;choice);</w:t>
-      </w:r>
-    </w:p>
-    <w:p/>
-    <w:p>
-      <w:r>
-        <w:t xml:space="preserve">        switch (choice) {</w:t>
-      </w:r>
-    </w:p>
-    <w:p>
-      <w:r>
-        <w:t xml:space="preserve">            case 1:</w:t>
-      </w:r>
-    </w:p>
-    <w:p>
-      <w:r>
-        <w:t xml:space="preserve">                </w:t>
-      </w:r>
-      <w:proofErr w:type="spellStart"/>
-      <w:proofErr w:type="gramStart"/>
-      <w:r>
-        <w:t>enqueue</w:t>
-      </w:r>
-      <w:proofErr w:type="spellEnd"/>
-      <w:r>
-        <w:t>(</w:t>
-      </w:r>
-      <w:proofErr w:type="gramEnd"/>
-      <w:r>
         <w:t>);</w:t>
       </w:r>
     </w:p>
@@ -3688,58 +4755,7 @@
     </w:p>
     <w:p>
       <w:r>
-        <w:t xml:space="preserve">            case 2:</w:t>
-      </w:r>
-    </w:p>
-    <w:p>
-      <w:r>
-        <w:t xml:space="preserve">                </w:t>
-      </w:r>
-      <w:proofErr w:type="spellStart"/>
-      <w:proofErr w:type="gramStart"/>
-      <w:r>
-        <w:t>dequeue</w:t>
-      </w:r>
-      <w:proofErr w:type="spellEnd"/>
-      <w:r>
-        <w:t>(</w:t>
-      </w:r>
-      <w:proofErr w:type="gramEnd"/>
-      <w:r>
-        <w:t>);</w:t>
-      </w:r>
-    </w:p>
-    <w:p>
-      <w:r>
-        <w:t xml:space="preserve">                break;</w:t>
-      </w:r>
-    </w:p>
-    <w:p>
-      <w:r>
-        <w:t xml:space="preserve">            case 3:</w:t>
-      </w:r>
-    </w:p>
-    <w:p>
-      <w:r>
-        <w:t xml:space="preserve">                </w:t>
-      </w:r>
-      <w:proofErr w:type="gramStart"/>
-      <w:r>
-        <w:t>display(</w:t>
-      </w:r>
-      <w:proofErr w:type="gramEnd"/>
-      <w:r>
-        <w:t>);</w:t>
-      </w:r>
-    </w:p>
-    <w:p>
-      <w:r>
-        <w:t xml:space="preserve">                break;</w:t>
-      </w:r>
-    </w:p>
-    <w:p>
-      <w:r>
-        <w:t xml:space="preserve">            case 4:</w:t>
+        <w:t xml:space="preserve">            case 5:</w:t>
       </w:r>
     </w:p>
     <w:p>
@@ -3805,7 +4821,7 @@
       </w:r>
       <w:proofErr w:type="gramEnd"/>
       <w:r>
-        <w:t>= 4);</w:t>
+        <w:t>= 5);</w:t>
       </w:r>
     </w:p>
     <w:p>
@@ -3818,7 +4834,6 @@
         <w:t>}</w:t>
       </w:r>
     </w:p>
-    <w:p/>
     <w:p>
       <w:r>
         <w:rPr>
@@ -3826,10 +4841,10 @@
           <w:lang w:eastAsia="en-IN"/>
         </w:rPr>
         <w:drawing>
-          <wp:inline distT="0" distB="0" distL="0" distR="0" wp14:anchorId="1E186FE8" wp14:editId="080B2E6A">
-            <wp:extent cx="3200847" cy="6277851"/>
-            <wp:effectExtent l="0" t="0" r="0" b="0"/>
-            <wp:docPr id="5" name="Picture 5"/>
+          <wp:inline distT="0" distB="0" distL="0" distR="0" wp14:anchorId="7629339C" wp14:editId="363E73B1">
+            <wp:extent cx="2238687" cy="5325218"/>
+            <wp:effectExtent l="0" t="0" r="9525" b="8890"/>
+            <wp:docPr id="3" name="Picture 3"/>
             <wp:cNvGraphicFramePr>
               <a:graphicFrameLocks xmlns:a="http://schemas.openxmlformats.org/drawingml/2006/main" noChangeAspect="1"/>
             </wp:cNvGraphicFramePr>
@@ -3849,7 +4864,7 @@
                   <pic:spPr>
                     <a:xfrm>
                       <a:off x="0" y="0"/>
-                      <a:ext cx="3200847" cy="6277851"/>
+                      <a:ext cx="2238687" cy="5325218"/>
                     </a:xfrm>
                     <a:prstGeom prst="rect">
                       <a:avLst/>
@@ -3862,6 +4877,7 @@
         </w:drawing>
       </w:r>
     </w:p>
+    <w:p/>
     <w:p>
       <w:r>
         <w:t>#include &lt;</w:t>
@@ -3884,12 +4900,425 @@
     <w:p>
       <w:proofErr w:type="spellStart"/>
       <w:r>
+        <w:t>int</w:t>
+      </w:r>
+      <w:proofErr w:type="spellEnd"/>
+      <w:r>
+        <w:t xml:space="preserve"> q[MAX];</w:t>
+      </w:r>
+    </w:p>
+    <w:p>
+      <w:proofErr w:type="spellStart"/>
+      <w:r>
+        <w:t>int</w:t>
+      </w:r>
+      <w:proofErr w:type="spellEnd"/>
+      <w:r>
+        <w:t xml:space="preserve"> front=-</w:t>
+      </w:r>
+      <w:proofErr w:type="gramStart"/>
+      <w:r>
+        <w:t>1,rear</w:t>
+      </w:r>
+      <w:proofErr w:type="gramEnd"/>
+      <w:r>
+        <w:t>=-1;</w:t>
+      </w:r>
+    </w:p>
+    <w:p/>
+    <w:p/>
+    <w:p>
+      <w:r>
+        <w:t xml:space="preserve">void </w:t>
+      </w:r>
+      <w:proofErr w:type="spellStart"/>
+      <w:proofErr w:type="gramStart"/>
+      <w:r>
+        <w:t>enqueue</w:t>
+      </w:r>
+      <w:proofErr w:type="spellEnd"/>
+      <w:r>
+        <w:t>(</w:t>
+      </w:r>
+      <w:proofErr w:type="gramEnd"/>
+      <w:r>
+        <w:t>) {</w:t>
+      </w:r>
+    </w:p>
+    <w:p>
+      <w:r>
+        <w:t xml:space="preserve">    </w:t>
+      </w:r>
+      <w:proofErr w:type="spellStart"/>
+      <w:r>
+        <w:t>int</w:t>
+      </w:r>
+      <w:proofErr w:type="spellEnd"/>
+      <w:r>
+        <w:t xml:space="preserve"> value;</w:t>
+      </w:r>
+    </w:p>
+    <w:p>
+      <w:r>
+        <w:t xml:space="preserve">    if (rear==MAX-1) {</w:t>
+      </w:r>
+    </w:p>
+    <w:p>
+      <w:r>
+        <w:t xml:space="preserve">        </w:t>
+      </w:r>
+      <w:proofErr w:type="spellStart"/>
+      <w:proofErr w:type="gramStart"/>
+      <w:r>
+        <w:t>printf</w:t>
+      </w:r>
+      <w:proofErr w:type="spellEnd"/>
+      <w:r>
+        <w:t>(</w:t>
+      </w:r>
+      <w:proofErr w:type="gramEnd"/>
+      <w:r>
+        <w:t>"Queue Overflow! Cannot insert.\n");</w:t>
+      </w:r>
+    </w:p>
+    <w:p>
+      <w:r>
+        <w:t xml:space="preserve">    } else {</w:t>
+      </w:r>
+    </w:p>
+    <w:p>
+      <w:r>
+        <w:t xml:space="preserve">        if(front==-</w:t>
+      </w:r>
+      <w:proofErr w:type="gramStart"/>
+      <w:r>
+        <w:t>1){</w:t>
+      </w:r>
+      <w:proofErr w:type="gramEnd"/>
+    </w:p>
+    <w:p>
+      <w:r>
+        <w:t xml:space="preserve">            front=0;</w:t>
+      </w:r>
+    </w:p>
+    <w:p>
+      <w:r>
+        <w:t xml:space="preserve">        }</w:t>
+      </w:r>
+    </w:p>
+    <w:p>
+      <w:r>
+        <w:t xml:space="preserve">        </w:t>
+      </w:r>
+      <w:proofErr w:type="spellStart"/>
+      <w:proofErr w:type="gramStart"/>
+      <w:r>
+        <w:t>printf</w:t>
+      </w:r>
+      <w:proofErr w:type="spellEnd"/>
+      <w:r>
+        <w:t>(</w:t>
+      </w:r>
+      <w:proofErr w:type="gramEnd"/>
+      <w:r>
+        <w:t>"Enter value to insert: ");</w:t>
+      </w:r>
+    </w:p>
+    <w:p>
+      <w:r>
+        <w:t xml:space="preserve">        </w:t>
+      </w:r>
+      <w:proofErr w:type="spellStart"/>
+      <w:proofErr w:type="gramStart"/>
+      <w:r>
+        <w:t>scanf</w:t>
+      </w:r>
+      <w:proofErr w:type="spellEnd"/>
+      <w:r>
+        <w:t>(</w:t>
+      </w:r>
+      <w:proofErr w:type="gramEnd"/>
+      <w:r>
+        <w:t>"%d", &amp;value);</w:t>
+      </w:r>
+    </w:p>
+    <w:p>
+      <w:r>
+        <w:t xml:space="preserve">        rear++;</w:t>
+      </w:r>
+    </w:p>
+    <w:p>
+      <w:r>
+        <w:t xml:space="preserve">        q[rear]=value;</w:t>
+      </w:r>
+    </w:p>
+    <w:p>
+      <w:r>
+        <w:t xml:space="preserve">        </w:t>
+      </w:r>
+      <w:proofErr w:type="spellStart"/>
+      <w:proofErr w:type="gramStart"/>
+      <w:r>
+        <w:t>printf</w:t>
+      </w:r>
+      <w:proofErr w:type="spellEnd"/>
+      <w:r>
+        <w:t>(</w:t>
+      </w:r>
+      <w:proofErr w:type="gramEnd"/>
+      <w:r>
+        <w:t>"%d inserted into queue\</w:t>
+      </w:r>
+      <w:proofErr w:type="spellStart"/>
+      <w:r>
+        <w:t>n",value</w:t>
+      </w:r>
+      <w:proofErr w:type="spellEnd"/>
+      <w:r>
+        <w:t>);</w:t>
+      </w:r>
+    </w:p>
+    <w:p>
+      <w:r>
+        <w:t xml:space="preserve">    }</w:t>
+      </w:r>
+    </w:p>
+    <w:p>
+      <w:r>
+        <w:t>}</w:t>
+      </w:r>
+    </w:p>
+    <w:p/>
+    <w:p/>
+    <w:p>
+      <w:r>
+        <w:t xml:space="preserve">void </w:t>
+      </w:r>
+      <w:proofErr w:type="spellStart"/>
+      <w:proofErr w:type="gramStart"/>
+      <w:r>
+        <w:t>dequeue</w:t>
+      </w:r>
+      <w:proofErr w:type="spellEnd"/>
+      <w:r>
+        <w:t>(</w:t>
+      </w:r>
+      <w:proofErr w:type="gramEnd"/>
+      <w:r>
+        <w:t>) {</w:t>
+      </w:r>
+    </w:p>
+    <w:p>
+      <w:r>
+        <w:t xml:space="preserve">    if (front==-1||front&gt;rear) {</w:t>
+      </w:r>
+    </w:p>
+    <w:p>
+      <w:r>
+        <w:t xml:space="preserve">        </w:t>
+      </w:r>
+      <w:proofErr w:type="spellStart"/>
+      <w:proofErr w:type="gramStart"/>
+      <w:r>
+        <w:t>printf</w:t>
+      </w:r>
+      <w:proofErr w:type="spellEnd"/>
+      <w:r>
+        <w:t>(</w:t>
+      </w:r>
+      <w:proofErr w:type="gramEnd"/>
+      <w:r>
+        <w:t>"Underflow! Cannot delete.\n");</w:t>
+      </w:r>
+    </w:p>
+    <w:p>
+      <w:r>
+        <w:t xml:space="preserve">    } else {</w:t>
+      </w:r>
+    </w:p>
+    <w:p>
+      <w:r>
+        <w:t xml:space="preserve">        </w:t>
+      </w:r>
+      <w:proofErr w:type="spellStart"/>
+      <w:proofErr w:type="gramStart"/>
+      <w:r>
+        <w:t>printf</w:t>
+      </w:r>
+      <w:proofErr w:type="spellEnd"/>
+      <w:r>
+        <w:t>(</w:t>
+      </w:r>
+      <w:proofErr w:type="gramEnd"/>
+      <w:r>
+        <w:t>"Delete element: %d\</w:t>
+      </w:r>
+      <w:proofErr w:type="spellStart"/>
+      <w:r>
+        <w:t>n",q</w:t>
+      </w:r>
+      <w:proofErr w:type="spellEnd"/>
+      <w:r>
+        <w:t>[front]);</w:t>
+      </w:r>
+    </w:p>
+    <w:p>
+      <w:r>
+        <w:t xml:space="preserve">        front++;</w:t>
+      </w:r>
+    </w:p>
+    <w:p>
+      <w:r>
+        <w:t xml:space="preserve">    }</w:t>
+      </w:r>
+    </w:p>
+    <w:p>
+      <w:r>
+        <w:t>}</w:t>
+      </w:r>
+    </w:p>
+    <w:p/>
+    <w:p/>
+    <w:p/>
+    <w:p/>
+    <w:p>
+      <w:r>
+        <w:t xml:space="preserve">void </w:t>
+      </w:r>
+      <w:proofErr w:type="gramStart"/>
+      <w:r>
+        <w:t>display(</w:t>
+      </w:r>
+      <w:proofErr w:type="gramEnd"/>
+      <w:r>
+        <w:t>) {</w:t>
+      </w:r>
+    </w:p>
+    <w:p>
+      <w:r>
         <w:lastRenderedPageBreak/>
+        <w:t xml:space="preserve">    if (rear==-1||front&gt;rear) {</w:t>
+      </w:r>
+    </w:p>
+    <w:p>
+      <w:r>
+        <w:t xml:space="preserve">        </w:t>
+      </w:r>
+      <w:proofErr w:type="spellStart"/>
+      <w:proofErr w:type="gramStart"/>
+      <w:r>
+        <w:t>printf</w:t>
+      </w:r>
+      <w:proofErr w:type="spellEnd"/>
+      <w:r>
+        <w:t>(</w:t>
+      </w:r>
+      <w:proofErr w:type="gramEnd"/>
+      <w:r>
+        <w:t>"Queue is empty.\n");</w:t>
+      </w:r>
+    </w:p>
+    <w:p>
+      <w:r>
+        <w:t xml:space="preserve">    } else {</w:t>
+      </w:r>
+    </w:p>
+    <w:p>
+      <w:r>
+        <w:t xml:space="preserve">        </w:t>
+      </w:r>
+      <w:proofErr w:type="spellStart"/>
+      <w:proofErr w:type="gramStart"/>
+      <w:r>
+        <w:t>printf</w:t>
+      </w:r>
+      <w:proofErr w:type="spellEnd"/>
+      <w:r>
+        <w:t>(</w:t>
+      </w:r>
+      <w:proofErr w:type="gramEnd"/>
+      <w:r>
+        <w:t>"Queue elements are:\n");</w:t>
+      </w:r>
+    </w:p>
+    <w:p>
+      <w:r>
+        <w:t xml:space="preserve">        for (</w:t>
+      </w:r>
+      <w:proofErr w:type="spellStart"/>
+      <w:r>
         <w:t>int</w:t>
       </w:r>
       <w:proofErr w:type="spellEnd"/>
       <w:r>
-        <w:t xml:space="preserve"> queue[MAX];</w:t>
+        <w:t xml:space="preserve"> </w:t>
+      </w:r>
+      <w:proofErr w:type="spellStart"/>
+      <w:r>
+        <w:t>i</w:t>
+      </w:r>
+      <w:proofErr w:type="spellEnd"/>
+      <w:r>
+        <w:t xml:space="preserve"> =</w:t>
+      </w:r>
+      <w:proofErr w:type="spellStart"/>
+      <w:proofErr w:type="gramStart"/>
+      <w:r>
+        <w:t>front;i</w:t>
+      </w:r>
+      <w:proofErr w:type="spellEnd"/>
+      <w:proofErr w:type="gramEnd"/>
+      <w:r>
+        <w:t xml:space="preserve">&lt;= rear; </w:t>
+      </w:r>
+      <w:proofErr w:type="spellStart"/>
+      <w:r>
+        <w:t>i</w:t>
+      </w:r>
+      <w:proofErr w:type="spellEnd"/>
+      <w:r>
+        <w:t>++) {</w:t>
+      </w:r>
+    </w:p>
+    <w:p>
+      <w:r>
+        <w:t xml:space="preserve">            </w:t>
+      </w:r>
+      <w:proofErr w:type="spellStart"/>
+      <w:proofErr w:type="gramStart"/>
+      <w:r>
+        <w:t>printf</w:t>
+      </w:r>
+      <w:proofErr w:type="spellEnd"/>
+      <w:r>
+        <w:t>(</w:t>
+      </w:r>
+      <w:proofErr w:type="gramEnd"/>
+      <w:r>
+        <w:t>"%d ",q[</w:t>
+      </w:r>
+      <w:proofErr w:type="spellStart"/>
+      <w:r>
+        <w:t>i</w:t>
+      </w:r>
+      <w:proofErr w:type="spellEnd"/>
+      <w:r>
+        <w:t>]);</w:t>
+      </w:r>
+    </w:p>
+    <w:p>
+      <w:r>
+        <w:t xml:space="preserve">        }</w:t>
+      </w:r>
+    </w:p>
+    <w:p>
+      <w:r>
+        <w:t xml:space="preserve">    }</w:t>
+      </w:r>
+    </w:p>
+    <w:p>
+      <w:r>
+        <w:t>}</w:t>
       </w:r>
     </w:p>
     <w:p>
@@ -3899,23 +5328,196 @@
       </w:r>
       <w:proofErr w:type="spellEnd"/>
       <w:r>
-        <w:t xml:space="preserve"> front=-1;</w:t>
-      </w:r>
-    </w:p>
-    <w:p>
+        <w:t xml:space="preserve"> </w:t>
+      </w:r>
+      <w:proofErr w:type="gramStart"/>
+      <w:r>
+        <w:t>main(</w:t>
+      </w:r>
+      <w:proofErr w:type="gramEnd"/>
+      <w:r>
+        <w:t>) {</w:t>
+      </w:r>
+    </w:p>
+    <w:p>
+      <w:r>
+        <w:t xml:space="preserve">    </w:t>
+      </w:r>
       <w:proofErr w:type="spellStart"/>
       <w:r>
         <w:t>int</w:t>
       </w:r>
       <w:proofErr w:type="spellEnd"/>
       <w:r>
-        <w:t xml:space="preserve"> rear=-1;</w:t>
-      </w:r>
-    </w:p>
-    <w:p/>
-    <w:p>
-      <w:r>
-        <w:t xml:space="preserve">void </w:t>
+        <w:t xml:space="preserve"> choice;</w:t>
+      </w:r>
+    </w:p>
+    <w:p>
+      <w:r>
+        <w:t xml:space="preserve">    do {</w:t>
+      </w:r>
+    </w:p>
+    <w:p>
+      <w:r>
+        <w:t xml:space="preserve">        </w:t>
+      </w:r>
+      <w:proofErr w:type="spellStart"/>
+      <w:proofErr w:type="gramStart"/>
+      <w:r>
+        <w:t>printf</w:t>
+      </w:r>
+      <w:proofErr w:type="spellEnd"/>
+      <w:r>
+        <w:t>(</w:t>
+      </w:r>
+      <w:proofErr w:type="gramEnd"/>
+      <w:r>
+        <w:t>"\n--- Queue MENU ---\n");</w:t>
+      </w:r>
+    </w:p>
+    <w:p>
+      <w:r>
+        <w:t xml:space="preserve">        </w:t>
+      </w:r>
+      <w:proofErr w:type="spellStart"/>
+      <w:proofErr w:type="gramStart"/>
+      <w:r>
+        <w:t>printf</w:t>
+      </w:r>
+      <w:proofErr w:type="spellEnd"/>
+      <w:r>
+        <w:t>(</w:t>
+      </w:r>
+      <w:proofErr w:type="gramEnd"/>
+      <w:r>
+        <w:t xml:space="preserve">"1. </w:t>
+      </w:r>
+      <w:proofErr w:type="spellStart"/>
+      <w:r>
+        <w:t>Enqueue</w:t>
+      </w:r>
+      <w:proofErr w:type="spellEnd"/>
+      <w:r>
+        <w:t>\n");</w:t>
+      </w:r>
+    </w:p>
+    <w:p>
+      <w:r>
+        <w:t xml:space="preserve">        </w:t>
+      </w:r>
+      <w:proofErr w:type="spellStart"/>
+      <w:proofErr w:type="gramStart"/>
+      <w:r>
+        <w:t>printf</w:t>
+      </w:r>
+      <w:proofErr w:type="spellEnd"/>
+      <w:r>
+        <w:t>(</w:t>
+      </w:r>
+      <w:proofErr w:type="gramEnd"/>
+      <w:r>
+        <w:t xml:space="preserve">"2. </w:t>
+      </w:r>
+      <w:proofErr w:type="spellStart"/>
+      <w:r>
+        <w:t>Dequeue</w:t>
+      </w:r>
+      <w:proofErr w:type="spellEnd"/>
+      <w:r>
+        <w:t>\n");</w:t>
+      </w:r>
+    </w:p>
+    <w:p>
+      <w:r>
+        <w:t xml:space="preserve">        </w:t>
+      </w:r>
+      <w:proofErr w:type="spellStart"/>
+      <w:proofErr w:type="gramStart"/>
+      <w:r>
+        <w:t>printf</w:t>
+      </w:r>
+      <w:proofErr w:type="spellEnd"/>
+      <w:r>
+        <w:t>(</w:t>
+      </w:r>
+      <w:proofErr w:type="gramEnd"/>
+      <w:r>
+        <w:t>"3. Display\n");</w:t>
+      </w:r>
+    </w:p>
+    <w:p>
+      <w:r>
+        <w:t xml:space="preserve">        </w:t>
+      </w:r>
+      <w:proofErr w:type="spellStart"/>
+      <w:proofErr w:type="gramStart"/>
+      <w:r>
+        <w:t>printf</w:t>
+      </w:r>
+      <w:proofErr w:type="spellEnd"/>
+      <w:r>
+        <w:t>(</w:t>
+      </w:r>
+      <w:proofErr w:type="gramEnd"/>
+      <w:r>
+        <w:t>"4. Exit\n");</w:t>
+      </w:r>
+    </w:p>
+    <w:p>
+      <w:r>
+        <w:t xml:space="preserve">    </w:t>
+      </w:r>
+    </w:p>
+    <w:p>
+      <w:r>
+        <w:t xml:space="preserve">        </w:t>
+      </w:r>
+      <w:proofErr w:type="spellStart"/>
+      <w:proofErr w:type="gramStart"/>
+      <w:r>
+        <w:t>printf</w:t>
+      </w:r>
+      <w:proofErr w:type="spellEnd"/>
+      <w:r>
+        <w:t>(</w:t>
+      </w:r>
+      <w:proofErr w:type="gramEnd"/>
+      <w:r>
+        <w:t>"Enter your choice: ");</w:t>
+      </w:r>
+    </w:p>
+    <w:p>
+      <w:r>
+        <w:t xml:space="preserve">        </w:t>
+      </w:r>
+      <w:proofErr w:type="spellStart"/>
+      <w:proofErr w:type="gramStart"/>
+      <w:r>
+        <w:t>scanf</w:t>
+      </w:r>
+      <w:proofErr w:type="spellEnd"/>
+      <w:r>
+        <w:t>(</w:t>
+      </w:r>
+      <w:proofErr w:type="gramEnd"/>
+      <w:r>
+        <w:t>"%d", &amp;choice);</w:t>
+      </w:r>
+    </w:p>
+    <w:p/>
+    <w:p>
+      <w:r>
+        <w:t xml:space="preserve">        switch (choice) {</w:t>
+      </w:r>
+    </w:p>
+    <w:p>
+      <w:r>
+        <w:t xml:space="preserve">            case 1:</w:t>
+      </w:r>
+    </w:p>
+    <w:p>
+      <w:r>
+        <w:t xml:space="preserve">                </w:t>
       </w:r>
       <w:proofErr w:type="spellStart"/>
       <w:proofErr w:type="gramStart"/>
@@ -3928,180 +5530,141 @@
       </w:r>
       <w:proofErr w:type="gramEnd"/>
       <w:r>
-        <w:t>) {</w:t>
-      </w:r>
-    </w:p>
-    <w:p>
-      <w:r>
-        <w:t xml:space="preserve">    </w:t>
-      </w:r>
-      <w:proofErr w:type="spellStart"/>
-      <w:r>
-        <w:t>int</w:t>
-      </w:r>
-      <w:proofErr w:type="spellEnd"/>
-      <w:r>
-        <w:t xml:space="preserve"> value;</w:t>
-      </w:r>
-    </w:p>
-    <w:p/>
-    <w:p>
-      <w:r>
-        <w:t xml:space="preserve">    if ((rear+</w:t>
-      </w:r>
-      <w:proofErr w:type="gramStart"/>
-      <w:r>
-        <w:t>1)%</w:t>
-      </w:r>
-      <w:proofErr w:type="gramEnd"/>
-      <w:r>
-        <w:t>MAX==front) {</w:t>
-      </w:r>
-    </w:p>
-    <w:p>
-      <w:r>
-        <w:t xml:space="preserve">        </w:t>
-      </w:r>
-      <w:proofErr w:type="spellStart"/>
-      <w:proofErr w:type="gramStart"/>
-      <w:r>
-        <w:t>printf</w:t>
-      </w:r>
-      <w:proofErr w:type="spellEnd"/>
-      <w:r>
-        <w:t>(</w:t>
-      </w:r>
-      <w:proofErr w:type="gramEnd"/>
-      <w:r>
-        <w:t>"Queue Overflow! Cannot insert element.\n");</w:t>
-      </w:r>
-    </w:p>
-    <w:p>
-      <w:r>
-        <w:t xml:space="preserve">    } else {</w:t>
-      </w:r>
-    </w:p>
-    <w:p>
-      <w:r>
-        <w:t xml:space="preserve">        </w:t>
-      </w:r>
-      <w:proofErr w:type="spellStart"/>
-      <w:proofErr w:type="gramStart"/>
-      <w:r>
-        <w:t>printf</w:t>
-      </w:r>
-      <w:proofErr w:type="spellEnd"/>
-      <w:r>
-        <w:t>(</w:t>
-      </w:r>
-      <w:proofErr w:type="gramEnd"/>
-      <w:r>
-        <w:t>"Enter value to insert: ");</w:t>
-      </w:r>
-    </w:p>
-    <w:p>
-      <w:r>
-        <w:t xml:space="preserve">        </w:t>
-      </w:r>
-      <w:proofErr w:type="spellStart"/>
-      <w:r>
-        <w:t>scanf</w:t>
-      </w:r>
-      <w:proofErr w:type="spellEnd"/>
-      <w:r>
-        <w:t>("%</w:t>
-      </w:r>
-      <w:proofErr w:type="spellStart"/>
-      <w:r>
-        <w:t>d</w:t>
-      </w:r>
-      <w:proofErr w:type="gramStart"/>
-      <w:r>
-        <w:t>",&amp;</w:t>
-      </w:r>
-      <w:proofErr w:type="gramEnd"/>
-      <w:r>
-        <w:t>value</w:t>
-      </w:r>
-      <w:proofErr w:type="spellEnd"/>
-      <w:r>
         <w:t>);</w:t>
       </w:r>
     </w:p>
-    <w:p/>
-    <w:p>
-      <w:r>
-        <w:t xml:space="preserve">        if (front==-1) {  </w:t>
-      </w:r>
-    </w:p>
-    <w:p>
-      <w:r>
-        <w:t xml:space="preserve">            front=0;</w:t>
-      </w:r>
-    </w:p>
-    <w:p>
-      <w:r>
-        <w:t xml:space="preserve">            rear=0;</w:t>
-      </w:r>
-    </w:p>
-    <w:p>
-      <w:r>
-        <w:t xml:space="preserve">        } else {</w:t>
-      </w:r>
-    </w:p>
-    <w:p>
-      <w:r>
-        <w:t xml:space="preserve">            rear=(rear+</w:t>
-      </w:r>
-      <w:proofErr w:type="gramStart"/>
-      <w:r>
-        <w:t>1)%</w:t>
-      </w:r>
-      <w:proofErr w:type="gramEnd"/>
-      <w:r>
-        <w:t>MAX;</w:t>
+    <w:p>
+      <w:r>
+        <w:t xml:space="preserve">                break;</w:t>
+      </w:r>
+    </w:p>
+    <w:p>
+      <w:r>
+        <w:t xml:space="preserve">            case 2:</w:t>
+      </w:r>
+    </w:p>
+    <w:p>
+      <w:r>
+        <w:t xml:space="preserve">                </w:t>
+      </w:r>
+      <w:proofErr w:type="spellStart"/>
+      <w:proofErr w:type="gramStart"/>
+      <w:r>
+        <w:t>dequeue</w:t>
+      </w:r>
+      <w:proofErr w:type="spellEnd"/>
+      <w:r>
+        <w:t>(</w:t>
+      </w:r>
+      <w:proofErr w:type="gramEnd"/>
+      <w:r>
+        <w:t>);</w:t>
+      </w:r>
+    </w:p>
+    <w:p>
+      <w:r>
+        <w:t xml:space="preserve">                break;</w:t>
+      </w:r>
+    </w:p>
+    <w:p>
+      <w:r>
+        <w:t xml:space="preserve">            case 3:</w:t>
+      </w:r>
+    </w:p>
+    <w:p>
+      <w:r>
+        <w:t xml:space="preserve">                </w:t>
+      </w:r>
+      <w:proofErr w:type="gramStart"/>
+      <w:r>
+        <w:t>display(</w:t>
+      </w:r>
+      <w:proofErr w:type="gramEnd"/>
+      <w:r>
+        <w:t>);</w:t>
+      </w:r>
+    </w:p>
+    <w:p>
+      <w:r>
+        <w:t xml:space="preserve">                break;</w:t>
+      </w:r>
+    </w:p>
+    <w:p>
+      <w:r>
+        <w:lastRenderedPageBreak/>
+        <w:t xml:space="preserve">            case 4:</w:t>
+      </w:r>
+    </w:p>
+    <w:p>
+      <w:r>
+        <w:t xml:space="preserve">                </w:t>
+      </w:r>
+      <w:proofErr w:type="spellStart"/>
+      <w:proofErr w:type="gramStart"/>
+      <w:r>
+        <w:t>printf</w:t>
+      </w:r>
+      <w:proofErr w:type="spellEnd"/>
+      <w:r>
+        <w:t>(</w:t>
+      </w:r>
+      <w:proofErr w:type="gramEnd"/>
+      <w:r>
+        <w:t>"Exiting program...\n");</w:t>
+      </w:r>
+    </w:p>
+    <w:p>
+      <w:r>
+        <w:t xml:space="preserve">                break;</w:t>
+      </w:r>
+    </w:p>
+    <w:p>
+      <w:r>
+        <w:t xml:space="preserve">            default:</w:t>
+      </w:r>
+    </w:p>
+    <w:p>
+      <w:r>
+        <w:t xml:space="preserve">                </w:t>
+      </w:r>
+      <w:proofErr w:type="spellStart"/>
+      <w:proofErr w:type="gramStart"/>
+      <w:r>
+        <w:t>printf</w:t>
+      </w:r>
+      <w:proofErr w:type="spellEnd"/>
+      <w:r>
+        <w:t>(</w:t>
+      </w:r>
+      <w:proofErr w:type="gramEnd"/>
+      <w:r>
+        <w:t>"Invalid choice!\n");</w:t>
       </w:r>
     </w:p>
     <w:p>
       <w:r>
         <w:t xml:space="preserve">        }</w:t>
       </w:r>
-    </w:p>
-    <w:p/>
-    <w:p>
-      <w:r>
-        <w:t xml:space="preserve">        queue[rear]=value;</w:t>
-      </w:r>
-    </w:p>
-    <w:p>
-      <w:r>
-        <w:t xml:space="preserve">        </w:t>
-      </w:r>
-      <w:proofErr w:type="spellStart"/>
-      <w:proofErr w:type="gramStart"/>
-      <w:r>
-        <w:t>printf</w:t>
-      </w:r>
-      <w:proofErr w:type="spellEnd"/>
-      <w:r>
-        <w:t>(</w:t>
-      </w:r>
-      <w:proofErr w:type="gramEnd"/>
-      <w:r>
-        <w:t>"%d inserted successfully.\</w:t>
-      </w:r>
-      <w:proofErr w:type="spellStart"/>
-      <w:r>
-        <w:t>n",value</w:t>
-      </w:r>
-      <w:proofErr w:type="spellEnd"/>
-      <w:r>
-        <w:t>);</w:t>
-      </w:r>
-    </w:p>
-    <w:p>
-      <w:r>
-        <w:t xml:space="preserve">    }</w:t>
+      <w:bookmarkStart w:id="0" w:name="_GoBack"/>
+      <w:bookmarkEnd w:id="0"/>
+    </w:p>
+    <w:p/>
+    <w:p>
+      <w:r>
+        <w:t xml:space="preserve">    } while (</w:t>
+      </w:r>
+      <w:proofErr w:type="gramStart"/>
+      <w:r>
+        <w:t>choice !</w:t>
+      </w:r>
+      <w:proofErr w:type="gramEnd"/>
+      <w:r>
+        <w:t>= 4);</w:t>
+      </w:r>
+    </w:p>
+    <w:p>
+      <w:r>
+        <w:t xml:space="preserve">    return 0;</w:t>
       </w:r>
     </w:p>
     <w:p>
@@ -4110,682 +5673,18 @@
       </w:r>
     </w:p>
     <w:p/>
-    <w:p/>
-    <w:p>
-      <w:r>
-        <w:t xml:space="preserve">void </w:t>
-      </w:r>
-      <w:proofErr w:type="spellStart"/>
-      <w:proofErr w:type="gramStart"/>
-      <w:r>
-        <w:t>dequeue</w:t>
-      </w:r>
-      <w:proofErr w:type="spellEnd"/>
-      <w:r>
-        <w:t>(</w:t>
-      </w:r>
-      <w:proofErr w:type="gramEnd"/>
-      <w:r>
-        <w:t>) {</w:t>
-      </w:r>
-    </w:p>
-    <w:p>
-      <w:r>
-        <w:t xml:space="preserve">    if (front==-1) {</w:t>
-      </w:r>
-    </w:p>
-    <w:p>
-      <w:r>
-        <w:t xml:space="preserve">        </w:t>
-      </w:r>
-      <w:proofErr w:type="spellStart"/>
-      <w:proofErr w:type="gramStart"/>
-      <w:r>
-        <w:t>printf</w:t>
-      </w:r>
-      <w:proofErr w:type="spellEnd"/>
-      <w:r>
-        <w:t>(</w:t>
-      </w:r>
-      <w:proofErr w:type="gramEnd"/>
-      <w:r>
-        <w:t xml:space="preserve">"Queue </w:t>
-      </w:r>
-      <w:proofErr w:type="spellStart"/>
-      <w:r>
-        <w:t>Underflow!Queue</w:t>
-      </w:r>
-      <w:proofErr w:type="spellEnd"/>
-      <w:r>
-        <w:t xml:space="preserve"> is empty.\n");</w:t>
-      </w:r>
-    </w:p>
-    <w:p>
-      <w:r>
-        <w:t xml:space="preserve">    } else {</w:t>
-      </w:r>
-    </w:p>
-    <w:p>
-      <w:r>
-        <w:t xml:space="preserve">        </w:t>
-      </w:r>
-      <w:proofErr w:type="spellStart"/>
-      <w:proofErr w:type="gramStart"/>
-      <w:r>
-        <w:t>printf</w:t>
-      </w:r>
-      <w:proofErr w:type="spellEnd"/>
-      <w:r>
-        <w:t>(</w:t>
-      </w:r>
-      <w:proofErr w:type="gramEnd"/>
-      <w:r>
-        <w:t>"%d removed from queue.\</w:t>
-      </w:r>
-      <w:proofErr w:type="spellStart"/>
-      <w:r>
-        <w:t>n",queue</w:t>
-      </w:r>
-      <w:proofErr w:type="spellEnd"/>
-      <w:r>
-        <w:t>[front]);</w:t>
-      </w:r>
-    </w:p>
-    <w:p/>
-    <w:p>
-      <w:r>
-        <w:t xml:space="preserve">        if (front==rear) {</w:t>
-      </w:r>
-    </w:p>
-    <w:p>
-      <w:r>
-        <w:t xml:space="preserve">            front=-1;</w:t>
-      </w:r>
-    </w:p>
-    <w:p>
-      <w:r>
-        <w:t xml:space="preserve">            rear=-1;</w:t>
-      </w:r>
-    </w:p>
-    <w:p>
-      <w:r>
-        <w:t xml:space="preserve">        } else {</w:t>
-      </w:r>
-    </w:p>
-    <w:p>
-      <w:r>
-        <w:t xml:space="preserve">            front</w:t>
-      </w:r>
-      <w:proofErr w:type="gramStart"/>
-      <w:r>
-        <w:t>=(</w:t>
-      </w:r>
-      <w:proofErr w:type="gramEnd"/>
-      <w:r>
-        <w:t>front + 1)%MAX;</w:t>
-      </w:r>
-    </w:p>
-    <w:p>
-      <w:r>
-        <w:t xml:space="preserve">        }</w:t>
-      </w:r>
-    </w:p>
-    <w:p>
-      <w:r>
-        <w:t xml:space="preserve">    }</w:t>
-      </w:r>
-    </w:p>
-    <w:p>
-      <w:r>
-        <w:t>}</w:t>
-      </w:r>
-    </w:p>
-    <w:p/>
-    <w:p>
-      <w:r>
-        <w:t xml:space="preserve">void </w:t>
-      </w:r>
-      <w:proofErr w:type="gramStart"/>
-      <w:r>
-        <w:t>display(</w:t>
-      </w:r>
-      <w:proofErr w:type="gramEnd"/>
-      <w:r>
-        <w:t>) {</w:t>
-      </w:r>
-    </w:p>
-    <w:p>
-      <w:r>
-        <w:t xml:space="preserve">    </w:t>
-      </w:r>
-      <w:proofErr w:type="spellStart"/>
-      <w:r>
-        <w:t>int</w:t>
-      </w:r>
-      <w:proofErr w:type="spellEnd"/>
-      <w:r>
-        <w:t xml:space="preserve"> </w:t>
-      </w:r>
-      <w:proofErr w:type="spellStart"/>
-      <w:r>
-        <w:t>i</w:t>
-      </w:r>
-      <w:proofErr w:type="spellEnd"/>
-      <w:r>
-        <w:t>;</w:t>
-      </w:r>
-    </w:p>
-    <w:p>
-      <w:r>
-        <w:t xml:space="preserve">    if (front==-1) {</w:t>
-      </w:r>
-    </w:p>
-    <w:p>
-      <w:r>
-        <w:t xml:space="preserve">        </w:t>
-      </w:r>
-      <w:proofErr w:type="spellStart"/>
-      <w:proofErr w:type="gramStart"/>
-      <w:r>
-        <w:t>printf</w:t>
-      </w:r>
-      <w:proofErr w:type="spellEnd"/>
-      <w:r>
-        <w:t>(</w:t>
-      </w:r>
-      <w:proofErr w:type="gramEnd"/>
-      <w:r>
-        <w:t>"Queue is empty.\n");</w:t>
-      </w:r>
-    </w:p>
-    <w:p>
-      <w:r>
-        <w:t xml:space="preserve">    } else {</w:t>
-      </w:r>
-    </w:p>
-    <w:p>
-      <w:r>
-        <w:t xml:space="preserve">        </w:t>
-      </w:r>
-      <w:proofErr w:type="spellStart"/>
-      <w:proofErr w:type="gramStart"/>
-      <w:r>
-        <w:t>printf</w:t>
-      </w:r>
-      <w:proofErr w:type="spellEnd"/>
-      <w:r>
-        <w:t>(</w:t>
-      </w:r>
-      <w:proofErr w:type="gramEnd"/>
-      <w:r>
-        <w:t>"Queue elements are:\n");</w:t>
-      </w:r>
-    </w:p>
-    <w:p>
-      <w:r>
-        <w:t xml:space="preserve">        </w:t>
-      </w:r>
-      <w:proofErr w:type="spellStart"/>
-      <w:r>
-        <w:t>i</w:t>
-      </w:r>
-      <w:proofErr w:type="spellEnd"/>
-      <w:r>
-        <w:t>=front;</w:t>
-      </w:r>
-    </w:p>
-    <w:p>
-      <w:r>
-        <w:t xml:space="preserve">        while (1) {</w:t>
-      </w:r>
-    </w:p>
-    <w:p>
-      <w:r>
-        <w:t xml:space="preserve">            </w:t>
-      </w:r>
-      <w:proofErr w:type="spellStart"/>
-      <w:proofErr w:type="gramStart"/>
-      <w:r>
-        <w:t>printf</w:t>
-      </w:r>
-      <w:proofErr w:type="spellEnd"/>
-      <w:r>
-        <w:t>(</w:t>
-      </w:r>
-      <w:proofErr w:type="gramEnd"/>
-      <w:r>
-        <w:t>"%d ", queue[</w:t>
-      </w:r>
-      <w:proofErr w:type="spellStart"/>
-      <w:r>
-        <w:t>i</w:t>
-      </w:r>
-      <w:proofErr w:type="spellEnd"/>
-      <w:r>
-        <w:t>]);</w:t>
-      </w:r>
-    </w:p>
-    <w:p>
-      <w:r>
-        <w:t xml:space="preserve">            if (</w:t>
-      </w:r>
-      <w:proofErr w:type="spellStart"/>
-      <w:r>
-        <w:t>i</w:t>
-      </w:r>
-      <w:proofErr w:type="spellEnd"/>
-      <w:r>
-        <w:t>==rear)</w:t>
-      </w:r>
-    </w:p>
-    <w:p>
-      <w:r>
-        <w:t xml:space="preserve">                break;</w:t>
-      </w:r>
-    </w:p>
-    <w:p>
-      <w:r>
-        <w:t xml:space="preserve">            </w:t>
-      </w:r>
-      <w:proofErr w:type="spellStart"/>
-      <w:r>
-        <w:t>i</w:t>
-      </w:r>
-      <w:proofErr w:type="spellEnd"/>
-      <w:r>
-        <w:t xml:space="preserve"> </w:t>
-      </w:r>
-      <w:proofErr w:type="gramStart"/>
-      <w:r>
-        <w:t>=(</w:t>
-      </w:r>
-      <w:proofErr w:type="spellStart"/>
-      <w:proofErr w:type="gramEnd"/>
-      <w:r>
-        <w:t>i</w:t>
-      </w:r>
-      <w:proofErr w:type="spellEnd"/>
-      <w:r>
-        <w:t xml:space="preserve"> + 1) % MAX;</w:t>
-      </w:r>
-    </w:p>
-    <w:p>
-      <w:r>
-        <w:t xml:space="preserve">        }</w:t>
-      </w:r>
-    </w:p>
-    <w:p>
-      <w:r>
-        <w:t xml:space="preserve">        </w:t>
-      </w:r>
-      <w:proofErr w:type="spellStart"/>
-      <w:r>
-        <w:t>printf</w:t>
-      </w:r>
-      <w:proofErr w:type="spellEnd"/>
-      <w:r>
-        <w:t>("\n");</w:t>
-      </w:r>
-    </w:p>
-    <w:p>
-      <w:r>
-        <w:t xml:space="preserve">    }</w:t>
-      </w:r>
-    </w:p>
-    <w:p>
-      <w:r>
-        <w:t>}</w:t>
-      </w:r>
-    </w:p>
-    <w:p/>
-    <w:p>
-      <w:proofErr w:type="spellStart"/>
-      <w:r>
-        <w:t>int</w:t>
-      </w:r>
-      <w:proofErr w:type="spellEnd"/>
-      <w:r>
-        <w:t xml:space="preserve"> </w:t>
-      </w:r>
-      <w:proofErr w:type="gramStart"/>
-      <w:r>
-        <w:t>main(</w:t>
-      </w:r>
-      <w:proofErr w:type="gramEnd"/>
-      <w:r>
-        <w:t>) {</w:t>
-      </w:r>
-    </w:p>
-    <w:p>
-      <w:r>
-        <w:t xml:space="preserve">    </w:t>
-      </w:r>
-      <w:proofErr w:type="spellStart"/>
-      <w:r>
-        <w:t>int</w:t>
-      </w:r>
-      <w:proofErr w:type="spellEnd"/>
-      <w:r>
-        <w:t xml:space="preserve"> choice;</w:t>
-      </w:r>
-    </w:p>
-    <w:p>
-      <w:r>
-        <w:t xml:space="preserve">    do {</w:t>
-      </w:r>
-    </w:p>
-    <w:p>
-      <w:r>
-        <w:t xml:space="preserve">        </w:t>
-      </w:r>
-      <w:proofErr w:type="spellStart"/>
-      <w:proofErr w:type="gramStart"/>
-      <w:r>
-        <w:t>printf</w:t>
-      </w:r>
-      <w:proofErr w:type="spellEnd"/>
-      <w:r>
-        <w:t>(</w:t>
-      </w:r>
-      <w:proofErr w:type="gramEnd"/>
-      <w:r>
-        <w:t>"\n---CIRCULAR QUEUE MENU---\n");</w:t>
-      </w:r>
-    </w:p>
-    <w:p>
-      <w:r>
-        <w:lastRenderedPageBreak/>
-        <w:t xml:space="preserve">        </w:t>
-      </w:r>
-      <w:proofErr w:type="spellStart"/>
-      <w:r>
-        <w:t>printf</w:t>
-      </w:r>
-      <w:proofErr w:type="spellEnd"/>
-      <w:r>
-        <w:t>("</w:t>
-      </w:r>
-      <w:proofErr w:type="gramStart"/>
-      <w:r>
-        <w:t>1.Enqueue</w:t>
-      </w:r>
-      <w:proofErr w:type="gramEnd"/>
-      <w:r>
-        <w:t>\n");</w:t>
-      </w:r>
-    </w:p>
-    <w:p>
-      <w:r>
-        <w:t xml:space="preserve">        </w:t>
-      </w:r>
-      <w:proofErr w:type="spellStart"/>
-      <w:r>
-        <w:t>printf</w:t>
-      </w:r>
-      <w:proofErr w:type="spellEnd"/>
-      <w:r>
-        <w:t>("</w:t>
-      </w:r>
-      <w:proofErr w:type="gramStart"/>
-      <w:r>
-        <w:t>2.Dequeue</w:t>
-      </w:r>
-      <w:proofErr w:type="gramEnd"/>
-      <w:r>
-        <w:t>\n");</w:t>
-      </w:r>
-    </w:p>
-    <w:p>
-      <w:r>
-        <w:t xml:space="preserve">        </w:t>
-      </w:r>
-      <w:proofErr w:type="spellStart"/>
-      <w:r>
-        <w:t>printf</w:t>
-      </w:r>
-      <w:proofErr w:type="spellEnd"/>
-      <w:r>
-        <w:t>("</w:t>
-      </w:r>
-      <w:proofErr w:type="gramStart"/>
-      <w:r>
-        <w:t>3.Display</w:t>
-      </w:r>
-      <w:proofErr w:type="gramEnd"/>
-      <w:r>
-        <w:t>\n");</w:t>
-      </w:r>
-    </w:p>
-    <w:p>
-      <w:r>
-        <w:t xml:space="preserve">        </w:t>
-      </w:r>
-      <w:proofErr w:type="spellStart"/>
-      <w:r>
-        <w:t>printf</w:t>
-      </w:r>
-      <w:proofErr w:type="spellEnd"/>
-      <w:r>
-        <w:t>("</w:t>
-      </w:r>
-      <w:proofErr w:type="gramStart"/>
-      <w:r>
-        <w:t>4.Exit</w:t>
-      </w:r>
-      <w:proofErr w:type="gramEnd"/>
-      <w:r>
-        <w:t>\n");</w:t>
-      </w:r>
-    </w:p>
-    <w:p>
-      <w:r>
-        <w:t xml:space="preserve">        </w:t>
-      </w:r>
-      <w:proofErr w:type="spellStart"/>
-      <w:proofErr w:type="gramStart"/>
-      <w:r>
-        <w:t>printf</w:t>
-      </w:r>
-      <w:proofErr w:type="spellEnd"/>
-      <w:r>
-        <w:t>(</w:t>
-      </w:r>
-      <w:proofErr w:type="gramEnd"/>
-      <w:r>
-        <w:t>"Enter your choice:");</w:t>
-      </w:r>
-    </w:p>
-    <w:p>
-      <w:r>
-        <w:t xml:space="preserve">        </w:t>
-      </w:r>
-      <w:proofErr w:type="spellStart"/>
-      <w:proofErr w:type="gramStart"/>
-      <w:r>
-        <w:t>scanf</w:t>
-      </w:r>
-      <w:proofErr w:type="spellEnd"/>
-      <w:r>
-        <w:t>(</w:t>
-      </w:r>
-      <w:proofErr w:type="gramEnd"/>
-      <w:r>
-        <w:t>"%d", &amp;choice);</w:t>
-      </w:r>
-    </w:p>
-    <w:p/>
-    <w:p>
-      <w:r>
-        <w:t xml:space="preserve">        switch(choice) {</w:t>
-      </w:r>
-    </w:p>
-    <w:p>
-      <w:r>
-        <w:t xml:space="preserve">            case 1:</w:t>
-      </w:r>
-    </w:p>
-    <w:p>
-      <w:r>
-        <w:t xml:space="preserve">                </w:t>
-      </w:r>
-      <w:proofErr w:type="spellStart"/>
-      <w:proofErr w:type="gramStart"/>
-      <w:r>
-        <w:t>enqueue</w:t>
-      </w:r>
-      <w:proofErr w:type="spellEnd"/>
-      <w:r>
-        <w:t>(</w:t>
-      </w:r>
-      <w:proofErr w:type="gramEnd"/>
-      <w:r>
-        <w:t>);</w:t>
-      </w:r>
-    </w:p>
-    <w:p>
-      <w:r>
-        <w:t xml:space="preserve">                break;</w:t>
-      </w:r>
-    </w:p>
-    <w:p>
-      <w:r>
-        <w:t xml:space="preserve">            case 2:</w:t>
-      </w:r>
-    </w:p>
-    <w:p>
-      <w:r>
-        <w:t xml:space="preserve">                </w:t>
-      </w:r>
-      <w:proofErr w:type="spellStart"/>
-      <w:proofErr w:type="gramStart"/>
-      <w:r>
-        <w:t>dequeue</w:t>
-      </w:r>
-      <w:proofErr w:type="spellEnd"/>
-      <w:r>
-        <w:t>(</w:t>
-      </w:r>
-      <w:proofErr w:type="gramEnd"/>
-      <w:r>
-        <w:t>);</w:t>
-      </w:r>
-    </w:p>
-    <w:p>
-      <w:r>
-        <w:t xml:space="preserve">                break;</w:t>
-      </w:r>
-    </w:p>
-    <w:p>
-      <w:r>
-        <w:t xml:space="preserve">            case 3:</w:t>
-      </w:r>
-    </w:p>
-    <w:p>
-      <w:r>
-        <w:t xml:space="preserve">                </w:t>
-      </w:r>
-      <w:proofErr w:type="gramStart"/>
-      <w:r>
-        <w:t>display(</w:t>
-      </w:r>
-      <w:proofErr w:type="gramEnd"/>
-      <w:r>
-        <w:t>);</w:t>
-      </w:r>
-    </w:p>
-    <w:p>
-      <w:r>
-        <w:t xml:space="preserve">                break;</w:t>
-      </w:r>
-    </w:p>
-    <w:p>
-      <w:r>
-        <w:t xml:space="preserve">            case 4:</w:t>
-      </w:r>
-    </w:p>
-    <w:p>
-      <w:r>
-        <w:t xml:space="preserve">                </w:t>
-      </w:r>
-      <w:proofErr w:type="spellStart"/>
-      <w:proofErr w:type="gramStart"/>
-      <w:r>
-        <w:t>printf</w:t>
-      </w:r>
-      <w:proofErr w:type="spellEnd"/>
-      <w:r>
-        <w:t>(</w:t>
-      </w:r>
-      <w:proofErr w:type="gramEnd"/>
-      <w:r>
-        <w:t>"Exiting program.\n");</w:t>
-      </w:r>
-    </w:p>
-    <w:p>
-      <w:r>
-        <w:t xml:space="preserve">                break;</w:t>
-      </w:r>
-    </w:p>
-    <w:p>
-      <w:r>
-        <w:t xml:space="preserve">            default:</w:t>
-      </w:r>
-    </w:p>
-    <w:p>
-      <w:r>
-        <w:t xml:space="preserve">                </w:t>
-      </w:r>
-      <w:proofErr w:type="spellStart"/>
-      <w:proofErr w:type="gramStart"/>
-      <w:r>
-        <w:t>printf</w:t>
-      </w:r>
-      <w:proofErr w:type="spellEnd"/>
-      <w:r>
-        <w:t>(</w:t>
-      </w:r>
-      <w:proofErr w:type="gramEnd"/>
-      <w:r>
-        <w:t>"Invalid choice! Try again.\n");</w:t>
-      </w:r>
-    </w:p>
-    <w:p>
-      <w:r>
-        <w:t xml:space="preserve">        }</w:t>
-      </w:r>
-    </w:p>
-    <w:p>
-      <w:r>
-        <w:t xml:space="preserve">    } while (</w:t>
-      </w:r>
-      <w:proofErr w:type="gramStart"/>
-      <w:r>
-        <w:t>choice!=</w:t>
-      </w:r>
-      <w:proofErr w:type="gramEnd"/>
-      <w:r>
-        <w:t>4);</w:t>
-      </w:r>
-    </w:p>
-    <w:p/>
-    <w:p>
-      <w:r>
-        <w:t xml:space="preserve">    return 0;</w:t>
-      </w:r>
-    </w:p>
-    <w:p>
-      <w:r>
-        <w:t>}</w:t>
-      </w:r>
-    </w:p>
-    <w:p>
-      <w:r>
+    <w:p>
+      <w:r>
+        <w:rPr>
+          <w:noProof/>
+          <w:lang w:eastAsia="en-IN"/>
+        </w:rPr>
         <w:lastRenderedPageBreak/>
         <w:drawing>
-          <wp:inline distT="0" distB="0" distL="0" distR="0" wp14:anchorId="4CB0CBE0" wp14:editId="38ED3111">
-            <wp:extent cx="3724795" cy="5620534"/>
-            <wp:effectExtent l="0" t="0" r="9525" b="0"/>
-            <wp:docPr id="4" name="Picture 4"/>
+          <wp:inline distT="0" distB="0" distL="0" distR="0" wp14:anchorId="1E186FE8" wp14:editId="080B2E6A">
+            <wp:extent cx="3200847" cy="6277851"/>
+            <wp:effectExtent l="0" t="0" r="0" b="0"/>
+            <wp:docPr id="5" name="Picture 5"/>
             <wp:cNvGraphicFramePr>
               <a:graphicFrameLocks xmlns:a="http://schemas.openxmlformats.org/drawingml/2006/main" noChangeAspect="1"/>
             </wp:cNvGraphicFramePr>
@@ -4805,7 +5704,7 @@
                   <pic:spPr>
                     <a:xfrm>
                       <a:off x="0" y="0"/>
-                      <a:ext cx="3724795" cy="5620534"/>
+                      <a:ext cx="3200847" cy="6277851"/>
                     </a:xfrm>
                     <a:prstGeom prst="rect">
                       <a:avLst/>
@@ -4820,11 +5719,6 @@
     </w:p>
     <w:p>
       <w:r>
-        <w:t>7)</w:t>
-      </w:r>
-    </w:p>
-    <w:p>
-      <w:r>
         <w:t>#include &lt;</w:t>
       </w:r>
       <w:proofErr w:type="spellStart"/>
@@ -4838,31 +5732,10 @@
     </w:p>
     <w:p>
       <w:r>
-        <w:t>#include &lt;</w:t>
-      </w:r>
-      <w:proofErr w:type="spellStart"/>
-      <w:r>
-        <w:t>string.h</w:t>
-      </w:r>
-      <w:proofErr w:type="spellEnd"/>
-      <w:r>
-        <w:t>&gt;</w:t>
-      </w:r>
-    </w:p>
-    <w:p/>
-    <w:p>
-      <w:r>
-        <w:t xml:space="preserve">char </w:t>
-      </w:r>
-      <w:proofErr w:type="gramStart"/>
-      <w:r>
-        <w:t>stack[</w:t>
-      </w:r>
-      <w:proofErr w:type="gramEnd"/>
-      <w:r>
-        <w:t>100];</w:t>
-      </w:r>
-    </w:p>
+        <w:t>#define MAX 5</w:t>
+      </w:r>
+    </w:p>
+    <w:p/>
     <w:p>
       <w:proofErr w:type="spellStart"/>
       <w:r>
@@ -4870,7 +5743,27 @@
       </w:r>
       <w:proofErr w:type="spellEnd"/>
       <w:r>
-        <w:t xml:space="preserve"> top=-1;</w:t>
+        <w:t xml:space="preserve"> queue[MAX];</w:t>
+      </w:r>
+    </w:p>
+    <w:p>
+      <w:proofErr w:type="spellStart"/>
+      <w:r>
+        <w:t>int</w:t>
+      </w:r>
+      <w:proofErr w:type="spellEnd"/>
+      <w:r>
+        <w:t xml:space="preserve"> front=-1;</w:t>
+      </w:r>
+    </w:p>
+    <w:p>
+      <w:proofErr w:type="spellStart"/>
+      <w:r>
+        <w:t>int</w:t>
+      </w:r>
+      <w:proofErr w:type="spellEnd"/>
+      <w:r>
+        <w:t xml:space="preserve"> rear=-1;</w:t>
       </w:r>
     </w:p>
     <w:p/>
@@ -4878,26 +5771,191 @@
       <w:r>
         <w:t xml:space="preserve">void </w:t>
       </w:r>
-      <w:proofErr w:type="gramStart"/>
-      <w:r>
-        <w:t>push(</w:t>
-      </w:r>
-      <w:proofErr w:type="gramEnd"/>
-      <w:r>
-        <w:t>char x) {</w:t>
-      </w:r>
-    </w:p>
-    <w:p>
-      <w:r>
-        <w:t xml:space="preserve">    stack[++</w:t>
-      </w:r>
-      <w:proofErr w:type="gramStart"/>
-      <w:r>
-        <w:t>top]=</w:t>
-      </w:r>
-      <w:proofErr w:type="gramEnd"/>
-      <w:r>
-        <w:t>x;</w:t>
+      <w:proofErr w:type="spellStart"/>
+      <w:proofErr w:type="gramStart"/>
+      <w:r>
+        <w:t>enqueue</w:t>
+      </w:r>
+      <w:proofErr w:type="spellEnd"/>
+      <w:r>
+        <w:t>(</w:t>
+      </w:r>
+      <w:proofErr w:type="gramEnd"/>
+      <w:r>
+        <w:t>) {</w:t>
+      </w:r>
+    </w:p>
+    <w:p>
+      <w:r>
+        <w:t xml:space="preserve">    </w:t>
+      </w:r>
+      <w:proofErr w:type="spellStart"/>
+      <w:r>
+        <w:t>int</w:t>
+      </w:r>
+      <w:proofErr w:type="spellEnd"/>
+      <w:r>
+        <w:t xml:space="preserve"> value;</w:t>
+      </w:r>
+    </w:p>
+    <w:p/>
+    <w:p>
+      <w:r>
+        <w:t xml:space="preserve">    if ((rear+</w:t>
+      </w:r>
+      <w:proofErr w:type="gramStart"/>
+      <w:r>
+        <w:t>1)%</w:t>
+      </w:r>
+      <w:proofErr w:type="gramEnd"/>
+      <w:r>
+        <w:t>MAX==front) {</w:t>
+      </w:r>
+    </w:p>
+    <w:p>
+      <w:r>
+        <w:t xml:space="preserve">        </w:t>
+      </w:r>
+      <w:proofErr w:type="spellStart"/>
+      <w:proofErr w:type="gramStart"/>
+      <w:r>
+        <w:t>printf</w:t>
+      </w:r>
+      <w:proofErr w:type="spellEnd"/>
+      <w:r>
+        <w:t>(</w:t>
+      </w:r>
+      <w:proofErr w:type="gramEnd"/>
+      <w:r>
+        <w:t>"Queue Overflow! Cannot insert element.\n");</w:t>
+      </w:r>
+    </w:p>
+    <w:p>
+      <w:r>
+        <w:t xml:space="preserve">    } else {</w:t>
+      </w:r>
+    </w:p>
+    <w:p>
+      <w:r>
+        <w:t xml:space="preserve">        </w:t>
+      </w:r>
+      <w:proofErr w:type="spellStart"/>
+      <w:proofErr w:type="gramStart"/>
+      <w:r>
+        <w:t>printf</w:t>
+      </w:r>
+      <w:proofErr w:type="spellEnd"/>
+      <w:r>
+        <w:t>(</w:t>
+      </w:r>
+      <w:proofErr w:type="gramEnd"/>
+      <w:r>
+        <w:t>"Enter value to insert: ");</w:t>
+      </w:r>
+    </w:p>
+    <w:p>
+      <w:r>
+        <w:t xml:space="preserve">        </w:t>
+      </w:r>
+      <w:proofErr w:type="spellStart"/>
+      <w:r>
+        <w:t>scanf</w:t>
+      </w:r>
+      <w:proofErr w:type="spellEnd"/>
+      <w:r>
+        <w:t>("%</w:t>
+      </w:r>
+      <w:proofErr w:type="spellStart"/>
+      <w:r>
+        <w:t>d</w:t>
+      </w:r>
+      <w:proofErr w:type="gramStart"/>
+      <w:r>
+        <w:t>",&amp;</w:t>
+      </w:r>
+      <w:proofErr w:type="gramEnd"/>
+      <w:r>
+        <w:t>value</w:t>
+      </w:r>
+      <w:proofErr w:type="spellEnd"/>
+      <w:r>
+        <w:t>);</w:t>
+      </w:r>
+    </w:p>
+    <w:p/>
+    <w:p>
+      <w:r>
+        <w:t xml:space="preserve">        if (front==-1) {  </w:t>
+      </w:r>
+    </w:p>
+    <w:p>
+      <w:r>
+        <w:t xml:space="preserve">            front=0;</w:t>
+      </w:r>
+    </w:p>
+    <w:p>
+      <w:r>
+        <w:t xml:space="preserve">            rear=0;</w:t>
+      </w:r>
+    </w:p>
+    <w:p>
+      <w:r>
+        <w:t xml:space="preserve">        } else {</w:t>
+      </w:r>
+    </w:p>
+    <w:p>
+      <w:r>
+        <w:t xml:space="preserve">            rear=(rear+</w:t>
+      </w:r>
+      <w:proofErr w:type="gramStart"/>
+      <w:r>
+        <w:t>1)%</w:t>
+      </w:r>
+      <w:proofErr w:type="gramEnd"/>
+      <w:r>
+        <w:t>MAX;</w:t>
+      </w:r>
+    </w:p>
+    <w:p>
+      <w:r>
+        <w:t xml:space="preserve">        }</w:t>
+      </w:r>
+    </w:p>
+    <w:p/>
+    <w:p>
+      <w:r>
+        <w:t xml:space="preserve">        queue[rear]=value;</w:t>
+      </w:r>
+    </w:p>
+    <w:p>
+      <w:r>
+        <w:t xml:space="preserve">        </w:t>
+      </w:r>
+      <w:proofErr w:type="spellStart"/>
+      <w:proofErr w:type="gramStart"/>
+      <w:r>
+        <w:t>printf</w:t>
+      </w:r>
+      <w:proofErr w:type="spellEnd"/>
+      <w:r>
+        <w:t>(</w:t>
+      </w:r>
+      <w:proofErr w:type="gramEnd"/>
+      <w:r>
+        <w:t>"%d inserted successfully.\</w:t>
+      </w:r>
+      <w:proofErr w:type="spellStart"/>
+      <w:r>
+        <w:t>n",value</w:t>
+      </w:r>
+      <w:proofErr w:type="spellEnd"/>
+      <w:r>
+        <w:t>);</w:t>
+      </w:r>
+    </w:p>
+    <w:p>
+      <w:r>
+        <w:t xml:space="preserve">    }</w:t>
       </w:r>
     </w:p>
     <w:p>
@@ -4906,14 +5964,145 @@
       </w:r>
     </w:p>
     <w:p/>
+    <w:p/>
+    <w:p>
+      <w:r>
+        <w:t xml:space="preserve">void </w:t>
+      </w:r>
+      <w:proofErr w:type="spellStart"/>
+      <w:proofErr w:type="gramStart"/>
+      <w:r>
+        <w:t>dequeue</w:t>
+      </w:r>
+      <w:proofErr w:type="spellEnd"/>
+      <w:r>
+        <w:t>(</w:t>
+      </w:r>
+      <w:proofErr w:type="gramEnd"/>
+      <w:r>
+        <w:t>) {</w:t>
+      </w:r>
+    </w:p>
+    <w:p>
+      <w:r>
+        <w:t xml:space="preserve">    if (front==-1) {</w:t>
+      </w:r>
+    </w:p>
+    <w:p>
+      <w:r>
+        <w:t xml:space="preserve">        </w:t>
+      </w:r>
+      <w:proofErr w:type="spellStart"/>
+      <w:proofErr w:type="gramStart"/>
+      <w:r>
+        <w:t>printf</w:t>
+      </w:r>
+      <w:proofErr w:type="spellEnd"/>
+      <w:r>
+        <w:t>(</w:t>
+      </w:r>
+      <w:proofErr w:type="gramEnd"/>
+      <w:r>
+        <w:t xml:space="preserve">"Queue </w:t>
+      </w:r>
+      <w:proofErr w:type="spellStart"/>
+      <w:r>
+        <w:t>Underflow!Queue</w:t>
+      </w:r>
+      <w:proofErr w:type="spellEnd"/>
+      <w:r>
+        <w:t xml:space="preserve"> is empty.\n");</w:t>
+      </w:r>
+    </w:p>
+    <w:p>
+      <w:r>
+        <w:t xml:space="preserve">    } else {</w:t>
+      </w:r>
+    </w:p>
+    <w:p>
+      <w:r>
+        <w:t xml:space="preserve">        </w:t>
+      </w:r>
+      <w:proofErr w:type="spellStart"/>
+      <w:proofErr w:type="gramStart"/>
+      <w:r>
+        <w:t>printf</w:t>
+      </w:r>
+      <w:proofErr w:type="spellEnd"/>
+      <w:r>
+        <w:t>(</w:t>
+      </w:r>
+      <w:proofErr w:type="gramEnd"/>
+      <w:r>
+        <w:t>"%d removed from queue.\</w:t>
+      </w:r>
+      <w:proofErr w:type="spellStart"/>
+      <w:r>
+        <w:t>n",queue</w:t>
+      </w:r>
+      <w:proofErr w:type="spellEnd"/>
+      <w:r>
+        <w:t>[front]);</w:t>
+      </w:r>
+    </w:p>
+    <w:p/>
+    <w:p>
+      <w:r>
+        <w:t xml:space="preserve">        if (front==rear) {</w:t>
+      </w:r>
+    </w:p>
+    <w:p>
+      <w:r>
+        <w:t xml:space="preserve">            front=-1;</w:t>
+      </w:r>
+    </w:p>
+    <w:p>
+      <w:r>
+        <w:t xml:space="preserve">            rear=-1;</w:t>
+      </w:r>
+    </w:p>
+    <w:p>
+      <w:r>
+        <w:t xml:space="preserve">        } else {</w:t>
+      </w:r>
+    </w:p>
+    <w:p>
+      <w:r>
+        <w:t xml:space="preserve">            front</w:t>
+      </w:r>
+      <w:proofErr w:type="gramStart"/>
+      <w:r>
+        <w:t>=(</w:t>
+      </w:r>
+      <w:proofErr w:type="gramEnd"/>
+      <w:r>
+        <w:t>front + 1)%MAX;</w:t>
+      </w:r>
+    </w:p>
     <w:p>
       <w:r>
         <w:lastRenderedPageBreak/>
-        <w:t xml:space="preserve">char </w:t>
-      </w:r>
-      <w:proofErr w:type="gramStart"/>
-      <w:r>
-        <w:t>pop(</w:t>
+        <w:t xml:space="preserve">        }</w:t>
+      </w:r>
+    </w:p>
+    <w:p>
+      <w:r>
+        <w:t xml:space="preserve">    }</w:t>
+      </w:r>
+    </w:p>
+    <w:p>
+      <w:r>
+        <w:t>}</w:t>
+      </w:r>
+    </w:p>
+    <w:p/>
+    <w:p>
+      <w:r>
+        <w:t xml:space="preserve">void </w:t>
+      </w:r>
+      <w:proofErr w:type="gramStart"/>
+      <w:r>
+        <w:t>display(</w:t>
       </w:r>
       <w:proofErr w:type="gramEnd"/>
       <w:r>
@@ -4922,7 +6111,180 @@
     </w:p>
     <w:p>
       <w:r>
-        <w:t xml:space="preserve">    return stack[top--];</w:t>
+        <w:t xml:space="preserve">    </w:t>
+      </w:r>
+      <w:proofErr w:type="spellStart"/>
+      <w:r>
+        <w:t>int</w:t>
+      </w:r>
+      <w:proofErr w:type="spellEnd"/>
+      <w:r>
+        <w:t xml:space="preserve"> </w:t>
+      </w:r>
+      <w:proofErr w:type="spellStart"/>
+      <w:r>
+        <w:t>i</w:t>
+      </w:r>
+      <w:proofErr w:type="spellEnd"/>
+      <w:r>
+        <w:t>;</w:t>
+      </w:r>
+    </w:p>
+    <w:p>
+      <w:r>
+        <w:t xml:space="preserve">    if (front==-1) {</w:t>
+      </w:r>
+    </w:p>
+    <w:p>
+      <w:r>
+        <w:t xml:space="preserve">        </w:t>
+      </w:r>
+      <w:proofErr w:type="spellStart"/>
+      <w:proofErr w:type="gramStart"/>
+      <w:r>
+        <w:t>printf</w:t>
+      </w:r>
+      <w:proofErr w:type="spellEnd"/>
+      <w:r>
+        <w:t>(</w:t>
+      </w:r>
+      <w:proofErr w:type="gramEnd"/>
+      <w:r>
+        <w:t>"Queue is empty.\n");</w:t>
+      </w:r>
+    </w:p>
+    <w:p>
+      <w:r>
+        <w:t xml:space="preserve">    } else {</w:t>
+      </w:r>
+    </w:p>
+    <w:p>
+      <w:r>
+        <w:t xml:space="preserve">        </w:t>
+      </w:r>
+      <w:proofErr w:type="spellStart"/>
+      <w:proofErr w:type="gramStart"/>
+      <w:r>
+        <w:t>printf</w:t>
+      </w:r>
+      <w:proofErr w:type="spellEnd"/>
+      <w:r>
+        <w:t>(</w:t>
+      </w:r>
+      <w:proofErr w:type="gramEnd"/>
+      <w:r>
+        <w:t>"Queue elements are:\n");</w:t>
+      </w:r>
+    </w:p>
+    <w:p>
+      <w:r>
+        <w:t xml:space="preserve">        </w:t>
+      </w:r>
+      <w:proofErr w:type="spellStart"/>
+      <w:r>
+        <w:t>i</w:t>
+      </w:r>
+      <w:proofErr w:type="spellEnd"/>
+      <w:r>
+        <w:t>=front;</w:t>
+      </w:r>
+    </w:p>
+    <w:p>
+      <w:r>
+        <w:t xml:space="preserve">        while (1) {</w:t>
+      </w:r>
+    </w:p>
+    <w:p>
+      <w:r>
+        <w:t xml:space="preserve">            </w:t>
+      </w:r>
+      <w:proofErr w:type="spellStart"/>
+      <w:proofErr w:type="gramStart"/>
+      <w:r>
+        <w:t>printf</w:t>
+      </w:r>
+      <w:proofErr w:type="spellEnd"/>
+      <w:r>
+        <w:t>(</w:t>
+      </w:r>
+      <w:proofErr w:type="gramEnd"/>
+      <w:r>
+        <w:t>"%d ", queue[</w:t>
+      </w:r>
+      <w:proofErr w:type="spellStart"/>
+      <w:r>
+        <w:t>i</w:t>
+      </w:r>
+      <w:proofErr w:type="spellEnd"/>
+      <w:r>
+        <w:t>]);</w:t>
+      </w:r>
+    </w:p>
+    <w:p>
+      <w:r>
+        <w:t xml:space="preserve">            if (</w:t>
+      </w:r>
+      <w:proofErr w:type="spellStart"/>
+      <w:r>
+        <w:t>i</w:t>
+      </w:r>
+      <w:proofErr w:type="spellEnd"/>
+      <w:r>
+        <w:t>==rear)</w:t>
+      </w:r>
+    </w:p>
+    <w:p>
+      <w:r>
+        <w:t xml:space="preserve">                break;</w:t>
+      </w:r>
+    </w:p>
+    <w:p>
+      <w:r>
+        <w:t xml:space="preserve">            </w:t>
+      </w:r>
+      <w:proofErr w:type="spellStart"/>
+      <w:r>
+        <w:t>i</w:t>
+      </w:r>
+      <w:proofErr w:type="spellEnd"/>
+      <w:r>
+        <w:t xml:space="preserve"> </w:t>
+      </w:r>
+      <w:proofErr w:type="gramStart"/>
+      <w:r>
+        <w:t>=(</w:t>
+      </w:r>
+      <w:proofErr w:type="spellStart"/>
+      <w:proofErr w:type="gramEnd"/>
+      <w:r>
+        <w:t>i</w:t>
+      </w:r>
+      <w:proofErr w:type="spellEnd"/>
+      <w:r>
+        <w:t xml:space="preserve"> + 1) % MAX;</w:t>
+      </w:r>
+    </w:p>
+    <w:p>
+      <w:r>
+        <w:t xml:space="preserve">        }</w:t>
+      </w:r>
+    </w:p>
+    <w:p>
+      <w:r>
+        <w:t xml:space="preserve">        </w:t>
+      </w:r>
+      <w:proofErr w:type="spellStart"/>
+      <w:r>
+        <w:t>printf</w:t>
+      </w:r>
+      <w:proofErr w:type="spellEnd"/>
+      <w:r>
+        <w:t>("\n");</w:t>
+      </w:r>
+    </w:p>
+    <w:p>
+      <w:r>
+        <w:t xml:space="preserve">    }</w:t>
       </w:r>
     </w:p>
     <w:p>
@@ -4942,23 +6304,324 @@
       </w:r>
       <w:proofErr w:type="gramStart"/>
       <w:r>
-        <w:t>precedence(</w:t>
-      </w:r>
-      <w:proofErr w:type="gramEnd"/>
-      <w:r>
-        <w:t>char x) {</w:t>
-      </w:r>
-    </w:p>
-    <w:p>
-      <w:r>
-        <w:t xml:space="preserve">    if (x=='+' || x=='-') return 1;</w:t>
-      </w:r>
-    </w:p>
-    <w:p>
-      <w:r>
-        <w:t xml:space="preserve">    if (x=='*' || x=='/') return 2;</w:t>
-      </w:r>
-    </w:p>
+        <w:t>main(</w:t>
+      </w:r>
+      <w:proofErr w:type="gramEnd"/>
+      <w:r>
+        <w:t>) {</w:t>
+      </w:r>
+    </w:p>
+    <w:p>
+      <w:r>
+        <w:t xml:space="preserve">    </w:t>
+      </w:r>
+      <w:proofErr w:type="spellStart"/>
+      <w:r>
+        <w:t>int</w:t>
+      </w:r>
+      <w:proofErr w:type="spellEnd"/>
+      <w:r>
+        <w:t xml:space="preserve"> choice;</w:t>
+      </w:r>
+    </w:p>
+    <w:p>
+      <w:r>
+        <w:t xml:space="preserve">    do {</w:t>
+      </w:r>
+    </w:p>
+    <w:p>
+      <w:r>
+        <w:t xml:space="preserve">        </w:t>
+      </w:r>
+      <w:proofErr w:type="spellStart"/>
+      <w:proofErr w:type="gramStart"/>
+      <w:r>
+        <w:t>printf</w:t>
+      </w:r>
+      <w:proofErr w:type="spellEnd"/>
+      <w:r>
+        <w:t>(</w:t>
+      </w:r>
+      <w:proofErr w:type="gramEnd"/>
+      <w:r>
+        <w:t>"\n---CIRCULAR QUEUE MENU---\n");</w:t>
+      </w:r>
+    </w:p>
+    <w:p>
+      <w:r>
+        <w:t xml:space="preserve">        </w:t>
+      </w:r>
+      <w:proofErr w:type="spellStart"/>
+      <w:r>
+        <w:t>printf</w:t>
+      </w:r>
+      <w:proofErr w:type="spellEnd"/>
+      <w:r>
+        <w:t>("</w:t>
+      </w:r>
+      <w:proofErr w:type="gramStart"/>
+      <w:r>
+        <w:t>1.Enqueue</w:t>
+      </w:r>
+      <w:proofErr w:type="gramEnd"/>
+      <w:r>
+        <w:t>\n");</w:t>
+      </w:r>
+    </w:p>
+    <w:p>
+      <w:r>
+        <w:t xml:space="preserve">        </w:t>
+      </w:r>
+      <w:proofErr w:type="spellStart"/>
+      <w:r>
+        <w:t>printf</w:t>
+      </w:r>
+      <w:proofErr w:type="spellEnd"/>
+      <w:r>
+        <w:t>("</w:t>
+      </w:r>
+      <w:proofErr w:type="gramStart"/>
+      <w:r>
+        <w:t>2.Dequeue</w:t>
+      </w:r>
+      <w:proofErr w:type="gramEnd"/>
+      <w:r>
+        <w:t>\n");</w:t>
+      </w:r>
+    </w:p>
+    <w:p>
+      <w:r>
+        <w:t xml:space="preserve">        </w:t>
+      </w:r>
+      <w:proofErr w:type="spellStart"/>
+      <w:r>
+        <w:t>printf</w:t>
+      </w:r>
+      <w:proofErr w:type="spellEnd"/>
+      <w:r>
+        <w:t>("</w:t>
+      </w:r>
+      <w:proofErr w:type="gramStart"/>
+      <w:r>
+        <w:t>3.Display</w:t>
+      </w:r>
+      <w:proofErr w:type="gramEnd"/>
+      <w:r>
+        <w:t>\n");</w:t>
+      </w:r>
+    </w:p>
+    <w:p>
+      <w:r>
+        <w:t xml:space="preserve">        </w:t>
+      </w:r>
+      <w:proofErr w:type="spellStart"/>
+      <w:r>
+        <w:t>printf</w:t>
+      </w:r>
+      <w:proofErr w:type="spellEnd"/>
+      <w:r>
+        <w:t>("</w:t>
+      </w:r>
+      <w:proofErr w:type="gramStart"/>
+      <w:r>
+        <w:t>4.Exit</w:t>
+      </w:r>
+      <w:proofErr w:type="gramEnd"/>
+      <w:r>
+        <w:t>\n");</w:t>
+      </w:r>
+    </w:p>
+    <w:p>
+      <w:r>
+        <w:t xml:space="preserve">        </w:t>
+      </w:r>
+      <w:proofErr w:type="spellStart"/>
+      <w:proofErr w:type="gramStart"/>
+      <w:r>
+        <w:t>printf</w:t>
+      </w:r>
+      <w:proofErr w:type="spellEnd"/>
+      <w:r>
+        <w:t>(</w:t>
+      </w:r>
+      <w:proofErr w:type="gramEnd"/>
+      <w:r>
+        <w:t>"Enter your choice:");</w:t>
+      </w:r>
+    </w:p>
+    <w:p>
+      <w:r>
+        <w:t xml:space="preserve">        </w:t>
+      </w:r>
+      <w:proofErr w:type="spellStart"/>
+      <w:proofErr w:type="gramStart"/>
+      <w:r>
+        <w:t>scanf</w:t>
+      </w:r>
+      <w:proofErr w:type="spellEnd"/>
+      <w:r>
+        <w:t>(</w:t>
+      </w:r>
+      <w:proofErr w:type="gramEnd"/>
+      <w:r>
+        <w:t>"%d", &amp;choice);</w:t>
+      </w:r>
+    </w:p>
+    <w:p/>
+    <w:p>
+      <w:r>
+        <w:t xml:space="preserve">        switch(choice) {</w:t>
+      </w:r>
+    </w:p>
+    <w:p>
+      <w:r>
+        <w:t xml:space="preserve">            case 1:</w:t>
+      </w:r>
+    </w:p>
+    <w:p>
+      <w:r>
+        <w:t xml:space="preserve">                </w:t>
+      </w:r>
+      <w:proofErr w:type="spellStart"/>
+      <w:proofErr w:type="gramStart"/>
+      <w:r>
+        <w:t>enqueue</w:t>
+      </w:r>
+      <w:proofErr w:type="spellEnd"/>
+      <w:r>
+        <w:t>(</w:t>
+      </w:r>
+      <w:proofErr w:type="gramEnd"/>
+      <w:r>
+        <w:t>);</w:t>
+      </w:r>
+    </w:p>
+    <w:p>
+      <w:r>
+        <w:t xml:space="preserve">                break;</w:t>
+      </w:r>
+    </w:p>
+    <w:p>
+      <w:r>
+        <w:t xml:space="preserve">            case 2:</w:t>
+      </w:r>
+    </w:p>
+    <w:p>
+      <w:r>
+        <w:t xml:space="preserve">                </w:t>
+      </w:r>
+      <w:proofErr w:type="spellStart"/>
+      <w:proofErr w:type="gramStart"/>
+      <w:r>
+        <w:t>dequeue</w:t>
+      </w:r>
+      <w:proofErr w:type="spellEnd"/>
+      <w:r>
+        <w:t>(</w:t>
+      </w:r>
+      <w:proofErr w:type="gramEnd"/>
+      <w:r>
+        <w:t>);</w:t>
+      </w:r>
+    </w:p>
+    <w:p>
+      <w:r>
+        <w:t xml:space="preserve">                break;</w:t>
+      </w:r>
+    </w:p>
+    <w:p>
+      <w:r>
+        <w:t xml:space="preserve">            case 3:</w:t>
+      </w:r>
+    </w:p>
+    <w:p>
+      <w:r>
+        <w:t xml:space="preserve">                </w:t>
+      </w:r>
+      <w:proofErr w:type="gramStart"/>
+      <w:r>
+        <w:t>display(</w:t>
+      </w:r>
+      <w:proofErr w:type="gramEnd"/>
+      <w:r>
+        <w:t>);</w:t>
+      </w:r>
+    </w:p>
+    <w:p>
+      <w:r>
+        <w:t xml:space="preserve">                break;</w:t>
+      </w:r>
+    </w:p>
+    <w:p>
+      <w:r>
+        <w:t xml:space="preserve">            case 4:</w:t>
+      </w:r>
+    </w:p>
+    <w:p>
+      <w:r>
+        <w:t xml:space="preserve">                </w:t>
+      </w:r>
+      <w:proofErr w:type="spellStart"/>
+      <w:proofErr w:type="gramStart"/>
+      <w:r>
+        <w:t>printf</w:t>
+      </w:r>
+      <w:proofErr w:type="spellEnd"/>
+      <w:r>
+        <w:t>(</w:t>
+      </w:r>
+      <w:proofErr w:type="gramEnd"/>
+      <w:r>
+        <w:t>"Exiting program.\n");</w:t>
+      </w:r>
+    </w:p>
+    <w:p>
+      <w:r>
+        <w:t xml:space="preserve">                break;</w:t>
+      </w:r>
+    </w:p>
+    <w:p>
+      <w:r>
+        <w:t xml:space="preserve">            default:</w:t>
+      </w:r>
+    </w:p>
+    <w:p>
+      <w:r>
+        <w:t xml:space="preserve">                </w:t>
+      </w:r>
+      <w:proofErr w:type="spellStart"/>
+      <w:proofErr w:type="gramStart"/>
+      <w:r>
+        <w:t>printf</w:t>
+      </w:r>
+      <w:proofErr w:type="spellEnd"/>
+      <w:r>
+        <w:t>(</w:t>
+      </w:r>
+      <w:proofErr w:type="gramEnd"/>
+      <w:r>
+        <w:t>"Invalid choice! Try again.\n");</w:t>
+      </w:r>
+    </w:p>
+    <w:p>
+      <w:r>
+        <w:t xml:space="preserve">        }</w:t>
+      </w:r>
+    </w:p>
+    <w:p>
+      <w:r>
+        <w:t xml:space="preserve">    } while (</w:t>
+      </w:r>
+      <w:proofErr w:type="gramStart"/>
+      <w:r>
+        <w:t>choice!=</w:t>
+      </w:r>
+      <w:proofErr w:type="gramEnd"/>
+      <w:r>
+        <w:t>4);</w:t>
+      </w:r>
+    </w:p>
+    <w:p/>
     <w:p>
       <w:r>
         <w:t xml:space="preserve">    return 0;</w:t>
@@ -4969,478 +6632,18 @@
         <w:t>}</w:t>
       </w:r>
     </w:p>
-    <w:p/>
-    <w:p>
-      <w:proofErr w:type="spellStart"/>
-      <w:r>
-        <w:t>int</w:t>
-      </w:r>
-      <w:proofErr w:type="spellEnd"/>
-      <w:r>
-        <w:t xml:space="preserve"> </w:t>
-      </w:r>
-      <w:proofErr w:type="gramStart"/>
-      <w:r>
-        <w:t>main(</w:t>
-      </w:r>
-      <w:proofErr w:type="gramEnd"/>
-      <w:r>
-        <w:t>) {</w:t>
-      </w:r>
-    </w:p>
-    <w:p>
-      <w:r>
-        <w:t xml:space="preserve">    char </w:t>
-      </w:r>
-      <w:proofErr w:type="gramStart"/>
-      <w:r>
-        <w:t>infix[</w:t>
-      </w:r>
-      <w:proofErr w:type="gramEnd"/>
-      <w:r>
-        <w:t>100], postfix[100];</w:t>
-      </w:r>
-    </w:p>
-    <w:p>
-      <w:r>
-        <w:t xml:space="preserve">    </w:t>
-      </w:r>
-      <w:proofErr w:type="spellStart"/>
-      <w:r>
-        <w:t>int</w:t>
-      </w:r>
-      <w:proofErr w:type="spellEnd"/>
-      <w:r>
-        <w:t xml:space="preserve"> </w:t>
-      </w:r>
-      <w:proofErr w:type="spellStart"/>
-      <w:r>
-        <w:t>i</w:t>
-      </w:r>
-      <w:proofErr w:type="spellEnd"/>
-      <w:r>
-        <w:t>=</w:t>
-      </w:r>
-      <w:proofErr w:type="gramStart"/>
-      <w:r>
-        <w:t>0,j</w:t>
-      </w:r>
-      <w:proofErr w:type="gramEnd"/>
-      <w:r>
-        <w:t>=0;</w:t>
-      </w:r>
-    </w:p>
-    <w:p/>
-    <w:p>
-      <w:r>
-        <w:t xml:space="preserve">    </w:t>
-      </w:r>
-      <w:proofErr w:type="spellStart"/>
-      <w:proofErr w:type="gramStart"/>
-      <w:r>
-        <w:t>printf</w:t>
-      </w:r>
-      <w:proofErr w:type="spellEnd"/>
-      <w:r>
-        <w:t>(</w:t>
-      </w:r>
-      <w:proofErr w:type="gramEnd"/>
-      <w:r>
-        <w:t>"Enter infix expression: ");</w:t>
-      </w:r>
-    </w:p>
-    <w:p>
-      <w:r>
-        <w:t xml:space="preserve">    </w:t>
-      </w:r>
-      <w:proofErr w:type="spellStart"/>
-      <w:proofErr w:type="gramStart"/>
-      <w:r>
-        <w:t>scanf</w:t>
-      </w:r>
-      <w:proofErr w:type="spellEnd"/>
-      <w:r>
-        <w:t>(</w:t>
-      </w:r>
-      <w:proofErr w:type="gramEnd"/>
-      <w:r>
-        <w:t>"%s", infix);</w:t>
-      </w:r>
-    </w:p>
-    <w:p/>
-    <w:p>
-      <w:r>
-        <w:t xml:space="preserve">    while (infix[</w:t>
-      </w:r>
-      <w:proofErr w:type="spellStart"/>
-      <w:r>
-        <w:t>i</w:t>
-      </w:r>
-      <w:proofErr w:type="spellEnd"/>
-      <w:proofErr w:type="gramStart"/>
-      <w:r>
-        <w:t>] !</w:t>
-      </w:r>
-      <w:proofErr w:type="gramEnd"/>
-      <w:r>
-        <w:t>= '\0') {</w:t>
-      </w:r>
-    </w:p>
-    <w:p>
-      <w:r>
-        <w:t xml:space="preserve">        if ((infix[</w:t>
-      </w:r>
-      <w:proofErr w:type="spellStart"/>
-      <w:r>
-        <w:t>i</w:t>
-      </w:r>
-      <w:proofErr w:type="spellEnd"/>
-      <w:r>
-        <w:t>]&gt;='a' &amp;&amp; infix[</w:t>
-      </w:r>
-      <w:proofErr w:type="spellStart"/>
-      <w:r>
-        <w:t>i</w:t>
-      </w:r>
-      <w:proofErr w:type="spellEnd"/>
-      <w:r>
-        <w:t>]&lt;= 'z') ||</w:t>
-      </w:r>
-    </w:p>
-    <w:p>
-      <w:r>
-        <w:t xml:space="preserve">            (infix[</w:t>
-      </w:r>
-      <w:proofErr w:type="spellStart"/>
-      <w:r>
-        <w:t>i</w:t>
-      </w:r>
-      <w:proofErr w:type="spellEnd"/>
-      <w:r>
-        <w:t>]&gt;='A' &amp;&amp; infix[</w:t>
-      </w:r>
-      <w:proofErr w:type="spellStart"/>
-      <w:r>
-        <w:t>i</w:t>
-      </w:r>
-      <w:proofErr w:type="spellEnd"/>
-      <w:r>
-        <w:t>]&lt;= 'Z') ||</w:t>
-      </w:r>
-    </w:p>
-    <w:p>
-      <w:r>
-        <w:t xml:space="preserve">            (infix[</w:t>
-      </w:r>
-      <w:proofErr w:type="spellStart"/>
-      <w:r>
-        <w:t>i</w:t>
-      </w:r>
-      <w:proofErr w:type="spellEnd"/>
-      <w:r>
-        <w:t>]&gt;='0' &amp;&amp; infix[</w:t>
-      </w:r>
-      <w:proofErr w:type="spellStart"/>
-      <w:r>
-        <w:t>i</w:t>
-      </w:r>
-      <w:proofErr w:type="spellEnd"/>
-      <w:r>
-        <w:t>]&lt;= '9')) {</w:t>
-      </w:r>
-    </w:p>
-    <w:p>
-      <w:r>
-        <w:t xml:space="preserve">            postfix[</w:t>
-      </w:r>
-      <w:proofErr w:type="spellStart"/>
-      <w:r>
-        <w:t>j++</w:t>
-      </w:r>
-      <w:proofErr w:type="spellEnd"/>
-      <w:r>
-        <w:t>]=infix[</w:t>
-      </w:r>
-      <w:proofErr w:type="spellStart"/>
-      <w:r>
-        <w:t>i</w:t>
-      </w:r>
-      <w:proofErr w:type="spellEnd"/>
-      <w:r>
-        <w:t>];</w:t>
-      </w:r>
-    </w:p>
-    <w:p>
-      <w:r>
-        <w:t xml:space="preserve">        }</w:t>
-      </w:r>
-    </w:p>
-    <w:p>
-      <w:r>
-        <w:t xml:space="preserve">        else if (infix[</w:t>
-      </w:r>
-      <w:proofErr w:type="spellStart"/>
-      <w:r>
-        <w:t>i</w:t>
-      </w:r>
-      <w:proofErr w:type="spellEnd"/>
-      <w:r>
-        <w:t>] == '(') {</w:t>
-      </w:r>
-    </w:p>
-    <w:p>
-      <w:r>
-        <w:t xml:space="preserve">            push(infix[</w:t>
-      </w:r>
-      <w:proofErr w:type="spellStart"/>
-      <w:r>
-        <w:t>i</w:t>
-      </w:r>
-      <w:proofErr w:type="spellEnd"/>
-      <w:r>
-        <w:t>]);</w:t>
-      </w:r>
-    </w:p>
-    <w:p>
-      <w:r>
-        <w:t xml:space="preserve">        }</w:t>
-      </w:r>
-    </w:p>
-    <w:p>
-      <w:r>
-        <w:t xml:space="preserve">        else if (infix[</w:t>
-      </w:r>
-      <w:proofErr w:type="spellStart"/>
-      <w:r>
-        <w:t>i</w:t>
-      </w:r>
-      <w:proofErr w:type="spellEnd"/>
-      <w:r>
-        <w:t>] == ')') {</w:t>
-      </w:r>
-    </w:p>
-    <w:p>
-      <w:r>
-        <w:t xml:space="preserve">            while (stack[top</w:t>
-      </w:r>
-      <w:proofErr w:type="gramStart"/>
-      <w:r>
-        <w:t>] !</w:t>
-      </w:r>
-      <w:proofErr w:type="gramEnd"/>
-      <w:r>
-        <w:t>= '(')</w:t>
-      </w:r>
-    </w:p>
-    <w:p>
-      <w:r>
-        <w:t xml:space="preserve">                postfix[</w:t>
-      </w:r>
-      <w:proofErr w:type="spellStart"/>
-      <w:r>
-        <w:t>j++</w:t>
-      </w:r>
-      <w:proofErr w:type="spellEnd"/>
-      <w:r>
-        <w:t xml:space="preserve">] = </w:t>
-      </w:r>
-      <w:proofErr w:type="gramStart"/>
-      <w:r>
-        <w:t>pop(</w:t>
-      </w:r>
-      <w:proofErr w:type="gramEnd"/>
-      <w:r>
-        <w:t>);</w:t>
-      </w:r>
-    </w:p>
-    <w:p>
-      <w:r>
-        <w:t xml:space="preserve">            </w:t>
-      </w:r>
-      <w:proofErr w:type="gramStart"/>
-      <w:r>
-        <w:t>pop(</w:t>
-      </w:r>
-      <w:proofErr w:type="gramEnd"/>
-      <w:r>
-        <w:t>);</w:t>
-      </w:r>
-    </w:p>
-    <w:p>
-      <w:r>
-        <w:t xml:space="preserve">        }</w:t>
-      </w:r>
-    </w:p>
-    <w:p>
-      <w:r>
+    <w:p>
+      <w:r>
+        <w:rPr>
+          <w:noProof/>
+          <w:lang w:eastAsia="en-IN"/>
+        </w:rPr>
         <w:lastRenderedPageBreak/>
-        <w:t xml:space="preserve">        else {</w:t>
-      </w:r>
-    </w:p>
-    <w:p>
-      <w:r>
-        <w:t xml:space="preserve">            while (</w:t>
-      </w:r>
-      <w:proofErr w:type="gramStart"/>
-      <w:r>
-        <w:t>top !</w:t>
-      </w:r>
-      <w:proofErr w:type="gramEnd"/>
-      <w:r>
-        <w:t>= -1 &amp;&amp; precedence(stack[top]) &gt;= precedence(infix[</w:t>
-      </w:r>
-      <w:proofErr w:type="spellStart"/>
-      <w:r>
-        <w:t>i</w:t>
-      </w:r>
-      <w:proofErr w:type="spellEnd"/>
-      <w:r>
-        <w:t>]))</w:t>
-      </w:r>
-    </w:p>
-    <w:p>
-      <w:r>
-        <w:t xml:space="preserve">                postfix[</w:t>
-      </w:r>
-      <w:proofErr w:type="spellStart"/>
-      <w:r>
-        <w:t>j++</w:t>
-      </w:r>
-      <w:proofErr w:type="spellEnd"/>
-      <w:r>
-        <w:t xml:space="preserve">] = </w:t>
-      </w:r>
-      <w:proofErr w:type="gramStart"/>
-      <w:r>
-        <w:t>pop(</w:t>
-      </w:r>
-      <w:proofErr w:type="gramEnd"/>
-      <w:r>
-        <w:t>);</w:t>
-      </w:r>
-    </w:p>
-    <w:p>
-      <w:r>
-        <w:t xml:space="preserve">            push(infix[</w:t>
-      </w:r>
-      <w:proofErr w:type="spellStart"/>
-      <w:r>
-        <w:t>i</w:t>
-      </w:r>
-      <w:proofErr w:type="spellEnd"/>
-      <w:r>
-        <w:t>]);</w:t>
-      </w:r>
-    </w:p>
-    <w:p>
-      <w:r>
-        <w:t xml:space="preserve">        }</w:t>
-      </w:r>
-    </w:p>
-    <w:p>
-      <w:r>
-        <w:t xml:space="preserve">        </w:t>
-      </w:r>
-      <w:proofErr w:type="spellStart"/>
-      <w:r>
-        <w:t>i</w:t>
-      </w:r>
-      <w:proofErr w:type="spellEnd"/>
-      <w:r>
-        <w:t>++;</w:t>
-      </w:r>
-    </w:p>
-    <w:p>
-      <w:r>
-        <w:t xml:space="preserve">    }</w:t>
-      </w:r>
-    </w:p>
-    <w:p/>
-    <w:p>
-      <w:r>
-        <w:t xml:space="preserve">    while (</w:t>
-      </w:r>
-      <w:proofErr w:type="gramStart"/>
-      <w:r>
-        <w:t>top!=</w:t>
-      </w:r>
-      <w:proofErr w:type="gramEnd"/>
-      <w:r>
-        <w:t>-1)</w:t>
-      </w:r>
-    </w:p>
-    <w:p>
-      <w:r>
-        <w:t xml:space="preserve">        postfix[</w:t>
-      </w:r>
-      <w:proofErr w:type="spellStart"/>
-      <w:r>
-        <w:t>j++</w:t>
-      </w:r>
-      <w:proofErr w:type="spellEnd"/>
-      <w:r>
-        <w:t>]=</w:t>
-      </w:r>
-      <w:proofErr w:type="gramStart"/>
-      <w:r>
-        <w:t>pop(</w:t>
-      </w:r>
-      <w:proofErr w:type="gramEnd"/>
-      <w:r>
-        <w:t>);</w:t>
-      </w:r>
-    </w:p>
-    <w:p/>
-    <w:p>
-      <w:r>
-        <w:t xml:space="preserve">    postfix[j] ='\0';</w:t>
-      </w:r>
-    </w:p>
-    <w:p/>
-    <w:p>
-      <w:r>
-        <w:t xml:space="preserve">    </w:t>
-      </w:r>
-      <w:proofErr w:type="spellStart"/>
-      <w:proofErr w:type="gramStart"/>
-      <w:r>
-        <w:t>printf</w:t>
-      </w:r>
-      <w:proofErr w:type="spellEnd"/>
-      <w:r>
-        <w:t>(</w:t>
-      </w:r>
-      <w:proofErr w:type="gramEnd"/>
-      <w:r>
-        <w:t>"Postfix expression: %</w:t>
-      </w:r>
-      <w:proofErr w:type="spellStart"/>
-      <w:r>
-        <w:t>s",postfix</w:t>
-      </w:r>
-      <w:proofErr w:type="spellEnd"/>
-      <w:r>
-        <w:t>);</w:t>
-      </w:r>
-    </w:p>
-    <w:p/>
-    <w:p>
-      <w:r>
-        <w:t xml:space="preserve">    return 0;</w:t>
-      </w:r>
-    </w:p>
-    <w:p>
-      <w:r>
-        <w:t>}</w:t>
-      </w:r>
-    </w:p>
-    <w:p>
-      <w:r>
         <w:drawing>
-          <wp:inline distT="0" distB="0" distL="0" distR="0" wp14:anchorId="7610794B" wp14:editId="2C80D715">
-            <wp:extent cx="3372321" cy="1200318"/>
-            <wp:effectExtent l="0" t="0" r="0" b="0"/>
-            <wp:docPr id="6" name="Picture 6"/>
+          <wp:inline distT="0" distB="0" distL="0" distR="0" wp14:anchorId="4CB0CBE0" wp14:editId="38ED3111">
+            <wp:extent cx="3724795" cy="5620534"/>
+            <wp:effectExtent l="0" t="0" r="9525" b="0"/>
+            <wp:docPr id="4" name="Picture 4"/>
             <wp:cNvGraphicFramePr>
               <a:graphicFrameLocks xmlns:a="http://schemas.openxmlformats.org/drawingml/2006/main" noChangeAspect="1"/>
             </wp:cNvGraphicFramePr>
@@ -5460,6 +6663,1191 @@
                   <pic:spPr>
                     <a:xfrm>
                       <a:off x="0" y="0"/>
+                      <a:ext cx="3724795" cy="5620534"/>
+                    </a:xfrm>
+                    <a:prstGeom prst="rect">
+                      <a:avLst/>
+                    </a:prstGeom>
+                  </pic:spPr>
+                </pic:pic>
+              </a:graphicData>
+            </a:graphic>
+          </wp:inline>
+        </w:drawing>
+      </w:r>
+    </w:p>
+    <w:p>
+      <w:r>
+        <w:t>6)</w:t>
+      </w:r>
+    </w:p>
+    <w:p>
+      <w:r>
+        <w:t>#include &lt;</w:t>
+      </w:r>
+      <w:proofErr w:type="spellStart"/>
+      <w:r>
+        <w:t>stdio.h</w:t>
+      </w:r>
+      <w:proofErr w:type="spellEnd"/>
+      <w:r>
+        <w:t>&gt;</w:t>
+      </w:r>
+    </w:p>
+    <w:p>
+      <w:r>
+        <w:t>#include &lt;</w:t>
+      </w:r>
+      <w:proofErr w:type="spellStart"/>
+      <w:r>
+        <w:t>ctype.h</w:t>
+      </w:r>
+      <w:proofErr w:type="spellEnd"/>
+      <w:r>
+        <w:t>&gt;</w:t>
+      </w:r>
+    </w:p>
+    <w:p/>
+    <w:p>
+      <w:proofErr w:type="spellStart"/>
+      <w:r>
+        <w:t>int</w:t>
+      </w:r>
+      <w:proofErr w:type="spellEnd"/>
+      <w:r>
+        <w:t xml:space="preserve"> </w:t>
+      </w:r>
+      <w:proofErr w:type="gramStart"/>
+      <w:r>
+        <w:t>stack[</w:t>
+      </w:r>
+      <w:proofErr w:type="gramEnd"/>
+      <w:r>
+        <w:t>100];</w:t>
+      </w:r>
+    </w:p>
+    <w:p>
+      <w:proofErr w:type="spellStart"/>
+      <w:r>
+        <w:t>int</w:t>
+      </w:r>
+      <w:proofErr w:type="spellEnd"/>
+      <w:r>
+        <w:t xml:space="preserve"> top=-1;</w:t>
+      </w:r>
+    </w:p>
+    <w:p/>
+    <w:p>
+      <w:r>
+        <w:t xml:space="preserve">void </w:t>
+      </w:r>
+      <w:proofErr w:type="gramStart"/>
+      <w:r>
+        <w:t>push(</w:t>
+      </w:r>
+      <w:proofErr w:type="spellStart"/>
+      <w:proofErr w:type="gramEnd"/>
+      <w:r>
+        <w:t>int</w:t>
+      </w:r>
+      <w:proofErr w:type="spellEnd"/>
+      <w:r>
+        <w:t xml:space="preserve"> x) {</w:t>
+      </w:r>
+    </w:p>
+    <w:p>
+      <w:r>
+        <w:t xml:space="preserve">    stack[++</w:t>
+      </w:r>
+      <w:proofErr w:type="gramStart"/>
+      <w:r>
+        <w:t>top]=</w:t>
+      </w:r>
+      <w:proofErr w:type="gramEnd"/>
+      <w:r>
+        <w:t>x;</w:t>
+      </w:r>
+    </w:p>
+    <w:p>
+      <w:r>
+        <w:t>}</w:t>
+      </w:r>
+    </w:p>
+    <w:p/>
+    <w:p>
+      <w:proofErr w:type="spellStart"/>
+      <w:r>
+        <w:lastRenderedPageBreak/>
+        <w:t>int</w:t>
+      </w:r>
+      <w:proofErr w:type="spellEnd"/>
+      <w:r>
+        <w:t xml:space="preserve"> </w:t>
+      </w:r>
+      <w:proofErr w:type="gramStart"/>
+      <w:r>
+        <w:t>pop(</w:t>
+      </w:r>
+      <w:proofErr w:type="gramEnd"/>
+      <w:r>
+        <w:t>){</w:t>
+      </w:r>
+    </w:p>
+    <w:p>
+      <w:r>
+        <w:t xml:space="preserve">    return stack[top--];</w:t>
+      </w:r>
+    </w:p>
+    <w:p>
+      <w:r>
+        <w:t>}</w:t>
+      </w:r>
+    </w:p>
+    <w:p/>
+    <w:p>
+      <w:proofErr w:type="spellStart"/>
+      <w:r>
+        <w:t>int</w:t>
+      </w:r>
+      <w:proofErr w:type="spellEnd"/>
+      <w:r>
+        <w:t xml:space="preserve"> </w:t>
+      </w:r>
+      <w:proofErr w:type="gramStart"/>
+      <w:r>
+        <w:t>main(</w:t>
+      </w:r>
+      <w:proofErr w:type="gramEnd"/>
+      <w:r>
+        <w:t>) {</w:t>
+      </w:r>
+    </w:p>
+    <w:p>
+      <w:r>
+        <w:t xml:space="preserve">    char </w:t>
+      </w:r>
+      <w:proofErr w:type="spellStart"/>
+      <w:proofErr w:type="gramStart"/>
+      <w:r>
+        <w:t>exp</w:t>
+      </w:r>
+      <w:proofErr w:type="spellEnd"/>
+      <w:r>
+        <w:t>[</w:t>
+      </w:r>
+      <w:proofErr w:type="gramEnd"/>
+      <w:r>
+        <w:t>100];</w:t>
+      </w:r>
+    </w:p>
+    <w:p>
+      <w:r>
+        <w:t xml:space="preserve">    </w:t>
+      </w:r>
+      <w:proofErr w:type="spellStart"/>
+      <w:r>
+        <w:t>int</w:t>
+      </w:r>
+      <w:proofErr w:type="spellEnd"/>
+      <w:r>
+        <w:t xml:space="preserve"> </w:t>
+      </w:r>
+      <w:proofErr w:type="spellStart"/>
+      <w:r>
+        <w:t>i</w:t>
+      </w:r>
+      <w:proofErr w:type="spellEnd"/>
+      <w:r>
+        <w:t xml:space="preserve"> = 0, a, b, result;</w:t>
+      </w:r>
+    </w:p>
+    <w:p/>
+    <w:p>
+      <w:r>
+        <w:t xml:space="preserve">    </w:t>
+      </w:r>
+      <w:proofErr w:type="spellStart"/>
+      <w:proofErr w:type="gramStart"/>
+      <w:r>
+        <w:t>printf</w:t>
+      </w:r>
+      <w:proofErr w:type="spellEnd"/>
+      <w:r>
+        <w:t>(</w:t>
+      </w:r>
+      <w:proofErr w:type="gramEnd"/>
+      <w:r>
+        <w:t>"Enter postfix expression: ");</w:t>
+      </w:r>
+    </w:p>
+    <w:p>
+      <w:r>
+        <w:t xml:space="preserve">    </w:t>
+      </w:r>
+      <w:proofErr w:type="spellStart"/>
+      <w:proofErr w:type="gramStart"/>
+      <w:r>
+        <w:t>scanf</w:t>
+      </w:r>
+      <w:proofErr w:type="spellEnd"/>
+      <w:r>
+        <w:t>(</w:t>
+      </w:r>
+      <w:proofErr w:type="gramEnd"/>
+      <w:r>
+        <w:t xml:space="preserve">"%s", </w:t>
+      </w:r>
+      <w:proofErr w:type="spellStart"/>
+      <w:r>
+        <w:t>exp</w:t>
+      </w:r>
+      <w:proofErr w:type="spellEnd"/>
+      <w:r>
+        <w:t>);</w:t>
+      </w:r>
+    </w:p>
+    <w:p/>
+    <w:p>
+      <w:r>
+        <w:t xml:space="preserve">    while (</w:t>
+      </w:r>
+      <w:proofErr w:type="spellStart"/>
+      <w:r>
+        <w:t>exp</w:t>
+      </w:r>
+      <w:proofErr w:type="spellEnd"/>
+      <w:r>
+        <w:t>[</w:t>
+      </w:r>
+      <w:proofErr w:type="spellStart"/>
+      <w:r>
+        <w:t>i</w:t>
+      </w:r>
+      <w:proofErr w:type="spellEnd"/>
+      <w:proofErr w:type="gramStart"/>
+      <w:r>
+        <w:t>] !</w:t>
+      </w:r>
+      <w:proofErr w:type="gramEnd"/>
+      <w:r>
+        <w:t>= '\0') {</w:t>
+      </w:r>
+    </w:p>
+    <w:p>
+      <w:r>
+        <w:t xml:space="preserve">        if (</w:t>
+      </w:r>
+      <w:proofErr w:type="spellStart"/>
+      <w:r>
+        <w:t>isdigit</w:t>
+      </w:r>
+      <w:proofErr w:type="spellEnd"/>
+      <w:r>
+        <w:t>(</w:t>
+      </w:r>
+      <w:proofErr w:type="spellStart"/>
+      <w:r>
+        <w:t>exp</w:t>
+      </w:r>
+      <w:proofErr w:type="spellEnd"/>
+      <w:r>
+        <w:t>[</w:t>
+      </w:r>
+      <w:proofErr w:type="spellStart"/>
+      <w:r>
+        <w:t>i</w:t>
+      </w:r>
+      <w:proofErr w:type="spellEnd"/>
+      <w:r>
+        <w:t>])) {</w:t>
+      </w:r>
+    </w:p>
+    <w:p>
+      <w:r>
+        <w:t xml:space="preserve">            push(</w:t>
+      </w:r>
+      <w:proofErr w:type="spellStart"/>
+      <w:r>
+        <w:t>exp</w:t>
+      </w:r>
+      <w:proofErr w:type="spellEnd"/>
+      <w:r>
+        <w:t>[</w:t>
+      </w:r>
+      <w:proofErr w:type="spellStart"/>
+      <w:r>
+        <w:t>i</w:t>
+      </w:r>
+      <w:proofErr w:type="spellEnd"/>
+      <w:r>
+        <w:t>] - '0');</w:t>
+      </w:r>
+    </w:p>
+    <w:p>
+      <w:r>
+        <w:t xml:space="preserve">        } else {</w:t>
+      </w:r>
+    </w:p>
+    <w:p>
+      <w:r>
+        <w:t xml:space="preserve">            b = </w:t>
+      </w:r>
+      <w:proofErr w:type="gramStart"/>
+      <w:r>
+        <w:t>pop(</w:t>
+      </w:r>
+      <w:proofErr w:type="gramEnd"/>
+      <w:r>
+        <w:t>);</w:t>
+      </w:r>
+    </w:p>
+    <w:p>
+      <w:r>
+        <w:t xml:space="preserve">            a = </w:t>
+      </w:r>
+      <w:proofErr w:type="gramStart"/>
+      <w:r>
+        <w:t>pop(</w:t>
+      </w:r>
+      <w:proofErr w:type="gramEnd"/>
+      <w:r>
+        <w:t>);</w:t>
+      </w:r>
+    </w:p>
+    <w:p>
+      <w:r>
+        <w:t xml:space="preserve">            switch (</w:t>
+      </w:r>
+      <w:proofErr w:type="spellStart"/>
+      <w:r>
+        <w:t>exp</w:t>
+      </w:r>
+      <w:proofErr w:type="spellEnd"/>
+      <w:r>
+        <w:t>[</w:t>
+      </w:r>
+      <w:proofErr w:type="spellStart"/>
+      <w:r>
+        <w:t>i</w:t>
+      </w:r>
+      <w:proofErr w:type="spellEnd"/>
+      <w:r>
+        <w:t>]) {</w:t>
+      </w:r>
+    </w:p>
+    <w:p>
+      <w:r>
+        <w:t xml:space="preserve">                case '+': </w:t>
+      </w:r>
+      <w:proofErr w:type="gramStart"/>
+      <w:r>
+        <w:t>push(</w:t>
+      </w:r>
+      <w:proofErr w:type="gramEnd"/>
+      <w:r>
+        <w:t>a + b); break;</w:t>
+      </w:r>
+    </w:p>
+    <w:p>
+      <w:r>
+        <w:t xml:space="preserve">                case '-': </w:t>
+      </w:r>
+      <w:proofErr w:type="gramStart"/>
+      <w:r>
+        <w:t>push(</w:t>
+      </w:r>
+      <w:proofErr w:type="gramEnd"/>
+      <w:r>
+        <w:t>a - b); break;</w:t>
+      </w:r>
+    </w:p>
+    <w:p>
+      <w:r>
+        <w:t xml:space="preserve">                case '*': </w:t>
+      </w:r>
+      <w:proofErr w:type="gramStart"/>
+      <w:r>
+        <w:t>push(</w:t>
+      </w:r>
+      <w:proofErr w:type="gramEnd"/>
+      <w:r>
+        <w:t>a * b); break;</w:t>
+      </w:r>
+    </w:p>
+    <w:p>
+      <w:r>
+        <w:t xml:space="preserve">                case '/': </w:t>
+      </w:r>
+      <w:proofErr w:type="gramStart"/>
+      <w:r>
+        <w:t>push(</w:t>
+      </w:r>
+      <w:proofErr w:type="gramEnd"/>
+      <w:r>
+        <w:t>a / b); break;</w:t>
+      </w:r>
+    </w:p>
+    <w:p>
+      <w:r>
+        <w:t xml:space="preserve">            }</w:t>
+      </w:r>
+    </w:p>
+    <w:p>
+      <w:r>
+        <w:t xml:space="preserve">        }</w:t>
+      </w:r>
+    </w:p>
+    <w:p>
+      <w:r>
+        <w:t xml:space="preserve">        </w:t>
+      </w:r>
+      <w:proofErr w:type="spellStart"/>
+      <w:r>
+        <w:t>i</w:t>
+      </w:r>
+      <w:proofErr w:type="spellEnd"/>
+      <w:r>
+        <w:t>++;</w:t>
+      </w:r>
+    </w:p>
+    <w:p>
+      <w:r>
+        <w:t xml:space="preserve">    }</w:t>
+      </w:r>
+    </w:p>
+    <w:p/>
+    <w:p>
+      <w:r>
+        <w:t xml:space="preserve">    result = </w:t>
+      </w:r>
+      <w:proofErr w:type="gramStart"/>
+      <w:r>
+        <w:t>pop(</w:t>
+      </w:r>
+      <w:proofErr w:type="gramEnd"/>
+      <w:r>
+        <w:t>);</w:t>
+      </w:r>
+    </w:p>
+    <w:p>
+      <w:r>
+        <w:t xml:space="preserve">    </w:t>
+      </w:r>
+      <w:proofErr w:type="spellStart"/>
+      <w:proofErr w:type="gramStart"/>
+      <w:r>
+        <w:t>printf</w:t>
+      </w:r>
+      <w:proofErr w:type="spellEnd"/>
+      <w:r>
+        <w:t>(</w:t>
+      </w:r>
+      <w:proofErr w:type="gramEnd"/>
+      <w:r>
+        <w:t>"Result = %d", result);</w:t>
+      </w:r>
+    </w:p>
+    <w:p/>
+    <w:p>
+      <w:r>
+        <w:t xml:space="preserve">    return 0;</w:t>
+      </w:r>
+    </w:p>
+    <w:p>
+      <w:r>
+        <w:lastRenderedPageBreak/>
+        <w:t>}</w:t>
+      </w:r>
+    </w:p>
+    <w:p>
+      <w:r>
+        <w:rPr>
+          <w:noProof/>
+          <w:lang w:eastAsia="en-IN"/>
+        </w:rPr>
+        <w:drawing>
+          <wp:inline distT="0" distB="0" distL="0" distR="0" wp14:anchorId="551A9659" wp14:editId="35BEA3DA">
+            <wp:extent cx="3467584" cy="1047896"/>
+            <wp:effectExtent l="0" t="0" r="0" b="0"/>
+            <wp:docPr id="7" name="Picture 7"/>
+            <wp:cNvGraphicFramePr>
+              <a:graphicFrameLocks xmlns:a="http://schemas.openxmlformats.org/drawingml/2006/main" noChangeAspect="1"/>
+            </wp:cNvGraphicFramePr>
+            <a:graphic xmlns:a="http://schemas.openxmlformats.org/drawingml/2006/main">
+              <a:graphicData uri="http://schemas.openxmlformats.org/drawingml/2006/picture">
+                <pic:pic xmlns:pic="http://schemas.openxmlformats.org/drawingml/2006/picture">
+                  <pic:nvPicPr>
+                    <pic:cNvPr id="1" name=""/>
+                    <pic:cNvPicPr/>
+                  </pic:nvPicPr>
+                  <pic:blipFill>
+                    <a:blip r:embed="rId10"/>
+                    <a:stretch>
+                      <a:fillRect/>
+                    </a:stretch>
+                  </pic:blipFill>
+                  <pic:spPr>
+                    <a:xfrm>
+                      <a:off x="0" y="0"/>
+                      <a:ext cx="3467584" cy="1047896"/>
+                    </a:xfrm>
+                    <a:prstGeom prst="rect">
+                      <a:avLst/>
+                    </a:prstGeom>
+                  </pic:spPr>
+                </pic:pic>
+              </a:graphicData>
+            </a:graphic>
+          </wp:inline>
+        </w:drawing>
+      </w:r>
+    </w:p>
+    <w:p/>
+    <w:p>
+      <w:r>
+        <w:t>7)</w:t>
+      </w:r>
+    </w:p>
+    <w:p>
+      <w:r>
+        <w:t>#include &lt;</w:t>
+      </w:r>
+      <w:proofErr w:type="spellStart"/>
+      <w:r>
+        <w:t>stdio.h</w:t>
+      </w:r>
+      <w:proofErr w:type="spellEnd"/>
+      <w:r>
+        <w:t>&gt;</w:t>
+      </w:r>
+    </w:p>
+    <w:p>
+      <w:r>
+        <w:t>#include &lt;</w:t>
+      </w:r>
+      <w:proofErr w:type="spellStart"/>
+      <w:r>
+        <w:t>string.h</w:t>
+      </w:r>
+      <w:proofErr w:type="spellEnd"/>
+      <w:r>
+        <w:t>&gt;</w:t>
+      </w:r>
+    </w:p>
+    <w:p/>
+    <w:p>
+      <w:r>
+        <w:t xml:space="preserve">char </w:t>
+      </w:r>
+      <w:proofErr w:type="gramStart"/>
+      <w:r>
+        <w:t>stack[</w:t>
+      </w:r>
+      <w:proofErr w:type="gramEnd"/>
+      <w:r>
+        <w:t>100];</w:t>
+      </w:r>
+    </w:p>
+    <w:p>
+      <w:proofErr w:type="spellStart"/>
+      <w:r>
+        <w:t>int</w:t>
+      </w:r>
+      <w:proofErr w:type="spellEnd"/>
+      <w:r>
+        <w:t xml:space="preserve"> top=-1;</w:t>
+      </w:r>
+    </w:p>
+    <w:p/>
+    <w:p>
+      <w:r>
+        <w:t xml:space="preserve">void </w:t>
+      </w:r>
+      <w:proofErr w:type="gramStart"/>
+      <w:r>
+        <w:t>push(</w:t>
+      </w:r>
+      <w:proofErr w:type="gramEnd"/>
+      <w:r>
+        <w:t>char x) {</w:t>
+      </w:r>
+    </w:p>
+    <w:p>
+      <w:r>
+        <w:t xml:space="preserve">    stack[++</w:t>
+      </w:r>
+      <w:proofErr w:type="gramStart"/>
+      <w:r>
+        <w:t>top]=</w:t>
+      </w:r>
+      <w:proofErr w:type="gramEnd"/>
+      <w:r>
+        <w:t>x;</w:t>
+      </w:r>
+    </w:p>
+    <w:p>
+      <w:r>
+        <w:t>}</w:t>
+      </w:r>
+    </w:p>
+    <w:p/>
+    <w:p>
+      <w:r>
+        <w:t xml:space="preserve">char </w:t>
+      </w:r>
+      <w:proofErr w:type="gramStart"/>
+      <w:r>
+        <w:t>pop(</w:t>
+      </w:r>
+      <w:proofErr w:type="gramEnd"/>
+      <w:r>
+        <w:t>) {</w:t>
+      </w:r>
+    </w:p>
+    <w:p>
+      <w:r>
+        <w:t xml:space="preserve">    return stack[top--];</w:t>
+      </w:r>
+    </w:p>
+    <w:p>
+      <w:r>
+        <w:t>}</w:t>
+      </w:r>
+    </w:p>
+    <w:p/>
+    <w:p>
+      <w:proofErr w:type="spellStart"/>
+      <w:r>
+        <w:t>int</w:t>
+      </w:r>
+      <w:proofErr w:type="spellEnd"/>
+      <w:r>
+        <w:t xml:space="preserve"> </w:t>
+      </w:r>
+      <w:proofErr w:type="gramStart"/>
+      <w:r>
+        <w:t>precedence(</w:t>
+      </w:r>
+      <w:proofErr w:type="gramEnd"/>
+      <w:r>
+        <w:t>char x) {</w:t>
+      </w:r>
+    </w:p>
+    <w:p>
+      <w:r>
+        <w:t xml:space="preserve">    if (x=='+' || x=='-') return 1;</w:t>
+      </w:r>
+    </w:p>
+    <w:p>
+      <w:r>
+        <w:t xml:space="preserve">    if (x=='*' || x=='/') return 2;</w:t>
+      </w:r>
+    </w:p>
+    <w:p>
+      <w:r>
+        <w:t xml:space="preserve">    return 0;</w:t>
+      </w:r>
+    </w:p>
+    <w:p>
+      <w:r>
+        <w:t>}</w:t>
+      </w:r>
+    </w:p>
+    <w:p/>
+    <w:p>
+      <w:proofErr w:type="spellStart"/>
+      <w:r>
+        <w:t>int</w:t>
+      </w:r>
+      <w:proofErr w:type="spellEnd"/>
+      <w:r>
+        <w:t xml:space="preserve"> </w:t>
+      </w:r>
+      <w:proofErr w:type="gramStart"/>
+      <w:r>
+        <w:t>main(</w:t>
+      </w:r>
+      <w:proofErr w:type="gramEnd"/>
+      <w:r>
+        <w:t>) {</w:t>
+      </w:r>
+    </w:p>
+    <w:p>
+      <w:r>
+        <w:t xml:space="preserve">    char </w:t>
+      </w:r>
+      <w:proofErr w:type="gramStart"/>
+      <w:r>
+        <w:t>infix[</w:t>
+      </w:r>
+      <w:proofErr w:type="gramEnd"/>
+      <w:r>
+        <w:t>100], postfix[100];</w:t>
+      </w:r>
+    </w:p>
+    <w:p>
+      <w:r>
+        <w:t xml:space="preserve">    </w:t>
+      </w:r>
+      <w:proofErr w:type="spellStart"/>
+      <w:r>
+        <w:t>int</w:t>
+      </w:r>
+      <w:proofErr w:type="spellEnd"/>
+      <w:r>
+        <w:t xml:space="preserve"> </w:t>
+      </w:r>
+      <w:proofErr w:type="spellStart"/>
+      <w:r>
+        <w:t>i</w:t>
+      </w:r>
+      <w:proofErr w:type="spellEnd"/>
+      <w:r>
+        <w:t>=</w:t>
+      </w:r>
+      <w:proofErr w:type="gramStart"/>
+      <w:r>
+        <w:t>0,j</w:t>
+      </w:r>
+      <w:proofErr w:type="gramEnd"/>
+      <w:r>
+        <w:t>=0;</w:t>
+      </w:r>
+    </w:p>
+    <w:p/>
+    <w:p>
+      <w:r>
+        <w:lastRenderedPageBreak/>
+        <w:t xml:space="preserve">    </w:t>
+      </w:r>
+      <w:proofErr w:type="spellStart"/>
+      <w:proofErr w:type="gramStart"/>
+      <w:r>
+        <w:t>printf</w:t>
+      </w:r>
+      <w:proofErr w:type="spellEnd"/>
+      <w:r>
+        <w:t>(</w:t>
+      </w:r>
+      <w:proofErr w:type="gramEnd"/>
+      <w:r>
+        <w:t>"Enter infix expression: ");</w:t>
+      </w:r>
+    </w:p>
+    <w:p>
+      <w:r>
+        <w:t xml:space="preserve">    </w:t>
+      </w:r>
+      <w:proofErr w:type="spellStart"/>
+      <w:proofErr w:type="gramStart"/>
+      <w:r>
+        <w:t>scanf</w:t>
+      </w:r>
+      <w:proofErr w:type="spellEnd"/>
+      <w:r>
+        <w:t>(</w:t>
+      </w:r>
+      <w:proofErr w:type="gramEnd"/>
+      <w:r>
+        <w:t>"%s", infix);</w:t>
+      </w:r>
+    </w:p>
+    <w:p/>
+    <w:p>
+      <w:r>
+        <w:t xml:space="preserve">    while (infix[</w:t>
+      </w:r>
+      <w:proofErr w:type="spellStart"/>
+      <w:r>
+        <w:t>i</w:t>
+      </w:r>
+      <w:proofErr w:type="spellEnd"/>
+      <w:proofErr w:type="gramStart"/>
+      <w:r>
+        <w:t>] !</w:t>
+      </w:r>
+      <w:proofErr w:type="gramEnd"/>
+      <w:r>
+        <w:t>= '\0') {</w:t>
+      </w:r>
+    </w:p>
+    <w:p>
+      <w:r>
+        <w:t xml:space="preserve">        if ((infix[</w:t>
+      </w:r>
+      <w:proofErr w:type="spellStart"/>
+      <w:r>
+        <w:t>i</w:t>
+      </w:r>
+      <w:proofErr w:type="spellEnd"/>
+      <w:r>
+        <w:t>]&gt;='a' &amp;&amp; infix[</w:t>
+      </w:r>
+      <w:proofErr w:type="spellStart"/>
+      <w:r>
+        <w:t>i</w:t>
+      </w:r>
+      <w:proofErr w:type="spellEnd"/>
+      <w:r>
+        <w:t>]&lt;= 'z') ||</w:t>
+      </w:r>
+    </w:p>
+    <w:p>
+      <w:r>
+        <w:t xml:space="preserve">            (infix[</w:t>
+      </w:r>
+      <w:proofErr w:type="spellStart"/>
+      <w:r>
+        <w:t>i</w:t>
+      </w:r>
+      <w:proofErr w:type="spellEnd"/>
+      <w:r>
+        <w:t>]&gt;='A' &amp;&amp; infix[</w:t>
+      </w:r>
+      <w:proofErr w:type="spellStart"/>
+      <w:r>
+        <w:t>i</w:t>
+      </w:r>
+      <w:proofErr w:type="spellEnd"/>
+      <w:r>
+        <w:t>]&lt;= 'Z') ||</w:t>
+      </w:r>
+    </w:p>
+    <w:p>
+      <w:r>
+        <w:t xml:space="preserve">            (infix[</w:t>
+      </w:r>
+      <w:proofErr w:type="spellStart"/>
+      <w:r>
+        <w:t>i</w:t>
+      </w:r>
+      <w:proofErr w:type="spellEnd"/>
+      <w:r>
+        <w:t>]&gt;='0' &amp;&amp; infix[</w:t>
+      </w:r>
+      <w:proofErr w:type="spellStart"/>
+      <w:r>
+        <w:t>i</w:t>
+      </w:r>
+      <w:proofErr w:type="spellEnd"/>
+      <w:r>
+        <w:t>]&lt;= '9')) {</w:t>
+      </w:r>
+    </w:p>
+    <w:p>
+      <w:r>
+        <w:t xml:space="preserve">            postfix[</w:t>
+      </w:r>
+      <w:proofErr w:type="spellStart"/>
+      <w:r>
+        <w:t>j++</w:t>
+      </w:r>
+      <w:proofErr w:type="spellEnd"/>
+      <w:r>
+        <w:t>]=infix[</w:t>
+      </w:r>
+      <w:proofErr w:type="spellStart"/>
+      <w:r>
+        <w:t>i</w:t>
+      </w:r>
+      <w:proofErr w:type="spellEnd"/>
+      <w:r>
+        <w:t>];</w:t>
+      </w:r>
+    </w:p>
+    <w:p>
+      <w:r>
+        <w:t xml:space="preserve">        }</w:t>
+      </w:r>
+    </w:p>
+    <w:p>
+      <w:r>
+        <w:t xml:space="preserve">        else if (infix[</w:t>
+      </w:r>
+      <w:proofErr w:type="spellStart"/>
+      <w:r>
+        <w:t>i</w:t>
+      </w:r>
+      <w:proofErr w:type="spellEnd"/>
+      <w:r>
+        <w:t>] == '(') {</w:t>
+      </w:r>
+    </w:p>
+    <w:p>
+      <w:r>
+        <w:t xml:space="preserve">            push(infix[</w:t>
+      </w:r>
+      <w:proofErr w:type="spellStart"/>
+      <w:r>
+        <w:t>i</w:t>
+      </w:r>
+      <w:proofErr w:type="spellEnd"/>
+      <w:r>
+        <w:t>]);</w:t>
+      </w:r>
+    </w:p>
+    <w:p>
+      <w:r>
+        <w:t xml:space="preserve">        }</w:t>
+      </w:r>
+    </w:p>
+    <w:p>
+      <w:r>
+        <w:t xml:space="preserve">        else if (infix[</w:t>
+      </w:r>
+      <w:proofErr w:type="spellStart"/>
+      <w:r>
+        <w:t>i</w:t>
+      </w:r>
+      <w:proofErr w:type="spellEnd"/>
+      <w:r>
+        <w:t>] == ')') {</w:t>
+      </w:r>
+    </w:p>
+    <w:p>
+      <w:r>
+        <w:t xml:space="preserve">            while (stack[top</w:t>
+      </w:r>
+      <w:proofErr w:type="gramStart"/>
+      <w:r>
+        <w:t>] !</w:t>
+      </w:r>
+      <w:proofErr w:type="gramEnd"/>
+      <w:r>
+        <w:t>= '(')</w:t>
+      </w:r>
+    </w:p>
+    <w:p>
+      <w:r>
+        <w:t xml:space="preserve">                postfix[</w:t>
+      </w:r>
+      <w:proofErr w:type="spellStart"/>
+      <w:r>
+        <w:t>j++</w:t>
+      </w:r>
+      <w:proofErr w:type="spellEnd"/>
+      <w:r>
+        <w:t xml:space="preserve">] = </w:t>
+      </w:r>
+      <w:proofErr w:type="gramStart"/>
+      <w:r>
+        <w:t>pop(</w:t>
+      </w:r>
+      <w:proofErr w:type="gramEnd"/>
+      <w:r>
+        <w:t>);</w:t>
+      </w:r>
+    </w:p>
+    <w:p>
+      <w:r>
+        <w:t xml:space="preserve">            </w:t>
+      </w:r>
+      <w:proofErr w:type="gramStart"/>
+      <w:r>
+        <w:t>pop(</w:t>
+      </w:r>
+      <w:proofErr w:type="gramEnd"/>
+      <w:r>
+        <w:t>);</w:t>
+      </w:r>
+    </w:p>
+    <w:p>
+      <w:r>
+        <w:t xml:space="preserve">        }</w:t>
+      </w:r>
+    </w:p>
+    <w:p>
+      <w:r>
+        <w:t xml:space="preserve">        else {</w:t>
+      </w:r>
+    </w:p>
+    <w:p>
+      <w:r>
+        <w:t xml:space="preserve">            while (</w:t>
+      </w:r>
+      <w:proofErr w:type="gramStart"/>
+      <w:r>
+        <w:t>top !</w:t>
+      </w:r>
+      <w:proofErr w:type="gramEnd"/>
+      <w:r>
+        <w:t>= -1 &amp;&amp; precedence(stack[top]) &gt;= precedence(infix[</w:t>
+      </w:r>
+      <w:proofErr w:type="spellStart"/>
+      <w:r>
+        <w:t>i</w:t>
+      </w:r>
+      <w:proofErr w:type="spellEnd"/>
+      <w:r>
+        <w:t>]))</w:t>
+      </w:r>
+    </w:p>
+    <w:p>
+      <w:r>
+        <w:t xml:space="preserve">                postfix[</w:t>
+      </w:r>
+      <w:proofErr w:type="spellStart"/>
+      <w:r>
+        <w:t>j++</w:t>
+      </w:r>
+      <w:proofErr w:type="spellEnd"/>
+      <w:r>
+        <w:t xml:space="preserve">] = </w:t>
+      </w:r>
+      <w:proofErr w:type="gramStart"/>
+      <w:r>
+        <w:t>pop(</w:t>
+      </w:r>
+      <w:proofErr w:type="gramEnd"/>
+      <w:r>
+        <w:t>);</w:t>
+      </w:r>
+    </w:p>
+    <w:p>
+      <w:r>
+        <w:t xml:space="preserve">            push(infix[</w:t>
+      </w:r>
+      <w:proofErr w:type="spellStart"/>
+      <w:r>
+        <w:t>i</w:t>
+      </w:r>
+      <w:proofErr w:type="spellEnd"/>
+      <w:r>
+        <w:t>]);</w:t>
+      </w:r>
+    </w:p>
+    <w:p>
+      <w:r>
+        <w:t xml:space="preserve">        }</w:t>
+      </w:r>
+    </w:p>
+    <w:p>
+      <w:r>
+        <w:t xml:space="preserve">        </w:t>
+      </w:r>
+      <w:proofErr w:type="spellStart"/>
+      <w:r>
+        <w:t>i</w:t>
+      </w:r>
+      <w:proofErr w:type="spellEnd"/>
+      <w:r>
+        <w:t>++;</w:t>
+      </w:r>
+    </w:p>
+    <w:p>
+      <w:r>
+        <w:t xml:space="preserve">    }</w:t>
+      </w:r>
+    </w:p>
+    <w:p/>
+    <w:p>
+      <w:r>
+        <w:t xml:space="preserve">    while (</w:t>
+      </w:r>
+      <w:proofErr w:type="gramStart"/>
+      <w:r>
+        <w:t>top!=</w:t>
+      </w:r>
+      <w:proofErr w:type="gramEnd"/>
+      <w:r>
+        <w:t>-1)</w:t>
+      </w:r>
+    </w:p>
+    <w:p>
+      <w:r>
+        <w:t xml:space="preserve">        postfix[</w:t>
+      </w:r>
+      <w:proofErr w:type="spellStart"/>
+      <w:r>
+        <w:t>j++</w:t>
+      </w:r>
+      <w:proofErr w:type="spellEnd"/>
+      <w:r>
+        <w:t>]=</w:t>
+      </w:r>
+      <w:proofErr w:type="gramStart"/>
+      <w:r>
+        <w:t>pop(</w:t>
+      </w:r>
+      <w:proofErr w:type="gramEnd"/>
+      <w:r>
+        <w:t>);</w:t>
+      </w:r>
+    </w:p>
+    <w:p/>
+    <w:p>
+      <w:r>
+        <w:t xml:space="preserve">    postfix[j] ='\0';</w:t>
+      </w:r>
+    </w:p>
+    <w:p/>
+    <w:p>
+      <w:r>
+        <w:t xml:space="preserve">    </w:t>
+      </w:r>
+      <w:proofErr w:type="spellStart"/>
+      <w:proofErr w:type="gramStart"/>
+      <w:r>
+        <w:t>printf</w:t>
+      </w:r>
+      <w:proofErr w:type="spellEnd"/>
+      <w:r>
+        <w:t>(</w:t>
+      </w:r>
+      <w:proofErr w:type="gramEnd"/>
+      <w:r>
+        <w:t>"Postfix expression: %</w:t>
+      </w:r>
+      <w:proofErr w:type="spellStart"/>
+      <w:r>
+        <w:t>s",postfix</w:t>
+      </w:r>
+      <w:proofErr w:type="spellEnd"/>
+      <w:r>
+        <w:t>);</w:t>
+      </w:r>
+    </w:p>
+    <w:p/>
+    <w:p>
+      <w:r>
+        <w:t xml:space="preserve">    return 0;</w:t>
+      </w:r>
+    </w:p>
+    <w:p>
+      <w:r>
+        <w:t>}</w:t>
+      </w:r>
+    </w:p>
+    <w:p>
+      <w:r>
+        <w:rPr>
+          <w:noProof/>
+          <w:lang w:eastAsia="en-IN"/>
+        </w:rPr>
+        <w:drawing>
+          <wp:inline distT="0" distB="0" distL="0" distR="0" wp14:anchorId="7610794B" wp14:editId="2C80D715">
+            <wp:extent cx="3372321" cy="1200318"/>
+            <wp:effectExtent l="0" t="0" r="0" b="0"/>
+            <wp:docPr id="6" name="Picture 6"/>
+            <wp:cNvGraphicFramePr>
+              <a:graphicFrameLocks xmlns:a="http://schemas.openxmlformats.org/drawingml/2006/main" noChangeAspect="1"/>
+            </wp:cNvGraphicFramePr>
+            <a:graphic xmlns:a="http://schemas.openxmlformats.org/drawingml/2006/main">
+              <a:graphicData uri="http://schemas.openxmlformats.org/drawingml/2006/picture">
+                <pic:pic xmlns:pic="http://schemas.openxmlformats.org/drawingml/2006/picture">
+                  <pic:nvPicPr>
+                    <pic:cNvPr id="1" name=""/>
+                    <pic:cNvPicPr/>
+                  </pic:nvPicPr>
+                  <pic:blipFill>
+                    <a:blip r:embed="rId11"/>
+                    <a:stretch>
+                      <a:fillRect/>
+                    </a:stretch>
+                  </pic:blipFill>
+                  <pic:spPr>
+                    <a:xfrm>
+                      <a:off x="0" y="0"/>
                       <a:ext cx="3372321" cy="1200318"/>
                     </a:xfrm>
                     <a:prstGeom prst="rect">
@@ -5474,9 +7862,1088 @@
       </w:r>
     </w:p>
     <w:p>
-      <w:bookmarkStart w:id="0" w:name="_GoBack"/>
-      <w:bookmarkEnd w:id="0"/>
-    </w:p>
+      <w:r>
+        <w:t>18)</w:t>
+      </w:r>
+    </w:p>
+    <w:p>
+      <w:r>
+        <w:t>// Online C compiler to run C program online</w:t>
+      </w:r>
+    </w:p>
+    <w:p>
+      <w:r>
+        <w:t>#include &lt;</w:t>
+      </w:r>
+      <w:proofErr w:type="spellStart"/>
+      <w:r>
+        <w:t>string.h</w:t>
+      </w:r>
+      <w:proofErr w:type="spellEnd"/>
+      <w:r>
+        <w:t>&gt;</w:t>
+      </w:r>
+    </w:p>
+    <w:p>
+      <w:r>
+        <w:t>#include &lt;</w:t>
+      </w:r>
+      <w:proofErr w:type="spellStart"/>
+      <w:r>
+        <w:t>stdio.h</w:t>
+      </w:r>
+      <w:proofErr w:type="spellEnd"/>
+      <w:r>
+        <w:t>&gt;</w:t>
+      </w:r>
+    </w:p>
+    <w:p>
+      <w:r>
+        <w:t>#define MAX 100</w:t>
+      </w:r>
+    </w:p>
+    <w:p>
+      <w:proofErr w:type="spellStart"/>
+      <w:r>
+        <w:t>int</w:t>
+      </w:r>
+      <w:proofErr w:type="spellEnd"/>
+      <w:r>
+        <w:t xml:space="preserve"> front=-</w:t>
+      </w:r>
+      <w:proofErr w:type="gramStart"/>
+      <w:r>
+        <w:t>1,rear</w:t>
+      </w:r>
+      <w:proofErr w:type="gramEnd"/>
+      <w:r>
+        <w:t>=-1;</w:t>
+      </w:r>
+    </w:p>
+    <w:p>
+      <w:r>
+        <w:t>char queue[MAX</w:t>
+      </w:r>
+      <w:proofErr w:type="gramStart"/>
+      <w:r>
+        <w:t>][</w:t>
+      </w:r>
+      <w:proofErr w:type="gramEnd"/>
+      <w:r>
+        <w:t>40];</w:t>
+      </w:r>
+    </w:p>
+    <w:p/>
+    <w:p>
+      <w:r>
+        <w:t xml:space="preserve">void </w:t>
+      </w:r>
+      <w:proofErr w:type="spellStart"/>
+      <w:proofErr w:type="gramStart"/>
+      <w:r>
+        <w:t>enqueue</w:t>
+      </w:r>
+      <w:proofErr w:type="spellEnd"/>
+      <w:r>
+        <w:t>(</w:t>
+      </w:r>
+      <w:proofErr w:type="gramEnd"/>
+      <w:r>
+        <w:t>){</w:t>
+      </w:r>
+    </w:p>
+    <w:p>
+      <w:r>
+        <w:t xml:space="preserve">    char </w:t>
+      </w:r>
+      <w:proofErr w:type="gramStart"/>
+      <w:r>
+        <w:t>name[</w:t>
+      </w:r>
+      <w:proofErr w:type="gramEnd"/>
+      <w:r>
+        <w:t>40];</w:t>
+      </w:r>
+    </w:p>
+    <w:p>
+      <w:r>
+        <w:t xml:space="preserve">    if(rear==MAX-</w:t>
+      </w:r>
+      <w:proofErr w:type="gramStart"/>
+      <w:r>
+        <w:t>1){</w:t>
+      </w:r>
+      <w:proofErr w:type="gramEnd"/>
+    </w:p>
+    <w:p>
+      <w:r>
+        <w:t xml:space="preserve">        </w:t>
+      </w:r>
+      <w:proofErr w:type="spellStart"/>
+      <w:proofErr w:type="gramStart"/>
+      <w:r>
+        <w:t>printf</w:t>
+      </w:r>
+      <w:proofErr w:type="spellEnd"/>
+      <w:r>
+        <w:t>(</w:t>
+      </w:r>
+      <w:proofErr w:type="gramEnd"/>
+      <w:r>
+        <w:t xml:space="preserve">"The clinic is operating at full </w:t>
+      </w:r>
+      <w:proofErr w:type="spellStart"/>
+      <w:r>
+        <w:t>capacity.The</w:t>
+      </w:r>
+      <w:proofErr w:type="spellEnd"/>
+      <w:r>
+        <w:t xml:space="preserve"> list is full.\n");</w:t>
+      </w:r>
+    </w:p>
+    <w:p>
+      <w:r>
+        <w:t xml:space="preserve">    }</w:t>
+      </w:r>
+    </w:p>
+    <w:p>
+      <w:r>
+        <w:t xml:space="preserve">    </w:t>
+      </w:r>
+      <w:proofErr w:type="spellStart"/>
+      <w:proofErr w:type="gramStart"/>
+      <w:r>
+        <w:t>printf</w:t>
+      </w:r>
+      <w:proofErr w:type="spellEnd"/>
+      <w:r>
+        <w:t>(</w:t>
+      </w:r>
+      <w:proofErr w:type="gramEnd"/>
+      <w:r>
+        <w:t>"Enter the name of the patient:");</w:t>
+      </w:r>
+    </w:p>
+    <w:p>
+      <w:r>
+        <w:t xml:space="preserve">    </w:t>
+      </w:r>
+      <w:proofErr w:type="spellStart"/>
+      <w:r>
+        <w:t>scanf</w:t>
+      </w:r>
+      <w:proofErr w:type="spellEnd"/>
+      <w:r>
+        <w:t>("%</w:t>
+      </w:r>
+      <w:proofErr w:type="spellStart"/>
+      <w:r>
+        <w:t>s</w:t>
+      </w:r>
+      <w:proofErr w:type="gramStart"/>
+      <w:r>
+        <w:t>",name</w:t>
+      </w:r>
+      <w:proofErr w:type="spellEnd"/>
+      <w:proofErr w:type="gramEnd"/>
+      <w:r>
+        <w:t>);</w:t>
+      </w:r>
+    </w:p>
+    <w:p>
+      <w:r>
+        <w:t xml:space="preserve">    if (front==-1)   </w:t>
+      </w:r>
+    </w:p>
+    <w:p>
+      <w:r>
+        <w:t xml:space="preserve">        front=0;</w:t>
+      </w:r>
+    </w:p>
+    <w:p>
+      <w:r>
+        <w:t xml:space="preserve">        </w:t>
+      </w:r>
+    </w:p>
+    <w:p>
+      <w:r>
+        <w:t xml:space="preserve">        rear++;</w:t>
+      </w:r>
+    </w:p>
+    <w:p>
+      <w:r>
+        <w:t xml:space="preserve">        </w:t>
+      </w:r>
+      <w:proofErr w:type="spellStart"/>
+      <w:r>
+        <w:t>strcpy</w:t>
+      </w:r>
+      <w:proofErr w:type="spellEnd"/>
+      <w:r>
+        <w:t>(queue[rear</w:t>
+      </w:r>
+      <w:proofErr w:type="gramStart"/>
+      <w:r>
+        <w:t>],name</w:t>
+      </w:r>
+      <w:proofErr w:type="gramEnd"/>
+      <w:r>
+        <w:t>);</w:t>
+      </w:r>
+    </w:p>
+    <w:p>
+      <w:r>
+        <w:t xml:space="preserve">    </w:t>
+      </w:r>
+      <w:proofErr w:type="spellStart"/>
+      <w:proofErr w:type="gramStart"/>
+      <w:r>
+        <w:t>printf</w:t>
+      </w:r>
+      <w:proofErr w:type="spellEnd"/>
+      <w:r>
+        <w:t>(</w:t>
+      </w:r>
+      <w:proofErr w:type="gramEnd"/>
+      <w:r>
+        <w:t>"Patient added successfully!\n");</w:t>
+      </w:r>
+    </w:p>
+    <w:p>
+      <w:r>
+        <w:t xml:space="preserve">    </w:t>
+      </w:r>
+      <w:proofErr w:type="spellStart"/>
+      <w:r>
+        <w:t>printf</w:t>
+      </w:r>
+      <w:proofErr w:type="spellEnd"/>
+      <w:r>
+        <w:t>("\n\n\n");</w:t>
+      </w:r>
+    </w:p>
+    <w:p>
+      <w:r>
+        <w:t xml:space="preserve">    </w:t>
+      </w:r>
+    </w:p>
+    <w:p>
+      <w:r>
+        <w:lastRenderedPageBreak/>
+        <w:t>}</w:t>
+      </w:r>
+    </w:p>
+    <w:p>
+      <w:r>
+        <w:t xml:space="preserve">void </w:t>
+      </w:r>
+      <w:proofErr w:type="gramStart"/>
+      <w:r>
+        <w:t>peek(</w:t>
+      </w:r>
+      <w:proofErr w:type="gramEnd"/>
+      <w:r>
+        <w:t>) {</w:t>
+      </w:r>
+    </w:p>
+    <w:p>
+      <w:r>
+        <w:t xml:space="preserve">    if (front==-1 ||front&gt;rear) {</w:t>
+      </w:r>
+    </w:p>
+    <w:p>
+      <w:r>
+        <w:t xml:space="preserve">        </w:t>
+      </w:r>
+      <w:proofErr w:type="spellStart"/>
+      <w:proofErr w:type="gramStart"/>
+      <w:r>
+        <w:t>printf</w:t>
+      </w:r>
+      <w:proofErr w:type="spellEnd"/>
+      <w:r>
+        <w:t>(</w:t>
+      </w:r>
+      <w:proofErr w:type="gramEnd"/>
+      <w:r>
+        <w:t>"No patients in queue.\n");</w:t>
+      </w:r>
+    </w:p>
+    <w:p>
+      <w:r>
+        <w:t xml:space="preserve">        </w:t>
+      </w:r>
+    </w:p>
+    <w:p>
+      <w:r>
+        <w:t xml:space="preserve">    }</w:t>
+      </w:r>
+    </w:p>
+    <w:p/>
+    <w:p>
+      <w:r>
+        <w:t xml:space="preserve">    </w:t>
+      </w:r>
+      <w:proofErr w:type="spellStart"/>
+      <w:proofErr w:type="gramStart"/>
+      <w:r>
+        <w:t>printf</w:t>
+      </w:r>
+      <w:proofErr w:type="spellEnd"/>
+      <w:r>
+        <w:t>(</w:t>
+      </w:r>
+      <w:proofErr w:type="gramEnd"/>
+      <w:r>
+        <w:t>"Next patient to be treated: %s\</w:t>
+      </w:r>
+      <w:proofErr w:type="spellStart"/>
+      <w:r>
+        <w:t>n",queue</w:t>
+      </w:r>
+      <w:proofErr w:type="spellEnd"/>
+      <w:r>
+        <w:t>[front]);</w:t>
+      </w:r>
+    </w:p>
+    <w:p>
+      <w:r>
+        <w:t xml:space="preserve">    </w:t>
+      </w:r>
+      <w:proofErr w:type="spellStart"/>
+      <w:r>
+        <w:t>printf</w:t>
+      </w:r>
+      <w:proofErr w:type="spellEnd"/>
+      <w:r>
+        <w:t>("\n\n\n");</w:t>
+      </w:r>
+    </w:p>
+    <w:p>
+      <w:r>
+        <w:t>}</w:t>
+      </w:r>
+    </w:p>
+    <w:p>
+      <w:r>
+        <w:t xml:space="preserve">void </w:t>
+      </w:r>
+      <w:proofErr w:type="spellStart"/>
+      <w:proofErr w:type="gramStart"/>
+      <w:r>
+        <w:t>dequeue</w:t>
+      </w:r>
+      <w:proofErr w:type="spellEnd"/>
+      <w:r>
+        <w:t>(</w:t>
+      </w:r>
+      <w:proofErr w:type="gramEnd"/>
+      <w:r>
+        <w:t>) {</w:t>
+      </w:r>
+    </w:p>
+    <w:p>
+      <w:r>
+        <w:t xml:space="preserve">    if (front==-1 ||front&gt;rear) {</w:t>
+      </w:r>
+    </w:p>
+    <w:p>
+      <w:r>
+        <w:t xml:space="preserve">        </w:t>
+      </w:r>
+      <w:proofErr w:type="spellStart"/>
+      <w:proofErr w:type="gramStart"/>
+      <w:r>
+        <w:t>printf</w:t>
+      </w:r>
+      <w:proofErr w:type="spellEnd"/>
+      <w:r>
+        <w:t>(</w:t>
+      </w:r>
+      <w:proofErr w:type="gramEnd"/>
+      <w:r>
+        <w:t>"No patients to remove.\n");</w:t>
+      </w:r>
+    </w:p>
+    <w:p>
+      <w:r>
+        <w:t xml:space="preserve">    }</w:t>
+      </w:r>
+    </w:p>
+    <w:p/>
+    <w:p>
+      <w:r>
+        <w:t xml:space="preserve">    </w:t>
+      </w:r>
+      <w:proofErr w:type="spellStart"/>
+      <w:proofErr w:type="gramStart"/>
+      <w:r>
+        <w:t>printf</w:t>
+      </w:r>
+      <w:proofErr w:type="spellEnd"/>
+      <w:r>
+        <w:t>(</w:t>
+      </w:r>
+      <w:proofErr w:type="gramEnd"/>
+      <w:r>
+        <w:t>"Patient %s has been treated and removed.\n", queue[front]);</w:t>
+      </w:r>
+    </w:p>
+    <w:p>
+      <w:r>
+        <w:t xml:space="preserve">    </w:t>
+      </w:r>
+      <w:proofErr w:type="spellStart"/>
+      <w:r>
+        <w:t>printf</w:t>
+      </w:r>
+      <w:proofErr w:type="spellEnd"/>
+      <w:r>
+        <w:t>("\n\n\n");</w:t>
+      </w:r>
+    </w:p>
+    <w:p>
+      <w:r>
+        <w:t>}</w:t>
+      </w:r>
+    </w:p>
+    <w:p>
+      <w:r>
+        <w:t xml:space="preserve">void </w:t>
+      </w:r>
+      <w:proofErr w:type="gramStart"/>
+      <w:r>
+        <w:t>display(</w:t>
+      </w:r>
+      <w:proofErr w:type="gramEnd"/>
+      <w:r>
+        <w:t>){</w:t>
+      </w:r>
+    </w:p>
+    <w:p>
+      <w:r>
+        <w:t xml:space="preserve">    if (front==-1 ||front&gt;rear) {</w:t>
+      </w:r>
+    </w:p>
+    <w:p>
+      <w:r>
+        <w:t xml:space="preserve">        </w:t>
+      </w:r>
+      <w:proofErr w:type="spellStart"/>
+      <w:proofErr w:type="gramStart"/>
+      <w:r>
+        <w:t>printf</w:t>
+      </w:r>
+      <w:proofErr w:type="spellEnd"/>
+      <w:r>
+        <w:t>(</w:t>
+      </w:r>
+      <w:proofErr w:type="gramEnd"/>
+      <w:r>
+        <w:t>"No patients to remove.\n");</w:t>
+      </w:r>
+    </w:p>
+    <w:p>
+      <w:r>
+        <w:t xml:space="preserve">    }</w:t>
+      </w:r>
+    </w:p>
+    <w:p>
+      <w:r>
+        <w:t xml:space="preserve">    </w:t>
+      </w:r>
+      <w:proofErr w:type="gramStart"/>
+      <w:r>
+        <w:t>for(</w:t>
+      </w:r>
+      <w:proofErr w:type="spellStart"/>
+      <w:proofErr w:type="gramEnd"/>
+      <w:r>
+        <w:t>int</w:t>
+      </w:r>
+      <w:proofErr w:type="spellEnd"/>
+      <w:r>
+        <w:t xml:space="preserve"> </w:t>
+      </w:r>
+      <w:proofErr w:type="spellStart"/>
+      <w:r>
+        <w:t>i</w:t>
+      </w:r>
+      <w:proofErr w:type="spellEnd"/>
+      <w:r>
+        <w:t>=</w:t>
+      </w:r>
+      <w:proofErr w:type="spellStart"/>
+      <w:r>
+        <w:t>front;i</w:t>
+      </w:r>
+      <w:proofErr w:type="spellEnd"/>
+      <w:r>
+        <w:t>&lt;=</w:t>
+      </w:r>
+      <w:proofErr w:type="spellStart"/>
+      <w:r>
+        <w:t>rear;i</w:t>
+      </w:r>
+      <w:proofErr w:type="spellEnd"/>
+      <w:r>
+        <w:t>++){</w:t>
+      </w:r>
+    </w:p>
+    <w:p>
+      <w:r>
+        <w:t xml:space="preserve">        </w:t>
+      </w:r>
+      <w:proofErr w:type="spellStart"/>
+      <w:r>
+        <w:t>printf</w:t>
+      </w:r>
+      <w:proofErr w:type="spellEnd"/>
+      <w:r>
+        <w:t>("%s\</w:t>
+      </w:r>
+      <w:proofErr w:type="spellStart"/>
+      <w:r>
+        <w:t>n</w:t>
+      </w:r>
+      <w:proofErr w:type="gramStart"/>
+      <w:r>
+        <w:t>",queue</w:t>
+      </w:r>
+      <w:proofErr w:type="spellEnd"/>
+      <w:proofErr w:type="gramEnd"/>
+      <w:r>
+        <w:t>[</w:t>
+      </w:r>
+      <w:proofErr w:type="spellStart"/>
+      <w:r>
+        <w:t>i</w:t>
+      </w:r>
+      <w:proofErr w:type="spellEnd"/>
+      <w:r>
+        <w:t>]);</w:t>
+      </w:r>
+    </w:p>
+    <w:p>
+      <w:r>
+        <w:t xml:space="preserve">    }</w:t>
+      </w:r>
+    </w:p>
+    <w:p>
+      <w:r>
+        <w:t xml:space="preserve">    </w:t>
+      </w:r>
+      <w:proofErr w:type="spellStart"/>
+      <w:r>
+        <w:t>printf</w:t>
+      </w:r>
+      <w:proofErr w:type="spellEnd"/>
+      <w:r>
+        <w:t>("\n\n\n");</w:t>
+      </w:r>
+    </w:p>
+    <w:p>
+      <w:r>
+        <w:t>}</w:t>
+      </w:r>
+    </w:p>
+    <w:p/>
+    <w:p>
+      <w:proofErr w:type="spellStart"/>
+      <w:r>
+        <w:t>int</w:t>
+      </w:r>
+      <w:proofErr w:type="spellEnd"/>
+      <w:r>
+        <w:t xml:space="preserve"> </w:t>
+      </w:r>
+      <w:proofErr w:type="gramStart"/>
+      <w:r>
+        <w:t>main(</w:t>
+      </w:r>
+      <w:proofErr w:type="gramEnd"/>
+      <w:r>
+        <w:t>) {</w:t>
+      </w:r>
+    </w:p>
+    <w:p>
+      <w:r>
+        <w:t xml:space="preserve">    </w:t>
+      </w:r>
+      <w:proofErr w:type="spellStart"/>
+      <w:r>
+        <w:t>int</w:t>
+      </w:r>
+      <w:proofErr w:type="spellEnd"/>
+      <w:r>
+        <w:t xml:space="preserve"> choice;</w:t>
+      </w:r>
+    </w:p>
+    <w:p/>
+    <w:p>
+      <w:r>
+        <w:lastRenderedPageBreak/>
+        <w:t xml:space="preserve">   </w:t>
+      </w:r>
+    </w:p>
+    <w:p>
+      <w:r>
+        <w:t xml:space="preserve">    </w:t>
+      </w:r>
+      <w:proofErr w:type="gramStart"/>
+      <w:r>
+        <w:t>do{</w:t>
+      </w:r>
+      <w:proofErr w:type="gramEnd"/>
+    </w:p>
+    <w:p>
+      <w:r>
+        <w:t xml:space="preserve">    </w:t>
+      </w:r>
+      <w:proofErr w:type="spellStart"/>
+      <w:proofErr w:type="gramStart"/>
+      <w:r>
+        <w:t>printf</w:t>
+      </w:r>
+      <w:proofErr w:type="spellEnd"/>
+      <w:r>
+        <w:t>(</w:t>
+      </w:r>
+      <w:proofErr w:type="gramEnd"/>
+      <w:r>
+        <w:t>"----Clinic Patient Management System----\n");</w:t>
+      </w:r>
+    </w:p>
+    <w:p>
+      <w:r>
+        <w:t xml:space="preserve">    </w:t>
+      </w:r>
+      <w:proofErr w:type="spellStart"/>
+      <w:proofErr w:type="gramStart"/>
+      <w:r>
+        <w:t>printf</w:t>
+      </w:r>
+      <w:proofErr w:type="spellEnd"/>
+      <w:r>
+        <w:t>(</w:t>
+      </w:r>
+      <w:proofErr w:type="gramEnd"/>
+      <w:r>
+        <w:t>"1.Add a new patient\n");</w:t>
+      </w:r>
+    </w:p>
+    <w:p>
+      <w:r>
+        <w:t xml:space="preserve">    </w:t>
+      </w:r>
+      <w:proofErr w:type="spellStart"/>
+      <w:proofErr w:type="gramStart"/>
+      <w:r>
+        <w:t>printf</w:t>
+      </w:r>
+      <w:proofErr w:type="spellEnd"/>
+      <w:r>
+        <w:t>(</w:t>
+      </w:r>
+      <w:proofErr w:type="gramEnd"/>
+      <w:r>
+        <w:t>"2.View the next patient\n");</w:t>
+      </w:r>
+    </w:p>
+    <w:p>
+      <w:r>
+        <w:t xml:space="preserve">    </w:t>
+      </w:r>
+      <w:proofErr w:type="spellStart"/>
+      <w:proofErr w:type="gramStart"/>
+      <w:r>
+        <w:t>printf</w:t>
+      </w:r>
+      <w:proofErr w:type="spellEnd"/>
+      <w:r>
+        <w:t>(</w:t>
+      </w:r>
+      <w:proofErr w:type="gramEnd"/>
+      <w:r>
+        <w:t>"3.Remove a patient\n");</w:t>
+      </w:r>
+    </w:p>
+    <w:p>
+      <w:r>
+        <w:t xml:space="preserve">    </w:t>
+      </w:r>
+      <w:proofErr w:type="spellStart"/>
+      <w:proofErr w:type="gramStart"/>
+      <w:r>
+        <w:t>printf</w:t>
+      </w:r>
+      <w:proofErr w:type="spellEnd"/>
+      <w:r>
+        <w:t>(</w:t>
+      </w:r>
+      <w:proofErr w:type="gramEnd"/>
+      <w:r>
+        <w:t>"4.View a list of all waiting patients\n");</w:t>
+      </w:r>
+    </w:p>
+    <w:p>
+      <w:r>
+        <w:t xml:space="preserve">    </w:t>
+      </w:r>
+      <w:proofErr w:type="spellStart"/>
+      <w:r>
+        <w:t>printf</w:t>
+      </w:r>
+      <w:proofErr w:type="spellEnd"/>
+      <w:r>
+        <w:t>("</w:t>
+      </w:r>
+      <w:proofErr w:type="gramStart"/>
+      <w:r>
+        <w:t>5.Exit</w:t>
+      </w:r>
+      <w:proofErr w:type="gramEnd"/>
+      <w:r>
+        <w:t>\n");</w:t>
+      </w:r>
+    </w:p>
+    <w:p>
+      <w:r>
+        <w:t xml:space="preserve">    </w:t>
+      </w:r>
+      <w:proofErr w:type="spellStart"/>
+      <w:proofErr w:type="gramStart"/>
+      <w:r>
+        <w:t>printf</w:t>
+      </w:r>
+      <w:proofErr w:type="spellEnd"/>
+      <w:r>
+        <w:t>(</w:t>
+      </w:r>
+      <w:proofErr w:type="gramEnd"/>
+      <w:r>
+        <w:t>"Enter your choice:");</w:t>
+      </w:r>
+    </w:p>
+    <w:p>
+      <w:r>
+        <w:t xml:space="preserve">    </w:t>
+      </w:r>
+      <w:proofErr w:type="spellStart"/>
+      <w:r>
+        <w:t>scanf</w:t>
+      </w:r>
+      <w:proofErr w:type="spellEnd"/>
+      <w:r>
+        <w:t>("%</w:t>
+      </w:r>
+      <w:proofErr w:type="spellStart"/>
+      <w:r>
+        <w:t>d</w:t>
+      </w:r>
+      <w:proofErr w:type="gramStart"/>
+      <w:r>
+        <w:t>",&amp;</w:t>
+      </w:r>
+      <w:proofErr w:type="gramEnd"/>
+      <w:r>
+        <w:t>choice</w:t>
+      </w:r>
+      <w:proofErr w:type="spellEnd"/>
+      <w:r>
+        <w:t>);</w:t>
+      </w:r>
+    </w:p>
+    <w:p>
+      <w:r>
+        <w:t xml:space="preserve">        switch (choice</w:t>
+      </w:r>
+      <w:proofErr w:type="gramStart"/>
+      <w:r>
+        <w:t>){</w:t>
+      </w:r>
+      <w:proofErr w:type="gramEnd"/>
+    </w:p>
+    <w:p>
+      <w:r>
+        <w:t xml:space="preserve">            case 1:</w:t>
+      </w:r>
+    </w:p>
+    <w:p>
+      <w:r>
+        <w:t xml:space="preserve">            </w:t>
+      </w:r>
+      <w:proofErr w:type="spellStart"/>
+      <w:proofErr w:type="gramStart"/>
+      <w:r>
+        <w:t>enqueue</w:t>
+      </w:r>
+      <w:proofErr w:type="spellEnd"/>
+      <w:r>
+        <w:t>(</w:t>
+      </w:r>
+      <w:proofErr w:type="gramEnd"/>
+      <w:r>
+        <w:t>);</w:t>
+      </w:r>
+    </w:p>
+    <w:p>
+      <w:r>
+        <w:t xml:space="preserve">            break;</w:t>
+      </w:r>
+    </w:p>
+    <w:p>
+      <w:r>
+        <w:t xml:space="preserve">            case 2:</w:t>
+      </w:r>
+    </w:p>
+    <w:p>
+      <w:r>
+        <w:t xml:space="preserve">            </w:t>
+      </w:r>
+      <w:proofErr w:type="gramStart"/>
+      <w:r>
+        <w:t>peek(</w:t>
+      </w:r>
+      <w:proofErr w:type="gramEnd"/>
+      <w:r>
+        <w:t>);</w:t>
+      </w:r>
+    </w:p>
+    <w:p>
+      <w:r>
+        <w:t xml:space="preserve">            break;</w:t>
+      </w:r>
+    </w:p>
+    <w:p>
+      <w:r>
+        <w:t xml:space="preserve">            case 3:</w:t>
+      </w:r>
+    </w:p>
+    <w:p>
+      <w:r>
+        <w:t xml:space="preserve">            </w:t>
+      </w:r>
+      <w:proofErr w:type="spellStart"/>
+      <w:proofErr w:type="gramStart"/>
+      <w:r>
+        <w:t>dequeue</w:t>
+      </w:r>
+      <w:proofErr w:type="spellEnd"/>
+      <w:r>
+        <w:t>(</w:t>
+      </w:r>
+      <w:proofErr w:type="gramEnd"/>
+      <w:r>
+        <w:t>);</w:t>
+      </w:r>
+    </w:p>
+    <w:p>
+      <w:r>
+        <w:t xml:space="preserve">            break;</w:t>
+      </w:r>
+    </w:p>
+    <w:p>
+      <w:r>
+        <w:t xml:space="preserve">            case 4:</w:t>
+      </w:r>
+    </w:p>
+    <w:p>
+      <w:r>
+        <w:t xml:space="preserve">            </w:t>
+      </w:r>
+      <w:proofErr w:type="gramStart"/>
+      <w:r>
+        <w:t>display(</w:t>
+      </w:r>
+      <w:proofErr w:type="gramEnd"/>
+      <w:r>
+        <w:t>);</w:t>
+      </w:r>
+    </w:p>
+    <w:p>
+      <w:r>
+        <w:t xml:space="preserve">            break;</w:t>
+      </w:r>
+    </w:p>
+    <w:p>
+      <w:r>
+        <w:t xml:space="preserve">            case 5:</w:t>
+      </w:r>
+    </w:p>
+    <w:p>
+      <w:r>
+        <w:t xml:space="preserve">            </w:t>
+      </w:r>
+      <w:proofErr w:type="spellStart"/>
+      <w:proofErr w:type="gramStart"/>
+      <w:r>
+        <w:t>printf</w:t>
+      </w:r>
+      <w:proofErr w:type="spellEnd"/>
+      <w:r>
+        <w:t>(</w:t>
+      </w:r>
+      <w:proofErr w:type="gramEnd"/>
+      <w:r>
+        <w:t>"Exiting the program....");</w:t>
+      </w:r>
+    </w:p>
+    <w:p>
+      <w:r>
+        <w:t xml:space="preserve">            break;</w:t>
+      </w:r>
+    </w:p>
+    <w:p>
+      <w:r>
+        <w:t xml:space="preserve">            default:</w:t>
+      </w:r>
+    </w:p>
+    <w:p>
+      <w:r>
+        <w:t xml:space="preserve">            </w:t>
+      </w:r>
+      <w:proofErr w:type="spellStart"/>
+      <w:proofErr w:type="gramStart"/>
+      <w:r>
+        <w:t>printf</w:t>
+      </w:r>
+      <w:proofErr w:type="spellEnd"/>
+      <w:r>
+        <w:t>(</w:t>
+      </w:r>
+      <w:proofErr w:type="gramEnd"/>
+      <w:r>
+        <w:t>"Invalid choice!!");</w:t>
+      </w:r>
+    </w:p>
+    <w:p>
+      <w:r>
+        <w:t xml:space="preserve">            break;</w:t>
+      </w:r>
+    </w:p>
+    <w:p>
+      <w:r>
+        <w:t xml:space="preserve">        }</w:t>
+      </w:r>
+    </w:p>
+    <w:p>
+      <w:r>
+        <w:t xml:space="preserve">        </w:t>
+      </w:r>
+      <w:proofErr w:type="gramStart"/>
+      <w:r>
+        <w:t>}while</w:t>
+      </w:r>
+      <w:proofErr w:type="gramEnd"/>
+      <w:r>
+        <w:t>(choice!=5);</w:t>
+      </w:r>
+    </w:p>
+    <w:p>
+      <w:r>
+        <w:lastRenderedPageBreak/>
+        <w:t xml:space="preserve">    </w:t>
+      </w:r>
+    </w:p>
+    <w:p>
+      <w:r>
+        <w:t xml:space="preserve">    return 0;</w:t>
+      </w:r>
+    </w:p>
+    <w:p>
+      <w:r>
+        <w:t>}</w:t>
+      </w:r>
+    </w:p>
+    <w:p>
+      <w:r>
+        <w:rPr>
+          <w:noProof/>
+          <w:lang w:eastAsia="en-IN"/>
+        </w:rPr>
+        <w:drawing>
+          <wp:inline distT="0" distB="0" distL="0" distR="0" wp14:anchorId="472BB621" wp14:editId="66116619">
+            <wp:extent cx="2781688" cy="5744377"/>
+            <wp:effectExtent l="0" t="0" r="0" b="8890"/>
+            <wp:docPr id="8" name="Picture 8"/>
+            <wp:cNvGraphicFramePr>
+              <a:graphicFrameLocks xmlns:a="http://schemas.openxmlformats.org/drawingml/2006/main" noChangeAspect="1"/>
+            </wp:cNvGraphicFramePr>
+            <a:graphic xmlns:a="http://schemas.openxmlformats.org/drawingml/2006/main">
+              <a:graphicData uri="http://schemas.openxmlformats.org/drawingml/2006/picture">
+                <pic:pic xmlns:pic="http://schemas.openxmlformats.org/drawingml/2006/picture">
+                  <pic:nvPicPr>
+                    <pic:cNvPr id="1" name=""/>
+                    <pic:cNvPicPr/>
+                  </pic:nvPicPr>
+                  <pic:blipFill>
+                    <a:blip r:embed="rId12"/>
+                    <a:stretch>
+                      <a:fillRect/>
+                    </a:stretch>
+                  </pic:blipFill>
+                  <pic:spPr>
+                    <a:xfrm>
+                      <a:off x="0" y="0"/>
+                      <a:ext cx="2781688" cy="5744377"/>
+                    </a:xfrm>
+                    <a:prstGeom prst="rect">
+                      <a:avLst/>
+                    </a:prstGeom>
+                  </pic:spPr>
+                </pic:pic>
+              </a:graphicData>
+            </a:graphic>
+          </wp:inline>
+        </w:drawing>
+      </w:r>
+    </w:p>
+    <w:p>
+      <w:r>
+        <w:rPr>
+          <w:noProof/>
+          <w:lang w:eastAsia="en-IN"/>
+        </w:rPr>
+        <w:lastRenderedPageBreak/>
+        <w:drawing>
+          <wp:inline distT="0" distB="0" distL="0" distR="0" wp14:anchorId="0404A4CC" wp14:editId="780A157F">
+            <wp:extent cx="2810267" cy="5430008"/>
+            <wp:effectExtent l="0" t="0" r="9525" b="0"/>
+            <wp:docPr id="9" name="Picture 9"/>
+            <wp:cNvGraphicFramePr>
+              <a:graphicFrameLocks xmlns:a="http://schemas.openxmlformats.org/drawingml/2006/main" noChangeAspect="1"/>
+            </wp:cNvGraphicFramePr>
+            <a:graphic xmlns:a="http://schemas.openxmlformats.org/drawingml/2006/main">
+              <a:graphicData uri="http://schemas.openxmlformats.org/drawingml/2006/picture">
+                <pic:pic xmlns:pic="http://schemas.openxmlformats.org/drawingml/2006/picture">
+                  <pic:nvPicPr>
+                    <pic:cNvPr id="1" name=""/>
+                    <pic:cNvPicPr/>
+                  </pic:nvPicPr>
+                  <pic:blipFill>
+                    <a:blip r:embed="rId13"/>
+                    <a:stretch>
+                      <a:fillRect/>
+                    </a:stretch>
+                  </pic:blipFill>
+                  <pic:spPr>
+                    <a:xfrm>
+                      <a:off x="0" y="0"/>
+                      <a:ext cx="2810267" cy="5430008"/>
+                    </a:xfrm>
+                    <a:prstGeom prst="rect">
+                      <a:avLst/>
+                    </a:prstGeom>
+                  </pic:spPr>
+                </pic:pic>
+              </a:graphicData>
+            </a:graphic>
+          </wp:inline>
+        </w:drawing>
+      </w:r>
+    </w:p>
+    <w:p/>
     <w:sectPr>
       <w:pgSz w:w="11906" w:h="16838"/>
       <w:pgMar w:top="1440" w:right="1440" w:bottom="1440" w:left="1440" w:header="708" w:footer="708" w:gutter="0"/>

--- a/DSA using C practical files.docx
+++ b/DSA using C practical files.docx
@@ -3941,6 +3941,10 @@
     </w:p>
     <w:p>
       <w:r>
+        <w:rPr>
+          <w:noProof/>
+          <w:lang w:eastAsia="en-IN"/>
+        </w:rPr>
         <w:lastRenderedPageBreak/>
         <w:drawing>
           <wp:inline distT="0" distB="0" distL="0" distR="0" wp14:anchorId="395E75C2" wp14:editId="5DCD12AF">
@@ -3981,6 +3985,828 @@
     </w:p>
     <w:p>
       <w:r>
+        <w:t>4)</w:t>
+      </w:r>
+    </w:p>
+    <w:p>
+      <w:r>
+        <w:t>#include &lt;</w:t>
+      </w:r>
+      <w:proofErr w:type="spellStart"/>
+      <w:r>
+        <w:t>stdio.h</w:t>
+      </w:r>
+      <w:proofErr w:type="spellEnd"/>
+      <w:r>
+        <w:t>&gt;</w:t>
+      </w:r>
+    </w:p>
+    <w:p/>
+    <w:p>
+      <w:proofErr w:type="spellStart"/>
+      <w:r>
+        <w:t>int</w:t>
+      </w:r>
+      <w:proofErr w:type="spellEnd"/>
+      <w:r>
+        <w:t xml:space="preserve"> </w:t>
+      </w:r>
+      <w:proofErr w:type="spellStart"/>
+      <w:proofErr w:type="gramStart"/>
+      <w:r>
+        <w:t>arr</w:t>
+      </w:r>
+      <w:proofErr w:type="spellEnd"/>
+      <w:r>
+        <w:t>[</w:t>
+      </w:r>
+      <w:proofErr w:type="gramEnd"/>
+      <w:r>
+        <w:t xml:space="preserve">100], n, </w:t>
+      </w:r>
+      <w:proofErr w:type="spellStart"/>
+      <w:r>
+        <w:t>i</w:t>
+      </w:r>
+      <w:proofErr w:type="spellEnd"/>
+      <w:r>
+        <w:t>, key;</w:t>
+      </w:r>
+    </w:p>
+    <w:p/>
+    <w:p/>
+    <w:p>
+      <w:r>
+        <w:t xml:space="preserve">void </w:t>
+      </w:r>
+      <w:proofErr w:type="spellStart"/>
+      <w:proofErr w:type="gramStart"/>
+      <w:r>
+        <w:t>linearSearch</w:t>
+      </w:r>
+      <w:proofErr w:type="spellEnd"/>
+      <w:r>
+        <w:t>(</w:t>
+      </w:r>
+      <w:proofErr w:type="gramEnd"/>
+      <w:r>
+        <w:t>) {</w:t>
+      </w:r>
+    </w:p>
+    <w:p>
+      <w:r>
+        <w:t xml:space="preserve">    </w:t>
+      </w:r>
+      <w:proofErr w:type="spellStart"/>
+      <w:r>
+        <w:t>int</w:t>
+      </w:r>
+      <w:proofErr w:type="spellEnd"/>
+      <w:r>
+        <w:t xml:space="preserve"> </w:t>
+      </w:r>
+      <w:proofErr w:type="spellStart"/>
+      <w:r>
+        <w:t>pos</w:t>
+      </w:r>
+      <w:proofErr w:type="spellEnd"/>
+      <w:r>
+        <w:t>=-1;</w:t>
+      </w:r>
+    </w:p>
+    <w:p>
+      <w:r>
+        <w:t xml:space="preserve">    for(</w:t>
+      </w:r>
+      <w:proofErr w:type="spellStart"/>
+      <w:r>
+        <w:t>i</w:t>
+      </w:r>
+      <w:proofErr w:type="spellEnd"/>
+      <w:r>
+        <w:t>=</w:t>
+      </w:r>
+      <w:proofErr w:type="gramStart"/>
+      <w:r>
+        <w:t>0;i</w:t>
+      </w:r>
+      <w:proofErr w:type="gramEnd"/>
+      <w:r>
+        <w:t>&lt;</w:t>
+      </w:r>
+      <w:proofErr w:type="spellStart"/>
+      <w:r>
+        <w:t>n;i</w:t>
+      </w:r>
+      <w:proofErr w:type="spellEnd"/>
+      <w:r>
+        <w:t>++) {</w:t>
+      </w:r>
+    </w:p>
+    <w:p>
+      <w:r>
+        <w:t xml:space="preserve">        if(</w:t>
+      </w:r>
+      <w:proofErr w:type="spellStart"/>
+      <w:r>
+        <w:t>arr</w:t>
+      </w:r>
+      <w:proofErr w:type="spellEnd"/>
+      <w:r>
+        <w:t>[</w:t>
+      </w:r>
+      <w:proofErr w:type="spellStart"/>
+      <w:r>
+        <w:t>i</w:t>
+      </w:r>
+      <w:proofErr w:type="spellEnd"/>
+      <w:r>
+        <w:t>] == key) {</w:t>
+      </w:r>
+    </w:p>
+    <w:p>
+      <w:r>
+        <w:t xml:space="preserve">            </w:t>
+      </w:r>
+      <w:proofErr w:type="spellStart"/>
+      <w:proofErr w:type="gramStart"/>
+      <w:r>
+        <w:t>printf</w:t>
+      </w:r>
+      <w:proofErr w:type="spellEnd"/>
+      <w:r>
+        <w:t>(</w:t>
+      </w:r>
+      <w:proofErr w:type="gramEnd"/>
+      <w:r>
+        <w:t xml:space="preserve">"Element found at position %d\n", </w:t>
+      </w:r>
+      <w:proofErr w:type="spellStart"/>
+      <w:r>
+        <w:t>i</w:t>
+      </w:r>
+      <w:proofErr w:type="spellEnd"/>
+      <w:r>
+        <w:t>);</w:t>
+      </w:r>
+    </w:p>
+    <w:p>
+      <w:r>
+        <w:t xml:space="preserve">            found = 0;</w:t>
+      </w:r>
+    </w:p>
+    <w:p>
+      <w:r>
+        <w:t xml:space="preserve">            break;</w:t>
+      </w:r>
+    </w:p>
+    <w:p>
+      <w:r>
+        <w:t xml:space="preserve">        }</w:t>
+      </w:r>
+    </w:p>
+    <w:p>
+      <w:r>
+        <w:t xml:space="preserve">    }</w:t>
+      </w:r>
+    </w:p>
+    <w:p>
+      <w:r>
+        <w:t xml:space="preserve">    if(found==-1)</w:t>
+      </w:r>
+    </w:p>
+    <w:p>
+      <w:r>
+        <w:t xml:space="preserve">        </w:t>
+      </w:r>
+      <w:proofErr w:type="spellStart"/>
+      <w:proofErr w:type="gramStart"/>
+      <w:r>
+        <w:t>printf</w:t>
+      </w:r>
+      <w:proofErr w:type="spellEnd"/>
+      <w:r>
+        <w:t>(</w:t>
+      </w:r>
+      <w:proofErr w:type="gramEnd"/>
+      <w:r>
+        <w:t>"Element not found\n");</w:t>
+      </w:r>
+    </w:p>
+    <w:p>
+      <w:r>
+        <w:t>}</w:t>
+      </w:r>
+    </w:p>
+    <w:p/>
+    <w:p/>
+    <w:p>
+      <w:r>
+        <w:t xml:space="preserve">void </w:t>
+      </w:r>
+      <w:proofErr w:type="spellStart"/>
+      <w:proofErr w:type="gramStart"/>
+      <w:r>
+        <w:t>binarySearch</w:t>
+      </w:r>
+      <w:proofErr w:type="spellEnd"/>
+      <w:r>
+        <w:t>(</w:t>
+      </w:r>
+      <w:proofErr w:type="gramEnd"/>
+      <w:r>
+        <w:t>) {</w:t>
+      </w:r>
+    </w:p>
+    <w:p>
+      <w:r>
+        <w:t xml:space="preserve">    </w:t>
+      </w:r>
+      <w:proofErr w:type="spellStart"/>
+      <w:r>
+        <w:t>int</w:t>
+      </w:r>
+      <w:proofErr w:type="spellEnd"/>
+      <w:r>
+        <w:t xml:space="preserve"> low=</w:t>
+      </w:r>
+      <w:proofErr w:type="gramStart"/>
+      <w:r>
+        <w:t>0,high</w:t>
+      </w:r>
+      <w:proofErr w:type="gramEnd"/>
+      <w:r>
+        <w:t>=n-1,mid;</w:t>
+      </w:r>
+    </w:p>
+    <w:p>
+      <w:r>
+        <w:t xml:space="preserve">    </w:t>
+      </w:r>
+      <w:proofErr w:type="gramStart"/>
+      <w:r>
+        <w:t>while(</w:t>
+      </w:r>
+      <w:proofErr w:type="gramEnd"/>
+      <w:r>
+        <w:t>low &lt;= high) {</w:t>
+      </w:r>
+    </w:p>
+    <w:p>
+      <w:r>
+        <w:t xml:space="preserve">        mid </w:t>
+      </w:r>
+      <w:proofErr w:type="gramStart"/>
+      <w:r>
+        <w:t>=(</w:t>
+      </w:r>
+      <w:proofErr w:type="gramEnd"/>
+      <w:r>
+        <w:t>low + high)/2;</w:t>
+      </w:r>
+    </w:p>
+    <w:p/>
+    <w:p>
+      <w:r>
+        <w:t xml:space="preserve">        if(</w:t>
+      </w:r>
+      <w:proofErr w:type="spellStart"/>
+      <w:r>
+        <w:t>arr</w:t>
+      </w:r>
+      <w:proofErr w:type="spellEnd"/>
+      <w:r>
+        <w:t>[mid]==key) {</w:t>
+      </w:r>
+    </w:p>
+    <w:p>
+      <w:r>
+        <w:t xml:space="preserve">            </w:t>
+      </w:r>
+      <w:proofErr w:type="spellStart"/>
+      <w:proofErr w:type="gramStart"/>
+      <w:r>
+        <w:t>printf</w:t>
+      </w:r>
+      <w:proofErr w:type="spellEnd"/>
+      <w:r>
+        <w:t>(</w:t>
+      </w:r>
+      <w:proofErr w:type="gramEnd"/>
+      <w:r>
+        <w:t>"Element found at position %d\n", mid + 1);</w:t>
+      </w:r>
+    </w:p>
+    <w:p>
+      <w:r>
+        <w:t xml:space="preserve">            return;</w:t>
+      </w:r>
+    </w:p>
+    <w:p>
+      <w:r>
+        <w:t xml:space="preserve">        }</w:t>
+      </w:r>
+    </w:p>
+    <w:p>
+      <w:r>
+        <w:t xml:space="preserve">        else if(key&lt;</w:t>
+      </w:r>
+      <w:proofErr w:type="spellStart"/>
+      <w:r>
+        <w:t>arr</w:t>
+      </w:r>
+      <w:proofErr w:type="spellEnd"/>
+      <w:r>
+        <w:t>[mid])</w:t>
+      </w:r>
+    </w:p>
+    <w:p>
+      <w:r>
+        <w:t xml:space="preserve">            high=mid-1;</w:t>
+      </w:r>
+    </w:p>
+    <w:p>
+      <w:r>
+        <w:t xml:space="preserve">        else</w:t>
+      </w:r>
+    </w:p>
+    <w:p>
+      <w:r>
+        <w:t xml:space="preserve">            low=mid+1;</w:t>
+      </w:r>
+    </w:p>
+    <w:p>
+      <w:r>
+        <w:t xml:space="preserve">    }</w:t>
+      </w:r>
+    </w:p>
+    <w:p>
+      <w:r>
+        <w:t xml:space="preserve">    </w:t>
+      </w:r>
+      <w:proofErr w:type="spellStart"/>
+      <w:proofErr w:type="gramStart"/>
+      <w:r>
+        <w:t>printf</w:t>
+      </w:r>
+      <w:proofErr w:type="spellEnd"/>
+      <w:r>
+        <w:t>(</w:t>
+      </w:r>
+      <w:proofErr w:type="gramEnd"/>
+      <w:r>
+        <w:t>"Element not found\n");</w:t>
+      </w:r>
+    </w:p>
+    <w:p>
+      <w:r>
+        <w:t>}</w:t>
+      </w:r>
+    </w:p>
+    <w:p/>
+    <w:p>
+      <w:proofErr w:type="spellStart"/>
+      <w:r>
+        <w:t>int</w:t>
+      </w:r>
+      <w:proofErr w:type="spellEnd"/>
+      <w:r>
+        <w:t xml:space="preserve"> </w:t>
+      </w:r>
+      <w:proofErr w:type="gramStart"/>
+      <w:r>
+        <w:t>main(</w:t>
+      </w:r>
+      <w:proofErr w:type="gramEnd"/>
+      <w:r>
+        <w:t>) {</w:t>
+      </w:r>
+    </w:p>
+    <w:p>
+      <w:r>
+        <w:t xml:space="preserve">    </w:t>
+      </w:r>
+      <w:proofErr w:type="spellStart"/>
+      <w:r>
+        <w:t>int</w:t>
+      </w:r>
+      <w:proofErr w:type="spellEnd"/>
+      <w:r>
+        <w:t xml:space="preserve"> choice;</w:t>
+      </w:r>
+    </w:p>
+    <w:p/>
+    <w:p>
+      <w:r>
+        <w:t xml:space="preserve">    </w:t>
+      </w:r>
+      <w:proofErr w:type="spellStart"/>
+      <w:proofErr w:type="gramStart"/>
+      <w:r>
+        <w:t>printf</w:t>
+      </w:r>
+      <w:proofErr w:type="spellEnd"/>
+      <w:r>
+        <w:t>(</w:t>
+      </w:r>
+      <w:proofErr w:type="gramEnd"/>
+      <w:r>
+        <w:t>"Enter number of elements: ");</w:t>
+      </w:r>
+    </w:p>
+    <w:p>
+      <w:r>
+        <w:t xml:space="preserve">    </w:t>
+      </w:r>
+      <w:proofErr w:type="spellStart"/>
+      <w:r>
+        <w:t>scanf</w:t>
+      </w:r>
+      <w:proofErr w:type="spellEnd"/>
+      <w:r>
+        <w:t>("%</w:t>
+      </w:r>
+      <w:proofErr w:type="spellStart"/>
+      <w:r>
+        <w:t>d</w:t>
+      </w:r>
+      <w:proofErr w:type="gramStart"/>
+      <w:r>
+        <w:t>",&amp;</w:t>
+      </w:r>
+      <w:proofErr w:type="gramEnd"/>
+      <w:r>
+        <w:t>n</w:t>
+      </w:r>
+      <w:proofErr w:type="spellEnd"/>
+      <w:r>
+        <w:t>);</w:t>
+      </w:r>
+    </w:p>
+    <w:p/>
+    <w:p>
+      <w:r>
+        <w:t xml:space="preserve">    </w:t>
+      </w:r>
+      <w:proofErr w:type="spellStart"/>
+      <w:proofErr w:type="gramStart"/>
+      <w:r>
+        <w:t>printf</w:t>
+      </w:r>
+      <w:proofErr w:type="spellEnd"/>
+      <w:r>
+        <w:t>(</w:t>
+      </w:r>
+      <w:proofErr w:type="gramEnd"/>
+      <w:r>
+        <w:t>"Enter elements:\n");</w:t>
+      </w:r>
+    </w:p>
+    <w:p>
+      <w:r>
+        <w:t xml:space="preserve">    </w:t>
+      </w:r>
+      <w:proofErr w:type="gramStart"/>
+      <w:r>
+        <w:t>for(</w:t>
+      </w:r>
+      <w:proofErr w:type="spellStart"/>
+      <w:proofErr w:type="gramEnd"/>
+      <w:r>
+        <w:t>i</w:t>
+      </w:r>
+      <w:proofErr w:type="spellEnd"/>
+      <w:r>
+        <w:t xml:space="preserve">=0; </w:t>
+      </w:r>
+      <w:proofErr w:type="spellStart"/>
+      <w:r>
+        <w:t>i</w:t>
+      </w:r>
+      <w:proofErr w:type="spellEnd"/>
+      <w:r>
+        <w:t>&lt;</w:t>
+      </w:r>
+      <w:proofErr w:type="spellStart"/>
+      <w:r>
+        <w:t>n;i</w:t>
+      </w:r>
+      <w:proofErr w:type="spellEnd"/>
+      <w:r>
+        <w:t>++) {</w:t>
+      </w:r>
+    </w:p>
+    <w:p>
+      <w:r>
+        <w:t xml:space="preserve">        </w:t>
+      </w:r>
+      <w:proofErr w:type="spellStart"/>
+      <w:r>
+        <w:t>scanf</w:t>
+      </w:r>
+      <w:proofErr w:type="spellEnd"/>
+      <w:r>
+        <w:t>("%d</w:t>
+      </w:r>
+      <w:proofErr w:type="gramStart"/>
+      <w:r>
+        <w:t>",&amp;</w:t>
+      </w:r>
+      <w:proofErr w:type="spellStart"/>
+      <w:proofErr w:type="gramEnd"/>
+      <w:r>
+        <w:t>arr</w:t>
+      </w:r>
+      <w:proofErr w:type="spellEnd"/>
+      <w:r>
+        <w:t>[</w:t>
+      </w:r>
+      <w:proofErr w:type="spellStart"/>
+      <w:r>
+        <w:t>i</w:t>
+      </w:r>
+      <w:proofErr w:type="spellEnd"/>
+      <w:r>
+        <w:t>]);</w:t>
+      </w:r>
+    </w:p>
+    <w:p>
+      <w:r>
+        <w:t xml:space="preserve">    }</w:t>
+      </w:r>
+    </w:p>
+    <w:p/>
+    <w:p>
+      <w:r>
+        <w:t xml:space="preserve">    </w:t>
+      </w:r>
+      <w:proofErr w:type="spellStart"/>
+      <w:proofErr w:type="gramStart"/>
+      <w:r>
+        <w:t>printf</w:t>
+      </w:r>
+      <w:proofErr w:type="spellEnd"/>
+      <w:r>
+        <w:t>(</w:t>
+      </w:r>
+      <w:proofErr w:type="gramEnd"/>
+      <w:r>
+        <w:t>"Enter element to search: ");</w:t>
+      </w:r>
+    </w:p>
+    <w:p>
+      <w:r>
+        <w:t xml:space="preserve">    </w:t>
+      </w:r>
+      <w:proofErr w:type="spellStart"/>
+      <w:proofErr w:type="gramStart"/>
+      <w:r>
+        <w:t>scanf</w:t>
+      </w:r>
+      <w:proofErr w:type="spellEnd"/>
+      <w:r>
+        <w:t>(</w:t>
+      </w:r>
+      <w:proofErr w:type="gramEnd"/>
+      <w:r>
+        <w:t>"%d", &amp;key);</w:t>
+      </w:r>
+    </w:p>
+    <w:p/>
+    <w:p>
+      <w:r>
+        <w:t xml:space="preserve">    </w:t>
+      </w:r>
+    </w:p>
+    <w:p>
+      <w:r>
+        <w:t xml:space="preserve">    </w:t>
+      </w:r>
+      <w:proofErr w:type="spellStart"/>
+      <w:proofErr w:type="gramStart"/>
+      <w:r>
+        <w:t>printf</w:t>
+      </w:r>
+      <w:proofErr w:type="spellEnd"/>
+      <w:r>
+        <w:t>(</w:t>
+      </w:r>
+      <w:proofErr w:type="gramEnd"/>
+      <w:r>
+        <w:t xml:space="preserve">"\n1.Linear </w:t>
+      </w:r>
+      <w:proofErr w:type="spellStart"/>
+      <w:r>
+        <w:t>Seach</w:t>
+      </w:r>
+      <w:proofErr w:type="spellEnd"/>
+      <w:r>
+        <w:t>\n");</w:t>
+      </w:r>
+    </w:p>
+    <w:p>
+      <w:r>
+        <w:t xml:space="preserve">    </w:t>
+      </w:r>
+      <w:proofErr w:type="spellStart"/>
+      <w:proofErr w:type="gramStart"/>
+      <w:r>
+        <w:t>printf</w:t>
+      </w:r>
+      <w:proofErr w:type="spellEnd"/>
+      <w:r>
+        <w:t>(</w:t>
+      </w:r>
+      <w:proofErr w:type="gramEnd"/>
+      <w:r>
+        <w:t>"2.Binary Search:\n")</w:t>
+      </w:r>
+    </w:p>
+    <w:p>
+      <w:r>
+        <w:t xml:space="preserve">    </w:t>
+      </w:r>
+      <w:proofErr w:type="spellStart"/>
+      <w:proofErr w:type="gramStart"/>
+      <w:r>
+        <w:t>printf</w:t>
+      </w:r>
+      <w:proofErr w:type="spellEnd"/>
+      <w:r>
+        <w:t>(</w:t>
+      </w:r>
+      <w:proofErr w:type="gramEnd"/>
+      <w:r>
+        <w:t>"Enter your choice: ");</w:t>
+      </w:r>
+    </w:p>
+    <w:p>
+      <w:r>
+        <w:t xml:space="preserve">    </w:t>
+      </w:r>
+      <w:proofErr w:type="spellStart"/>
+      <w:proofErr w:type="gramStart"/>
+      <w:r>
+        <w:t>scanf</w:t>
+      </w:r>
+      <w:proofErr w:type="spellEnd"/>
+      <w:r>
+        <w:t>(</w:t>
+      </w:r>
+      <w:proofErr w:type="gramEnd"/>
+      <w:r>
+        <w:t>"%d", &amp;choice);</w:t>
+      </w:r>
+    </w:p>
+    <w:p/>
+    <w:p>
+      <w:r>
+        <w:t xml:space="preserve">    switch(choice) {</w:t>
+      </w:r>
+    </w:p>
+    <w:p>
+      <w:r>
+        <w:t xml:space="preserve">        case 1:</w:t>
+      </w:r>
+    </w:p>
+    <w:p>
+      <w:r>
+        <w:t xml:space="preserve">            </w:t>
+      </w:r>
+      <w:proofErr w:type="spellStart"/>
+      <w:proofErr w:type="gramStart"/>
+      <w:r>
+        <w:t>linearSearch</w:t>
+      </w:r>
+      <w:proofErr w:type="spellEnd"/>
+      <w:r>
+        <w:t>(</w:t>
+      </w:r>
+      <w:proofErr w:type="gramEnd"/>
+      <w:r>
+        <w:t>);</w:t>
+      </w:r>
+    </w:p>
+    <w:p>
+      <w:r>
+        <w:t xml:space="preserve">            break;</w:t>
+      </w:r>
+    </w:p>
+    <w:p>
+      <w:r>
+        <w:t xml:space="preserve">        case 2:</w:t>
+      </w:r>
+    </w:p>
+    <w:p>
+      <w:r>
+        <w:t xml:space="preserve">            </w:t>
+      </w:r>
+      <w:proofErr w:type="spellStart"/>
+      <w:proofErr w:type="gramStart"/>
+      <w:r>
+        <w:t>binarySearch</w:t>
+      </w:r>
+      <w:proofErr w:type="spellEnd"/>
+      <w:r>
+        <w:t>(</w:t>
+      </w:r>
+      <w:proofErr w:type="gramEnd"/>
+      <w:r>
+        <w:t>);</w:t>
+      </w:r>
+    </w:p>
+    <w:p>
+      <w:r>
+        <w:t xml:space="preserve">            break;</w:t>
+      </w:r>
+    </w:p>
+    <w:p>
+      <w:r>
+        <w:t xml:space="preserve">        default:</w:t>
+      </w:r>
+    </w:p>
+    <w:p>
+      <w:r>
+        <w:t xml:space="preserve">            </w:t>
+      </w:r>
+      <w:proofErr w:type="spellStart"/>
+      <w:proofErr w:type="gramStart"/>
+      <w:r>
+        <w:t>printf</w:t>
+      </w:r>
+      <w:proofErr w:type="spellEnd"/>
+      <w:r>
+        <w:t>(</w:t>
+      </w:r>
+      <w:proofErr w:type="gramEnd"/>
+      <w:r>
+        <w:t>"Invalid choice\n");</w:t>
+      </w:r>
+    </w:p>
+    <w:p>
+      <w:r>
+        <w:t xml:space="preserve">    }</w:t>
+      </w:r>
+    </w:p>
+    <w:p/>
+    <w:p>
+      <w:r>
+        <w:t xml:space="preserve">    return 0;</w:t>
+      </w:r>
+    </w:p>
+    <w:p>
+      <w:r>
+        <w:t>}</w:t>
+      </w:r>
+    </w:p>
+    <w:p>
+      <w:r>
+        <w:rPr>
+          <w:noProof/>
+          <w:lang w:eastAsia="en-IN"/>
+        </w:rPr>
+        <w:lastRenderedPageBreak/>
+        <w:drawing>
+          <wp:inline distT="0" distB="0" distL="0" distR="0" wp14:anchorId="2C1A1AA2" wp14:editId="466A9E18">
+            <wp:extent cx="3029373" cy="3181794"/>
+            <wp:effectExtent l="0" t="0" r="0" b="0"/>
+            <wp:docPr id="12" name="Picture 12"/>
+            <wp:cNvGraphicFramePr>
+              <a:graphicFrameLocks xmlns:a="http://schemas.openxmlformats.org/drawingml/2006/main" noChangeAspect="1"/>
+            </wp:cNvGraphicFramePr>
+            <a:graphic xmlns:a="http://schemas.openxmlformats.org/drawingml/2006/main">
+              <a:graphicData uri="http://schemas.openxmlformats.org/drawingml/2006/picture">
+                <pic:pic xmlns:pic="http://schemas.openxmlformats.org/drawingml/2006/picture">
+                  <pic:nvPicPr>
+                    <pic:cNvPr id="1" name=""/>
+                    <pic:cNvPicPr/>
+                  </pic:nvPicPr>
+                  <pic:blipFill>
+                    <a:blip r:embed="rId7"/>
+                    <a:stretch>
+                      <a:fillRect/>
+                    </a:stretch>
+                  </pic:blipFill>
+                  <pic:spPr>
+                    <a:xfrm>
+                      <a:off x="0" y="0"/>
+                      <a:ext cx="3029373" cy="3181794"/>
+                    </a:xfrm>
+                    <a:prstGeom prst="rect">
+                      <a:avLst/>
+                    </a:prstGeom>
+                  </pic:spPr>
+                </pic:pic>
+              </a:graphicData>
+            </a:graphic>
+          </wp:inline>
+        </w:drawing>
+      </w:r>
+    </w:p>
+    <w:p/>
+    <w:p/>
+    <w:p>
+      <w:r>
         <w:t>5)</w:t>
       </w:r>
     </w:p>
@@ -4127,6 +4953,7 @@
     </w:p>
     <w:p>
       <w:r>
+        <w:lastRenderedPageBreak/>
         <w:t xml:space="preserve">        </w:t>
       </w:r>
       <w:proofErr w:type="spellStart"/>
@@ -4158,15 +4985,539 @@
     </w:p>
     <w:p>
       <w:r>
+        <w:t>}</w:t>
+      </w:r>
+    </w:p>
+    <w:p/>
+    <w:p/>
+    <w:p>
+      <w:r>
+        <w:t xml:space="preserve">void </w:t>
+      </w:r>
+      <w:proofErr w:type="gramStart"/>
+      <w:r>
+        <w:t>pop(</w:t>
+      </w:r>
+      <w:proofErr w:type="gramEnd"/>
+      <w:r>
+        <w:t>) {</w:t>
+      </w:r>
+    </w:p>
+    <w:p>
+      <w:r>
+        <w:t xml:space="preserve">    if (top==-1) {</w:t>
+      </w:r>
+    </w:p>
+    <w:p>
+      <w:r>
+        <w:t xml:space="preserve">        </w:t>
+      </w:r>
+      <w:proofErr w:type="spellStart"/>
+      <w:proofErr w:type="gramStart"/>
+      <w:r>
+        <w:t>printf</w:t>
+      </w:r>
+      <w:proofErr w:type="spellEnd"/>
+      <w:r>
+        <w:t>(</w:t>
+      </w:r>
+      <w:proofErr w:type="gramEnd"/>
+      <w:r>
+        <w:t>"Stack Underflow! Cannot pop.\n");</w:t>
+      </w:r>
+    </w:p>
+    <w:p>
+      <w:r>
+        <w:t xml:space="preserve">    } else {</w:t>
+      </w:r>
+    </w:p>
+    <w:p>
+      <w:r>
+        <w:t xml:space="preserve">        </w:t>
+      </w:r>
+      <w:proofErr w:type="spellStart"/>
+      <w:proofErr w:type="gramStart"/>
+      <w:r>
+        <w:t>printf</w:t>
+      </w:r>
+      <w:proofErr w:type="spellEnd"/>
+      <w:r>
+        <w:t>(</w:t>
+      </w:r>
+      <w:proofErr w:type="gramEnd"/>
+      <w:r>
+        <w:t>"Popped element: %d\</w:t>
+      </w:r>
+      <w:proofErr w:type="spellStart"/>
+      <w:r>
+        <w:t>n",stack</w:t>
+      </w:r>
+      <w:proofErr w:type="spellEnd"/>
+      <w:r>
+        <w:t>[top]);</w:t>
+      </w:r>
+    </w:p>
+    <w:p>
+      <w:r>
+        <w:t xml:space="preserve">        top--;</w:t>
+      </w:r>
+    </w:p>
+    <w:p>
+      <w:r>
+        <w:t xml:space="preserve">    }</w:t>
+      </w:r>
+    </w:p>
+    <w:p>
+      <w:r>
+        <w:t>}</w:t>
+      </w:r>
+    </w:p>
+    <w:p/>
+    <w:p/>
+    <w:p>
+      <w:r>
+        <w:t xml:space="preserve">void </w:t>
+      </w:r>
+      <w:proofErr w:type="gramStart"/>
+      <w:r>
+        <w:t>peek(</w:t>
+      </w:r>
+      <w:proofErr w:type="gramEnd"/>
+      <w:r>
+        <w:t>) {</w:t>
+      </w:r>
+    </w:p>
+    <w:p>
+      <w:r>
+        <w:t xml:space="preserve">    if (top==-1) {</w:t>
+      </w:r>
+    </w:p>
+    <w:p>
+      <w:r>
+        <w:t xml:space="preserve">        </w:t>
+      </w:r>
+      <w:proofErr w:type="spellStart"/>
+      <w:proofErr w:type="gramStart"/>
+      <w:r>
+        <w:t>printf</w:t>
+      </w:r>
+      <w:proofErr w:type="spellEnd"/>
+      <w:r>
+        <w:t>(</w:t>
+      </w:r>
+      <w:proofErr w:type="gramEnd"/>
+      <w:r>
+        <w:t>"Stack is empty.\n");</w:t>
+      </w:r>
+    </w:p>
+    <w:p>
+      <w:r>
+        <w:t xml:space="preserve">    } else {</w:t>
+      </w:r>
+    </w:p>
+    <w:p>
+      <w:r>
+        <w:t xml:space="preserve">        </w:t>
+      </w:r>
+      <w:proofErr w:type="spellStart"/>
+      <w:proofErr w:type="gramStart"/>
+      <w:r>
+        <w:t>printf</w:t>
+      </w:r>
+      <w:proofErr w:type="spellEnd"/>
+      <w:r>
+        <w:t>(</w:t>
+      </w:r>
+      <w:proofErr w:type="gramEnd"/>
+      <w:r>
+        <w:t>"Top element is: %d\</w:t>
+      </w:r>
+      <w:proofErr w:type="spellStart"/>
+      <w:r>
+        <w:t>n",stack</w:t>
+      </w:r>
+      <w:proofErr w:type="spellEnd"/>
+      <w:r>
+        <w:t>[top]);</w:t>
+      </w:r>
+    </w:p>
+    <w:p>
+      <w:r>
+        <w:t xml:space="preserve">    }</w:t>
+      </w:r>
+    </w:p>
+    <w:p>
+      <w:r>
+        <w:t>}</w:t>
+      </w:r>
+    </w:p>
+    <w:p/>
+    <w:p/>
+    <w:p>
+      <w:r>
+        <w:t xml:space="preserve">void </w:t>
+      </w:r>
+      <w:proofErr w:type="gramStart"/>
+      <w:r>
+        <w:t>display(</w:t>
+      </w:r>
+      <w:proofErr w:type="gramEnd"/>
+      <w:r>
+        <w:t>) {</w:t>
+      </w:r>
+    </w:p>
+    <w:p>
+      <w:r>
+        <w:t xml:space="preserve">    if (top==-1) {</w:t>
+      </w:r>
+    </w:p>
+    <w:p>
+      <w:r>
+        <w:t xml:space="preserve">        </w:t>
+      </w:r>
+      <w:proofErr w:type="spellStart"/>
+      <w:proofErr w:type="gramStart"/>
+      <w:r>
+        <w:t>printf</w:t>
+      </w:r>
+      <w:proofErr w:type="spellEnd"/>
+      <w:r>
+        <w:t>(</w:t>
+      </w:r>
+      <w:proofErr w:type="gramEnd"/>
+      <w:r>
+        <w:t>"Stack is empty.\n");</w:t>
+      </w:r>
+    </w:p>
+    <w:p>
+      <w:r>
+        <w:t xml:space="preserve">    } else {</w:t>
+      </w:r>
+    </w:p>
+    <w:p>
+      <w:r>
+        <w:t xml:space="preserve">        </w:t>
+      </w:r>
+      <w:proofErr w:type="spellStart"/>
+      <w:proofErr w:type="gramStart"/>
+      <w:r>
+        <w:t>printf</w:t>
+      </w:r>
+      <w:proofErr w:type="spellEnd"/>
+      <w:r>
+        <w:t>(</w:t>
+      </w:r>
+      <w:proofErr w:type="gramEnd"/>
+      <w:r>
+        <w:t>"Stack elements are:\n");</w:t>
+      </w:r>
+    </w:p>
+    <w:p>
+      <w:r>
+        <w:t xml:space="preserve">        for (</w:t>
+      </w:r>
+      <w:proofErr w:type="spellStart"/>
+      <w:r>
+        <w:t>int</w:t>
+      </w:r>
+      <w:proofErr w:type="spellEnd"/>
+      <w:r>
+        <w:t xml:space="preserve"> </w:t>
+      </w:r>
+      <w:proofErr w:type="spellStart"/>
+      <w:r>
+        <w:t>i</w:t>
+      </w:r>
+      <w:proofErr w:type="spellEnd"/>
+      <w:r>
+        <w:t xml:space="preserve"> =</w:t>
+      </w:r>
+      <w:proofErr w:type="spellStart"/>
+      <w:proofErr w:type="gramStart"/>
+      <w:r>
+        <w:t>top;i</w:t>
+      </w:r>
+      <w:proofErr w:type="spellEnd"/>
+      <w:proofErr w:type="gramEnd"/>
+      <w:r>
+        <w:t xml:space="preserve">&gt;= 0; </w:t>
+      </w:r>
+      <w:proofErr w:type="spellStart"/>
+      <w:r>
+        <w:t>i</w:t>
+      </w:r>
+      <w:proofErr w:type="spellEnd"/>
+      <w:r>
+        <w:t>--) {</w:t>
+      </w:r>
+    </w:p>
+    <w:p>
+      <w:r>
+        <w:t xml:space="preserve">            </w:t>
+      </w:r>
+      <w:proofErr w:type="spellStart"/>
+      <w:r>
+        <w:t>printf</w:t>
+      </w:r>
+      <w:proofErr w:type="spellEnd"/>
+      <w:r>
+        <w:t>("%d\</w:t>
+      </w:r>
+      <w:proofErr w:type="spellStart"/>
+      <w:r>
+        <w:t>n</w:t>
+      </w:r>
+      <w:proofErr w:type="gramStart"/>
+      <w:r>
+        <w:t>",stack</w:t>
+      </w:r>
+      <w:proofErr w:type="spellEnd"/>
+      <w:proofErr w:type="gramEnd"/>
+      <w:r>
+        <w:t>[</w:t>
+      </w:r>
+      <w:proofErr w:type="spellStart"/>
+      <w:r>
+        <w:t>i</w:t>
+      </w:r>
+      <w:proofErr w:type="spellEnd"/>
+      <w:r>
+        <w:t>]);</w:t>
+      </w:r>
+    </w:p>
+    <w:p>
+      <w:r>
         <w:lastRenderedPageBreak/>
+        <w:t xml:space="preserve">        }</w:t>
+      </w:r>
+    </w:p>
+    <w:p>
+      <w:r>
+        <w:t xml:space="preserve">    }</w:t>
+      </w:r>
+    </w:p>
+    <w:p>
+      <w:r>
         <w:t>}</w:t>
       </w:r>
     </w:p>
-    <w:p/>
-    <w:p/>
-    <w:p>
-      <w:r>
-        <w:t xml:space="preserve">void </w:t>
+    <w:p>
+      <w:proofErr w:type="spellStart"/>
+      <w:r>
+        <w:t>int</w:t>
+      </w:r>
+      <w:proofErr w:type="spellEnd"/>
+      <w:r>
+        <w:t xml:space="preserve"> </w:t>
+      </w:r>
+      <w:proofErr w:type="gramStart"/>
+      <w:r>
+        <w:t>main(</w:t>
+      </w:r>
+      <w:proofErr w:type="gramEnd"/>
+      <w:r>
+        <w:t>) {</w:t>
+      </w:r>
+    </w:p>
+    <w:p>
+      <w:r>
+        <w:t xml:space="preserve">    </w:t>
+      </w:r>
+      <w:proofErr w:type="spellStart"/>
+      <w:r>
+        <w:t>int</w:t>
+      </w:r>
+      <w:proofErr w:type="spellEnd"/>
+      <w:r>
+        <w:t xml:space="preserve"> choice;</w:t>
+      </w:r>
+    </w:p>
+    <w:p>
+      <w:r>
+        <w:t xml:space="preserve">    do {</w:t>
+      </w:r>
+    </w:p>
+    <w:p>
+      <w:r>
+        <w:t xml:space="preserve">        </w:t>
+      </w:r>
+      <w:proofErr w:type="spellStart"/>
+      <w:proofErr w:type="gramStart"/>
+      <w:r>
+        <w:t>printf</w:t>
+      </w:r>
+      <w:proofErr w:type="spellEnd"/>
+      <w:r>
+        <w:t>(</w:t>
+      </w:r>
+      <w:proofErr w:type="gramEnd"/>
+      <w:r>
+        <w:t>"\n--- STACK MENU ---\n");</w:t>
+      </w:r>
+    </w:p>
+    <w:p>
+      <w:r>
+        <w:t xml:space="preserve">        </w:t>
+      </w:r>
+      <w:proofErr w:type="spellStart"/>
+      <w:proofErr w:type="gramStart"/>
+      <w:r>
+        <w:t>printf</w:t>
+      </w:r>
+      <w:proofErr w:type="spellEnd"/>
+      <w:r>
+        <w:t>(</w:t>
+      </w:r>
+      <w:proofErr w:type="gramEnd"/>
+      <w:r>
+        <w:t>"1. Push\n");</w:t>
+      </w:r>
+    </w:p>
+    <w:p>
+      <w:r>
+        <w:t xml:space="preserve">        </w:t>
+      </w:r>
+      <w:proofErr w:type="spellStart"/>
+      <w:proofErr w:type="gramStart"/>
+      <w:r>
+        <w:t>printf</w:t>
+      </w:r>
+      <w:proofErr w:type="spellEnd"/>
+      <w:r>
+        <w:t>(</w:t>
+      </w:r>
+      <w:proofErr w:type="gramEnd"/>
+      <w:r>
+        <w:t>"2. Pop\n");</w:t>
+      </w:r>
+    </w:p>
+    <w:p>
+      <w:r>
+        <w:t xml:space="preserve">        </w:t>
+      </w:r>
+      <w:proofErr w:type="spellStart"/>
+      <w:proofErr w:type="gramStart"/>
+      <w:r>
+        <w:t>printf</w:t>
+      </w:r>
+      <w:proofErr w:type="spellEnd"/>
+      <w:r>
+        <w:t>(</w:t>
+      </w:r>
+      <w:proofErr w:type="gramEnd"/>
+      <w:r>
+        <w:t>"3. Peek\n");</w:t>
+      </w:r>
+    </w:p>
+    <w:p>
+      <w:r>
+        <w:t xml:space="preserve">        </w:t>
+      </w:r>
+      <w:proofErr w:type="spellStart"/>
+      <w:proofErr w:type="gramStart"/>
+      <w:r>
+        <w:t>printf</w:t>
+      </w:r>
+      <w:proofErr w:type="spellEnd"/>
+      <w:r>
+        <w:t>(</w:t>
+      </w:r>
+      <w:proofErr w:type="gramEnd"/>
+      <w:r>
+        <w:t>"4. Display\n");</w:t>
+      </w:r>
+    </w:p>
+    <w:p>
+      <w:r>
+        <w:t xml:space="preserve">        </w:t>
+      </w:r>
+      <w:proofErr w:type="spellStart"/>
+      <w:proofErr w:type="gramStart"/>
+      <w:r>
+        <w:t>printf</w:t>
+      </w:r>
+      <w:proofErr w:type="spellEnd"/>
+      <w:r>
+        <w:t>(</w:t>
+      </w:r>
+      <w:proofErr w:type="gramEnd"/>
+      <w:r>
+        <w:t>"5. Exit\n");</w:t>
+      </w:r>
+    </w:p>
+    <w:p>
+      <w:r>
+        <w:t xml:space="preserve">        </w:t>
+      </w:r>
+      <w:proofErr w:type="spellStart"/>
+      <w:proofErr w:type="gramStart"/>
+      <w:r>
+        <w:t>printf</w:t>
+      </w:r>
+      <w:proofErr w:type="spellEnd"/>
+      <w:r>
+        <w:t>(</w:t>
+      </w:r>
+      <w:proofErr w:type="gramEnd"/>
+      <w:r>
+        <w:t>"Enter your choice: ");</w:t>
+      </w:r>
+    </w:p>
+    <w:p>
+      <w:r>
+        <w:t xml:space="preserve">        </w:t>
+      </w:r>
+      <w:proofErr w:type="spellStart"/>
+      <w:proofErr w:type="gramStart"/>
+      <w:r>
+        <w:t>scanf</w:t>
+      </w:r>
+      <w:proofErr w:type="spellEnd"/>
+      <w:r>
+        <w:t>(</w:t>
+      </w:r>
+      <w:proofErr w:type="gramEnd"/>
+      <w:r>
+        <w:t>"%d", &amp;choice);</w:t>
+      </w:r>
+    </w:p>
+    <w:p/>
+    <w:p>
+      <w:r>
+        <w:t xml:space="preserve">        switch (choice) {</w:t>
+      </w:r>
+    </w:p>
+    <w:p>
+      <w:r>
+        <w:t xml:space="preserve">            case 1:</w:t>
+      </w:r>
+    </w:p>
+    <w:p>
+      <w:r>
+        <w:t xml:space="preserve">                </w:t>
+      </w:r>
+      <w:proofErr w:type="gramStart"/>
+      <w:r>
+        <w:t>push(</w:t>
+      </w:r>
+      <w:proofErr w:type="gramEnd"/>
+      <w:r>
+        <w:t>);</w:t>
+      </w:r>
+    </w:p>
+    <w:p>
+      <w:r>
+        <w:t xml:space="preserve">                break;</w:t>
+      </w:r>
+    </w:p>
+    <w:p>
+      <w:r>
+        <w:t xml:space="preserve">            case 2:</w:t>
+      </w:r>
+    </w:p>
+    <w:p>
+      <w:r>
+        <w:t xml:space="preserve">                </w:t>
       </w:r>
       <w:proofErr w:type="gramStart"/>
       <w:r>
@@ -4174,83 +5525,22 @@
       </w:r>
       <w:proofErr w:type="gramEnd"/>
       <w:r>
-        <w:t>) {</w:t>
-      </w:r>
-    </w:p>
-    <w:p>
-      <w:r>
-        <w:t xml:space="preserve">    if (top==-1) {</w:t>
-      </w:r>
-    </w:p>
-    <w:p>
-      <w:r>
-        <w:t xml:space="preserve">        </w:t>
-      </w:r>
-      <w:proofErr w:type="spellStart"/>
-      <w:proofErr w:type="gramStart"/>
-      <w:r>
-        <w:t>printf</w:t>
-      </w:r>
-      <w:proofErr w:type="spellEnd"/>
-      <w:r>
-        <w:t>(</w:t>
-      </w:r>
-      <w:proofErr w:type="gramEnd"/>
-      <w:r>
-        <w:t>"Stack Underflow! Cannot pop.\n");</w:t>
-      </w:r>
-    </w:p>
-    <w:p>
-      <w:r>
-        <w:t xml:space="preserve">    } else {</w:t>
-      </w:r>
-    </w:p>
-    <w:p>
-      <w:r>
-        <w:t xml:space="preserve">        </w:t>
-      </w:r>
-      <w:proofErr w:type="spellStart"/>
-      <w:proofErr w:type="gramStart"/>
-      <w:r>
-        <w:t>printf</w:t>
-      </w:r>
-      <w:proofErr w:type="spellEnd"/>
-      <w:r>
-        <w:t>(</w:t>
-      </w:r>
-      <w:proofErr w:type="gramEnd"/>
-      <w:r>
-        <w:t>"Popped element: %d\</w:t>
-      </w:r>
-      <w:proofErr w:type="spellStart"/>
-      <w:r>
-        <w:t>n",stack</w:t>
-      </w:r>
-      <w:proofErr w:type="spellEnd"/>
-      <w:r>
-        <w:t>[top]);</w:t>
-      </w:r>
-    </w:p>
-    <w:p>
-      <w:r>
-        <w:t xml:space="preserve">        top--;</w:t>
-      </w:r>
-    </w:p>
-    <w:p>
-      <w:r>
-        <w:t xml:space="preserve">    }</w:t>
-      </w:r>
-    </w:p>
-    <w:p>
-      <w:r>
-        <w:t>}</w:t>
-      </w:r>
-    </w:p>
-    <w:p/>
-    <w:p/>
-    <w:p>
-      <w:r>
-        <w:t xml:space="preserve">void </w:t>
+        <w:t>);</w:t>
+      </w:r>
+    </w:p>
+    <w:p>
+      <w:r>
+        <w:t xml:space="preserve">                break;</w:t>
+      </w:r>
+    </w:p>
+    <w:p>
+      <w:r>
+        <w:t xml:space="preserve">            case 3:</w:t>
+      </w:r>
+    </w:p>
+    <w:p>
+      <w:r>
+        <w:t xml:space="preserve">                </w:t>
       </w:r>
       <w:proofErr w:type="gramStart"/>
       <w:r>
@@ -4258,78 +5548,22 @@
       </w:r>
       <w:proofErr w:type="gramEnd"/>
       <w:r>
-        <w:t>) {</w:t>
-      </w:r>
-    </w:p>
-    <w:p>
-      <w:r>
-        <w:t xml:space="preserve">    if (top==-1) {</w:t>
-      </w:r>
-    </w:p>
-    <w:p>
-      <w:r>
-        <w:t xml:space="preserve">        </w:t>
-      </w:r>
-      <w:proofErr w:type="spellStart"/>
-      <w:proofErr w:type="gramStart"/>
-      <w:r>
-        <w:t>printf</w:t>
-      </w:r>
-      <w:proofErr w:type="spellEnd"/>
-      <w:r>
-        <w:t>(</w:t>
-      </w:r>
-      <w:proofErr w:type="gramEnd"/>
-      <w:r>
-        <w:t>"Stack is empty.\n");</w:t>
-      </w:r>
-    </w:p>
-    <w:p>
-      <w:r>
-        <w:t xml:space="preserve">    } else {</w:t>
-      </w:r>
-    </w:p>
-    <w:p>
-      <w:r>
-        <w:t xml:space="preserve">        </w:t>
-      </w:r>
-      <w:proofErr w:type="spellStart"/>
-      <w:proofErr w:type="gramStart"/>
-      <w:r>
-        <w:t>printf</w:t>
-      </w:r>
-      <w:proofErr w:type="spellEnd"/>
-      <w:r>
-        <w:t>(</w:t>
-      </w:r>
-      <w:proofErr w:type="gramEnd"/>
-      <w:r>
-        <w:t>"Top element is: %d\</w:t>
-      </w:r>
-      <w:proofErr w:type="spellStart"/>
-      <w:r>
-        <w:t>n",stack</w:t>
-      </w:r>
-      <w:proofErr w:type="spellEnd"/>
-      <w:r>
-        <w:t>[top]);</w:t>
-      </w:r>
-    </w:p>
-    <w:p>
-      <w:r>
-        <w:t xml:space="preserve">    }</w:t>
-      </w:r>
-    </w:p>
-    <w:p>
-      <w:r>
-        <w:t>}</w:t>
-      </w:r>
-    </w:p>
-    <w:p/>
-    <w:p/>
-    <w:p>
-      <w:r>
-        <w:t xml:space="preserve">void </w:t>
+        <w:t>);</w:t>
+      </w:r>
+    </w:p>
+    <w:p>
+      <w:r>
+        <w:t xml:space="preserve">                break;</w:t>
+      </w:r>
+    </w:p>
+    <w:p>
+      <w:r>
+        <w:t xml:space="preserve">            case 4:</w:t>
+      </w:r>
+    </w:p>
+    <w:p>
+      <w:r>
+        <w:t xml:space="preserve">                </w:t>
       </w:r>
       <w:proofErr w:type="gramStart"/>
       <w:r>
@@ -4337,459 +5571,52 @@
       </w:r>
       <w:proofErr w:type="gramEnd"/>
       <w:r>
-        <w:t>) {</w:t>
-      </w:r>
-    </w:p>
-    <w:p>
-      <w:r>
-        <w:t xml:space="preserve">    if (top==-1) {</w:t>
-      </w:r>
-    </w:p>
-    <w:p>
-      <w:r>
-        <w:t xml:space="preserve">        </w:t>
-      </w:r>
-      <w:proofErr w:type="spellStart"/>
-      <w:proofErr w:type="gramStart"/>
-      <w:r>
-        <w:t>printf</w:t>
-      </w:r>
-      <w:proofErr w:type="spellEnd"/>
-      <w:r>
-        <w:t>(</w:t>
-      </w:r>
-      <w:proofErr w:type="gramEnd"/>
-      <w:r>
-        <w:t>"Stack is empty.\n");</w:t>
-      </w:r>
-    </w:p>
-    <w:p>
-      <w:r>
-        <w:t xml:space="preserve">    } else {</w:t>
-      </w:r>
-    </w:p>
-    <w:p>
-      <w:r>
-        <w:t xml:space="preserve">        </w:t>
-      </w:r>
-      <w:proofErr w:type="spellStart"/>
-      <w:proofErr w:type="gramStart"/>
-      <w:r>
-        <w:t>printf</w:t>
-      </w:r>
-      <w:proofErr w:type="spellEnd"/>
-      <w:r>
-        <w:t>(</w:t>
-      </w:r>
-      <w:proofErr w:type="gramEnd"/>
-      <w:r>
-        <w:t>"Stack elements are:\n");</w:t>
-      </w:r>
-    </w:p>
-    <w:p>
-      <w:r>
-        <w:t xml:space="preserve">        for (</w:t>
-      </w:r>
-      <w:proofErr w:type="spellStart"/>
-      <w:r>
-        <w:t>int</w:t>
-      </w:r>
-      <w:proofErr w:type="spellEnd"/>
-      <w:r>
-        <w:t xml:space="preserve"> </w:t>
-      </w:r>
-      <w:proofErr w:type="spellStart"/>
-      <w:r>
-        <w:t>i</w:t>
-      </w:r>
-      <w:proofErr w:type="spellEnd"/>
-      <w:r>
-        <w:t xml:space="preserve"> =</w:t>
-      </w:r>
-      <w:proofErr w:type="spellStart"/>
-      <w:proofErr w:type="gramStart"/>
-      <w:r>
-        <w:t>top;i</w:t>
-      </w:r>
-      <w:proofErr w:type="spellEnd"/>
-      <w:proofErr w:type="gramEnd"/>
-      <w:r>
-        <w:t xml:space="preserve">&gt;= 0; </w:t>
-      </w:r>
-      <w:proofErr w:type="spellStart"/>
-      <w:r>
-        <w:t>i</w:t>
-      </w:r>
-      <w:proofErr w:type="spellEnd"/>
-      <w:r>
-        <w:t>--) {</w:t>
-      </w:r>
-    </w:p>
-    <w:p>
-      <w:r>
-        <w:t xml:space="preserve">            </w:t>
-      </w:r>
-      <w:proofErr w:type="spellStart"/>
-      <w:r>
-        <w:t>printf</w:t>
-      </w:r>
-      <w:proofErr w:type="spellEnd"/>
-      <w:r>
-        <w:t>("%d\</w:t>
-      </w:r>
-      <w:proofErr w:type="spellStart"/>
-      <w:r>
-        <w:t>n</w:t>
-      </w:r>
-      <w:proofErr w:type="gramStart"/>
-      <w:r>
-        <w:t>",stack</w:t>
-      </w:r>
-      <w:proofErr w:type="spellEnd"/>
-      <w:proofErr w:type="gramEnd"/>
-      <w:r>
-        <w:t>[</w:t>
-      </w:r>
-      <w:proofErr w:type="spellStart"/>
-      <w:r>
-        <w:t>i</w:t>
-      </w:r>
-      <w:proofErr w:type="spellEnd"/>
-      <w:r>
-        <w:t>]);</w:t>
-      </w:r>
-    </w:p>
-    <w:p>
-      <w:r>
-        <w:t xml:space="preserve">        }</w:t>
-      </w:r>
-    </w:p>
-    <w:p>
-      <w:r>
-        <w:t xml:space="preserve">    }</w:t>
+        <w:t>);</w:t>
+      </w:r>
+    </w:p>
+    <w:p>
+      <w:r>
+        <w:t xml:space="preserve">                break;</w:t>
+      </w:r>
+    </w:p>
+    <w:p>
+      <w:r>
+        <w:t xml:space="preserve">            case 5:</w:t>
+      </w:r>
+    </w:p>
+    <w:p>
+      <w:r>
+        <w:t xml:space="preserve">                </w:t>
+      </w:r>
+      <w:proofErr w:type="spellStart"/>
+      <w:proofErr w:type="gramStart"/>
+      <w:r>
+        <w:t>printf</w:t>
+      </w:r>
+      <w:proofErr w:type="spellEnd"/>
+      <w:r>
+        <w:t>(</w:t>
+      </w:r>
+      <w:proofErr w:type="gramEnd"/>
+      <w:r>
+        <w:t>"Exiting program...\n");</w:t>
+      </w:r>
+    </w:p>
+    <w:p>
+      <w:r>
+        <w:t xml:space="preserve">                break;</w:t>
       </w:r>
     </w:p>
     <w:p>
       <w:r>
         <w:lastRenderedPageBreak/>
-        <w:t>}</w:t>
-      </w:r>
-    </w:p>
-    <w:p>
-      <w:proofErr w:type="spellStart"/>
-      <w:r>
-        <w:t>int</w:t>
-      </w:r>
-      <w:proofErr w:type="spellEnd"/>
-      <w:r>
-        <w:t xml:space="preserve"> </w:t>
-      </w:r>
-      <w:proofErr w:type="gramStart"/>
-      <w:r>
-        <w:t>main(</w:t>
-      </w:r>
-      <w:proofErr w:type="gramEnd"/>
-      <w:r>
-        <w:t>) {</w:t>
-      </w:r>
-    </w:p>
-    <w:p>
-      <w:r>
-        <w:t xml:space="preserve">    </w:t>
-      </w:r>
-      <w:proofErr w:type="spellStart"/>
-      <w:r>
-        <w:t>int</w:t>
-      </w:r>
-      <w:proofErr w:type="spellEnd"/>
-      <w:r>
-        <w:t xml:space="preserve"> choice;</w:t>
-      </w:r>
-    </w:p>
-    <w:p>
-      <w:r>
-        <w:t xml:space="preserve">    do {</w:t>
-      </w:r>
-    </w:p>
-    <w:p>
-      <w:r>
-        <w:t xml:space="preserve">        </w:t>
-      </w:r>
-      <w:proofErr w:type="spellStart"/>
-      <w:proofErr w:type="gramStart"/>
-      <w:r>
-        <w:t>printf</w:t>
-      </w:r>
-      <w:proofErr w:type="spellEnd"/>
-      <w:r>
-        <w:t>(</w:t>
-      </w:r>
-      <w:proofErr w:type="gramEnd"/>
-      <w:r>
-        <w:t>"\n--- STACK MENU ---\n");</w:t>
-      </w:r>
-    </w:p>
-    <w:p>
-      <w:r>
-        <w:t xml:space="preserve">        </w:t>
-      </w:r>
-      <w:proofErr w:type="spellStart"/>
-      <w:proofErr w:type="gramStart"/>
-      <w:r>
-        <w:t>printf</w:t>
-      </w:r>
-      <w:proofErr w:type="spellEnd"/>
-      <w:r>
-        <w:t>(</w:t>
-      </w:r>
-      <w:proofErr w:type="gramEnd"/>
-      <w:r>
-        <w:t>"1. Push\n");</w:t>
-      </w:r>
-    </w:p>
-    <w:p>
-      <w:r>
-        <w:t xml:space="preserve">        </w:t>
-      </w:r>
-      <w:proofErr w:type="spellStart"/>
-      <w:proofErr w:type="gramStart"/>
-      <w:r>
-        <w:t>printf</w:t>
-      </w:r>
-      <w:proofErr w:type="spellEnd"/>
-      <w:r>
-        <w:t>(</w:t>
-      </w:r>
-      <w:proofErr w:type="gramEnd"/>
-      <w:r>
-        <w:t>"2. Pop\n");</w:t>
-      </w:r>
-    </w:p>
-    <w:p>
-      <w:r>
-        <w:t xml:space="preserve">        </w:t>
-      </w:r>
-      <w:proofErr w:type="spellStart"/>
-      <w:proofErr w:type="gramStart"/>
-      <w:r>
-        <w:t>printf</w:t>
-      </w:r>
-      <w:proofErr w:type="spellEnd"/>
-      <w:r>
-        <w:t>(</w:t>
-      </w:r>
-      <w:proofErr w:type="gramEnd"/>
-      <w:r>
-        <w:t>"3. Peek\n");</w:t>
-      </w:r>
-    </w:p>
-    <w:p>
-      <w:r>
-        <w:t xml:space="preserve">        </w:t>
-      </w:r>
-      <w:proofErr w:type="spellStart"/>
-      <w:proofErr w:type="gramStart"/>
-      <w:r>
-        <w:t>printf</w:t>
-      </w:r>
-      <w:proofErr w:type="spellEnd"/>
-      <w:r>
-        <w:t>(</w:t>
-      </w:r>
-      <w:proofErr w:type="gramEnd"/>
-      <w:r>
-        <w:t>"4. Display\n");</w:t>
-      </w:r>
-    </w:p>
-    <w:p>
-      <w:r>
-        <w:t xml:space="preserve">        </w:t>
-      </w:r>
-      <w:proofErr w:type="spellStart"/>
-      <w:proofErr w:type="gramStart"/>
-      <w:r>
-        <w:t>printf</w:t>
-      </w:r>
-      <w:proofErr w:type="spellEnd"/>
-      <w:r>
-        <w:t>(</w:t>
-      </w:r>
-      <w:proofErr w:type="gramEnd"/>
-      <w:r>
-        <w:t>"5. Exit\n");</w:t>
-      </w:r>
-    </w:p>
-    <w:p>
-      <w:r>
-        <w:t xml:space="preserve">        </w:t>
-      </w:r>
-      <w:proofErr w:type="spellStart"/>
-      <w:proofErr w:type="gramStart"/>
-      <w:r>
-        <w:t>printf</w:t>
-      </w:r>
-      <w:proofErr w:type="spellEnd"/>
-      <w:r>
-        <w:t>(</w:t>
-      </w:r>
-      <w:proofErr w:type="gramEnd"/>
-      <w:r>
-        <w:t>"Enter your choice: ");</w:t>
-      </w:r>
-    </w:p>
-    <w:p>
-      <w:r>
-        <w:t xml:space="preserve">        </w:t>
-      </w:r>
-      <w:proofErr w:type="spellStart"/>
-      <w:proofErr w:type="gramStart"/>
-      <w:r>
-        <w:t>scanf</w:t>
-      </w:r>
-      <w:proofErr w:type="spellEnd"/>
-      <w:r>
-        <w:t>(</w:t>
-      </w:r>
-      <w:proofErr w:type="gramEnd"/>
-      <w:r>
-        <w:t>"%d", &amp;choice);</w:t>
-      </w:r>
-    </w:p>
-    <w:p/>
-    <w:p>
-      <w:r>
-        <w:t xml:space="preserve">        switch (choice) {</w:t>
-      </w:r>
-    </w:p>
-    <w:p>
-      <w:r>
-        <w:t xml:space="preserve">            case 1:</w:t>
+        <w:t xml:space="preserve">            default:</w:t>
       </w:r>
     </w:p>
     <w:p>
       <w:r>
         <w:t xml:space="preserve">                </w:t>
       </w:r>
-      <w:proofErr w:type="gramStart"/>
-      <w:r>
-        <w:t>push(</w:t>
-      </w:r>
-      <w:proofErr w:type="gramEnd"/>
-      <w:r>
-        <w:t>);</w:t>
-      </w:r>
-    </w:p>
-    <w:p>
-      <w:r>
-        <w:t xml:space="preserve">                break;</w:t>
-      </w:r>
-    </w:p>
-    <w:p>
-      <w:r>
-        <w:t xml:space="preserve">            case 2:</w:t>
-      </w:r>
-    </w:p>
-    <w:p>
-      <w:r>
-        <w:t xml:space="preserve">                </w:t>
-      </w:r>
-      <w:proofErr w:type="gramStart"/>
-      <w:r>
-        <w:t>pop(</w:t>
-      </w:r>
-      <w:proofErr w:type="gramEnd"/>
-      <w:r>
-        <w:t>);</w:t>
-      </w:r>
-    </w:p>
-    <w:p>
-      <w:r>
-        <w:t xml:space="preserve">                break;</w:t>
-      </w:r>
-    </w:p>
-    <w:p>
-      <w:r>
-        <w:t xml:space="preserve">            case 3:</w:t>
-      </w:r>
-    </w:p>
-    <w:p>
-      <w:r>
-        <w:t xml:space="preserve">                </w:t>
-      </w:r>
-      <w:proofErr w:type="gramStart"/>
-      <w:r>
-        <w:t>peek(</w:t>
-      </w:r>
-      <w:proofErr w:type="gramEnd"/>
-      <w:r>
-        <w:t>);</w:t>
-      </w:r>
-    </w:p>
-    <w:p>
-      <w:r>
-        <w:t xml:space="preserve">                break;</w:t>
-      </w:r>
-    </w:p>
-    <w:p>
-      <w:r>
-        <w:t xml:space="preserve">            case 4:</w:t>
-      </w:r>
-    </w:p>
-    <w:p>
-      <w:r>
-        <w:t xml:space="preserve">                </w:t>
-      </w:r>
-      <w:proofErr w:type="gramStart"/>
-      <w:r>
-        <w:t>display(</w:t>
-      </w:r>
-      <w:proofErr w:type="gramEnd"/>
-      <w:r>
-        <w:t>);</w:t>
-      </w:r>
-    </w:p>
-    <w:p>
-      <w:r>
-        <w:t xml:space="preserve">                break;</w:t>
-      </w:r>
-    </w:p>
-    <w:p>
-      <w:r>
-        <w:t xml:space="preserve">            case 5:</w:t>
-      </w:r>
-    </w:p>
-    <w:p>
-      <w:r>
-        <w:t xml:space="preserve">                </w:t>
-      </w:r>
-      <w:proofErr w:type="spellStart"/>
-      <w:proofErr w:type="gramStart"/>
-      <w:r>
-        <w:t>printf</w:t>
-      </w:r>
-      <w:proofErr w:type="spellEnd"/>
-      <w:r>
-        <w:t>(</w:t>
-      </w:r>
-      <w:proofErr w:type="gramEnd"/>
-      <w:r>
-        <w:t>"Exiting program...\n");</w:t>
-      </w:r>
-    </w:p>
-    <w:p>
-      <w:r>
-        <w:t xml:space="preserve">                break;</w:t>
-      </w:r>
-    </w:p>
-    <w:p>
-      <w:r>
-        <w:t xml:space="preserve">            default:</w:t>
-      </w:r>
-    </w:p>
-    <w:p>
-      <w:r>
-        <w:t xml:space="preserve">                </w:t>
-      </w:r>
       <w:proofErr w:type="spellStart"/>
       <w:proofErr w:type="gramStart"/>
       <w:r>
@@ -4806,7 +5633,6 @@
     </w:p>
     <w:p>
       <w:r>
-        <w:lastRenderedPageBreak/>
         <w:t xml:space="preserve">        }</w:t>
       </w:r>
     </w:p>
@@ -4856,7 +5682,7 @@
                     <pic:cNvPicPr/>
                   </pic:nvPicPr>
                   <pic:blipFill>
-                    <a:blip r:embed="rId7"/>
+                    <a:blip r:embed="rId8"/>
                     <a:stretch>
                       <a:fillRect/>
                     </a:stretch>
@@ -4910,6 +5736,7 @@
     <w:p>
       <w:proofErr w:type="spellStart"/>
       <w:r>
+        <w:lastRenderedPageBreak/>
         <w:t>int</w:t>
       </w:r>
       <w:proofErr w:type="spellEnd"/>
@@ -5196,457 +6023,454 @@
     </w:p>
     <w:p>
       <w:r>
+        <w:t xml:space="preserve">    if (rear==-1||front&gt;rear) {</w:t>
+      </w:r>
+    </w:p>
+    <w:p>
+      <w:r>
+        <w:t xml:space="preserve">        </w:t>
+      </w:r>
+      <w:proofErr w:type="spellStart"/>
+      <w:proofErr w:type="gramStart"/>
+      <w:r>
+        <w:t>printf</w:t>
+      </w:r>
+      <w:proofErr w:type="spellEnd"/>
+      <w:r>
+        <w:t>(</w:t>
+      </w:r>
+      <w:proofErr w:type="gramEnd"/>
+      <w:r>
+        <w:t>"Queue is empty.\n");</w:t>
+      </w:r>
+    </w:p>
+    <w:p>
+      <w:r>
+        <w:t xml:space="preserve">    } else {</w:t>
+      </w:r>
+    </w:p>
+    <w:p>
+      <w:r>
+        <w:t xml:space="preserve">        </w:t>
+      </w:r>
+      <w:proofErr w:type="spellStart"/>
+      <w:proofErr w:type="gramStart"/>
+      <w:r>
+        <w:t>printf</w:t>
+      </w:r>
+      <w:proofErr w:type="spellEnd"/>
+      <w:r>
+        <w:t>(</w:t>
+      </w:r>
+      <w:proofErr w:type="gramEnd"/>
+      <w:r>
+        <w:t>"Queue elements are:\n");</w:t>
+      </w:r>
+    </w:p>
+    <w:p>
+      <w:r>
+        <w:t xml:space="preserve">        for (</w:t>
+      </w:r>
+      <w:proofErr w:type="spellStart"/>
+      <w:r>
+        <w:t>int</w:t>
+      </w:r>
+      <w:proofErr w:type="spellEnd"/>
+      <w:r>
+        <w:t xml:space="preserve"> </w:t>
+      </w:r>
+      <w:proofErr w:type="spellStart"/>
+      <w:r>
+        <w:t>i</w:t>
+      </w:r>
+      <w:proofErr w:type="spellEnd"/>
+      <w:r>
+        <w:t xml:space="preserve"> =</w:t>
+      </w:r>
+      <w:proofErr w:type="spellStart"/>
+      <w:proofErr w:type="gramStart"/>
+      <w:r>
+        <w:t>front;i</w:t>
+      </w:r>
+      <w:proofErr w:type="spellEnd"/>
+      <w:proofErr w:type="gramEnd"/>
+      <w:r>
+        <w:t xml:space="preserve">&lt;= rear; </w:t>
+      </w:r>
+      <w:proofErr w:type="spellStart"/>
+      <w:r>
+        <w:t>i</w:t>
+      </w:r>
+      <w:proofErr w:type="spellEnd"/>
+      <w:r>
+        <w:t>++) {</w:t>
+      </w:r>
+    </w:p>
+    <w:p>
+      <w:r>
+        <w:t xml:space="preserve">            </w:t>
+      </w:r>
+      <w:proofErr w:type="spellStart"/>
+      <w:proofErr w:type="gramStart"/>
+      <w:r>
+        <w:t>printf</w:t>
+      </w:r>
+      <w:proofErr w:type="spellEnd"/>
+      <w:r>
+        <w:t>(</w:t>
+      </w:r>
+      <w:proofErr w:type="gramEnd"/>
+      <w:r>
+        <w:t>"%d ",q[</w:t>
+      </w:r>
+      <w:proofErr w:type="spellStart"/>
+      <w:r>
+        <w:t>i</w:t>
+      </w:r>
+      <w:proofErr w:type="spellEnd"/>
+      <w:r>
+        <w:t>]);</w:t>
+      </w:r>
+    </w:p>
+    <w:p>
+      <w:r>
+        <w:t xml:space="preserve">        }</w:t>
+      </w:r>
+    </w:p>
+    <w:p>
+      <w:r>
+        <w:t xml:space="preserve">    }</w:t>
+      </w:r>
+    </w:p>
+    <w:p>
+      <w:r>
+        <w:t>}</w:t>
+      </w:r>
+    </w:p>
+    <w:p>
+      <w:proofErr w:type="spellStart"/>
+      <w:r>
+        <w:t>int</w:t>
+      </w:r>
+      <w:proofErr w:type="spellEnd"/>
+      <w:r>
+        <w:t xml:space="preserve"> </w:t>
+      </w:r>
+      <w:proofErr w:type="gramStart"/>
+      <w:r>
+        <w:t>main(</w:t>
+      </w:r>
+      <w:proofErr w:type="gramEnd"/>
+      <w:r>
+        <w:t>) {</w:t>
+      </w:r>
+    </w:p>
+    <w:p>
+      <w:r>
+        <w:t xml:space="preserve">    </w:t>
+      </w:r>
+      <w:proofErr w:type="spellStart"/>
+      <w:r>
+        <w:t>int</w:t>
+      </w:r>
+      <w:proofErr w:type="spellEnd"/>
+      <w:r>
+        <w:t xml:space="preserve"> choice;</w:t>
+      </w:r>
+    </w:p>
+    <w:p>
+      <w:r>
+        <w:t xml:space="preserve">    do {</w:t>
+      </w:r>
+    </w:p>
+    <w:p>
+      <w:r>
+        <w:t xml:space="preserve">        </w:t>
+      </w:r>
+      <w:proofErr w:type="spellStart"/>
+      <w:proofErr w:type="gramStart"/>
+      <w:r>
+        <w:t>printf</w:t>
+      </w:r>
+      <w:proofErr w:type="spellEnd"/>
+      <w:r>
+        <w:t>(</w:t>
+      </w:r>
+      <w:proofErr w:type="gramEnd"/>
+      <w:r>
+        <w:t>"\n--- Queue MENU ---\n");</w:t>
+      </w:r>
+    </w:p>
+    <w:p>
+      <w:r>
+        <w:t xml:space="preserve">        </w:t>
+      </w:r>
+      <w:proofErr w:type="spellStart"/>
+      <w:proofErr w:type="gramStart"/>
+      <w:r>
+        <w:t>printf</w:t>
+      </w:r>
+      <w:proofErr w:type="spellEnd"/>
+      <w:r>
+        <w:t>(</w:t>
+      </w:r>
+      <w:proofErr w:type="gramEnd"/>
+      <w:r>
+        <w:t xml:space="preserve">"1. </w:t>
+      </w:r>
+      <w:proofErr w:type="spellStart"/>
+      <w:r>
+        <w:t>Enqueue</w:t>
+      </w:r>
+      <w:proofErr w:type="spellEnd"/>
+      <w:r>
+        <w:t>\n");</w:t>
+      </w:r>
+    </w:p>
+    <w:p>
+      <w:r>
+        <w:t xml:space="preserve">        </w:t>
+      </w:r>
+      <w:proofErr w:type="spellStart"/>
+      <w:proofErr w:type="gramStart"/>
+      <w:r>
+        <w:t>printf</w:t>
+      </w:r>
+      <w:proofErr w:type="spellEnd"/>
+      <w:r>
+        <w:t>(</w:t>
+      </w:r>
+      <w:proofErr w:type="gramEnd"/>
+      <w:r>
+        <w:t xml:space="preserve">"2. </w:t>
+      </w:r>
+      <w:proofErr w:type="spellStart"/>
+      <w:r>
+        <w:t>Dequeue</w:t>
+      </w:r>
+      <w:proofErr w:type="spellEnd"/>
+      <w:r>
+        <w:t>\n");</w:t>
+      </w:r>
+    </w:p>
+    <w:p>
+      <w:r>
+        <w:t xml:space="preserve">        </w:t>
+      </w:r>
+      <w:proofErr w:type="spellStart"/>
+      <w:proofErr w:type="gramStart"/>
+      <w:r>
+        <w:t>printf</w:t>
+      </w:r>
+      <w:proofErr w:type="spellEnd"/>
+      <w:r>
+        <w:t>(</w:t>
+      </w:r>
+      <w:proofErr w:type="gramEnd"/>
+      <w:r>
+        <w:t>"3. Display\n");</w:t>
+      </w:r>
+    </w:p>
+    <w:p>
+      <w:r>
+        <w:t xml:space="preserve">        </w:t>
+      </w:r>
+      <w:proofErr w:type="spellStart"/>
+      <w:proofErr w:type="gramStart"/>
+      <w:r>
+        <w:t>printf</w:t>
+      </w:r>
+      <w:proofErr w:type="spellEnd"/>
+      <w:r>
+        <w:t>(</w:t>
+      </w:r>
+      <w:proofErr w:type="gramEnd"/>
+      <w:r>
+        <w:t>"4. Exit\n");</w:t>
+      </w:r>
+    </w:p>
+    <w:p>
+      <w:r>
+        <w:t xml:space="preserve">    </w:t>
+      </w:r>
+    </w:p>
+    <w:p>
+      <w:r>
+        <w:t xml:space="preserve">        </w:t>
+      </w:r>
+      <w:proofErr w:type="spellStart"/>
+      <w:proofErr w:type="gramStart"/>
+      <w:r>
+        <w:t>printf</w:t>
+      </w:r>
+      <w:proofErr w:type="spellEnd"/>
+      <w:r>
+        <w:t>(</w:t>
+      </w:r>
+      <w:proofErr w:type="gramEnd"/>
+      <w:r>
+        <w:t>"Enter your choice: ");</w:t>
+      </w:r>
+    </w:p>
+    <w:p>
+      <w:r>
+        <w:t xml:space="preserve">        </w:t>
+      </w:r>
+      <w:proofErr w:type="spellStart"/>
+      <w:proofErr w:type="gramStart"/>
+      <w:r>
+        <w:t>scanf</w:t>
+      </w:r>
+      <w:proofErr w:type="spellEnd"/>
+      <w:r>
+        <w:t>(</w:t>
+      </w:r>
+      <w:proofErr w:type="gramEnd"/>
+      <w:r>
+        <w:t>"%d", &amp;choice);</w:t>
+      </w:r>
+    </w:p>
+    <w:p/>
+    <w:p>
+      <w:r>
+        <w:t xml:space="preserve">        switch (choice) {</w:t>
+      </w:r>
+    </w:p>
+    <w:p>
+      <w:r>
+        <w:t xml:space="preserve">            case 1:</w:t>
+      </w:r>
+    </w:p>
+    <w:p>
+      <w:r>
+        <w:t xml:space="preserve">                </w:t>
+      </w:r>
+      <w:proofErr w:type="spellStart"/>
+      <w:proofErr w:type="gramStart"/>
+      <w:r>
+        <w:t>enqueue</w:t>
+      </w:r>
+      <w:proofErr w:type="spellEnd"/>
+      <w:r>
+        <w:t>(</w:t>
+      </w:r>
+      <w:proofErr w:type="gramEnd"/>
+      <w:r>
+        <w:t>);</w:t>
+      </w:r>
+    </w:p>
+    <w:p>
+      <w:r>
+        <w:t xml:space="preserve">                break;</w:t>
+      </w:r>
+    </w:p>
+    <w:p>
+      <w:r>
+        <w:t xml:space="preserve">            case 2:</w:t>
+      </w:r>
+    </w:p>
+    <w:p>
+      <w:r>
+        <w:t xml:space="preserve">                </w:t>
+      </w:r>
+      <w:proofErr w:type="spellStart"/>
+      <w:proofErr w:type="gramStart"/>
+      <w:r>
+        <w:t>dequeue</w:t>
+      </w:r>
+      <w:proofErr w:type="spellEnd"/>
+      <w:r>
+        <w:t>(</w:t>
+      </w:r>
+      <w:proofErr w:type="gramEnd"/>
+      <w:r>
+        <w:t>);</w:t>
+      </w:r>
+    </w:p>
+    <w:p>
+      <w:r>
+        <w:t xml:space="preserve">                break;</w:t>
+      </w:r>
+    </w:p>
+    <w:p>
+      <w:r>
+        <w:t xml:space="preserve">            case 3:</w:t>
+      </w:r>
+    </w:p>
+    <w:p>
+      <w:r>
         <w:lastRenderedPageBreak/>
-        <w:t xml:space="preserve">    if (rear==-1||front&gt;rear) {</w:t>
-      </w:r>
-    </w:p>
-    <w:p>
-      <w:r>
-        <w:t xml:space="preserve">        </w:t>
-      </w:r>
-      <w:proofErr w:type="spellStart"/>
-      <w:proofErr w:type="gramStart"/>
-      <w:r>
-        <w:t>printf</w:t>
-      </w:r>
-      <w:proofErr w:type="spellEnd"/>
-      <w:r>
-        <w:t>(</w:t>
-      </w:r>
-      <w:proofErr w:type="gramEnd"/>
-      <w:r>
-        <w:t>"Queue is empty.\n");</w:t>
-      </w:r>
-    </w:p>
-    <w:p>
-      <w:r>
-        <w:t xml:space="preserve">    } else {</w:t>
-      </w:r>
-    </w:p>
-    <w:p>
-      <w:r>
-        <w:t xml:space="preserve">        </w:t>
-      </w:r>
-      <w:proofErr w:type="spellStart"/>
-      <w:proofErr w:type="gramStart"/>
-      <w:r>
-        <w:t>printf</w:t>
-      </w:r>
-      <w:proofErr w:type="spellEnd"/>
-      <w:r>
-        <w:t>(</w:t>
-      </w:r>
-      <w:proofErr w:type="gramEnd"/>
-      <w:r>
-        <w:t>"Queue elements are:\n");</w:t>
-      </w:r>
-    </w:p>
-    <w:p>
-      <w:r>
-        <w:t xml:space="preserve">        for (</w:t>
-      </w:r>
-      <w:proofErr w:type="spellStart"/>
-      <w:r>
-        <w:t>int</w:t>
-      </w:r>
-      <w:proofErr w:type="spellEnd"/>
-      <w:r>
-        <w:t xml:space="preserve"> </w:t>
-      </w:r>
-      <w:proofErr w:type="spellStart"/>
-      <w:r>
-        <w:t>i</w:t>
-      </w:r>
-      <w:proofErr w:type="spellEnd"/>
-      <w:r>
-        <w:t xml:space="preserve"> =</w:t>
-      </w:r>
-      <w:proofErr w:type="spellStart"/>
-      <w:proofErr w:type="gramStart"/>
-      <w:r>
-        <w:t>front;i</w:t>
-      </w:r>
-      <w:proofErr w:type="spellEnd"/>
-      <w:proofErr w:type="gramEnd"/>
-      <w:r>
-        <w:t xml:space="preserve">&lt;= rear; </w:t>
-      </w:r>
-      <w:proofErr w:type="spellStart"/>
-      <w:r>
-        <w:t>i</w:t>
-      </w:r>
-      <w:proofErr w:type="spellEnd"/>
-      <w:r>
-        <w:t>++) {</w:t>
-      </w:r>
-    </w:p>
-    <w:p>
-      <w:r>
-        <w:t xml:space="preserve">            </w:t>
-      </w:r>
-      <w:proofErr w:type="spellStart"/>
-      <w:proofErr w:type="gramStart"/>
-      <w:r>
-        <w:t>printf</w:t>
-      </w:r>
-      <w:proofErr w:type="spellEnd"/>
-      <w:r>
-        <w:t>(</w:t>
-      </w:r>
-      <w:proofErr w:type="gramEnd"/>
-      <w:r>
-        <w:t>"%d ",q[</w:t>
-      </w:r>
-      <w:proofErr w:type="spellStart"/>
-      <w:r>
-        <w:t>i</w:t>
-      </w:r>
-      <w:proofErr w:type="spellEnd"/>
-      <w:r>
-        <w:t>]);</w:t>
+        <w:t xml:space="preserve">                </w:t>
+      </w:r>
+      <w:proofErr w:type="gramStart"/>
+      <w:r>
+        <w:t>display(</w:t>
+      </w:r>
+      <w:proofErr w:type="gramEnd"/>
+      <w:r>
+        <w:t>);</w:t>
+      </w:r>
+    </w:p>
+    <w:p>
+      <w:r>
+        <w:t xml:space="preserve">                break;</w:t>
+      </w:r>
+    </w:p>
+    <w:p>
+      <w:r>
+        <w:t xml:space="preserve">            case 4:</w:t>
+      </w:r>
+    </w:p>
+    <w:p>
+      <w:r>
+        <w:t xml:space="preserve">                </w:t>
+      </w:r>
+      <w:proofErr w:type="spellStart"/>
+      <w:proofErr w:type="gramStart"/>
+      <w:r>
+        <w:t>printf</w:t>
+      </w:r>
+      <w:proofErr w:type="spellEnd"/>
+      <w:r>
+        <w:t>(</w:t>
+      </w:r>
+      <w:proofErr w:type="gramEnd"/>
+      <w:r>
+        <w:t>"Exiting program...\n");</w:t>
+      </w:r>
+    </w:p>
+    <w:p>
+      <w:r>
+        <w:t xml:space="preserve">                break;</w:t>
+      </w:r>
+    </w:p>
+    <w:p>
+      <w:r>
+        <w:t xml:space="preserve">            default:</w:t>
+      </w:r>
+    </w:p>
+    <w:p>
+      <w:r>
+        <w:t xml:space="preserve">                </w:t>
+      </w:r>
+      <w:proofErr w:type="spellStart"/>
+      <w:proofErr w:type="gramStart"/>
+      <w:r>
+        <w:t>printf</w:t>
+      </w:r>
+      <w:proofErr w:type="spellEnd"/>
+      <w:r>
+        <w:t>(</w:t>
+      </w:r>
+      <w:proofErr w:type="gramEnd"/>
+      <w:r>
+        <w:t>"Invalid choice!\n");</w:t>
       </w:r>
     </w:p>
     <w:p>
       <w:r>
         <w:t xml:space="preserve">        }</w:t>
       </w:r>
-    </w:p>
-    <w:p>
-      <w:r>
-        <w:t xml:space="preserve">    }</w:t>
-      </w:r>
-    </w:p>
-    <w:p>
-      <w:r>
-        <w:t>}</w:t>
-      </w:r>
-    </w:p>
-    <w:p>
-      <w:proofErr w:type="spellStart"/>
-      <w:r>
-        <w:t>int</w:t>
-      </w:r>
-      <w:proofErr w:type="spellEnd"/>
-      <w:r>
-        <w:t xml:space="preserve"> </w:t>
-      </w:r>
-      <w:proofErr w:type="gramStart"/>
-      <w:r>
-        <w:t>main(</w:t>
-      </w:r>
-      <w:proofErr w:type="gramEnd"/>
-      <w:r>
-        <w:t>) {</w:t>
-      </w:r>
-    </w:p>
-    <w:p>
-      <w:r>
-        <w:t xml:space="preserve">    </w:t>
-      </w:r>
-      <w:proofErr w:type="spellStart"/>
-      <w:r>
-        <w:t>int</w:t>
-      </w:r>
-      <w:proofErr w:type="spellEnd"/>
-      <w:r>
-        <w:t xml:space="preserve"> choice;</w:t>
-      </w:r>
-    </w:p>
-    <w:p>
-      <w:r>
-        <w:t xml:space="preserve">    do {</w:t>
-      </w:r>
-    </w:p>
-    <w:p>
-      <w:r>
-        <w:t xml:space="preserve">        </w:t>
-      </w:r>
-      <w:proofErr w:type="spellStart"/>
-      <w:proofErr w:type="gramStart"/>
-      <w:r>
-        <w:t>printf</w:t>
-      </w:r>
-      <w:proofErr w:type="spellEnd"/>
-      <w:r>
-        <w:t>(</w:t>
-      </w:r>
-      <w:proofErr w:type="gramEnd"/>
-      <w:r>
-        <w:t>"\n--- Queue MENU ---\n");</w:t>
-      </w:r>
-    </w:p>
-    <w:p>
-      <w:r>
-        <w:t xml:space="preserve">        </w:t>
-      </w:r>
-      <w:proofErr w:type="spellStart"/>
-      <w:proofErr w:type="gramStart"/>
-      <w:r>
-        <w:t>printf</w:t>
-      </w:r>
-      <w:proofErr w:type="spellEnd"/>
-      <w:r>
-        <w:t>(</w:t>
-      </w:r>
-      <w:proofErr w:type="gramEnd"/>
-      <w:r>
-        <w:t xml:space="preserve">"1. </w:t>
-      </w:r>
-      <w:proofErr w:type="spellStart"/>
-      <w:r>
-        <w:t>Enqueue</w:t>
-      </w:r>
-      <w:proofErr w:type="spellEnd"/>
-      <w:r>
-        <w:t>\n");</w:t>
-      </w:r>
-    </w:p>
-    <w:p>
-      <w:r>
-        <w:t xml:space="preserve">        </w:t>
-      </w:r>
-      <w:proofErr w:type="spellStart"/>
-      <w:proofErr w:type="gramStart"/>
-      <w:r>
-        <w:t>printf</w:t>
-      </w:r>
-      <w:proofErr w:type="spellEnd"/>
-      <w:r>
-        <w:t>(</w:t>
-      </w:r>
-      <w:proofErr w:type="gramEnd"/>
-      <w:r>
-        <w:t xml:space="preserve">"2. </w:t>
-      </w:r>
-      <w:proofErr w:type="spellStart"/>
-      <w:r>
-        <w:t>Dequeue</w:t>
-      </w:r>
-      <w:proofErr w:type="spellEnd"/>
-      <w:r>
-        <w:t>\n");</w:t>
-      </w:r>
-    </w:p>
-    <w:p>
-      <w:r>
-        <w:t xml:space="preserve">        </w:t>
-      </w:r>
-      <w:proofErr w:type="spellStart"/>
-      <w:proofErr w:type="gramStart"/>
-      <w:r>
-        <w:t>printf</w:t>
-      </w:r>
-      <w:proofErr w:type="spellEnd"/>
-      <w:r>
-        <w:t>(</w:t>
-      </w:r>
-      <w:proofErr w:type="gramEnd"/>
-      <w:r>
-        <w:t>"3. Display\n");</w:t>
-      </w:r>
-    </w:p>
-    <w:p>
-      <w:r>
-        <w:t xml:space="preserve">        </w:t>
-      </w:r>
-      <w:proofErr w:type="spellStart"/>
-      <w:proofErr w:type="gramStart"/>
-      <w:r>
-        <w:t>printf</w:t>
-      </w:r>
-      <w:proofErr w:type="spellEnd"/>
-      <w:r>
-        <w:t>(</w:t>
-      </w:r>
-      <w:proofErr w:type="gramEnd"/>
-      <w:r>
-        <w:t>"4. Exit\n");</w:t>
-      </w:r>
-    </w:p>
-    <w:p>
-      <w:r>
-        <w:t xml:space="preserve">    </w:t>
-      </w:r>
-    </w:p>
-    <w:p>
-      <w:r>
-        <w:t xml:space="preserve">        </w:t>
-      </w:r>
-      <w:proofErr w:type="spellStart"/>
-      <w:proofErr w:type="gramStart"/>
-      <w:r>
-        <w:t>printf</w:t>
-      </w:r>
-      <w:proofErr w:type="spellEnd"/>
-      <w:r>
-        <w:t>(</w:t>
-      </w:r>
-      <w:proofErr w:type="gramEnd"/>
-      <w:r>
-        <w:t>"Enter your choice: ");</w:t>
-      </w:r>
-    </w:p>
-    <w:p>
-      <w:r>
-        <w:t xml:space="preserve">        </w:t>
-      </w:r>
-      <w:proofErr w:type="spellStart"/>
-      <w:proofErr w:type="gramStart"/>
-      <w:r>
-        <w:t>scanf</w:t>
-      </w:r>
-      <w:proofErr w:type="spellEnd"/>
-      <w:r>
-        <w:t>(</w:t>
-      </w:r>
-      <w:proofErr w:type="gramEnd"/>
-      <w:r>
-        <w:t>"%d", &amp;choice);</w:t>
-      </w:r>
-    </w:p>
-    <w:p/>
-    <w:p>
-      <w:r>
-        <w:t xml:space="preserve">        switch (choice) {</w:t>
-      </w:r>
-    </w:p>
-    <w:p>
-      <w:r>
-        <w:t xml:space="preserve">            case 1:</w:t>
-      </w:r>
-    </w:p>
-    <w:p>
-      <w:r>
-        <w:t xml:space="preserve">                </w:t>
-      </w:r>
-      <w:proofErr w:type="spellStart"/>
-      <w:proofErr w:type="gramStart"/>
-      <w:r>
-        <w:t>enqueue</w:t>
-      </w:r>
-      <w:proofErr w:type="spellEnd"/>
-      <w:r>
-        <w:t>(</w:t>
-      </w:r>
-      <w:proofErr w:type="gramEnd"/>
-      <w:r>
-        <w:t>);</w:t>
-      </w:r>
-    </w:p>
-    <w:p>
-      <w:r>
-        <w:t xml:space="preserve">                break;</w:t>
-      </w:r>
-    </w:p>
-    <w:p>
-      <w:r>
-        <w:t xml:space="preserve">            case 2:</w:t>
-      </w:r>
-    </w:p>
-    <w:p>
-      <w:r>
-        <w:t xml:space="preserve">                </w:t>
-      </w:r>
-      <w:proofErr w:type="spellStart"/>
-      <w:proofErr w:type="gramStart"/>
-      <w:r>
-        <w:t>dequeue</w:t>
-      </w:r>
-      <w:proofErr w:type="spellEnd"/>
-      <w:r>
-        <w:t>(</w:t>
-      </w:r>
-      <w:proofErr w:type="gramEnd"/>
-      <w:r>
-        <w:t>);</w:t>
-      </w:r>
-    </w:p>
-    <w:p>
-      <w:r>
-        <w:t xml:space="preserve">                break;</w:t>
-      </w:r>
-    </w:p>
-    <w:p>
-      <w:r>
-        <w:t xml:space="preserve">            case 3:</w:t>
-      </w:r>
-    </w:p>
-    <w:p>
-      <w:r>
-        <w:t xml:space="preserve">                </w:t>
-      </w:r>
-      <w:proofErr w:type="gramStart"/>
-      <w:r>
-        <w:t>display(</w:t>
-      </w:r>
-      <w:proofErr w:type="gramEnd"/>
-      <w:r>
-        <w:t>);</w:t>
-      </w:r>
-    </w:p>
-    <w:p>
-      <w:r>
-        <w:t xml:space="preserve">                break;</w:t>
-      </w:r>
-    </w:p>
-    <w:p>
-      <w:r>
-        <w:lastRenderedPageBreak/>
-        <w:t xml:space="preserve">            case 4:</w:t>
-      </w:r>
-    </w:p>
-    <w:p>
-      <w:r>
-        <w:t xml:space="preserve">                </w:t>
-      </w:r>
-      <w:proofErr w:type="spellStart"/>
-      <w:proofErr w:type="gramStart"/>
-      <w:r>
-        <w:t>printf</w:t>
-      </w:r>
-      <w:proofErr w:type="spellEnd"/>
-      <w:r>
-        <w:t>(</w:t>
-      </w:r>
-      <w:proofErr w:type="gramEnd"/>
-      <w:r>
-        <w:t>"Exiting program...\n");</w:t>
-      </w:r>
-    </w:p>
-    <w:p>
-      <w:r>
-        <w:t xml:space="preserve">                break;</w:t>
-      </w:r>
-    </w:p>
-    <w:p>
-      <w:r>
-        <w:t xml:space="preserve">            default:</w:t>
-      </w:r>
-    </w:p>
-    <w:p>
-      <w:r>
-        <w:t xml:space="preserve">                </w:t>
-      </w:r>
-      <w:proofErr w:type="spellStart"/>
-      <w:proofErr w:type="gramStart"/>
-      <w:r>
-        <w:t>printf</w:t>
-      </w:r>
-      <w:proofErr w:type="spellEnd"/>
-      <w:r>
-        <w:t>(</w:t>
-      </w:r>
-      <w:proofErr w:type="gramEnd"/>
-      <w:r>
-        <w:t>"Invalid choice!\n");</w:t>
-      </w:r>
-    </w:p>
-    <w:p>
-      <w:r>
-        <w:t xml:space="preserve">        }</w:t>
-      </w:r>
-      <w:bookmarkStart w:id="0" w:name="_GoBack"/>
-      <w:bookmarkEnd w:id="0"/>
     </w:p>
     <w:p/>
     <w:p>
@@ -5696,7 +6520,7 @@
                     <pic:cNvPicPr/>
                   </pic:nvPicPr>
                   <pic:blipFill>
-                    <a:blip r:embed="rId8"/>
+                    <a:blip r:embed="rId9"/>
                     <a:stretch>
                       <a:fillRect/>
                     </a:stretch>
@@ -6655,7 +7479,7 @@
                     <pic:cNvPicPr/>
                   </pic:nvPicPr>
                   <pic:blipFill>
-                    <a:blip r:embed="rId9"/>
+                    <a:blip r:embed="rId10"/>
                     <a:stretch>
                       <a:fillRect/>
                     </a:stretch>
@@ -6757,15 +7581,15 @@
     </w:p>
     <w:p>
       <w:r>
-        <w:t xml:space="preserve">    stack[++</w:t>
-      </w:r>
-      <w:proofErr w:type="gramStart"/>
-      <w:r>
-        <w:t>top]=</w:t>
-      </w:r>
-      <w:proofErr w:type="gramEnd"/>
-      <w:r>
-        <w:t>x;</w:t>
+        <w:t>stack++;</w:t>
+      </w:r>
+    </w:p>
+    <w:p>
+      <w:r>
+        <w:t xml:space="preserve">    stack[</w:t>
+      </w:r>
+      <w:r>
+        <w:t>top]=x;</w:t>
       </w:r>
     </w:p>
     <w:p>
@@ -6777,385 +7601,384 @@
     <w:p>
       <w:proofErr w:type="spellStart"/>
       <w:r>
+        <w:t>int</w:t>
+      </w:r>
+      <w:proofErr w:type="spellEnd"/>
+      <w:r>
+        <w:t xml:space="preserve"> </w:t>
+      </w:r>
+      <w:proofErr w:type="gramStart"/>
+      <w:r>
+        <w:t>pop(</w:t>
+      </w:r>
+      <w:proofErr w:type="gramEnd"/>
+      <w:r>
+        <w:t>){</w:t>
+      </w:r>
+    </w:p>
+    <w:p>
+      <w:r>
+        <w:t xml:space="preserve">    return stack[top--];</w:t>
+      </w:r>
+    </w:p>
+    <w:p>
+      <w:r>
+        <w:t>}</w:t>
+      </w:r>
+    </w:p>
+    <w:p/>
+    <w:p>
+      <w:proofErr w:type="spellStart"/>
+      <w:r>
+        <w:t>int</w:t>
+      </w:r>
+      <w:proofErr w:type="spellEnd"/>
+      <w:r>
+        <w:t xml:space="preserve"> </w:t>
+      </w:r>
+      <w:proofErr w:type="gramStart"/>
+      <w:r>
+        <w:t>main(</w:t>
+      </w:r>
+      <w:proofErr w:type="gramEnd"/>
+      <w:r>
+        <w:t>) {</w:t>
+      </w:r>
+    </w:p>
+    <w:p>
+      <w:r>
+        <w:t xml:space="preserve">    char </w:t>
+      </w:r>
+      <w:proofErr w:type="spellStart"/>
+      <w:proofErr w:type="gramStart"/>
+      <w:r>
+        <w:t>exp</w:t>
+      </w:r>
+      <w:proofErr w:type="spellEnd"/>
+      <w:r>
+        <w:t>[</w:t>
+      </w:r>
+      <w:proofErr w:type="gramEnd"/>
+      <w:r>
+        <w:t>100];</w:t>
+      </w:r>
+    </w:p>
+    <w:p>
+      <w:r>
+        <w:t xml:space="preserve">    </w:t>
+      </w:r>
+      <w:proofErr w:type="spellStart"/>
+      <w:r>
+        <w:t>int</w:t>
+      </w:r>
+      <w:proofErr w:type="spellEnd"/>
+      <w:r>
+        <w:t xml:space="preserve"> </w:t>
+      </w:r>
+      <w:proofErr w:type="spellStart"/>
+      <w:r>
+        <w:t>i</w:t>
+      </w:r>
+      <w:proofErr w:type="spellEnd"/>
+      <w:r>
+        <w:t xml:space="preserve"> = 0, a, b, result;</w:t>
+      </w:r>
+    </w:p>
+    <w:p/>
+    <w:p>
+      <w:r>
+        <w:t xml:space="preserve">    </w:t>
+      </w:r>
+      <w:proofErr w:type="spellStart"/>
+      <w:proofErr w:type="gramStart"/>
+      <w:r>
+        <w:t>printf</w:t>
+      </w:r>
+      <w:proofErr w:type="spellEnd"/>
+      <w:r>
+        <w:t>(</w:t>
+      </w:r>
+      <w:proofErr w:type="gramEnd"/>
+      <w:r>
+        <w:t>"Enter postfix expression: ");</w:t>
+      </w:r>
+    </w:p>
+    <w:p>
+      <w:r>
+        <w:t xml:space="preserve">    </w:t>
+      </w:r>
+      <w:proofErr w:type="spellStart"/>
+      <w:proofErr w:type="gramStart"/>
+      <w:r>
+        <w:t>scanf</w:t>
+      </w:r>
+      <w:proofErr w:type="spellEnd"/>
+      <w:r>
+        <w:t>(</w:t>
+      </w:r>
+      <w:proofErr w:type="gramEnd"/>
+      <w:r>
+        <w:t xml:space="preserve">"%s", </w:t>
+      </w:r>
+      <w:proofErr w:type="spellStart"/>
+      <w:r>
+        <w:t>exp</w:t>
+      </w:r>
+      <w:proofErr w:type="spellEnd"/>
+      <w:r>
+        <w:t>);</w:t>
+      </w:r>
+    </w:p>
+    <w:p/>
+    <w:p>
+      <w:r>
+        <w:t xml:space="preserve">    while (</w:t>
+      </w:r>
+      <w:proofErr w:type="spellStart"/>
+      <w:r>
+        <w:t>exp</w:t>
+      </w:r>
+      <w:proofErr w:type="spellEnd"/>
+      <w:r>
+        <w:t>[</w:t>
+      </w:r>
+      <w:proofErr w:type="spellStart"/>
+      <w:r>
+        <w:t>i</w:t>
+      </w:r>
+      <w:proofErr w:type="spellEnd"/>
+      <w:proofErr w:type="gramStart"/>
+      <w:r>
+        <w:t>] !</w:t>
+      </w:r>
+      <w:proofErr w:type="gramEnd"/>
+      <w:r>
+        <w:t>= '\0') {</w:t>
+      </w:r>
+    </w:p>
+    <w:p>
+      <w:r>
+        <w:t xml:space="preserve">        if (</w:t>
+      </w:r>
+      <w:proofErr w:type="spellStart"/>
+      <w:r>
+        <w:t>isdigit</w:t>
+      </w:r>
+      <w:proofErr w:type="spellEnd"/>
+      <w:r>
+        <w:t>(</w:t>
+      </w:r>
+      <w:proofErr w:type="spellStart"/>
+      <w:r>
+        <w:t>exp</w:t>
+      </w:r>
+      <w:proofErr w:type="spellEnd"/>
+      <w:r>
+        <w:t>[</w:t>
+      </w:r>
+      <w:proofErr w:type="spellStart"/>
+      <w:r>
+        <w:t>i</w:t>
+      </w:r>
+      <w:proofErr w:type="spellEnd"/>
+      <w:r>
+        <w:t>])) {</w:t>
+      </w:r>
+    </w:p>
+    <w:p>
+      <w:r>
+        <w:t xml:space="preserve">            push(</w:t>
+      </w:r>
+      <w:proofErr w:type="spellStart"/>
+      <w:r>
+        <w:t>exp</w:t>
+      </w:r>
+      <w:proofErr w:type="spellEnd"/>
+      <w:r>
+        <w:t>[</w:t>
+      </w:r>
+      <w:proofErr w:type="spellStart"/>
+      <w:r>
+        <w:t>i</w:t>
+      </w:r>
+      <w:proofErr w:type="spellEnd"/>
+      <w:r>
+        <w:t>] - '0');</w:t>
+      </w:r>
+    </w:p>
+    <w:p>
+      <w:r>
+        <w:t xml:space="preserve">        } else {</w:t>
+      </w:r>
+    </w:p>
+    <w:p>
+      <w:r>
+        <w:t xml:space="preserve">            b = </w:t>
+      </w:r>
+      <w:proofErr w:type="gramStart"/>
+      <w:r>
+        <w:t>pop(</w:t>
+      </w:r>
+      <w:proofErr w:type="gramEnd"/>
+      <w:r>
+        <w:t>);</w:t>
+      </w:r>
+    </w:p>
+    <w:p>
+      <w:r>
+        <w:t xml:space="preserve">            a = </w:t>
+      </w:r>
+      <w:proofErr w:type="gramStart"/>
+      <w:r>
+        <w:t>pop(</w:t>
+      </w:r>
+      <w:proofErr w:type="gramEnd"/>
+      <w:r>
+        <w:t>);</w:t>
+      </w:r>
+    </w:p>
+    <w:p>
+      <w:r>
+        <w:t xml:space="preserve">            switch (</w:t>
+      </w:r>
+      <w:proofErr w:type="spellStart"/>
+      <w:r>
+        <w:t>exp</w:t>
+      </w:r>
+      <w:proofErr w:type="spellEnd"/>
+      <w:r>
+        <w:t>[</w:t>
+      </w:r>
+      <w:proofErr w:type="spellStart"/>
+      <w:r>
+        <w:t>i</w:t>
+      </w:r>
+      <w:proofErr w:type="spellEnd"/>
+      <w:r>
+        <w:t>]) {</w:t>
+      </w:r>
+    </w:p>
+    <w:p>
+      <w:r>
+        <w:t xml:space="preserve">                case '+': </w:t>
+      </w:r>
+      <w:proofErr w:type="gramStart"/>
+      <w:r>
+        <w:t>push(</w:t>
+      </w:r>
+      <w:proofErr w:type="gramEnd"/>
+      <w:r>
+        <w:t>a + b); break;</w:t>
+      </w:r>
+    </w:p>
+    <w:p>
+      <w:r>
+        <w:t xml:space="preserve">                case '-': </w:t>
+      </w:r>
+      <w:proofErr w:type="gramStart"/>
+      <w:r>
+        <w:t>push(</w:t>
+      </w:r>
+      <w:proofErr w:type="gramEnd"/>
+      <w:r>
+        <w:t>a - b); break;</w:t>
+      </w:r>
+    </w:p>
+    <w:p>
+      <w:r>
+        <w:t xml:space="preserve">                case '*': </w:t>
+      </w:r>
+      <w:proofErr w:type="gramStart"/>
+      <w:r>
+        <w:t>push(</w:t>
+      </w:r>
+      <w:proofErr w:type="gramEnd"/>
+      <w:r>
+        <w:t>a * b); break;</w:t>
+      </w:r>
+    </w:p>
+    <w:p>
+      <w:r>
+        <w:t xml:space="preserve">                case '/': </w:t>
+      </w:r>
+      <w:proofErr w:type="gramStart"/>
+      <w:r>
+        <w:t>push(</w:t>
+      </w:r>
+      <w:proofErr w:type="gramEnd"/>
+      <w:r>
+        <w:t>a / b); break;</w:t>
+      </w:r>
+    </w:p>
+    <w:p>
+      <w:r>
+        <w:t xml:space="preserve">            }</w:t>
+      </w:r>
+    </w:p>
+    <w:p>
+      <w:r>
+        <w:t xml:space="preserve">        }</w:t>
+      </w:r>
+    </w:p>
+    <w:p>
+      <w:r>
+        <w:t xml:space="preserve">        </w:t>
+      </w:r>
+      <w:proofErr w:type="spellStart"/>
+      <w:r>
+        <w:t>i</w:t>
+      </w:r>
+      <w:proofErr w:type="spellEnd"/>
+      <w:r>
+        <w:t>++;</w:t>
+      </w:r>
+    </w:p>
+    <w:p>
+      <w:r>
+        <w:t xml:space="preserve">    }</w:t>
+      </w:r>
+    </w:p>
+    <w:p/>
+    <w:p>
+      <w:r>
+        <w:t xml:space="preserve">    result = </w:t>
+      </w:r>
+      <w:proofErr w:type="gramStart"/>
+      <w:r>
+        <w:t>pop(</w:t>
+      </w:r>
+      <w:proofErr w:type="gramEnd"/>
+      <w:r>
+        <w:t>);</w:t>
+      </w:r>
+    </w:p>
+    <w:p>
+      <w:r>
+        <w:t xml:space="preserve">    </w:t>
+      </w:r>
+      <w:proofErr w:type="spellStart"/>
+      <w:proofErr w:type="gramStart"/>
+      <w:r>
+        <w:t>printf</w:t>
+      </w:r>
+      <w:proofErr w:type="spellEnd"/>
+      <w:r>
+        <w:t>(</w:t>
+      </w:r>
+      <w:proofErr w:type="gramEnd"/>
+      <w:r>
+        <w:t>"Result = %d", result);</w:t>
+      </w:r>
+    </w:p>
+    <w:p/>
+    <w:p>
+      <w:r>
         <w:lastRenderedPageBreak/>
-        <w:t>int</w:t>
-      </w:r>
-      <w:proofErr w:type="spellEnd"/>
-      <w:r>
-        <w:t xml:space="preserve"> </w:t>
-      </w:r>
-      <w:proofErr w:type="gramStart"/>
-      <w:r>
-        <w:t>pop(</w:t>
-      </w:r>
-      <w:proofErr w:type="gramEnd"/>
-      <w:r>
-        <w:t>){</w:t>
-      </w:r>
-    </w:p>
-    <w:p>
-      <w:r>
-        <w:t xml:space="preserve">    return stack[top--];</w:t>
-      </w:r>
-    </w:p>
-    <w:p>
-      <w:r>
-        <w:t>}</w:t>
-      </w:r>
-    </w:p>
-    <w:p/>
-    <w:p>
-      <w:proofErr w:type="spellStart"/>
-      <w:r>
-        <w:t>int</w:t>
-      </w:r>
-      <w:proofErr w:type="spellEnd"/>
-      <w:r>
-        <w:t xml:space="preserve"> </w:t>
-      </w:r>
-      <w:proofErr w:type="gramStart"/>
-      <w:r>
-        <w:t>main(</w:t>
-      </w:r>
-      <w:proofErr w:type="gramEnd"/>
-      <w:r>
-        <w:t>) {</w:t>
-      </w:r>
-    </w:p>
-    <w:p>
-      <w:r>
-        <w:t xml:space="preserve">    char </w:t>
-      </w:r>
-      <w:proofErr w:type="spellStart"/>
-      <w:proofErr w:type="gramStart"/>
-      <w:r>
-        <w:t>exp</w:t>
-      </w:r>
-      <w:proofErr w:type="spellEnd"/>
-      <w:r>
-        <w:t>[</w:t>
-      </w:r>
-      <w:proofErr w:type="gramEnd"/>
-      <w:r>
-        <w:t>100];</w:t>
-      </w:r>
-    </w:p>
-    <w:p>
-      <w:r>
-        <w:t xml:space="preserve">    </w:t>
-      </w:r>
-      <w:proofErr w:type="spellStart"/>
-      <w:r>
-        <w:t>int</w:t>
-      </w:r>
-      <w:proofErr w:type="spellEnd"/>
-      <w:r>
-        <w:t xml:space="preserve"> </w:t>
-      </w:r>
-      <w:proofErr w:type="spellStart"/>
-      <w:r>
-        <w:t>i</w:t>
-      </w:r>
-      <w:proofErr w:type="spellEnd"/>
-      <w:r>
-        <w:t xml:space="preserve"> = 0, a, b, result;</w:t>
-      </w:r>
-    </w:p>
-    <w:p/>
-    <w:p>
-      <w:r>
-        <w:t xml:space="preserve">    </w:t>
-      </w:r>
-      <w:proofErr w:type="spellStart"/>
-      <w:proofErr w:type="gramStart"/>
-      <w:r>
-        <w:t>printf</w:t>
-      </w:r>
-      <w:proofErr w:type="spellEnd"/>
-      <w:r>
-        <w:t>(</w:t>
-      </w:r>
-      <w:proofErr w:type="gramEnd"/>
-      <w:r>
-        <w:t>"Enter postfix expression: ");</w:t>
-      </w:r>
-    </w:p>
-    <w:p>
-      <w:r>
-        <w:t xml:space="preserve">    </w:t>
-      </w:r>
-      <w:proofErr w:type="spellStart"/>
-      <w:proofErr w:type="gramStart"/>
-      <w:r>
-        <w:t>scanf</w:t>
-      </w:r>
-      <w:proofErr w:type="spellEnd"/>
-      <w:r>
-        <w:t>(</w:t>
-      </w:r>
-      <w:proofErr w:type="gramEnd"/>
-      <w:r>
-        <w:t xml:space="preserve">"%s", </w:t>
-      </w:r>
-      <w:proofErr w:type="spellStart"/>
-      <w:r>
-        <w:t>exp</w:t>
-      </w:r>
-      <w:proofErr w:type="spellEnd"/>
-      <w:r>
-        <w:t>);</w:t>
-      </w:r>
-    </w:p>
-    <w:p/>
-    <w:p>
-      <w:r>
-        <w:t xml:space="preserve">    while (</w:t>
-      </w:r>
-      <w:proofErr w:type="spellStart"/>
-      <w:r>
-        <w:t>exp</w:t>
-      </w:r>
-      <w:proofErr w:type="spellEnd"/>
-      <w:r>
-        <w:t>[</w:t>
-      </w:r>
-      <w:proofErr w:type="spellStart"/>
-      <w:r>
-        <w:t>i</w:t>
-      </w:r>
-      <w:proofErr w:type="spellEnd"/>
-      <w:proofErr w:type="gramStart"/>
-      <w:r>
-        <w:t>] !</w:t>
-      </w:r>
-      <w:proofErr w:type="gramEnd"/>
-      <w:r>
-        <w:t>= '\0') {</w:t>
-      </w:r>
-    </w:p>
-    <w:p>
-      <w:r>
-        <w:t xml:space="preserve">        if (</w:t>
-      </w:r>
-      <w:proofErr w:type="spellStart"/>
-      <w:r>
-        <w:t>isdigit</w:t>
-      </w:r>
-      <w:proofErr w:type="spellEnd"/>
-      <w:r>
-        <w:t>(</w:t>
-      </w:r>
-      <w:proofErr w:type="spellStart"/>
-      <w:r>
-        <w:t>exp</w:t>
-      </w:r>
-      <w:proofErr w:type="spellEnd"/>
-      <w:r>
-        <w:t>[</w:t>
-      </w:r>
-      <w:proofErr w:type="spellStart"/>
-      <w:r>
-        <w:t>i</w:t>
-      </w:r>
-      <w:proofErr w:type="spellEnd"/>
-      <w:r>
-        <w:t>])) {</w:t>
-      </w:r>
-    </w:p>
-    <w:p>
-      <w:r>
-        <w:t xml:space="preserve">            push(</w:t>
-      </w:r>
-      <w:proofErr w:type="spellStart"/>
-      <w:r>
-        <w:t>exp</w:t>
-      </w:r>
-      <w:proofErr w:type="spellEnd"/>
-      <w:r>
-        <w:t>[</w:t>
-      </w:r>
-      <w:proofErr w:type="spellStart"/>
-      <w:r>
-        <w:t>i</w:t>
-      </w:r>
-      <w:proofErr w:type="spellEnd"/>
-      <w:r>
-        <w:t>] - '0');</w:t>
-      </w:r>
-    </w:p>
-    <w:p>
-      <w:r>
-        <w:t xml:space="preserve">        } else {</w:t>
-      </w:r>
-    </w:p>
-    <w:p>
-      <w:r>
-        <w:t xml:space="preserve">            b = </w:t>
-      </w:r>
-      <w:proofErr w:type="gramStart"/>
-      <w:r>
-        <w:t>pop(</w:t>
-      </w:r>
-      <w:proofErr w:type="gramEnd"/>
-      <w:r>
-        <w:t>);</w:t>
-      </w:r>
-    </w:p>
-    <w:p>
-      <w:r>
-        <w:t xml:space="preserve">            a = </w:t>
-      </w:r>
-      <w:proofErr w:type="gramStart"/>
-      <w:r>
-        <w:t>pop(</w:t>
-      </w:r>
-      <w:proofErr w:type="gramEnd"/>
-      <w:r>
-        <w:t>);</w:t>
-      </w:r>
-    </w:p>
-    <w:p>
-      <w:r>
-        <w:t xml:space="preserve">            switch (</w:t>
-      </w:r>
-      <w:proofErr w:type="spellStart"/>
-      <w:r>
-        <w:t>exp</w:t>
-      </w:r>
-      <w:proofErr w:type="spellEnd"/>
-      <w:r>
-        <w:t>[</w:t>
-      </w:r>
-      <w:proofErr w:type="spellStart"/>
-      <w:r>
-        <w:t>i</w:t>
-      </w:r>
-      <w:proofErr w:type="spellEnd"/>
-      <w:r>
-        <w:t>]) {</w:t>
-      </w:r>
-    </w:p>
-    <w:p>
-      <w:r>
-        <w:t xml:space="preserve">                case '+': </w:t>
-      </w:r>
-      <w:proofErr w:type="gramStart"/>
-      <w:r>
-        <w:t>push(</w:t>
-      </w:r>
-      <w:proofErr w:type="gramEnd"/>
-      <w:r>
-        <w:t>a + b); break;</w:t>
-      </w:r>
-    </w:p>
-    <w:p>
-      <w:r>
-        <w:t xml:space="preserve">                case '-': </w:t>
-      </w:r>
-      <w:proofErr w:type="gramStart"/>
-      <w:r>
-        <w:t>push(</w:t>
-      </w:r>
-      <w:proofErr w:type="gramEnd"/>
-      <w:r>
-        <w:t>a - b); break;</w:t>
-      </w:r>
-    </w:p>
-    <w:p>
-      <w:r>
-        <w:t xml:space="preserve">                case '*': </w:t>
-      </w:r>
-      <w:proofErr w:type="gramStart"/>
-      <w:r>
-        <w:t>push(</w:t>
-      </w:r>
-      <w:proofErr w:type="gramEnd"/>
-      <w:r>
-        <w:t>a * b); break;</w:t>
-      </w:r>
-    </w:p>
-    <w:p>
-      <w:r>
-        <w:t xml:space="preserve">                case '/': </w:t>
-      </w:r>
-      <w:proofErr w:type="gramStart"/>
-      <w:r>
-        <w:t>push(</w:t>
-      </w:r>
-      <w:proofErr w:type="gramEnd"/>
-      <w:r>
-        <w:t>a / b); break;</w:t>
-      </w:r>
-    </w:p>
-    <w:p>
-      <w:r>
-        <w:t xml:space="preserve">            }</w:t>
-      </w:r>
-    </w:p>
-    <w:p>
-      <w:r>
-        <w:t xml:space="preserve">        }</w:t>
-      </w:r>
-    </w:p>
-    <w:p>
-      <w:r>
-        <w:t xml:space="preserve">        </w:t>
-      </w:r>
-      <w:proofErr w:type="spellStart"/>
-      <w:r>
-        <w:t>i</w:t>
-      </w:r>
-      <w:proofErr w:type="spellEnd"/>
-      <w:r>
-        <w:t>++;</w:t>
-      </w:r>
-    </w:p>
-    <w:p>
-      <w:r>
-        <w:t xml:space="preserve">    }</w:t>
-      </w:r>
-    </w:p>
-    <w:p/>
-    <w:p>
-      <w:r>
-        <w:t xml:space="preserve">    result = </w:t>
-      </w:r>
-      <w:proofErr w:type="gramStart"/>
-      <w:r>
-        <w:t>pop(</w:t>
-      </w:r>
-      <w:proofErr w:type="gramEnd"/>
-      <w:r>
-        <w:t>);</w:t>
-      </w:r>
-    </w:p>
-    <w:p>
-      <w:r>
-        <w:t xml:space="preserve">    </w:t>
-      </w:r>
-      <w:proofErr w:type="spellStart"/>
-      <w:proofErr w:type="gramStart"/>
-      <w:r>
-        <w:t>printf</w:t>
-      </w:r>
-      <w:proofErr w:type="spellEnd"/>
-      <w:r>
-        <w:t>(</w:t>
-      </w:r>
-      <w:proofErr w:type="gramEnd"/>
-      <w:r>
-        <w:t>"Result = %d", result);</w:t>
-      </w:r>
-    </w:p>
-    <w:p/>
-    <w:p>
-      <w:r>
         <w:t xml:space="preserve">    return 0;</w:t>
       </w:r>
     </w:p>
     <w:p>
       <w:r>
-        <w:lastRenderedPageBreak/>
         <w:t>}</w:t>
       </w:r>
     </w:p>
@@ -7181,7 +8004,7 @@
                     <pic:cNvPicPr/>
                   </pic:nvPicPr>
                   <pic:blipFill>
-                    <a:blip r:embed="rId10"/>
+                    <a:blip r:embed="rId11"/>
                     <a:stretch>
                       <a:fillRect/>
                     </a:stretch>
@@ -7274,15 +8097,15 @@
     </w:p>
     <w:p>
       <w:r>
-        <w:t xml:space="preserve">    stack[++</w:t>
-      </w:r>
-      <w:proofErr w:type="gramStart"/>
-      <w:r>
-        <w:t>top]=</w:t>
-      </w:r>
-      <w:proofErr w:type="gramEnd"/>
-      <w:r>
-        <w:t>x;</w:t>
+        <w:t>stack++;</w:t>
+      </w:r>
+    </w:p>
+    <w:p>
+      <w:r>
+        <w:t xml:space="preserve">    stack[</w:t>
+      </w:r>
+      <w:r>
+        <w:t>top]=x;</w:t>
       </w:r>
     </w:p>
     <w:p>
@@ -7306,7 +8129,19 @@
     </w:p>
     <w:p>
       <w:r>
-        <w:t xml:space="preserve">    return stack[top--];</w:t>
+        <w:t xml:space="preserve">   </w:t>
+      </w:r>
+      <w:r>
+        <w:t xml:space="preserve"> return stack[top</w:t>
+      </w:r>
+      <w:r>
+        <w:t>];</w:t>
+      </w:r>
+    </w:p>
+    <w:p>
+      <w:r>
+        <w:tab/>
+        <w:t>top--;</w:t>
       </w:r>
     </w:p>
     <w:p>
@@ -7324,9 +8159,14 @@
       <w:r>
         <w:t xml:space="preserve"> </w:t>
       </w:r>
-      <w:proofErr w:type="gramStart"/>
-      <w:r>
-        <w:t>precedence(</w:t>
+      <w:proofErr w:type="spellStart"/>
+      <w:proofErr w:type="gramStart"/>
+      <w:r>
+        <w:t>previos</w:t>
+      </w:r>
+      <w:proofErr w:type="spellEnd"/>
+      <w:r>
+        <w:t>(</w:t>
       </w:r>
       <w:proofErr w:type="gramEnd"/>
       <w:r>
@@ -7374,6 +8214,7 @@
     </w:p>
     <w:p>
       <w:r>
+        <w:lastRenderedPageBreak/>
         <w:t xml:space="preserve">    char </w:t>
       </w:r>
       <w:proofErr w:type="gramStart"/>
@@ -7417,7 +8258,6 @@
     <w:p/>
     <w:p>
       <w:r>
-        <w:lastRenderedPageBreak/>
         <w:t xml:space="preserve">    </w:t>
       </w:r>
       <w:proofErr w:type="spellStart"/>
@@ -7671,7 +8511,19 @@
       </w:r>
       <w:proofErr w:type="gramEnd"/>
       <w:r>
-        <w:t>= -1 &amp;&amp; precedence(stack[top]) &gt;= precedence(infix[</w:t>
+        <w:t xml:space="preserve">= -1 &amp;&amp; </w:t>
+      </w:r>
+      <w:r>
+        <w:t>previous</w:t>
+      </w:r>
+      <w:r>
+        <w:t xml:space="preserve">(stack[top]) &gt;= </w:t>
+      </w:r>
+      <w:r>
+        <w:t>previous</w:t>
+      </w:r>
+      <w:r>
+        <w:t>(infix[</w:t>
       </w:r>
       <w:proofErr w:type="spellStart"/>
       <w:r>
@@ -7755,7 +8607,23 @@
     </w:p>
     <w:p>
       <w:r>
-        <w:t xml:space="preserve">        postfix[</w:t>
+        <w:t xml:space="preserve">        postfix[j</w:t>
+      </w:r>
+      <w:r>
+        <w:t>]=</w:t>
+      </w:r>
+      <w:proofErr w:type="gramStart"/>
+      <w:r>
+        <w:t>pop(</w:t>
+      </w:r>
+      <w:proofErr w:type="gramEnd"/>
+      <w:r>
+        <w:t>);</w:t>
+      </w:r>
+    </w:p>
+    <w:p>
+      <w:r>
+        <w:tab/>
       </w:r>
       <w:proofErr w:type="spellStart"/>
       <w:r>
@@ -7763,15 +8631,7 @@
       </w:r>
       <w:proofErr w:type="spellEnd"/>
       <w:r>
-        <w:t>]=</w:t>
-      </w:r>
-      <w:proofErr w:type="gramStart"/>
-      <w:r>
-        <w:t>pop(</w:t>
-      </w:r>
-      <w:proofErr w:type="gramEnd"/>
-      <w:r>
-        <w:t>);</w:t>
+        <w:t>;</w:t>
       </w:r>
     </w:p>
     <w:p/>
@@ -7840,7 +8700,7 @@
                     <pic:cNvPicPr/>
                   </pic:nvPicPr>
                   <pic:blipFill>
-                    <a:blip r:embed="rId11"/>
+                    <a:blip r:embed="rId12"/>
                     <a:stretch>
                       <a:fillRect/>
                     </a:stretch>
@@ -7863,7 +8723,7 @@
     </w:p>
     <w:p>
       <w:r>
-        <w:t>18)</w:t>
+        <w:t>8)</w:t>
       </w:r>
     </w:p>
     <w:p>
@@ -7877,7 +8737,7 @@
       </w:r>
       <w:proofErr w:type="spellStart"/>
       <w:r>
-        <w:t>string.h</w:t>
+        <w:t>stdio.h</w:t>
       </w:r>
       <w:proofErr w:type="spellEnd"/>
       <w:r>
@@ -7890,7 +8750,7 @@
       </w:r>
       <w:proofErr w:type="spellStart"/>
       <w:r>
-        <w:t>stdio.h</w:t>
+        <w:t>stdlib.h</w:t>
       </w:r>
       <w:proofErr w:type="spellEnd"/>
       <w:r>
@@ -7898,54 +8758,68 @@
       </w:r>
     </w:p>
     <w:p>
-      <w:r>
-        <w:t>#define MAX 100</w:t>
-      </w:r>
-    </w:p>
-    <w:p>
+      <w:proofErr w:type="spellStart"/>
+      <w:r>
+        <w:t>struct</w:t>
+      </w:r>
+      <w:proofErr w:type="spellEnd"/>
+      <w:r>
+        <w:t xml:space="preserve"> </w:t>
+      </w:r>
+      <w:proofErr w:type="gramStart"/>
+      <w:r>
+        <w:t>node{</w:t>
+      </w:r>
+      <w:proofErr w:type="gramEnd"/>
+    </w:p>
+    <w:p>
+      <w:r>
+        <w:t xml:space="preserve">    </w:t>
+      </w:r>
+      <w:proofErr w:type="spellStart"/>
+      <w:r>
+        <w:t>struct</w:t>
+      </w:r>
+      <w:proofErr w:type="spellEnd"/>
+      <w:r>
+        <w:t xml:space="preserve"> node *next;</w:t>
+      </w:r>
+    </w:p>
+    <w:p>
+      <w:r>
+        <w:t xml:space="preserve">    </w:t>
+      </w:r>
       <w:proofErr w:type="spellStart"/>
       <w:r>
         <w:t>int</w:t>
       </w:r>
       <w:proofErr w:type="spellEnd"/>
       <w:r>
-        <w:t xml:space="preserve"> front=-</w:t>
-      </w:r>
-      <w:proofErr w:type="gramStart"/>
-      <w:r>
-        <w:t>1,rear</w:t>
-      </w:r>
-      <w:proofErr w:type="gramEnd"/>
-      <w:r>
-        <w:t>=-1;</w:t>
-      </w:r>
-    </w:p>
-    <w:p>
-      <w:r>
-        <w:t>char queue[MAX</w:t>
-      </w:r>
-      <w:proofErr w:type="gramStart"/>
-      <w:r>
-        <w:t>][</w:t>
-      </w:r>
-      <w:proofErr w:type="gramEnd"/>
-      <w:r>
-        <w:t>40];</w:t>
-      </w:r>
-    </w:p>
-    <w:p/>
+        <w:t xml:space="preserve"> data;</w:t>
+      </w:r>
+    </w:p>
+    <w:p>
+      <w:r>
+        <w:t>};</w:t>
+      </w:r>
+    </w:p>
+    <w:p>
+      <w:proofErr w:type="spellStart"/>
+      <w:r>
+        <w:t>struct</w:t>
+      </w:r>
+      <w:proofErr w:type="spellEnd"/>
+      <w:r>
+        <w:t xml:space="preserve"> node *head = NULL;</w:t>
+      </w:r>
+    </w:p>
     <w:p>
       <w:r>
         <w:t xml:space="preserve">void </w:t>
       </w:r>
-      <w:proofErr w:type="spellStart"/>
-      <w:proofErr w:type="gramStart"/>
-      <w:r>
-        <w:t>enqueue</w:t>
-      </w:r>
-      <w:proofErr w:type="spellEnd"/>
-      <w:r>
-        <w:t>(</w:t>
+      <w:proofErr w:type="gramStart"/>
+      <w:r>
+        <w:t>insert(</w:t>
       </w:r>
       <w:proofErr w:type="gramEnd"/>
       <w:r>
@@ -7954,51 +8828,216 @@
     </w:p>
     <w:p>
       <w:r>
-        <w:t xml:space="preserve">    char </w:t>
-      </w:r>
-      <w:proofErr w:type="gramStart"/>
-      <w:r>
-        <w:t>name[</w:t>
-      </w:r>
-      <w:proofErr w:type="gramEnd"/>
-      <w:r>
-        <w:t>40];</w:t>
-      </w:r>
-    </w:p>
-    <w:p>
-      <w:r>
-        <w:t xml:space="preserve">    if(rear==MAX-</w:t>
-      </w:r>
-      <w:proofErr w:type="gramStart"/>
-      <w:r>
-        <w:t>1){</w:t>
-      </w:r>
-      <w:proofErr w:type="gramEnd"/>
+        <w:t xml:space="preserve">    </w:t>
+      </w:r>
+      <w:proofErr w:type="spellStart"/>
+      <w:r>
+        <w:t>struct</w:t>
+      </w:r>
+      <w:proofErr w:type="spellEnd"/>
+      <w:r>
+        <w:t xml:space="preserve"> node *</w:t>
+      </w:r>
+      <w:proofErr w:type="spellStart"/>
+      <w:r>
+        <w:t>newnode</w:t>
+      </w:r>
+      <w:proofErr w:type="spellEnd"/>
+      <w:r>
+        <w:t>;</w:t>
+      </w:r>
+    </w:p>
+    <w:p>
+      <w:r>
+        <w:t xml:space="preserve">    </w:t>
+      </w:r>
+      <w:proofErr w:type="spellStart"/>
+      <w:r>
+        <w:t>newnode</w:t>
+      </w:r>
+      <w:proofErr w:type="spellEnd"/>
+      <w:proofErr w:type="gramStart"/>
+      <w:r>
+        <w:t>=(</w:t>
+      </w:r>
+      <w:proofErr w:type="spellStart"/>
+      <w:proofErr w:type="gramEnd"/>
+      <w:r>
+        <w:t>struct</w:t>
+      </w:r>
+      <w:proofErr w:type="spellEnd"/>
+      <w:r>
+        <w:t xml:space="preserve"> node*)</w:t>
+      </w:r>
+      <w:proofErr w:type="spellStart"/>
+      <w:r>
+        <w:t>malloc</w:t>
+      </w:r>
+      <w:proofErr w:type="spellEnd"/>
+      <w:r>
+        <w:t>(</w:t>
+      </w:r>
+      <w:proofErr w:type="spellStart"/>
+      <w:r>
+        <w:t>sizeof</w:t>
+      </w:r>
+      <w:proofErr w:type="spellEnd"/>
+      <w:r>
+        <w:t>(</w:t>
+      </w:r>
+      <w:proofErr w:type="spellStart"/>
+      <w:r>
+        <w:t>struct</w:t>
+      </w:r>
+      <w:proofErr w:type="spellEnd"/>
+      <w:r>
+        <w:t xml:space="preserve"> node));</w:t>
+      </w:r>
+    </w:p>
+    <w:p>
+      <w:r>
+        <w:t xml:space="preserve">    </w:t>
+      </w:r>
+      <w:proofErr w:type="spellStart"/>
+      <w:proofErr w:type="gramStart"/>
+      <w:r>
+        <w:t>printf</w:t>
+      </w:r>
+      <w:proofErr w:type="spellEnd"/>
+      <w:r>
+        <w:t>(</w:t>
+      </w:r>
+      <w:proofErr w:type="gramEnd"/>
+      <w:r>
+        <w:t>"Enter value:");</w:t>
+      </w:r>
+    </w:p>
+    <w:p>
+      <w:r>
+        <w:t xml:space="preserve">    </w:t>
+      </w:r>
+      <w:proofErr w:type="spellStart"/>
+      <w:r>
+        <w:t>scanf</w:t>
+      </w:r>
+      <w:proofErr w:type="spellEnd"/>
+      <w:r>
+        <w:t>("%d</w:t>
+      </w:r>
+      <w:proofErr w:type="gramStart"/>
+      <w:r>
+        <w:t>",&amp;</w:t>
+      </w:r>
+      <w:proofErr w:type="spellStart"/>
+      <w:proofErr w:type="gramEnd"/>
+      <w:r>
+        <w:t>newnode</w:t>
+      </w:r>
+      <w:proofErr w:type="spellEnd"/>
+      <w:r>
+        <w:t>-&gt;data);</w:t>
+      </w:r>
+    </w:p>
+    <w:p>
+      <w:r>
+        <w:t xml:space="preserve">    </w:t>
+      </w:r>
+      <w:proofErr w:type="spellStart"/>
+      <w:r>
+        <w:t>newnode</w:t>
+      </w:r>
+      <w:proofErr w:type="spellEnd"/>
+      <w:r>
+        <w:t>-&gt;next=head;</w:t>
+      </w:r>
+    </w:p>
+    <w:p>
+      <w:r>
+        <w:t xml:space="preserve">    head=</w:t>
+      </w:r>
+      <w:proofErr w:type="spellStart"/>
+      <w:r>
+        <w:t>newnode</w:t>
+      </w:r>
+      <w:proofErr w:type="spellEnd"/>
+      <w:r>
+        <w:t>;</w:t>
+      </w:r>
+    </w:p>
+    <w:p>
+      <w:r>
+        <w:t>}</w:t>
+      </w:r>
+    </w:p>
+    <w:p>
+      <w:r>
+        <w:t xml:space="preserve">void </w:t>
+      </w:r>
+      <w:proofErr w:type="gramStart"/>
+      <w:r>
+        <w:t>display(</w:t>
+      </w:r>
+      <w:proofErr w:type="gramEnd"/>
+      <w:r>
+        <w:t>){</w:t>
+      </w:r>
+    </w:p>
+    <w:p>
+      <w:r>
+        <w:t xml:space="preserve">    </w:t>
+      </w:r>
+      <w:proofErr w:type="spellStart"/>
+      <w:r>
+        <w:t>struct</w:t>
+      </w:r>
+      <w:proofErr w:type="spellEnd"/>
+      <w:r>
+        <w:t xml:space="preserve"> node *temp;</w:t>
+      </w:r>
+    </w:p>
+    <w:p>
+      <w:r>
+        <w:lastRenderedPageBreak/>
+        <w:t xml:space="preserve">    temp=head;</w:t>
+      </w:r>
+    </w:p>
+    <w:p>
+      <w:r>
+        <w:t xml:space="preserve">    while(</w:t>
+      </w:r>
+      <w:proofErr w:type="gramStart"/>
+      <w:r>
+        <w:t>temp!=</w:t>
+      </w:r>
+      <w:proofErr w:type="gramEnd"/>
+      <w:r>
+        <w:t>NULL){</w:t>
+      </w:r>
     </w:p>
     <w:p>
       <w:r>
         <w:t xml:space="preserve">        </w:t>
       </w:r>
       <w:proofErr w:type="spellStart"/>
-      <w:proofErr w:type="gramStart"/>
-      <w:r>
-        <w:t>printf</w:t>
-      </w:r>
-      <w:proofErr w:type="spellEnd"/>
-      <w:r>
-        <w:t>(</w:t>
-      </w:r>
-      <w:proofErr w:type="gramEnd"/>
-      <w:r>
-        <w:t xml:space="preserve">"The clinic is operating at full </w:t>
-      </w:r>
-      <w:proofErr w:type="spellStart"/>
-      <w:r>
-        <w:t>capacity.The</w:t>
-      </w:r>
-      <w:proofErr w:type="spellEnd"/>
-      <w:r>
-        <w:t xml:space="preserve"> list is full.\n");</w:t>
+      <w:r>
+        <w:t>printf</w:t>
+      </w:r>
+      <w:proofErr w:type="spellEnd"/>
+      <w:r>
+        <w:t>("%d-&gt;</w:t>
+      </w:r>
+      <w:proofErr w:type="gramStart"/>
+      <w:r>
+        <w:t>",temp</w:t>
+      </w:r>
+      <w:proofErr w:type="gramEnd"/>
+      <w:r>
+        <w:t>-&gt;data);</w:t>
+      </w:r>
+    </w:p>
+    <w:p>
+      <w:r>
+        <w:t xml:space="preserve">        temp=temp-&gt;next;</w:t>
       </w:r>
     </w:p>
     <w:p>
@@ -8021,7 +9060,25 @@
       </w:r>
       <w:proofErr w:type="gramEnd"/>
       <w:r>
-        <w:t>"Enter the name of the patient:");</w:t>
+        <w:t>"List is empty\n");</w:t>
+      </w:r>
+    </w:p>
+    <w:p>
+      <w:r>
+        <w:t>}</w:t>
+      </w:r>
+    </w:p>
+    <w:p>
+      <w:r>
+        <w:t xml:space="preserve">void </w:t>
+      </w:r>
+      <w:proofErr w:type="gramStart"/>
+      <w:r>
+        <w:t>del(</w:t>
+      </w:r>
+      <w:proofErr w:type="gramEnd"/>
+      <w:r>
+        <w:t>){</w:t>
       </w:r>
     </w:p>
     <w:p>
@@ -8030,61 +9087,212 @@
       </w:r>
       <w:proofErr w:type="spellStart"/>
       <w:r>
+        <w:t>struct</w:t>
+      </w:r>
+      <w:proofErr w:type="spellEnd"/>
+      <w:r>
+        <w:t xml:space="preserve"> node *temp;</w:t>
+      </w:r>
+    </w:p>
+    <w:p>
+      <w:r>
+        <w:t xml:space="preserve">    if(head==</w:t>
+      </w:r>
+      <w:proofErr w:type="gramStart"/>
+      <w:r>
+        <w:t>NULL){</w:t>
+      </w:r>
+      <w:proofErr w:type="gramEnd"/>
+    </w:p>
+    <w:p>
+      <w:r>
+        <w:t xml:space="preserve">        </w:t>
+      </w:r>
+      <w:proofErr w:type="spellStart"/>
+      <w:proofErr w:type="gramStart"/>
+      <w:r>
+        <w:t>printf</w:t>
+      </w:r>
+      <w:proofErr w:type="spellEnd"/>
+      <w:r>
+        <w:t>(</w:t>
+      </w:r>
+      <w:proofErr w:type="gramEnd"/>
+      <w:r>
+        <w:t>"List is empty\n");</w:t>
+      </w:r>
+    </w:p>
+    <w:p>
+      <w:r>
+        <w:t xml:space="preserve">    }</w:t>
+      </w:r>
+    </w:p>
+    <w:p>
+      <w:r>
+        <w:t xml:space="preserve">    temp=head;</w:t>
+      </w:r>
+    </w:p>
+    <w:p>
+      <w:r>
+        <w:t xml:space="preserve">    head=head-&gt;next;</w:t>
+      </w:r>
+    </w:p>
+    <w:p>
+      <w:r>
+        <w:t xml:space="preserve">    free(temp);</w:t>
+      </w:r>
+    </w:p>
+    <w:p>
+      <w:r>
+        <w:t>}</w:t>
+      </w:r>
+    </w:p>
+    <w:p>
+      <w:proofErr w:type="spellStart"/>
+      <w:r>
+        <w:t>int</w:t>
+      </w:r>
+      <w:proofErr w:type="spellEnd"/>
+      <w:r>
+        <w:t xml:space="preserve"> </w:t>
+      </w:r>
+      <w:proofErr w:type="gramStart"/>
+      <w:r>
+        <w:t>main(</w:t>
+      </w:r>
+      <w:proofErr w:type="gramEnd"/>
+      <w:r>
+        <w:t>) {</w:t>
+      </w:r>
+    </w:p>
+    <w:p>
+      <w:r>
+        <w:t xml:space="preserve">    </w:t>
+      </w:r>
+      <w:proofErr w:type="spellStart"/>
+      <w:r>
+        <w:t>int</w:t>
+      </w:r>
+      <w:proofErr w:type="spellEnd"/>
+      <w:r>
+        <w:t xml:space="preserve"> </w:t>
+      </w:r>
+      <w:proofErr w:type="spellStart"/>
+      <w:r>
+        <w:t>ch</w:t>
+      </w:r>
+      <w:proofErr w:type="spellEnd"/>
+      <w:r>
+        <w:t>;</w:t>
+      </w:r>
+    </w:p>
+    <w:p/>
+    <w:p>
+      <w:r>
+        <w:t xml:space="preserve">    do {</w:t>
+      </w:r>
+    </w:p>
+    <w:p>
+      <w:r>
+        <w:t xml:space="preserve">        </w:t>
+      </w:r>
+      <w:proofErr w:type="spellStart"/>
+      <w:proofErr w:type="gramStart"/>
+      <w:r>
+        <w:t>printf</w:t>
+      </w:r>
+      <w:proofErr w:type="spellEnd"/>
+      <w:r>
+        <w:t>(</w:t>
+      </w:r>
+      <w:proofErr w:type="gramEnd"/>
+      <w:r>
+        <w:t>"----LINKED LIST MENU----\n    1.Insert\n    2.Delete\n    3.Display\n    4.Exit\n");</w:t>
+      </w:r>
+    </w:p>
+    <w:p>
+      <w:r>
+        <w:t xml:space="preserve">        </w:t>
+      </w:r>
+      <w:proofErr w:type="spellStart"/>
+      <w:proofErr w:type="gramStart"/>
+      <w:r>
+        <w:t>printf</w:t>
+      </w:r>
+      <w:proofErr w:type="spellEnd"/>
+      <w:r>
+        <w:t>(</w:t>
+      </w:r>
+      <w:proofErr w:type="gramEnd"/>
+      <w:r>
+        <w:t>"    Enter choice: ");</w:t>
+      </w:r>
+    </w:p>
+    <w:p>
+      <w:r>
+        <w:t xml:space="preserve">        </w:t>
+      </w:r>
+      <w:proofErr w:type="spellStart"/>
+      <w:r>
         <w:t>scanf</w:t>
       </w:r>
       <w:proofErr w:type="spellEnd"/>
       <w:r>
-        <w:t>("%</w:t>
-      </w:r>
-      <w:proofErr w:type="spellStart"/>
-      <w:r>
-        <w:t>s</w:t>
-      </w:r>
-      <w:proofErr w:type="gramStart"/>
-      <w:r>
-        <w:t>",name</w:t>
-      </w:r>
-      <w:proofErr w:type="spellEnd"/>
-      <w:proofErr w:type="gramEnd"/>
+        <w:t>("%d</w:t>
+      </w:r>
+      <w:proofErr w:type="gramStart"/>
+      <w:r>
+        <w:t>",&amp;</w:t>
+      </w:r>
+      <w:proofErr w:type="spellStart"/>
+      <w:proofErr w:type="gramEnd"/>
+      <w:r>
+        <w:t>ch</w:t>
+      </w:r>
+      <w:proofErr w:type="spellEnd"/>
       <w:r>
         <w:t>);</w:t>
       </w:r>
     </w:p>
-    <w:p>
-      <w:r>
-        <w:t xml:space="preserve">    if (front==-1)   </w:t>
-      </w:r>
-    </w:p>
-    <w:p>
-      <w:r>
-        <w:t xml:space="preserve">        front=0;</w:t>
-      </w:r>
-    </w:p>
-    <w:p>
-      <w:r>
-        <w:t xml:space="preserve">        </w:t>
-      </w:r>
-    </w:p>
-    <w:p>
-      <w:r>
-        <w:t xml:space="preserve">        rear++;</w:t>
-      </w:r>
-    </w:p>
-    <w:p>
-      <w:r>
-        <w:t xml:space="preserve">        </w:t>
-      </w:r>
-      <w:proofErr w:type="spellStart"/>
-      <w:r>
-        <w:t>strcpy</w:t>
-      </w:r>
-      <w:proofErr w:type="spellEnd"/>
-      <w:r>
-        <w:t>(queue[rear</w:t>
-      </w:r>
-      <w:proofErr w:type="gramStart"/>
-      <w:r>
-        <w:t>],name</w:t>
+    <w:p/>
+    <w:p>
+      <w:r>
+        <w:t xml:space="preserve">        switch(</w:t>
+      </w:r>
+      <w:proofErr w:type="spellStart"/>
+      <w:r>
+        <w:t>ch</w:t>
+      </w:r>
+      <w:proofErr w:type="spellEnd"/>
+      <w:r>
+        <w:t>) {</w:t>
+      </w:r>
+    </w:p>
+    <w:p>
+      <w:r>
+        <w:t xml:space="preserve">            case 1: </w:t>
+      </w:r>
+      <w:proofErr w:type="gramStart"/>
+      <w:r>
+        <w:t>insert(</w:t>
+      </w:r>
+      <w:proofErr w:type="gramEnd"/>
+      <w:r>
+        <w:t xml:space="preserve">); </w:t>
+      </w:r>
+    </w:p>
+    <w:p>
+      <w:r>
+        <w:t xml:space="preserve">            break;</w:t>
+      </w:r>
+    </w:p>
+    <w:p>
+      <w:r>
+        <w:t xml:space="preserve">            case 2: </w:t>
+      </w:r>
+      <w:proofErr w:type="gramStart"/>
+      <w:r>
+        <w:t>del(</w:t>
       </w:r>
       <w:proofErr w:type="gramEnd"/>
       <w:r>
@@ -8093,580 +9301,31 @@
     </w:p>
     <w:p>
       <w:r>
-        <w:t xml:space="preserve">    </w:t>
-      </w:r>
-      <w:proofErr w:type="spellStart"/>
-      <w:proofErr w:type="gramStart"/>
-      <w:r>
-        <w:t>printf</w:t>
-      </w:r>
-      <w:proofErr w:type="spellEnd"/>
-      <w:r>
-        <w:t>(</w:t>
-      </w:r>
-      <w:proofErr w:type="gramEnd"/>
-      <w:r>
-        <w:t>"Patient added successfully!\n");</w:t>
-      </w:r>
-    </w:p>
-    <w:p>
-      <w:r>
-        <w:t xml:space="preserve">    </w:t>
-      </w:r>
-      <w:proofErr w:type="spellStart"/>
-      <w:r>
-        <w:t>printf</w:t>
-      </w:r>
-      <w:proofErr w:type="spellEnd"/>
-      <w:r>
-        <w:t>("\n\n\n");</w:t>
-      </w:r>
-    </w:p>
-    <w:p>
-      <w:r>
-        <w:t xml:space="preserve">    </w:t>
+        <w:t xml:space="preserve">            break;</w:t>
+      </w:r>
+    </w:p>
+    <w:p>
+      <w:r>
+        <w:t xml:space="preserve">            case 3: </w:t>
+      </w:r>
+      <w:proofErr w:type="gramStart"/>
+      <w:r>
+        <w:t>display(</w:t>
+      </w:r>
+      <w:proofErr w:type="gramEnd"/>
+      <w:r>
+        <w:t xml:space="preserve">); </w:t>
+      </w:r>
+    </w:p>
+    <w:p>
+      <w:r>
+        <w:t xml:space="preserve">            break;</w:t>
       </w:r>
     </w:p>
     <w:p>
       <w:r>
         <w:lastRenderedPageBreak/>
-        <w:t>}</w:t>
-      </w:r>
-    </w:p>
-    <w:p>
-      <w:r>
-        <w:t xml:space="preserve">void </w:t>
-      </w:r>
-      <w:proofErr w:type="gramStart"/>
-      <w:r>
-        <w:t>peek(</w:t>
-      </w:r>
-      <w:proofErr w:type="gramEnd"/>
-      <w:r>
-        <w:t>) {</w:t>
-      </w:r>
-    </w:p>
-    <w:p>
-      <w:r>
-        <w:t xml:space="preserve">    if (front==-1 ||front&gt;rear) {</w:t>
-      </w:r>
-    </w:p>
-    <w:p>
-      <w:r>
-        <w:t xml:space="preserve">        </w:t>
-      </w:r>
-      <w:proofErr w:type="spellStart"/>
-      <w:proofErr w:type="gramStart"/>
-      <w:r>
-        <w:t>printf</w:t>
-      </w:r>
-      <w:proofErr w:type="spellEnd"/>
-      <w:r>
-        <w:t>(</w:t>
-      </w:r>
-      <w:proofErr w:type="gramEnd"/>
-      <w:r>
-        <w:t>"No patients in queue.\n");</w:t>
-      </w:r>
-    </w:p>
-    <w:p>
-      <w:r>
-        <w:t xml:space="preserve">        </w:t>
-      </w:r>
-    </w:p>
-    <w:p>
-      <w:r>
-        <w:t xml:space="preserve">    }</w:t>
-      </w:r>
-    </w:p>
-    <w:p/>
-    <w:p>
-      <w:r>
-        <w:t xml:space="preserve">    </w:t>
-      </w:r>
-      <w:proofErr w:type="spellStart"/>
-      <w:proofErr w:type="gramStart"/>
-      <w:r>
-        <w:t>printf</w:t>
-      </w:r>
-      <w:proofErr w:type="spellEnd"/>
-      <w:r>
-        <w:t>(</w:t>
-      </w:r>
-      <w:proofErr w:type="gramEnd"/>
-      <w:r>
-        <w:t>"Next patient to be treated: %s\</w:t>
-      </w:r>
-      <w:proofErr w:type="spellStart"/>
-      <w:r>
-        <w:t>n",queue</w:t>
-      </w:r>
-      <w:proofErr w:type="spellEnd"/>
-      <w:r>
-        <w:t>[front]);</w:t>
-      </w:r>
-    </w:p>
-    <w:p>
-      <w:r>
-        <w:t xml:space="preserve">    </w:t>
-      </w:r>
-      <w:proofErr w:type="spellStart"/>
-      <w:r>
-        <w:t>printf</w:t>
-      </w:r>
-      <w:proofErr w:type="spellEnd"/>
-      <w:r>
-        <w:t>("\n\n\n");</w:t>
-      </w:r>
-    </w:p>
-    <w:p>
-      <w:r>
-        <w:t>}</w:t>
-      </w:r>
-    </w:p>
-    <w:p>
-      <w:r>
-        <w:t xml:space="preserve">void </w:t>
-      </w:r>
-      <w:proofErr w:type="spellStart"/>
-      <w:proofErr w:type="gramStart"/>
-      <w:r>
-        <w:t>dequeue</w:t>
-      </w:r>
-      <w:proofErr w:type="spellEnd"/>
-      <w:r>
-        <w:t>(</w:t>
-      </w:r>
-      <w:proofErr w:type="gramEnd"/>
-      <w:r>
-        <w:t>) {</w:t>
-      </w:r>
-    </w:p>
-    <w:p>
-      <w:r>
-        <w:t xml:space="preserve">    if (front==-1 ||front&gt;rear) {</w:t>
-      </w:r>
-    </w:p>
-    <w:p>
-      <w:r>
-        <w:t xml:space="preserve">        </w:t>
-      </w:r>
-      <w:proofErr w:type="spellStart"/>
-      <w:proofErr w:type="gramStart"/>
-      <w:r>
-        <w:t>printf</w:t>
-      </w:r>
-      <w:proofErr w:type="spellEnd"/>
-      <w:r>
-        <w:t>(</w:t>
-      </w:r>
-      <w:proofErr w:type="gramEnd"/>
-      <w:r>
-        <w:t>"No patients to remove.\n");</w:t>
-      </w:r>
-    </w:p>
-    <w:p>
-      <w:r>
-        <w:t xml:space="preserve">    }</w:t>
-      </w:r>
-    </w:p>
-    <w:p/>
-    <w:p>
-      <w:r>
-        <w:t xml:space="preserve">    </w:t>
-      </w:r>
-      <w:proofErr w:type="spellStart"/>
-      <w:proofErr w:type="gramStart"/>
-      <w:r>
-        <w:t>printf</w:t>
-      </w:r>
-      <w:proofErr w:type="spellEnd"/>
-      <w:r>
-        <w:t>(</w:t>
-      </w:r>
-      <w:proofErr w:type="gramEnd"/>
-      <w:r>
-        <w:t>"Patient %s has been treated and removed.\n", queue[front]);</w:t>
-      </w:r>
-    </w:p>
-    <w:p>
-      <w:r>
-        <w:t xml:space="preserve">    </w:t>
-      </w:r>
-      <w:proofErr w:type="spellStart"/>
-      <w:r>
-        <w:t>printf</w:t>
-      </w:r>
-      <w:proofErr w:type="spellEnd"/>
-      <w:r>
-        <w:t>("\n\n\n");</w:t>
-      </w:r>
-    </w:p>
-    <w:p>
-      <w:r>
-        <w:t>}</w:t>
-      </w:r>
-    </w:p>
-    <w:p>
-      <w:r>
-        <w:t xml:space="preserve">void </w:t>
-      </w:r>
-      <w:proofErr w:type="gramStart"/>
-      <w:r>
-        <w:t>display(</w:t>
-      </w:r>
-      <w:proofErr w:type="gramEnd"/>
-      <w:r>
-        <w:t>){</w:t>
-      </w:r>
-    </w:p>
-    <w:p>
-      <w:r>
-        <w:t xml:space="preserve">    if (front==-1 ||front&gt;rear) {</w:t>
-      </w:r>
-    </w:p>
-    <w:p>
-      <w:r>
-        <w:t xml:space="preserve">        </w:t>
-      </w:r>
-      <w:proofErr w:type="spellStart"/>
-      <w:proofErr w:type="gramStart"/>
-      <w:r>
-        <w:t>printf</w:t>
-      </w:r>
-      <w:proofErr w:type="spellEnd"/>
-      <w:r>
-        <w:t>(</w:t>
-      </w:r>
-      <w:proofErr w:type="gramEnd"/>
-      <w:r>
-        <w:t>"No patients to remove.\n");</w:t>
-      </w:r>
-    </w:p>
-    <w:p>
-      <w:r>
-        <w:t xml:space="preserve">    }</w:t>
-      </w:r>
-    </w:p>
-    <w:p>
-      <w:r>
-        <w:t xml:space="preserve">    </w:t>
-      </w:r>
-      <w:proofErr w:type="gramStart"/>
-      <w:r>
-        <w:t>for(</w:t>
-      </w:r>
-      <w:proofErr w:type="spellStart"/>
-      <w:proofErr w:type="gramEnd"/>
-      <w:r>
-        <w:t>int</w:t>
-      </w:r>
-      <w:proofErr w:type="spellEnd"/>
-      <w:r>
-        <w:t xml:space="preserve"> </w:t>
-      </w:r>
-      <w:proofErr w:type="spellStart"/>
-      <w:r>
-        <w:t>i</w:t>
-      </w:r>
-      <w:proofErr w:type="spellEnd"/>
-      <w:r>
-        <w:t>=</w:t>
-      </w:r>
-      <w:proofErr w:type="spellStart"/>
-      <w:r>
-        <w:t>front;i</w:t>
-      </w:r>
-      <w:proofErr w:type="spellEnd"/>
-      <w:r>
-        <w:t>&lt;=</w:t>
-      </w:r>
-      <w:proofErr w:type="spellStart"/>
-      <w:r>
-        <w:t>rear;i</w:t>
-      </w:r>
-      <w:proofErr w:type="spellEnd"/>
-      <w:r>
-        <w:t>++){</w:t>
-      </w:r>
-    </w:p>
-    <w:p>
-      <w:r>
-        <w:t xml:space="preserve">        </w:t>
-      </w:r>
-      <w:proofErr w:type="spellStart"/>
-      <w:r>
-        <w:t>printf</w:t>
-      </w:r>
-      <w:proofErr w:type="spellEnd"/>
-      <w:r>
-        <w:t>("%s\</w:t>
-      </w:r>
-      <w:proofErr w:type="spellStart"/>
-      <w:r>
-        <w:t>n</w:t>
-      </w:r>
-      <w:proofErr w:type="gramStart"/>
-      <w:r>
-        <w:t>",queue</w:t>
-      </w:r>
-      <w:proofErr w:type="spellEnd"/>
-      <w:proofErr w:type="gramEnd"/>
-      <w:r>
-        <w:t>[</w:t>
-      </w:r>
-      <w:proofErr w:type="spellStart"/>
-      <w:r>
-        <w:t>i</w:t>
-      </w:r>
-      <w:proofErr w:type="spellEnd"/>
-      <w:r>
-        <w:t>]);</w:t>
-      </w:r>
-    </w:p>
-    <w:p>
-      <w:r>
-        <w:t xml:space="preserve">    }</w:t>
-      </w:r>
-    </w:p>
-    <w:p>
-      <w:r>
-        <w:t xml:space="preserve">    </w:t>
-      </w:r>
-      <w:proofErr w:type="spellStart"/>
-      <w:r>
-        <w:t>printf</w:t>
-      </w:r>
-      <w:proofErr w:type="spellEnd"/>
-      <w:r>
-        <w:t>("\n\n\n");</w:t>
-      </w:r>
-    </w:p>
-    <w:p>
-      <w:r>
-        <w:t>}</w:t>
-      </w:r>
-    </w:p>
-    <w:p/>
-    <w:p>
-      <w:proofErr w:type="spellStart"/>
-      <w:r>
-        <w:t>int</w:t>
-      </w:r>
-      <w:proofErr w:type="spellEnd"/>
-      <w:r>
-        <w:t xml:space="preserve"> </w:t>
-      </w:r>
-      <w:proofErr w:type="gramStart"/>
-      <w:r>
-        <w:t>main(</w:t>
-      </w:r>
-      <w:proofErr w:type="gramEnd"/>
-      <w:r>
-        <w:t>) {</w:t>
-      </w:r>
-    </w:p>
-    <w:p>
-      <w:r>
-        <w:t xml:space="preserve">    </w:t>
-      </w:r>
-      <w:proofErr w:type="spellStart"/>
-      <w:r>
-        <w:t>int</w:t>
-      </w:r>
-      <w:proofErr w:type="spellEnd"/>
-      <w:r>
-        <w:t xml:space="preserve"> choice;</w:t>
-      </w:r>
-    </w:p>
-    <w:p/>
-    <w:p>
-      <w:r>
-        <w:lastRenderedPageBreak/>
-        <w:t xml:space="preserve">   </w:t>
-      </w:r>
-    </w:p>
-    <w:p>
-      <w:r>
-        <w:t xml:space="preserve">    </w:t>
-      </w:r>
-      <w:proofErr w:type="gramStart"/>
-      <w:r>
-        <w:t>do{</w:t>
-      </w:r>
-      <w:proofErr w:type="gramEnd"/>
-    </w:p>
-    <w:p>
-      <w:r>
-        <w:t xml:space="preserve">    </w:t>
-      </w:r>
-      <w:proofErr w:type="spellStart"/>
-      <w:proofErr w:type="gramStart"/>
-      <w:r>
-        <w:t>printf</w:t>
-      </w:r>
-      <w:proofErr w:type="spellEnd"/>
-      <w:r>
-        <w:t>(</w:t>
-      </w:r>
-      <w:proofErr w:type="gramEnd"/>
-      <w:r>
-        <w:t>"----Clinic Patient Management System----\n");</w:t>
-      </w:r>
-    </w:p>
-    <w:p>
-      <w:r>
-        <w:t xml:space="preserve">    </w:t>
-      </w:r>
-      <w:proofErr w:type="spellStart"/>
-      <w:proofErr w:type="gramStart"/>
-      <w:r>
-        <w:t>printf</w:t>
-      </w:r>
-      <w:proofErr w:type="spellEnd"/>
-      <w:r>
-        <w:t>(</w:t>
-      </w:r>
-      <w:proofErr w:type="gramEnd"/>
-      <w:r>
-        <w:t>"1.Add a new patient\n");</w:t>
-      </w:r>
-    </w:p>
-    <w:p>
-      <w:r>
-        <w:t xml:space="preserve">    </w:t>
-      </w:r>
-      <w:proofErr w:type="spellStart"/>
-      <w:proofErr w:type="gramStart"/>
-      <w:r>
-        <w:t>printf</w:t>
-      </w:r>
-      <w:proofErr w:type="spellEnd"/>
-      <w:r>
-        <w:t>(</w:t>
-      </w:r>
-      <w:proofErr w:type="gramEnd"/>
-      <w:r>
-        <w:t>"2.View the next patient\n");</w:t>
-      </w:r>
-    </w:p>
-    <w:p>
-      <w:r>
-        <w:t xml:space="preserve">    </w:t>
-      </w:r>
-      <w:proofErr w:type="spellStart"/>
-      <w:proofErr w:type="gramStart"/>
-      <w:r>
-        <w:t>printf</w:t>
-      </w:r>
-      <w:proofErr w:type="spellEnd"/>
-      <w:r>
-        <w:t>(</w:t>
-      </w:r>
-      <w:proofErr w:type="gramEnd"/>
-      <w:r>
-        <w:t>"3.Remove a patient\n");</w:t>
-      </w:r>
-    </w:p>
-    <w:p>
-      <w:r>
-        <w:t xml:space="preserve">    </w:t>
-      </w:r>
-      <w:proofErr w:type="spellStart"/>
-      <w:proofErr w:type="gramStart"/>
-      <w:r>
-        <w:t>printf</w:t>
-      </w:r>
-      <w:proofErr w:type="spellEnd"/>
-      <w:r>
-        <w:t>(</w:t>
-      </w:r>
-      <w:proofErr w:type="gramEnd"/>
-      <w:r>
-        <w:t>"4.View a list of all waiting patients\n");</w:t>
-      </w:r>
-    </w:p>
-    <w:p>
-      <w:r>
-        <w:t xml:space="preserve">    </w:t>
-      </w:r>
-      <w:proofErr w:type="spellStart"/>
-      <w:r>
-        <w:t>printf</w:t>
-      </w:r>
-      <w:proofErr w:type="spellEnd"/>
-      <w:r>
-        <w:t>("</w:t>
-      </w:r>
-      <w:proofErr w:type="gramStart"/>
-      <w:r>
-        <w:t>5.Exit</w:t>
-      </w:r>
-      <w:proofErr w:type="gramEnd"/>
-      <w:r>
-        <w:t>\n");</w:t>
-      </w:r>
-    </w:p>
-    <w:p>
-      <w:r>
-        <w:t xml:space="preserve">    </w:t>
-      </w:r>
-      <w:proofErr w:type="spellStart"/>
-      <w:proofErr w:type="gramStart"/>
-      <w:r>
-        <w:t>printf</w:t>
-      </w:r>
-      <w:proofErr w:type="spellEnd"/>
-      <w:r>
-        <w:t>(</w:t>
-      </w:r>
-      <w:proofErr w:type="gramEnd"/>
-      <w:r>
-        <w:t>"Enter your choice:");</w:t>
-      </w:r>
-    </w:p>
-    <w:p>
-      <w:r>
-        <w:t xml:space="preserve">    </w:t>
-      </w:r>
-      <w:proofErr w:type="spellStart"/>
-      <w:r>
-        <w:t>scanf</w:t>
-      </w:r>
-      <w:proofErr w:type="spellEnd"/>
-      <w:r>
-        <w:t>("%</w:t>
-      </w:r>
-      <w:proofErr w:type="spellStart"/>
-      <w:r>
-        <w:t>d</w:t>
-      </w:r>
-      <w:proofErr w:type="gramStart"/>
-      <w:r>
-        <w:t>",&amp;</w:t>
-      </w:r>
-      <w:proofErr w:type="gramEnd"/>
-      <w:r>
-        <w:t>choice</w:t>
-      </w:r>
-      <w:proofErr w:type="spellEnd"/>
-      <w:r>
-        <w:t>);</w:t>
-      </w:r>
-    </w:p>
-    <w:p>
-      <w:r>
-        <w:t xml:space="preserve">        switch (choice</w:t>
-      </w:r>
-      <w:proofErr w:type="gramStart"/>
-      <w:r>
-        <w:t>){</w:t>
-      </w:r>
-      <w:proofErr w:type="gramEnd"/>
-    </w:p>
-    <w:p>
-      <w:r>
-        <w:t xml:space="preserve">            case 1:</w:t>
+        <w:t xml:space="preserve">            default:</w:t>
       </w:r>
     </w:p>
     <w:p>
@@ -8676,150 +9335,15 @@
       <w:proofErr w:type="spellStart"/>
       <w:proofErr w:type="gramStart"/>
       <w:r>
-        <w:t>enqueue</w:t>
-      </w:r>
-      <w:proofErr w:type="spellEnd"/>
-      <w:r>
-        <w:t>(</w:t>
-      </w:r>
-      <w:proofErr w:type="gramEnd"/>
-      <w:r>
-        <w:t>);</w:t>
-      </w:r>
-    </w:p>
-    <w:p>
-      <w:r>
-        <w:t xml:space="preserve">            break;</w:t>
-      </w:r>
-    </w:p>
-    <w:p>
-      <w:r>
-        <w:t xml:space="preserve">            case 2:</w:t>
-      </w:r>
-    </w:p>
-    <w:p>
-      <w:r>
-        <w:t xml:space="preserve">            </w:t>
-      </w:r>
-      <w:proofErr w:type="gramStart"/>
-      <w:r>
-        <w:t>peek(</w:t>
-      </w:r>
-      <w:proofErr w:type="gramEnd"/>
-      <w:r>
-        <w:t>);</w:t>
-      </w:r>
-    </w:p>
-    <w:p>
-      <w:r>
-        <w:t xml:space="preserve">            break;</w:t>
-      </w:r>
-    </w:p>
-    <w:p>
-      <w:r>
-        <w:t xml:space="preserve">            case 3:</w:t>
-      </w:r>
-    </w:p>
-    <w:p>
-      <w:r>
-        <w:t xml:space="preserve">            </w:t>
-      </w:r>
-      <w:proofErr w:type="spellStart"/>
-      <w:proofErr w:type="gramStart"/>
-      <w:r>
-        <w:t>dequeue</w:t>
-      </w:r>
-      <w:proofErr w:type="spellEnd"/>
-      <w:r>
-        <w:t>(</w:t>
-      </w:r>
-      <w:proofErr w:type="gramEnd"/>
-      <w:r>
-        <w:t>);</w:t>
-      </w:r>
-    </w:p>
-    <w:p>
-      <w:r>
-        <w:t xml:space="preserve">            break;</w:t>
-      </w:r>
-    </w:p>
-    <w:p>
-      <w:r>
-        <w:t xml:space="preserve">            case 4:</w:t>
-      </w:r>
-    </w:p>
-    <w:p>
-      <w:r>
-        <w:t xml:space="preserve">            </w:t>
-      </w:r>
-      <w:proofErr w:type="gramStart"/>
-      <w:r>
-        <w:t>display(</w:t>
-      </w:r>
-      <w:proofErr w:type="gramEnd"/>
-      <w:r>
-        <w:t>);</w:t>
-      </w:r>
-    </w:p>
-    <w:p>
-      <w:r>
-        <w:t xml:space="preserve">            break;</w:t>
-      </w:r>
-    </w:p>
-    <w:p>
-      <w:r>
-        <w:t xml:space="preserve">            case 5:</w:t>
-      </w:r>
-    </w:p>
-    <w:p>
-      <w:r>
-        <w:t xml:space="preserve">            </w:t>
-      </w:r>
-      <w:proofErr w:type="spellStart"/>
-      <w:proofErr w:type="gramStart"/>
-      <w:r>
-        <w:t>printf</w:t>
-      </w:r>
-      <w:proofErr w:type="spellEnd"/>
-      <w:r>
-        <w:t>(</w:t>
-      </w:r>
-      <w:proofErr w:type="gramEnd"/>
-      <w:r>
-        <w:t>"Exiting the program....");</w:t>
-      </w:r>
-    </w:p>
-    <w:p>
-      <w:r>
-        <w:t xml:space="preserve">            break;</w:t>
-      </w:r>
-    </w:p>
-    <w:p>
-      <w:r>
-        <w:t xml:space="preserve">            default:</w:t>
-      </w:r>
-    </w:p>
-    <w:p>
-      <w:r>
-        <w:t xml:space="preserve">            </w:t>
-      </w:r>
-      <w:proofErr w:type="spellStart"/>
-      <w:proofErr w:type="gramStart"/>
-      <w:r>
-        <w:t>printf</w:t>
-      </w:r>
-      <w:proofErr w:type="spellEnd"/>
-      <w:r>
-        <w:t>(</w:t>
-      </w:r>
-      <w:proofErr w:type="gramEnd"/>
-      <w:r>
-        <w:t>"Invalid choice!!");</w:t>
-      </w:r>
-    </w:p>
-    <w:p>
-      <w:r>
-        <w:t xml:space="preserve">            break;</w:t>
+        <w:t>printf</w:t>
+      </w:r>
+      <w:proofErr w:type="spellEnd"/>
+      <w:r>
+        <w:t>(</w:t>
+      </w:r>
+      <w:proofErr w:type="gramEnd"/>
+      <w:r>
+        <w:t>"Invalid Choice.");</w:t>
       </w:r>
     </w:p>
     <w:p>
@@ -8829,23 +9353,24 @@
     </w:p>
     <w:p>
       <w:r>
-        <w:t xml:space="preserve">        </w:t>
-      </w:r>
-      <w:proofErr w:type="gramStart"/>
-      <w:r>
-        <w:t>}while</w:t>
-      </w:r>
-      <w:proofErr w:type="gramEnd"/>
-      <w:r>
-        <w:t>(choice!=5);</w:t>
-      </w:r>
-    </w:p>
-    <w:p>
-      <w:r>
-        <w:lastRenderedPageBreak/>
-        <w:t xml:space="preserve">    </w:t>
-      </w:r>
-    </w:p>
+        <w:t xml:space="preserve">    } </w:t>
+      </w:r>
+      <w:proofErr w:type="gramStart"/>
+      <w:r>
+        <w:t>while(</w:t>
+      </w:r>
+      <w:proofErr w:type="spellStart"/>
+      <w:proofErr w:type="gramEnd"/>
+      <w:r>
+        <w:t>ch</w:t>
+      </w:r>
+      <w:proofErr w:type="spellEnd"/>
+      <w:r>
+        <w:t xml:space="preserve"> != 4);</w:t>
+      </w:r>
+    </w:p>
+    <w:p/>
+    <w:p/>
     <w:p>
       <w:r>
         <w:t xml:space="preserve">    return 0;</w:t>
@@ -8862,6 +9387,1840 @@
           <w:noProof/>
           <w:lang w:eastAsia="en-IN"/>
         </w:rPr>
+        <w:drawing>
+          <wp:inline distT="0" distB="0" distL="0" distR="0" wp14:anchorId="420C90C1" wp14:editId="1D9A35AA">
+            <wp:extent cx="3210373" cy="4839375"/>
+            <wp:effectExtent l="0" t="0" r="9525" b="0"/>
+            <wp:docPr id="11" name="Picture 11"/>
+            <wp:cNvGraphicFramePr>
+              <a:graphicFrameLocks xmlns:a="http://schemas.openxmlformats.org/drawingml/2006/main" noChangeAspect="1"/>
+            </wp:cNvGraphicFramePr>
+            <a:graphic xmlns:a="http://schemas.openxmlformats.org/drawingml/2006/main">
+              <a:graphicData uri="http://schemas.openxmlformats.org/drawingml/2006/picture">
+                <pic:pic xmlns:pic="http://schemas.openxmlformats.org/drawingml/2006/picture">
+                  <pic:nvPicPr>
+                    <pic:cNvPr id="1" name=""/>
+                    <pic:cNvPicPr/>
+                  </pic:nvPicPr>
+                  <pic:blipFill>
+                    <a:blip r:embed="rId13"/>
+                    <a:stretch>
+                      <a:fillRect/>
+                    </a:stretch>
+                  </pic:blipFill>
+                  <pic:spPr>
+                    <a:xfrm>
+                      <a:off x="0" y="0"/>
+                      <a:ext cx="3210373" cy="4839375"/>
+                    </a:xfrm>
+                    <a:prstGeom prst="rect">
+                      <a:avLst/>
+                    </a:prstGeom>
+                  </pic:spPr>
+                </pic:pic>
+              </a:graphicData>
+            </a:graphic>
+          </wp:inline>
+        </w:drawing>
+      </w:r>
+    </w:p>
+    <w:p>
+      <w:r>
+        <w:t>9)</w:t>
+      </w:r>
+    </w:p>
+    <w:p>
+      <w:r>
+        <w:t>#include &lt;</w:t>
+      </w:r>
+      <w:proofErr w:type="spellStart"/>
+      <w:r>
+        <w:t>stdio.h</w:t>
+      </w:r>
+      <w:proofErr w:type="spellEnd"/>
+      <w:r>
+        <w:t>&gt;</w:t>
+      </w:r>
+    </w:p>
+    <w:p>
+      <w:r>
+        <w:t>#include &lt;</w:t>
+      </w:r>
+      <w:proofErr w:type="spellStart"/>
+      <w:r>
+        <w:t>stdlib.h</w:t>
+      </w:r>
+      <w:proofErr w:type="spellEnd"/>
+      <w:r>
+        <w:t>&gt;</w:t>
+      </w:r>
+    </w:p>
+    <w:p/>
+    <w:p>
+      <w:proofErr w:type="spellStart"/>
+      <w:r>
+        <w:t>struct</w:t>
+      </w:r>
+      <w:proofErr w:type="spellEnd"/>
+      <w:r>
+        <w:t xml:space="preserve"> node {</w:t>
+      </w:r>
+    </w:p>
+    <w:p>
+      <w:r>
+        <w:t xml:space="preserve">    </w:t>
+      </w:r>
+      <w:proofErr w:type="spellStart"/>
+      <w:r>
+        <w:t>int</w:t>
+      </w:r>
+      <w:proofErr w:type="spellEnd"/>
+      <w:r>
+        <w:t xml:space="preserve"> data;</w:t>
+      </w:r>
+    </w:p>
+    <w:p>
+      <w:r>
+        <w:lastRenderedPageBreak/>
+        <w:t xml:space="preserve">    </w:t>
+      </w:r>
+      <w:proofErr w:type="spellStart"/>
+      <w:r>
+        <w:t>struct</w:t>
+      </w:r>
+      <w:proofErr w:type="spellEnd"/>
+      <w:r>
+        <w:t xml:space="preserve"> node *next;</w:t>
+      </w:r>
+    </w:p>
+    <w:p>
+      <w:r>
+        <w:t>};</w:t>
+      </w:r>
+    </w:p>
+    <w:p/>
+    <w:p>
+      <w:proofErr w:type="spellStart"/>
+      <w:r>
+        <w:t>struct</w:t>
+      </w:r>
+      <w:proofErr w:type="spellEnd"/>
+      <w:r>
+        <w:t xml:space="preserve"> node *last=NULL;</w:t>
+      </w:r>
+    </w:p>
+    <w:p/>
+    <w:p>
+      <w:r>
+        <w:t xml:space="preserve">void </w:t>
+      </w:r>
+      <w:proofErr w:type="gramStart"/>
+      <w:r>
+        <w:t>insert(</w:t>
+      </w:r>
+      <w:proofErr w:type="gramEnd"/>
+      <w:r>
+        <w:t>){</w:t>
+      </w:r>
+    </w:p>
+    <w:p>
+      <w:r>
+        <w:t xml:space="preserve">    </w:t>
+      </w:r>
+      <w:proofErr w:type="spellStart"/>
+      <w:r>
+        <w:t>struct</w:t>
+      </w:r>
+      <w:proofErr w:type="spellEnd"/>
+      <w:r>
+        <w:t xml:space="preserve"> node *</w:t>
+      </w:r>
+      <w:proofErr w:type="spellStart"/>
+      <w:r>
+        <w:t>newnode</w:t>
+      </w:r>
+      <w:proofErr w:type="spellEnd"/>
+      <w:r>
+        <w:t>, *temp;</w:t>
+      </w:r>
+    </w:p>
+    <w:p>
+      <w:r>
+        <w:t xml:space="preserve">    </w:t>
+      </w:r>
+      <w:proofErr w:type="spellStart"/>
+      <w:r>
+        <w:t>newnode</w:t>
+      </w:r>
+      <w:proofErr w:type="spellEnd"/>
+      <w:r>
+        <w:t xml:space="preserve"> = (</w:t>
+      </w:r>
+      <w:proofErr w:type="spellStart"/>
+      <w:r>
+        <w:t>struct</w:t>
+      </w:r>
+      <w:proofErr w:type="spellEnd"/>
+      <w:r>
+        <w:t xml:space="preserve"> node</w:t>
+      </w:r>
+      <w:proofErr w:type="gramStart"/>
+      <w:r>
+        <w:t>*)</w:t>
+      </w:r>
+      <w:proofErr w:type="spellStart"/>
+      <w:r>
+        <w:t>malloc</w:t>
+      </w:r>
+      <w:proofErr w:type="spellEnd"/>
+      <w:proofErr w:type="gramEnd"/>
+      <w:r>
+        <w:t>(</w:t>
+      </w:r>
+      <w:proofErr w:type="spellStart"/>
+      <w:r>
+        <w:t>sizeof</w:t>
+      </w:r>
+      <w:proofErr w:type="spellEnd"/>
+      <w:r>
+        <w:t>(</w:t>
+      </w:r>
+      <w:proofErr w:type="spellStart"/>
+      <w:r>
+        <w:t>struct</w:t>
+      </w:r>
+      <w:proofErr w:type="spellEnd"/>
+      <w:r>
+        <w:t xml:space="preserve"> node));</w:t>
+      </w:r>
+    </w:p>
+    <w:p/>
+    <w:p>
+      <w:r>
+        <w:t xml:space="preserve">    </w:t>
+      </w:r>
+      <w:proofErr w:type="spellStart"/>
+      <w:proofErr w:type="gramStart"/>
+      <w:r>
+        <w:t>printf</w:t>
+      </w:r>
+      <w:proofErr w:type="spellEnd"/>
+      <w:r>
+        <w:t>(</w:t>
+      </w:r>
+      <w:proofErr w:type="gramEnd"/>
+      <w:r>
+        <w:t>"Enter value:");</w:t>
+      </w:r>
+    </w:p>
+    <w:p>
+      <w:r>
+        <w:t xml:space="preserve">    </w:t>
+      </w:r>
+      <w:proofErr w:type="spellStart"/>
+      <w:r>
+        <w:t>scanf</w:t>
+      </w:r>
+      <w:proofErr w:type="spellEnd"/>
+      <w:r>
+        <w:t>("%d</w:t>
+      </w:r>
+      <w:proofErr w:type="gramStart"/>
+      <w:r>
+        <w:t>",&amp;</w:t>
+      </w:r>
+      <w:proofErr w:type="spellStart"/>
+      <w:proofErr w:type="gramEnd"/>
+      <w:r>
+        <w:t>newnode</w:t>
+      </w:r>
+      <w:proofErr w:type="spellEnd"/>
+      <w:r>
+        <w:t>-&gt;data);</w:t>
+      </w:r>
+    </w:p>
+    <w:p/>
+    <w:p>
+      <w:r>
+        <w:t xml:space="preserve">    if (last==NULL) {</w:t>
+      </w:r>
+    </w:p>
+    <w:p>
+      <w:r>
+        <w:t xml:space="preserve">        last=</w:t>
+      </w:r>
+      <w:proofErr w:type="spellStart"/>
+      <w:r>
+        <w:t>newnode</w:t>
+      </w:r>
+      <w:proofErr w:type="spellEnd"/>
+      <w:r>
+        <w:t>;</w:t>
+      </w:r>
+    </w:p>
+    <w:p>
+      <w:r>
+        <w:t xml:space="preserve">        last-&gt;next=last;</w:t>
+      </w:r>
+    </w:p>
+    <w:p>
+      <w:r>
+        <w:t xml:space="preserve">    } else {</w:t>
+      </w:r>
+    </w:p>
+    <w:p>
+      <w:r>
+        <w:t xml:space="preserve">        </w:t>
+      </w:r>
+      <w:proofErr w:type="spellStart"/>
+      <w:r>
+        <w:t>newnode</w:t>
+      </w:r>
+      <w:proofErr w:type="spellEnd"/>
+      <w:r>
+        <w:t>-&gt;next=last-&gt;next;</w:t>
+      </w:r>
+    </w:p>
+    <w:p>
+      <w:r>
+        <w:t xml:space="preserve">        last-&gt;next=</w:t>
+      </w:r>
+      <w:proofErr w:type="spellStart"/>
+      <w:r>
+        <w:t>newnode</w:t>
+      </w:r>
+      <w:proofErr w:type="spellEnd"/>
+      <w:r>
+        <w:t>;</w:t>
+      </w:r>
+    </w:p>
+    <w:p>
+      <w:r>
+        <w:t xml:space="preserve">        last=</w:t>
+      </w:r>
+      <w:proofErr w:type="spellStart"/>
+      <w:r>
+        <w:t>newnode</w:t>
+      </w:r>
+      <w:proofErr w:type="spellEnd"/>
+      <w:r>
+        <w:t>;</w:t>
+      </w:r>
+    </w:p>
+    <w:p>
+      <w:r>
+        <w:t xml:space="preserve">    }</w:t>
+      </w:r>
+    </w:p>
+    <w:p>
+      <w:r>
+        <w:t>}</w:t>
+      </w:r>
+    </w:p>
+    <w:p/>
+    <w:p>
+      <w:r>
+        <w:t xml:space="preserve">void </w:t>
+      </w:r>
+      <w:proofErr w:type="gramStart"/>
+      <w:r>
+        <w:t>delete(</w:t>
+      </w:r>
+      <w:proofErr w:type="gramEnd"/>
+      <w:r>
+        <w:t>){</w:t>
+      </w:r>
+    </w:p>
+    <w:p>
+      <w:r>
+        <w:t xml:space="preserve">    </w:t>
+      </w:r>
+      <w:proofErr w:type="spellStart"/>
+      <w:r>
+        <w:t>struct</w:t>
+      </w:r>
+      <w:proofErr w:type="spellEnd"/>
+      <w:r>
+        <w:t xml:space="preserve"> node *temp;</w:t>
+      </w:r>
+    </w:p>
+    <w:p/>
+    <w:p>
+      <w:r>
+        <w:t xml:space="preserve">    if (last==NULL) {</w:t>
+      </w:r>
+    </w:p>
+    <w:p>
+      <w:r>
+        <w:t xml:space="preserve">        </w:t>
+      </w:r>
+      <w:proofErr w:type="spellStart"/>
+      <w:proofErr w:type="gramStart"/>
+      <w:r>
+        <w:t>printf</w:t>
+      </w:r>
+      <w:proofErr w:type="spellEnd"/>
+      <w:r>
+        <w:t>(</w:t>
+      </w:r>
+      <w:proofErr w:type="gramEnd"/>
+      <w:r>
+        <w:t>"List is empty\n");</w:t>
+      </w:r>
+    </w:p>
+    <w:p>
+      <w:r>
+        <w:t xml:space="preserve">        return;</w:t>
+      </w:r>
+    </w:p>
+    <w:p>
+      <w:r>
+        <w:t xml:space="preserve">    }</w:t>
+      </w:r>
+    </w:p>
+    <w:p/>
+    <w:p>
+      <w:r>
+        <w:t xml:space="preserve">    temp =last-&gt;next;</w:t>
+      </w:r>
+    </w:p>
+    <w:p/>
+    <w:p>
+      <w:r>
+        <w:t xml:space="preserve">    if (last-&gt;next==last) {</w:t>
+      </w:r>
+    </w:p>
+    <w:p>
+      <w:r>
+        <w:t xml:space="preserve">        last=NULL;</w:t>
+      </w:r>
+    </w:p>
+    <w:p>
+      <w:r>
+        <w:t xml:space="preserve">        free(temp);</w:t>
+      </w:r>
+    </w:p>
+    <w:p>
+      <w:r>
+        <w:t xml:space="preserve">    } else {</w:t>
+      </w:r>
+    </w:p>
+    <w:p>
+      <w:r>
+        <w:t xml:space="preserve">        last-&gt;next=temp-&gt;next;</w:t>
+      </w:r>
+    </w:p>
+    <w:p>
+      <w:r>
+        <w:t xml:space="preserve">        free(temp);</w:t>
+      </w:r>
+    </w:p>
+    <w:p>
+      <w:r>
+        <w:t xml:space="preserve">    }</w:t>
+      </w:r>
+    </w:p>
+    <w:p/>
+    <w:p>
+      <w:r>
+        <w:t xml:space="preserve">    </w:t>
+      </w:r>
+      <w:proofErr w:type="spellStart"/>
+      <w:proofErr w:type="gramStart"/>
+      <w:r>
+        <w:t>printf</w:t>
+      </w:r>
+      <w:proofErr w:type="spellEnd"/>
+      <w:r>
+        <w:t>(</w:t>
+      </w:r>
+      <w:proofErr w:type="gramEnd"/>
+      <w:r>
+        <w:t>"Node deleted\n");</w:t>
+      </w:r>
+    </w:p>
+    <w:p>
+      <w:r>
+        <w:t>}</w:t>
+      </w:r>
+    </w:p>
+    <w:p/>
+    <w:p>
+      <w:r>
+        <w:t xml:space="preserve">void </w:t>
+      </w:r>
+      <w:proofErr w:type="gramStart"/>
+      <w:r>
+        <w:t>display(</w:t>
+      </w:r>
+      <w:proofErr w:type="gramEnd"/>
+      <w:r>
+        <w:t>){</w:t>
+      </w:r>
+    </w:p>
+    <w:p>
+      <w:r>
+        <w:t xml:space="preserve">    </w:t>
+      </w:r>
+      <w:proofErr w:type="spellStart"/>
+      <w:r>
+        <w:t>struct</w:t>
+      </w:r>
+      <w:proofErr w:type="spellEnd"/>
+      <w:r>
+        <w:t xml:space="preserve"> node *temp;</w:t>
+      </w:r>
+    </w:p>
+    <w:p/>
+    <w:p>
+      <w:r>
+        <w:t xml:space="preserve">    if (last==</w:t>
+      </w:r>
+      <w:proofErr w:type="gramStart"/>
+      <w:r>
+        <w:t>NULL){</w:t>
+      </w:r>
+      <w:proofErr w:type="gramEnd"/>
+    </w:p>
+    <w:p>
+      <w:r>
+        <w:t xml:space="preserve">        </w:t>
+      </w:r>
+      <w:proofErr w:type="spellStart"/>
+      <w:proofErr w:type="gramStart"/>
+      <w:r>
+        <w:t>printf</w:t>
+      </w:r>
+      <w:proofErr w:type="spellEnd"/>
+      <w:r>
+        <w:t>(</w:t>
+      </w:r>
+      <w:proofErr w:type="gramEnd"/>
+      <w:r>
+        <w:t>"List is empty\n");</w:t>
+      </w:r>
+    </w:p>
+    <w:p>
+      <w:r>
+        <w:t xml:space="preserve">        return;</w:t>
+      </w:r>
+    </w:p>
+    <w:p>
+      <w:r>
+        <w:t xml:space="preserve">    }</w:t>
+      </w:r>
+    </w:p>
+    <w:p/>
+    <w:p>
+      <w:r>
+        <w:t xml:space="preserve">    temp=last-&gt;next;</w:t>
+      </w:r>
+    </w:p>
+    <w:p/>
+    <w:p>
+      <w:r>
+        <w:t xml:space="preserve">    do {</w:t>
+      </w:r>
+    </w:p>
+    <w:p>
+      <w:r>
+        <w:t xml:space="preserve">        </w:t>
+      </w:r>
+      <w:proofErr w:type="spellStart"/>
+      <w:proofErr w:type="gramStart"/>
+      <w:r>
+        <w:t>printf</w:t>
+      </w:r>
+      <w:proofErr w:type="spellEnd"/>
+      <w:r>
+        <w:t>(</w:t>
+      </w:r>
+      <w:proofErr w:type="gramEnd"/>
+      <w:r>
+        <w:t>"%d -&gt; ",temp-&gt;data);</w:t>
+      </w:r>
+    </w:p>
+    <w:p>
+      <w:r>
+        <w:t xml:space="preserve">        temp = temp-&gt;next;</w:t>
+      </w:r>
+    </w:p>
+    <w:p>
+      <w:r>
+        <w:t xml:space="preserve">    } while (</w:t>
+      </w:r>
+      <w:proofErr w:type="gramStart"/>
+      <w:r>
+        <w:t>temp!=</w:t>
+      </w:r>
+      <w:proofErr w:type="gramEnd"/>
+      <w:r>
+        <w:t>last-&gt;next);</w:t>
+      </w:r>
+    </w:p>
+    <w:p/>
+    <w:p>
+      <w:r>
+        <w:t xml:space="preserve">    </w:t>
+      </w:r>
+      <w:proofErr w:type="spellStart"/>
+      <w:proofErr w:type="gramStart"/>
+      <w:r>
+        <w:t>printf</w:t>
+      </w:r>
+      <w:proofErr w:type="spellEnd"/>
+      <w:r>
+        <w:t>(</w:t>
+      </w:r>
+      <w:proofErr w:type="gramEnd"/>
+      <w:r>
+        <w:t>"(To start)\n");</w:t>
+      </w:r>
+    </w:p>
+    <w:p>
+      <w:r>
+        <w:t>}</w:t>
+      </w:r>
+    </w:p>
+    <w:p/>
+    <w:p>
+      <w:proofErr w:type="spellStart"/>
+      <w:r>
+        <w:t>int</w:t>
+      </w:r>
+      <w:proofErr w:type="spellEnd"/>
+      <w:r>
+        <w:t xml:space="preserve"> </w:t>
+      </w:r>
+      <w:proofErr w:type="gramStart"/>
+      <w:r>
+        <w:t>main(</w:t>
+      </w:r>
+      <w:proofErr w:type="gramEnd"/>
+      <w:r>
+        <w:t>) {</w:t>
+      </w:r>
+    </w:p>
+    <w:p>
+      <w:r>
+        <w:lastRenderedPageBreak/>
+        <w:t xml:space="preserve">    </w:t>
+      </w:r>
+      <w:proofErr w:type="spellStart"/>
+      <w:r>
+        <w:t>int</w:t>
+      </w:r>
+      <w:proofErr w:type="spellEnd"/>
+      <w:r>
+        <w:t xml:space="preserve"> choice;</w:t>
+      </w:r>
+    </w:p>
+    <w:p/>
+    <w:p>
+      <w:r>
+        <w:t xml:space="preserve">    while (1) {</w:t>
+      </w:r>
+    </w:p>
+    <w:p>
+      <w:r>
+        <w:t xml:space="preserve">        </w:t>
+      </w:r>
+      <w:proofErr w:type="spellStart"/>
+      <w:proofErr w:type="gramStart"/>
+      <w:r>
+        <w:t>printf</w:t>
+      </w:r>
+      <w:proofErr w:type="spellEnd"/>
+      <w:r>
+        <w:t>(</w:t>
+      </w:r>
+      <w:proofErr w:type="gramEnd"/>
+      <w:r>
+        <w:t>"\n1. Insert\n2. Delete\n3. Display\n4. Exit\n");</w:t>
+      </w:r>
+    </w:p>
+    <w:p>
+      <w:r>
+        <w:t xml:space="preserve">        </w:t>
+      </w:r>
+      <w:proofErr w:type="spellStart"/>
+      <w:proofErr w:type="gramStart"/>
+      <w:r>
+        <w:t>printf</w:t>
+      </w:r>
+      <w:proofErr w:type="spellEnd"/>
+      <w:r>
+        <w:t>(</w:t>
+      </w:r>
+      <w:proofErr w:type="gramEnd"/>
+      <w:r>
+        <w:t>"Enter choice: ");</w:t>
+      </w:r>
+    </w:p>
+    <w:p>
+      <w:r>
+        <w:t xml:space="preserve">        </w:t>
+      </w:r>
+      <w:proofErr w:type="spellStart"/>
+      <w:proofErr w:type="gramStart"/>
+      <w:r>
+        <w:t>scanf</w:t>
+      </w:r>
+      <w:proofErr w:type="spellEnd"/>
+      <w:r>
+        <w:t>(</w:t>
+      </w:r>
+      <w:proofErr w:type="gramEnd"/>
+      <w:r>
+        <w:t>"%d", &amp;choice);</w:t>
+      </w:r>
+    </w:p>
+    <w:p/>
+    <w:p>
+      <w:r>
+        <w:t xml:space="preserve">        switch (choice) {</w:t>
+      </w:r>
+    </w:p>
+    <w:p>
+      <w:r>
+        <w:t xml:space="preserve">            case 1: </w:t>
+      </w:r>
+      <w:proofErr w:type="gramStart"/>
+      <w:r>
+        <w:t>insert(</w:t>
+      </w:r>
+      <w:proofErr w:type="gramEnd"/>
+      <w:r>
+        <w:t>); break;</w:t>
+      </w:r>
+    </w:p>
+    <w:p>
+      <w:r>
+        <w:t xml:space="preserve">            case 2: </w:t>
+      </w:r>
+      <w:proofErr w:type="gramStart"/>
+      <w:r>
+        <w:t>delete(</w:t>
+      </w:r>
+      <w:proofErr w:type="gramEnd"/>
+      <w:r>
+        <w:t>); break;</w:t>
+      </w:r>
+    </w:p>
+    <w:p>
+      <w:r>
+        <w:t xml:space="preserve">            case 3: </w:t>
+      </w:r>
+      <w:proofErr w:type="gramStart"/>
+      <w:r>
+        <w:t>display(</w:t>
+      </w:r>
+      <w:proofErr w:type="gramEnd"/>
+      <w:r>
+        <w:t>); break;</w:t>
+      </w:r>
+    </w:p>
+    <w:p>
+      <w:r>
+        <w:t xml:space="preserve">            case 4: </w:t>
+      </w:r>
+      <w:proofErr w:type="gramStart"/>
+      <w:r>
+        <w:t>exit(</w:t>
+      </w:r>
+      <w:proofErr w:type="gramEnd"/>
+      <w:r>
+        <w:t>0);</w:t>
+      </w:r>
+    </w:p>
+    <w:p>
+      <w:r>
+        <w:t xml:space="preserve">            default: </w:t>
+      </w:r>
+      <w:proofErr w:type="spellStart"/>
+      <w:proofErr w:type="gramStart"/>
+      <w:r>
+        <w:t>printf</w:t>
+      </w:r>
+      <w:proofErr w:type="spellEnd"/>
+      <w:r>
+        <w:t>(</w:t>
+      </w:r>
+      <w:proofErr w:type="gramEnd"/>
+      <w:r>
+        <w:t>"Invalid choice\n");</w:t>
+      </w:r>
+    </w:p>
+    <w:p>
+      <w:r>
+        <w:t xml:space="preserve">        }</w:t>
+      </w:r>
+    </w:p>
+    <w:p>
+      <w:r>
+        <w:t xml:space="preserve">    }</w:t>
+      </w:r>
+    </w:p>
+    <w:p/>
+    <w:p>
+      <w:r>
+        <w:t xml:space="preserve">    return 0;</w:t>
+      </w:r>
+    </w:p>
+    <w:p>
+      <w:r>
+        <w:t>}</w:t>
+      </w:r>
+    </w:p>
+    <w:p>
+      <w:r>
+        <w:rPr>
+          <w:noProof/>
+          <w:lang w:eastAsia="en-IN"/>
+        </w:rPr>
+        <w:lastRenderedPageBreak/>
+        <w:drawing>
+          <wp:inline distT="0" distB="0" distL="0" distR="0" wp14:anchorId="2FA02939" wp14:editId="27DEBA6C">
+            <wp:extent cx="1905266" cy="5630061"/>
+            <wp:effectExtent l="0" t="0" r="0" b="8890"/>
+            <wp:docPr id="14" name="Picture 14"/>
+            <wp:cNvGraphicFramePr>
+              <a:graphicFrameLocks xmlns:a="http://schemas.openxmlformats.org/drawingml/2006/main" noChangeAspect="1"/>
+            </wp:cNvGraphicFramePr>
+            <a:graphic xmlns:a="http://schemas.openxmlformats.org/drawingml/2006/main">
+              <a:graphicData uri="http://schemas.openxmlformats.org/drawingml/2006/picture">
+                <pic:pic xmlns:pic="http://schemas.openxmlformats.org/drawingml/2006/picture">
+                  <pic:nvPicPr>
+                    <pic:cNvPr id="1" name=""/>
+                    <pic:cNvPicPr/>
+                  </pic:nvPicPr>
+                  <pic:blipFill>
+                    <a:blip r:embed="rId14"/>
+                    <a:stretch>
+                      <a:fillRect/>
+                    </a:stretch>
+                  </pic:blipFill>
+                  <pic:spPr>
+                    <a:xfrm>
+                      <a:off x="0" y="0"/>
+                      <a:ext cx="1905266" cy="5630061"/>
+                    </a:xfrm>
+                    <a:prstGeom prst="rect">
+                      <a:avLst/>
+                    </a:prstGeom>
+                  </pic:spPr>
+                </pic:pic>
+              </a:graphicData>
+            </a:graphic>
+          </wp:inline>
+        </w:drawing>
+      </w:r>
+    </w:p>
+    <w:p/>
+    <w:p>
+      <w:bookmarkStart w:id="0" w:name="_GoBack"/>
+      <w:bookmarkEnd w:id="0"/>
+      <w:r>
+        <w:t>18)</w:t>
+      </w:r>
+    </w:p>
+    <w:p>
+      <w:r>
+        <w:t>// Online C compiler to run C program online</w:t>
+      </w:r>
+    </w:p>
+    <w:p>
+      <w:r>
+        <w:t>#include &lt;</w:t>
+      </w:r>
+      <w:proofErr w:type="spellStart"/>
+      <w:r>
+        <w:t>string.h</w:t>
+      </w:r>
+      <w:proofErr w:type="spellEnd"/>
+      <w:r>
+        <w:t>&gt;</w:t>
+      </w:r>
+    </w:p>
+    <w:p>
+      <w:r>
+        <w:t>#include &lt;</w:t>
+      </w:r>
+      <w:proofErr w:type="spellStart"/>
+      <w:r>
+        <w:t>stdio.h</w:t>
+      </w:r>
+      <w:proofErr w:type="spellEnd"/>
+      <w:r>
+        <w:t>&gt;</w:t>
+      </w:r>
+    </w:p>
+    <w:p>
+      <w:r>
+        <w:t>#define MAX 100</w:t>
+      </w:r>
+    </w:p>
+    <w:p>
+      <w:proofErr w:type="spellStart"/>
+      <w:r>
+        <w:t>int</w:t>
+      </w:r>
+      <w:proofErr w:type="spellEnd"/>
+      <w:r>
+        <w:t xml:space="preserve"> front=-</w:t>
+      </w:r>
+      <w:proofErr w:type="gramStart"/>
+      <w:r>
+        <w:t>1,rear</w:t>
+      </w:r>
+      <w:proofErr w:type="gramEnd"/>
+      <w:r>
+        <w:t>=-1;</w:t>
+      </w:r>
+    </w:p>
+    <w:p>
+      <w:r>
+        <w:t>char queue[MAX</w:t>
+      </w:r>
+      <w:proofErr w:type="gramStart"/>
+      <w:r>
+        <w:t>][</w:t>
+      </w:r>
+      <w:proofErr w:type="gramEnd"/>
+      <w:r>
+        <w:t>40];</w:t>
+      </w:r>
+    </w:p>
+    <w:p/>
+    <w:p>
+      <w:r>
+        <w:t xml:space="preserve">void </w:t>
+      </w:r>
+      <w:proofErr w:type="spellStart"/>
+      <w:proofErr w:type="gramStart"/>
+      <w:r>
+        <w:t>enqueue</w:t>
+      </w:r>
+      <w:proofErr w:type="spellEnd"/>
+      <w:r>
+        <w:t>(</w:t>
+      </w:r>
+      <w:proofErr w:type="gramEnd"/>
+      <w:r>
+        <w:t>){</w:t>
+      </w:r>
+    </w:p>
+    <w:p>
+      <w:r>
+        <w:t xml:space="preserve">    char </w:t>
+      </w:r>
+      <w:proofErr w:type="gramStart"/>
+      <w:r>
+        <w:t>name[</w:t>
+      </w:r>
+      <w:proofErr w:type="gramEnd"/>
+      <w:r>
+        <w:t>40];</w:t>
+      </w:r>
+    </w:p>
+    <w:p>
+      <w:r>
+        <w:lastRenderedPageBreak/>
+        <w:t xml:space="preserve">    if(rear==MAX-</w:t>
+      </w:r>
+      <w:proofErr w:type="gramStart"/>
+      <w:r>
+        <w:t>1){</w:t>
+      </w:r>
+      <w:proofErr w:type="gramEnd"/>
+    </w:p>
+    <w:p>
+      <w:r>
+        <w:t xml:space="preserve">        </w:t>
+      </w:r>
+      <w:proofErr w:type="spellStart"/>
+      <w:proofErr w:type="gramStart"/>
+      <w:r>
+        <w:t>printf</w:t>
+      </w:r>
+      <w:proofErr w:type="spellEnd"/>
+      <w:r>
+        <w:t>(</w:t>
+      </w:r>
+      <w:proofErr w:type="gramEnd"/>
+      <w:r>
+        <w:t xml:space="preserve">"The clinic is operating at full </w:t>
+      </w:r>
+      <w:proofErr w:type="spellStart"/>
+      <w:r>
+        <w:t>capacity.The</w:t>
+      </w:r>
+      <w:proofErr w:type="spellEnd"/>
+      <w:r>
+        <w:t xml:space="preserve"> list is full.\n");</w:t>
+      </w:r>
+    </w:p>
+    <w:p>
+      <w:r>
+        <w:t xml:space="preserve">    }</w:t>
+      </w:r>
+    </w:p>
+    <w:p>
+      <w:r>
+        <w:t xml:space="preserve">    </w:t>
+      </w:r>
+      <w:proofErr w:type="spellStart"/>
+      <w:proofErr w:type="gramStart"/>
+      <w:r>
+        <w:t>printf</w:t>
+      </w:r>
+      <w:proofErr w:type="spellEnd"/>
+      <w:r>
+        <w:t>(</w:t>
+      </w:r>
+      <w:proofErr w:type="gramEnd"/>
+      <w:r>
+        <w:t>"Enter the name of the patient:");</w:t>
+      </w:r>
+    </w:p>
+    <w:p>
+      <w:r>
+        <w:t xml:space="preserve">    </w:t>
+      </w:r>
+      <w:proofErr w:type="spellStart"/>
+      <w:r>
+        <w:t>scanf</w:t>
+      </w:r>
+      <w:proofErr w:type="spellEnd"/>
+      <w:r>
+        <w:t>("%</w:t>
+      </w:r>
+      <w:proofErr w:type="spellStart"/>
+      <w:r>
+        <w:t>s</w:t>
+      </w:r>
+      <w:proofErr w:type="gramStart"/>
+      <w:r>
+        <w:t>",name</w:t>
+      </w:r>
+      <w:proofErr w:type="spellEnd"/>
+      <w:proofErr w:type="gramEnd"/>
+      <w:r>
+        <w:t>);</w:t>
+      </w:r>
+    </w:p>
+    <w:p>
+      <w:r>
+        <w:t xml:space="preserve">    if (front==-1)   </w:t>
+      </w:r>
+    </w:p>
+    <w:p>
+      <w:r>
+        <w:t xml:space="preserve">        front=0;</w:t>
+      </w:r>
+    </w:p>
+    <w:p>
+      <w:r>
+        <w:t xml:space="preserve">        </w:t>
+      </w:r>
+    </w:p>
+    <w:p>
+      <w:r>
+        <w:t xml:space="preserve">        rear++;</w:t>
+      </w:r>
+    </w:p>
+    <w:p>
+      <w:r>
+        <w:t xml:space="preserve">        </w:t>
+      </w:r>
+      <w:proofErr w:type="spellStart"/>
+      <w:r>
+        <w:t>strcpy</w:t>
+      </w:r>
+      <w:proofErr w:type="spellEnd"/>
+      <w:r>
+        <w:t>(queue[rear</w:t>
+      </w:r>
+      <w:proofErr w:type="gramStart"/>
+      <w:r>
+        <w:t>],name</w:t>
+      </w:r>
+      <w:proofErr w:type="gramEnd"/>
+      <w:r>
+        <w:t>);</w:t>
+      </w:r>
+    </w:p>
+    <w:p>
+      <w:r>
+        <w:t xml:space="preserve">    </w:t>
+      </w:r>
+      <w:proofErr w:type="spellStart"/>
+      <w:proofErr w:type="gramStart"/>
+      <w:r>
+        <w:t>printf</w:t>
+      </w:r>
+      <w:proofErr w:type="spellEnd"/>
+      <w:r>
+        <w:t>(</w:t>
+      </w:r>
+      <w:proofErr w:type="gramEnd"/>
+      <w:r>
+        <w:t>"Patient added successfully!\n");</w:t>
+      </w:r>
+    </w:p>
+    <w:p>
+      <w:r>
+        <w:t xml:space="preserve">    </w:t>
+      </w:r>
+      <w:proofErr w:type="spellStart"/>
+      <w:r>
+        <w:t>printf</w:t>
+      </w:r>
+      <w:proofErr w:type="spellEnd"/>
+      <w:r>
+        <w:t>("\n\n\n");</w:t>
+      </w:r>
+    </w:p>
+    <w:p>
+      <w:r>
+        <w:t xml:space="preserve">    </w:t>
+      </w:r>
+    </w:p>
+    <w:p>
+      <w:r>
+        <w:t>}</w:t>
+      </w:r>
+    </w:p>
+    <w:p>
+      <w:r>
+        <w:t xml:space="preserve">void </w:t>
+      </w:r>
+      <w:proofErr w:type="gramStart"/>
+      <w:r>
+        <w:t>peek(</w:t>
+      </w:r>
+      <w:proofErr w:type="gramEnd"/>
+      <w:r>
+        <w:t>) {</w:t>
+      </w:r>
+    </w:p>
+    <w:p>
+      <w:r>
+        <w:t xml:space="preserve">    if (front==-1 ||front&gt;rear) {</w:t>
+      </w:r>
+    </w:p>
+    <w:p>
+      <w:r>
+        <w:t xml:space="preserve">        </w:t>
+      </w:r>
+      <w:proofErr w:type="spellStart"/>
+      <w:proofErr w:type="gramStart"/>
+      <w:r>
+        <w:t>printf</w:t>
+      </w:r>
+      <w:proofErr w:type="spellEnd"/>
+      <w:r>
+        <w:t>(</w:t>
+      </w:r>
+      <w:proofErr w:type="gramEnd"/>
+      <w:r>
+        <w:t>"No patients in queue.\n");</w:t>
+      </w:r>
+    </w:p>
+    <w:p>
+      <w:r>
+        <w:t xml:space="preserve">        </w:t>
+      </w:r>
+    </w:p>
+    <w:p>
+      <w:r>
+        <w:t xml:space="preserve">    }</w:t>
+      </w:r>
+    </w:p>
+    <w:p/>
+    <w:p>
+      <w:r>
+        <w:t xml:space="preserve">    </w:t>
+      </w:r>
+      <w:proofErr w:type="spellStart"/>
+      <w:proofErr w:type="gramStart"/>
+      <w:r>
+        <w:t>printf</w:t>
+      </w:r>
+      <w:proofErr w:type="spellEnd"/>
+      <w:r>
+        <w:t>(</w:t>
+      </w:r>
+      <w:proofErr w:type="gramEnd"/>
+      <w:r>
+        <w:t>"Next patient to be treated: %s\</w:t>
+      </w:r>
+      <w:proofErr w:type="spellStart"/>
+      <w:r>
+        <w:t>n",queue</w:t>
+      </w:r>
+      <w:proofErr w:type="spellEnd"/>
+      <w:r>
+        <w:t>[front]);</w:t>
+      </w:r>
+    </w:p>
+    <w:p>
+      <w:r>
+        <w:t xml:space="preserve">    </w:t>
+      </w:r>
+      <w:proofErr w:type="spellStart"/>
+      <w:r>
+        <w:t>printf</w:t>
+      </w:r>
+      <w:proofErr w:type="spellEnd"/>
+      <w:r>
+        <w:t>("\n\n\n");</w:t>
+      </w:r>
+    </w:p>
+    <w:p>
+      <w:r>
+        <w:t>}</w:t>
+      </w:r>
+    </w:p>
+    <w:p>
+      <w:r>
+        <w:t xml:space="preserve">void </w:t>
+      </w:r>
+      <w:proofErr w:type="spellStart"/>
+      <w:proofErr w:type="gramStart"/>
+      <w:r>
+        <w:t>dequeue</w:t>
+      </w:r>
+      <w:proofErr w:type="spellEnd"/>
+      <w:r>
+        <w:t>(</w:t>
+      </w:r>
+      <w:proofErr w:type="gramEnd"/>
+      <w:r>
+        <w:t>) {</w:t>
+      </w:r>
+    </w:p>
+    <w:p>
+      <w:r>
+        <w:t xml:space="preserve">    if (front==-1 ||front&gt;rear) {</w:t>
+      </w:r>
+    </w:p>
+    <w:p>
+      <w:r>
+        <w:t xml:space="preserve">        </w:t>
+      </w:r>
+      <w:proofErr w:type="spellStart"/>
+      <w:proofErr w:type="gramStart"/>
+      <w:r>
+        <w:t>printf</w:t>
+      </w:r>
+      <w:proofErr w:type="spellEnd"/>
+      <w:r>
+        <w:t>(</w:t>
+      </w:r>
+      <w:proofErr w:type="gramEnd"/>
+      <w:r>
+        <w:t>"No patients to remove.\n");</w:t>
+      </w:r>
+    </w:p>
+    <w:p>
+      <w:r>
+        <w:t xml:space="preserve">    }</w:t>
+      </w:r>
+    </w:p>
+    <w:p/>
+    <w:p>
+      <w:r>
+        <w:t xml:space="preserve">    </w:t>
+      </w:r>
+      <w:proofErr w:type="spellStart"/>
+      <w:proofErr w:type="gramStart"/>
+      <w:r>
+        <w:t>printf</w:t>
+      </w:r>
+      <w:proofErr w:type="spellEnd"/>
+      <w:r>
+        <w:t>(</w:t>
+      </w:r>
+      <w:proofErr w:type="gramEnd"/>
+      <w:r>
+        <w:t>"Patient %s has been treated and removed.\n", queue[front]);</w:t>
+      </w:r>
+    </w:p>
+    <w:p>
+      <w:r>
+        <w:t xml:space="preserve">    </w:t>
+      </w:r>
+      <w:proofErr w:type="spellStart"/>
+      <w:r>
+        <w:t>printf</w:t>
+      </w:r>
+      <w:proofErr w:type="spellEnd"/>
+      <w:r>
+        <w:t>("\n\n\n");</w:t>
+      </w:r>
+    </w:p>
+    <w:p>
+      <w:r>
+        <w:t>}</w:t>
+      </w:r>
+    </w:p>
+    <w:p>
+      <w:r>
+        <w:lastRenderedPageBreak/>
+        <w:t xml:space="preserve">void </w:t>
+      </w:r>
+      <w:proofErr w:type="gramStart"/>
+      <w:r>
+        <w:t>display(</w:t>
+      </w:r>
+      <w:proofErr w:type="gramEnd"/>
+      <w:r>
+        <w:t>){</w:t>
+      </w:r>
+    </w:p>
+    <w:p>
+      <w:r>
+        <w:t xml:space="preserve">    if (front==-1 ||front&gt;rear) {</w:t>
+      </w:r>
+    </w:p>
+    <w:p>
+      <w:r>
+        <w:t xml:space="preserve">        </w:t>
+      </w:r>
+      <w:proofErr w:type="spellStart"/>
+      <w:proofErr w:type="gramStart"/>
+      <w:r>
+        <w:t>printf</w:t>
+      </w:r>
+      <w:proofErr w:type="spellEnd"/>
+      <w:r>
+        <w:t>(</w:t>
+      </w:r>
+      <w:proofErr w:type="gramEnd"/>
+      <w:r>
+        <w:t>"No patients to remove.\n");</w:t>
+      </w:r>
+    </w:p>
+    <w:p>
+      <w:r>
+        <w:t xml:space="preserve">    }</w:t>
+      </w:r>
+    </w:p>
+    <w:p>
+      <w:r>
+        <w:t xml:space="preserve">    </w:t>
+      </w:r>
+      <w:proofErr w:type="gramStart"/>
+      <w:r>
+        <w:t>for(</w:t>
+      </w:r>
+      <w:proofErr w:type="spellStart"/>
+      <w:proofErr w:type="gramEnd"/>
+      <w:r>
+        <w:t>int</w:t>
+      </w:r>
+      <w:proofErr w:type="spellEnd"/>
+      <w:r>
+        <w:t xml:space="preserve"> </w:t>
+      </w:r>
+      <w:proofErr w:type="spellStart"/>
+      <w:r>
+        <w:t>i</w:t>
+      </w:r>
+      <w:proofErr w:type="spellEnd"/>
+      <w:r>
+        <w:t>=</w:t>
+      </w:r>
+      <w:proofErr w:type="spellStart"/>
+      <w:r>
+        <w:t>front;i</w:t>
+      </w:r>
+      <w:proofErr w:type="spellEnd"/>
+      <w:r>
+        <w:t>&lt;=</w:t>
+      </w:r>
+      <w:proofErr w:type="spellStart"/>
+      <w:r>
+        <w:t>rear;i</w:t>
+      </w:r>
+      <w:proofErr w:type="spellEnd"/>
+      <w:r>
+        <w:t>++){</w:t>
+      </w:r>
+    </w:p>
+    <w:p>
+      <w:r>
+        <w:t xml:space="preserve">        </w:t>
+      </w:r>
+      <w:proofErr w:type="spellStart"/>
+      <w:r>
+        <w:t>printf</w:t>
+      </w:r>
+      <w:proofErr w:type="spellEnd"/>
+      <w:r>
+        <w:t>("%s\</w:t>
+      </w:r>
+      <w:proofErr w:type="spellStart"/>
+      <w:r>
+        <w:t>n</w:t>
+      </w:r>
+      <w:proofErr w:type="gramStart"/>
+      <w:r>
+        <w:t>",queue</w:t>
+      </w:r>
+      <w:proofErr w:type="spellEnd"/>
+      <w:proofErr w:type="gramEnd"/>
+      <w:r>
+        <w:t>[</w:t>
+      </w:r>
+      <w:proofErr w:type="spellStart"/>
+      <w:r>
+        <w:t>i</w:t>
+      </w:r>
+      <w:proofErr w:type="spellEnd"/>
+      <w:r>
+        <w:t>]);</w:t>
+      </w:r>
+    </w:p>
+    <w:p>
+      <w:r>
+        <w:t xml:space="preserve">    }</w:t>
+      </w:r>
+    </w:p>
+    <w:p>
+      <w:r>
+        <w:t xml:space="preserve">    </w:t>
+      </w:r>
+      <w:proofErr w:type="spellStart"/>
+      <w:r>
+        <w:t>printf</w:t>
+      </w:r>
+      <w:proofErr w:type="spellEnd"/>
+      <w:r>
+        <w:t>("\n\n\n");</w:t>
+      </w:r>
+    </w:p>
+    <w:p>
+      <w:r>
+        <w:t>}</w:t>
+      </w:r>
+    </w:p>
+    <w:p/>
+    <w:p>
+      <w:proofErr w:type="spellStart"/>
+      <w:r>
+        <w:t>int</w:t>
+      </w:r>
+      <w:proofErr w:type="spellEnd"/>
+      <w:r>
+        <w:t xml:space="preserve"> </w:t>
+      </w:r>
+      <w:proofErr w:type="gramStart"/>
+      <w:r>
+        <w:t>main(</w:t>
+      </w:r>
+      <w:proofErr w:type="gramEnd"/>
+      <w:r>
+        <w:t>) {</w:t>
+      </w:r>
+    </w:p>
+    <w:p>
+      <w:r>
+        <w:t xml:space="preserve">    </w:t>
+      </w:r>
+      <w:proofErr w:type="spellStart"/>
+      <w:r>
+        <w:t>int</w:t>
+      </w:r>
+      <w:proofErr w:type="spellEnd"/>
+      <w:r>
+        <w:t xml:space="preserve"> choice;</w:t>
+      </w:r>
+    </w:p>
+    <w:p/>
+    <w:p>
+      <w:r>
+        <w:t xml:space="preserve">   </w:t>
+      </w:r>
+    </w:p>
+    <w:p>
+      <w:r>
+        <w:t xml:space="preserve">    </w:t>
+      </w:r>
+      <w:proofErr w:type="gramStart"/>
+      <w:r>
+        <w:t>do{</w:t>
+      </w:r>
+      <w:proofErr w:type="gramEnd"/>
+    </w:p>
+    <w:p>
+      <w:r>
+        <w:t xml:space="preserve">    </w:t>
+      </w:r>
+      <w:proofErr w:type="spellStart"/>
+      <w:proofErr w:type="gramStart"/>
+      <w:r>
+        <w:t>printf</w:t>
+      </w:r>
+      <w:proofErr w:type="spellEnd"/>
+      <w:r>
+        <w:t>(</w:t>
+      </w:r>
+      <w:proofErr w:type="gramEnd"/>
+      <w:r>
+        <w:t>"----Clinic Patient Management System----\n");</w:t>
+      </w:r>
+    </w:p>
+    <w:p>
+      <w:r>
+        <w:t xml:space="preserve">    </w:t>
+      </w:r>
+      <w:proofErr w:type="spellStart"/>
+      <w:proofErr w:type="gramStart"/>
+      <w:r>
+        <w:t>printf</w:t>
+      </w:r>
+      <w:proofErr w:type="spellEnd"/>
+      <w:r>
+        <w:t>(</w:t>
+      </w:r>
+      <w:proofErr w:type="gramEnd"/>
+      <w:r>
+        <w:t>"1.Add a new patient\n");</w:t>
+      </w:r>
+    </w:p>
+    <w:p>
+      <w:r>
+        <w:t xml:space="preserve">    </w:t>
+      </w:r>
+      <w:proofErr w:type="spellStart"/>
+      <w:proofErr w:type="gramStart"/>
+      <w:r>
+        <w:t>printf</w:t>
+      </w:r>
+      <w:proofErr w:type="spellEnd"/>
+      <w:r>
+        <w:t>(</w:t>
+      </w:r>
+      <w:proofErr w:type="gramEnd"/>
+      <w:r>
+        <w:t>"2.View the next patient\n");</w:t>
+      </w:r>
+    </w:p>
+    <w:p>
+      <w:r>
+        <w:t xml:space="preserve">    </w:t>
+      </w:r>
+      <w:proofErr w:type="spellStart"/>
+      <w:proofErr w:type="gramStart"/>
+      <w:r>
+        <w:t>printf</w:t>
+      </w:r>
+      <w:proofErr w:type="spellEnd"/>
+      <w:r>
+        <w:t>(</w:t>
+      </w:r>
+      <w:proofErr w:type="gramEnd"/>
+      <w:r>
+        <w:t>"3.Remove a patient\n");</w:t>
+      </w:r>
+    </w:p>
+    <w:p>
+      <w:r>
+        <w:t xml:space="preserve">    </w:t>
+      </w:r>
+      <w:proofErr w:type="spellStart"/>
+      <w:proofErr w:type="gramStart"/>
+      <w:r>
+        <w:t>printf</w:t>
+      </w:r>
+      <w:proofErr w:type="spellEnd"/>
+      <w:r>
+        <w:t>(</w:t>
+      </w:r>
+      <w:proofErr w:type="gramEnd"/>
+      <w:r>
+        <w:t>"4.View a list of all waiting patients\n");</w:t>
+      </w:r>
+    </w:p>
+    <w:p>
+      <w:r>
+        <w:t xml:space="preserve">    </w:t>
+      </w:r>
+      <w:proofErr w:type="spellStart"/>
+      <w:r>
+        <w:t>printf</w:t>
+      </w:r>
+      <w:proofErr w:type="spellEnd"/>
+      <w:r>
+        <w:t>("</w:t>
+      </w:r>
+      <w:proofErr w:type="gramStart"/>
+      <w:r>
+        <w:t>5.Exit</w:t>
+      </w:r>
+      <w:proofErr w:type="gramEnd"/>
+      <w:r>
+        <w:t>\n");</w:t>
+      </w:r>
+    </w:p>
+    <w:p>
+      <w:r>
+        <w:t xml:space="preserve">    </w:t>
+      </w:r>
+      <w:proofErr w:type="spellStart"/>
+      <w:proofErr w:type="gramStart"/>
+      <w:r>
+        <w:t>printf</w:t>
+      </w:r>
+      <w:proofErr w:type="spellEnd"/>
+      <w:r>
+        <w:t>(</w:t>
+      </w:r>
+      <w:proofErr w:type="gramEnd"/>
+      <w:r>
+        <w:t>"Enter your choice:");</w:t>
+      </w:r>
+    </w:p>
+    <w:p>
+      <w:r>
+        <w:t xml:space="preserve">    </w:t>
+      </w:r>
+      <w:proofErr w:type="spellStart"/>
+      <w:r>
+        <w:t>scanf</w:t>
+      </w:r>
+      <w:proofErr w:type="spellEnd"/>
+      <w:r>
+        <w:t>("%</w:t>
+      </w:r>
+      <w:proofErr w:type="spellStart"/>
+      <w:r>
+        <w:t>d</w:t>
+      </w:r>
+      <w:proofErr w:type="gramStart"/>
+      <w:r>
+        <w:t>",&amp;</w:t>
+      </w:r>
+      <w:proofErr w:type="gramEnd"/>
+      <w:r>
+        <w:t>choice</w:t>
+      </w:r>
+      <w:proofErr w:type="spellEnd"/>
+      <w:r>
+        <w:t>);</w:t>
+      </w:r>
+    </w:p>
+    <w:p>
+      <w:r>
+        <w:t xml:space="preserve">        switch (choice</w:t>
+      </w:r>
+      <w:proofErr w:type="gramStart"/>
+      <w:r>
+        <w:t>){</w:t>
+      </w:r>
+      <w:proofErr w:type="gramEnd"/>
+    </w:p>
+    <w:p>
+      <w:r>
+        <w:t xml:space="preserve">            case 1:</w:t>
+      </w:r>
+    </w:p>
+    <w:p>
+      <w:r>
+        <w:t xml:space="preserve">            </w:t>
+      </w:r>
+      <w:proofErr w:type="spellStart"/>
+      <w:proofErr w:type="gramStart"/>
+      <w:r>
+        <w:t>enqueue</w:t>
+      </w:r>
+      <w:proofErr w:type="spellEnd"/>
+      <w:r>
+        <w:t>(</w:t>
+      </w:r>
+      <w:proofErr w:type="gramEnd"/>
+      <w:r>
+        <w:t>);</w:t>
+      </w:r>
+    </w:p>
+    <w:p>
+      <w:r>
+        <w:t xml:space="preserve">            break;</w:t>
+      </w:r>
+    </w:p>
+    <w:p>
+      <w:r>
+        <w:t xml:space="preserve">            case 2:</w:t>
+      </w:r>
+    </w:p>
+    <w:p>
+      <w:r>
+        <w:t xml:space="preserve">            </w:t>
+      </w:r>
+      <w:proofErr w:type="gramStart"/>
+      <w:r>
+        <w:t>peek(</w:t>
+      </w:r>
+      <w:proofErr w:type="gramEnd"/>
+      <w:r>
+        <w:t>);</w:t>
+      </w:r>
+    </w:p>
+    <w:p>
+      <w:r>
+        <w:t xml:space="preserve">            break;</w:t>
+      </w:r>
+    </w:p>
+    <w:p>
+      <w:r>
+        <w:t xml:space="preserve">            case 3:</w:t>
+      </w:r>
+    </w:p>
+    <w:p>
+      <w:r>
+        <w:lastRenderedPageBreak/>
+        <w:t xml:space="preserve">            </w:t>
+      </w:r>
+      <w:proofErr w:type="spellStart"/>
+      <w:proofErr w:type="gramStart"/>
+      <w:r>
+        <w:t>dequeue</w:t>
+      </w:r>
+      <w:proofErr w:type="spellEnd"/>
+      <w:r>
+        <w:t>(</w:t>
+      </w:r>
+      <w:proofErr w:type="gramEnd"/>
+      <w:r>
+        <w:t>);</w:t>
+      </w:r>
+    </w:p>
+    <w:p>
+      <w:r>
+        <w:t xml:space="preserve">            break;</w:t>
+      </w:r>
+    </w:p>
+    <w:p>
+      <w:r>
+        <w:t xml:space="preserve">            case 4:</w:t>
+      </w:r>
+    </w:p>
+    <w:p>
+      <w:r>
+        <w:t xml:space="preserve">            </w:t>
+      </w:r>
+      <w:proofErr w:type="gramStart"/>
+      <w:r>
+        <w:t>display(</w:t>
+      </w:r>
+      <w:proofErr w:type="gramEnd"/>
+      <w:r>
+        <w:t>);</w:t>
+      </w:r>
+    </w:p>
+    <w:p>
+      <w:r>
+        <w:t xml:space="preserve">            break;</w:t>
+      </w:r>
+    </w:p>
+    <w:p>
+      <w:r>
+        <w:t xml:space="preserve">            case 5:</w:t>
+      </w:r>
+    </w:p>
+    <w:p>
+      <w:r>
+        <w:t xml:space="preserve">            </w:t>
+      </w:r>
+      <w:proofErr w:type="spellStart"/>
+      <w:proofErr w:type="gramStart"/>
+      <w:r>
+        <w:t>printf</w:t>
+      </w:r>
+      <w:proofErr w:type="spellEnd"/>
+      <w:r>
+        <w:t>(</w:t>
+      </w:r>
+      <w:proofErr w:type="gramEnd"/>
+      <w:r>
+        <w:t>"Exiting the program....");</w:t>
+      </w:r>
+    </w:p>
+    <w:p>
+      <w:r>
+        <w:t xml:space="preserve">            break;</w:t>
+      </w:r>
+    </w:p>
+    <w:p>
+      <w:r>
+        <w:t xml:space="preserve">            default:</w:t>
+      </w:r>
+    </w:p>
+    <w:p>
+      <w:r>
+        <w:t xml:space="preserve">            </w:t>
+      </w:r>
+      <w:proofErr w:type="spellStart"/>
+      <w:proofErr w:type="gramStart"/>
+      <w:r>
+        <w:t>printf</w:t>
+      </w:r>
+      <w:proofErr w:type="spellEnd"/>
+      <w:r>
+        <w:t>(</w:t>
+      </w:r>
+      <w:proofErr w:type="gramEnd"/>
+      <w:r>
+        <w:t>"Invalid choice!!");</w:t>
+      </w:r>
+    </w:p>
+    <w:p>
+      <w:r>
+        <w:t xml:space="preserve">            break;</w:t>
+      </w:r>
+    </w:p>
+    <w:p>
+      <w:r>
+        <w:t xml:space="preserve">        }</w:t>
+      </w:r>
+    </w:p>
+    <w:p>
+      <w:r>
+        <w:t xml:space="preserve">        </w:t>
+      </w:r>
+      <w:proofErr w:type="gramStart"/>
+      <w:r>
+        <w:t>}while</w:t>
+      </w:r>
+      <w:proofErr w:type="gramEnd"/>
+      <w:r>
+        <w:t>(choice!=5);</w:t>
+      </w:r>
+    </w:p>
+    <w:p>
+      <w:r>
+        <w:t xml:space="preserve">    </w:t>
+      </w:r>
+    </w:p>
+    <w:p>
+      <w:r>
+        <w:t xml:space="preserve">    return 0;</w:t>
+      </w:r>
+    </w:p>
+    <w:p>
+      <w:r>
+        <w:t>}</w:t>
+      </w:r>
+    </w:p>
+    <w:p>
+      <w:r>
+        <w:rPr>
+          <w:noProof/>
+          <w:lang w:eastAsia="en-IN"/>
+        </w:rPr>
+        <w:lastRenderedPageBreak/>
         <w:drawing>
           <wp:inline distT="0" distB="0" distL="0" distR="0" wp14:anchorId="472BB621" wp14:editId="66116619">
             <wp:extent cx="2781688" cy="5744377"/>
@@ -8878,7 +11237,7 @@
                     <pic:cNvPicPr/>
                   </pic:nvPicPr>
                   <pic:blipFill>
-                    <a:blip r:embed="rId12"/>
+                    <a:blip r:embed="rId15"/>
                     <a:stretch>
                       <a:fillRect/>
                     </a:stretch>
@@ -8922,7 +11281,7 @@
                     <pic:cNvPicPr/>
                   </pic:nvPicPr>
                   <pic:blipFill>
-                    <a:blip r:embed="rId13"/>
+                    <a:blip r:embed="rId16"/>
                     <a:stretch>
                       <a:fillRect/>
                     </a:stretch>
